--- a/templates/docs/Physical Sciences.docx
+++ b/templates/docs/Physical Sciences.docx
@@ -1,15 +1,15 @@
 
 <file path=word/document.xml><?xml version="1.0" encoding="utf-8"?>
-<w:document xmlns:wpc="http://schemas.microsoft.com/office/word/2010/wordprocessingCanvas" xmlns:cx="http://schemas.microsoft.com/office/drawing/2014/chartex" xmlns:cx1="http://schemas.microsoft.com/office/drawing/2015/9/8/chartex" xmlns:cx2="http://schemas.microsoft.com/office/drawing/2015/10/21/chartex" xmlns:cx3="http://schemas.microsoft.com/office/drawing/2016/5/9/chartex" xmlns:cx4="http://schemas.microsoft.com/office/drawing/2016/5/10/chartex" xmlns:cx5="http://schemas.microsoft.com/office/drawing/2016/5/11/chartex" xmlns:cx6="http://schemas.microsoft.com/office/drawing/2016/5/12/chartex" xmlns:cx7="http://schemas.microsoft.com/office/drawing/2016/5/13/chartex" xmlns:cx8="http://schemas.microsoft.com/office/drawing/2016/5/14/chartex" xmlns:mc="http://schemas.openxmlformats.org/markup-compatibility/2006" xmlns:aink="http://schemas.microsoft.com/office/drawing/2016/ink" xmlns:am3d="http://schemas.microsoft.com/office/drawing/2017/model3d" xmlns:o="urn:schemas-microsoft-com:office:office" xmlns:oel="http://schemas.microsoft.com/office/2019/extlst" xmlns:r="http://schemas.openxmlformats.org/officeDocument/2006/relationships" xmlns:m="http://schemas.openxmlformats.org/officeDocument/2006/math" xmlns:v="urn:schemas-microsoft-com:vml" xmlns:wp14="http://schemas.microsoft.com/office/word/2010/wordprocessingDrawing" xmlns:wp="http://schemas.openxmlformats.org/drawingml/2006/wordprocessingDrawing" xmlns:w10="urn:schemas-microsoft-com:office:word" xmlns:w="http://schemas.openxmlformats.org/wordprocessingml/2006/main" xmlns:w14="http://schemas.microsoft.com/office/word/2010/wordml" xmlns:w15="http://schemas.microsoft.com/office/word/2012/wordml" xmlns:w16cex="http://schemas.microsoft.com/office/word/2018/wordml/cex" xmlns:w16cid="http://schemas.microsoft.com/office/word/2016/wordml/cid" xmlns:w16="http://schemas.microsoft.com/office/word/2018/wordml" xmlns:w16du="http://schemas.microsoft.com/office/word/2023/wordml/word16du" xmlns:w16sdtdh="http://schemas.microsoft.com/office/word/2020/wordml/sdtdatahash" xmlns:w16sdtfl="http://schemas.microsoft.com/office/word/2024/wordml/sdtformatlock" xmlns:w16se="http://schemas.microsoft.com/office/word/2015/wordml/symex" xmlns:wpg="http://schemas.microsoft.com/office/word/2010/wordprocessingGroup" xmlns:wpi="http://schemas.microsoft.com/office/word/2010/wordprocessingInk" xmlns:wne="http://schemas.microsoft.com/office/word/2006/wordml" xmlns:wps="http://schemas.microsoft.com/office/word/2010/wordprocessingShape" mc:Ignorable="w14 w15 w16se w16cid w16 w16cex w16sdtdh w16sdtfl w16du wp14">
+<w:document xmlns:o="urn:schemas-microsoft-com:office:office" xmlns:r="http://schemas.openxmlformats.org/officeDocument/2006/relationships" xmlns:v="urn:schemas-microsoft-com:vml" xmlns:w="http://schemas.openxmlformats.org/wordprocessingml/2006/main" xmlns:w10="urn:schemas-microsoft-com:office:word" xmlns:wp="http://schemas.openxmlformats.org/drawingml/2006/wordprocessingDrawing" xmlns:pic="http://schemas.openxmlformats.org/drawingml/2006/picture" xmlns:wps="http://schemas.microsoft.com/office/word/2010/wordprocessingShape" xmlns:wpg="http://schemas.microsoft.com/office/word/2010/wordprocessingGroup" xmlns:mc="http://schemas.openxmlformats.org/markup-compatibility/2006" xmlns:wp14="http://schemas.microsoft.com/office/word/2010/wordprocessingDrawing" xmlns:w14="http://schemas.microsoft.com/office/word/2010/wordml" xmlns:w15="http://schemas.microsoft.com/office/word/2012/wordml" mc:Ignorable="w14 wp14 w15">
   <w:body>
     <w:p>
       <w:pPr>
-        <w:spacing w:before="162" w:line="199" w:lineRule="exact"/>
-        <w:ind w:right="420" w:firstLine="1"/>
-        <w:jc w:val="right"/>
-        <w:rPr>
-          <w:rFonts w:ascii="Arial" w:eastAsia="Arial" w:hAnsi="Arial" w:cs="Arial"/>
-          <w:noProof/>
+        <w:pStyle w:val="Normal"/>
+        <w:spacing w:lineRule="exact" w:line="199" w:before="162" w:after="0"/>
+        <w:ind w:firstLine="1" w:end="420"/>
+        <w:jc w:val="end"/>
+        <w:rPr>
+          <w:rFonts w:ascii="Arial" w:hAnsi="Arial" w:eastAsia="Arial" w:cs="Arial"/>
           <w:color w:val="000000"/>
           <w:spacing w:val="-1"/>
           <w:sz w:val="20"/>
@@ -20,8 +20,7 @@
       <w:bookmarkEnd w:id="0"/>
       <w:r>
         <w:rPr>
-          <w:rFonts w:ascii="Arial" w:eastAsia="Arial" w:hAnsi="Arial" w:cs="Arial"/>
-          <w:noProof/>
+          <w:rFonts w:eastAsia="Arial" w:cs="Arial" w:ascii="Arial" w:hAnsi="Arial"/>
           <w:color w:val="000000"/>
           <w:spacing w:val="-1"/>
           <w:sz w:val="20"/>
@@ -32,14 +31,15 @@
     </w:p>
     <w:p>
       <w:pPr>
+        <w:pStyle w:val="Normal"/>
         <w:tabs>
-          <w:tab w:val="left" w:pos="1157"/>
+          <w:tab w:val="clear" w:pos="720"/>
+          <w:tab w:val="left" w:pos="1157" w:leader="none"/>
         </w:tabs>
-        <w:spacing w:before="235" w:line="240" w:lineRule="exact"/>
-        <w:ind w:left="437" w:firstLine="1"/>
-        <w:rPr>
-          <w:rFonts w:ascii="Arial" w:eastAsia="Arial" w:hAnsi="Arial" w:cs="Arial"/>
-          <w:noProof/>
+        <w:spacing w:lineRule="exact" w:line="240" w:before="235" w:after="0"/>
+        <w:ind w:firstLine="1" w:start="437"/>
+        <w:rPr>
+          <w:rFonts w:ascii="Arial" w:hAnsi="Arial" w:eastAsia="Arial" w:cs="Arial"/>
           <w:color w:val="000000"/>
           <w:spacing w:val="-4"/>
           <w:sz w:val="24"/>
@@ -48,40 +48,143 @@
       </w:pPr>
       <w:r>
         <w:rPr>
-          <w:rFonts w:ascii="Arial" w:eastAsia="Arial" w:hAnsi="Arial" w:cs="Arial"/>
-          <w:noProof/>
+          <w:rFonts w:eastAsia="Arial" w:cs="Arial" w:ascii="Arial" w:hAnsi="Arial"/>
           <w:color w:val="000000"/>
           <w:spacing w:val="1"/>
           <w:sz w:val="24"/>
           <w:szCs w:val="24"/>
         </w:rPr>
         <w:t>2.</w:t>
-      </w:r>
-      <w:r>
-        <w:rPr>
-          <w:rFonts w:ascii="Arial" w:eastAsia="Arial" w:hAnsi="Arial" w:cs="Arial"/>
-          <w:noProof/>
+        <w:tab/>
+      </w:r>
+      <w:r>
+        <w:rPr>
+          <w:rFonts w:eastAsia="Arial" w:cs="Arial" w:ascii="Arial" w:hAnsi="Arial"/>
+          <w:color w:val="000000"/>
+          <w:sz w:val="24"/>
+          <w:szCs w:val="24"/>
+        </w:rPr>
+        <w:t>APPENDIX</w:t>
+      </w:r>
+      <w:r>
+        <w:rPr>
+          <w:rFonts w:eastAsia="Arial" w:cs="Arial" w:ascii="Arial" w:hAnsi="Arial"/>
+          <w:color w:val="000000"/>
+          <w:spacing w:val="-2"/>
+          <w:sz w:val="24"/>
+          <w:szCs w:val="24"/>
+        </w:rPr>
+        <w:t xml:space="preserve"> </w:t>
+      </w:r>
+      <w:r>
+        <w:rPr>
+          <w:rFonts w:eastAsia="Arial" w:cs="Arial" w:ascii="Arial" w:hAnsi="Arial"/>
+          <w:color w:val="000000"/>
+          <w:sz w:val="24"/>
+          <w:szCs w:val="24"/>
+        </w:rPr>
+        <w:t>B:</w:t>
+      </w:r>
+      <w:r>
+        <w:rPr>
+          <w:rFonts w:eastAsia="Arial" w:cs="Arial" w:ascii="Arial" w:hAnsi="Arial"/>
+          <w:color w:val="000000"/>
+          <w:spacing w:val="2"/>
+          <w:sz w:val="24"/>
+          <w:szCs w:val="24"/>
+        </w:rPr>
+        <w:t xml:space="preserve"> </w:t>
+      </w:r>
+      <w:r>
+        <w:rPr>
+          <w:rFonts w:eastAsia="Arial" w:cs="Arial" w:ascii="Arial" w:hAnsi="Arial"/>
+          <w:color w:val="000000"/>
+          <w:spacing w:val="-1"/>
+          <w:sz w:val="24"/>
+          <w:szCs w:val="24"/>
+        </w:rPr>
+        <w:t>SBA</w:t>
+      </w:r>
+      <w:r>
+        <w:rPr>
+          <w:rFonts w:eastAsia="Arial" w:cs="Arial" w:ascii="Arial" w:hAnsi="Arial"/>
+          <w:color w:val="000000"/>
+          <w:sz w:val="24"/>
+          <w:szCs w:val="24"/>
+        </w:rPr>
+        <w:t xml:space="preserve"> </w:t>
+      </w:r>
+      <w:r>
+        <w:rPr>
+          <w:rFonts w:eastAsia="Arial" w:cs="Arial" w:ascii="Arial" w:hAnsi="Arial"/>
+          <w:color w:val="000000"/>
+          <w:spacing w:val="-1"/>
+          <w:sz w:val="24"/>
+          <w:szCs w:val="24"/>
+        </w:rPr>
+        <w:t xml:space="preserve">COVER </w:t>
+      </w:r>
+      <w:r>
+        <w:rPr>
+          <w:rFonts w:eastAsia="Arial" w:cs="Arial" w:ascii="Arial" w:hAnsi="Arial"/>
+          <w:color w:val="000000"/>
+          <w:sz w:val="24"/>
+          <w:szCs w:val="24"/>
+        </w:rPr>
+        <w:t>SHEET</w:t>
+      </w:r>
+      <w:r>
+        <w:rPr>
+          <w:rFonts w:eastAsia="Arial" w:cs="Arial" w:ascii="Arial" w:hAnsi="Arial"/>
+          <w:color w:val="000000"/>
+          <w:spacing w:val="-3"/>
+          <w:sz w:val="24"/>
+          <w:szCs w:val="24"/>
+        </w:rPr>
+        <w:t xml:space="preserve"> </w:t>
+      </w:r>
+      <w:r>
+        <w:rPr>
+          <w:rFonts w:eastAsia="Arial" w:cs="Arial" w:ascii="Arial" w:hAnsi="Arial"/>
           <w:color w:val="000000"/>
           <w:spacing w:val="1"/>
           <w:sz w:val="24"/>
           <w:szCs w:val="24"/>
         </w:rPr>
-        <w:tab/>
-      </w:r>
-      <w:r>
-        <w:rPr>
-          <w:rFonts w:ascii="Arial" w:eastAsia="Arial" w:hAnsi="Arial" w:cs="Arial"/>
-          <w:noProof/>
-          <w:color w:val="000000"/>
+        <w:t>AND</w:t>
+      </w:r>
+      <w:r>
+        <w:rPr>
+          <w:rFonts w:eastAsia="Arial" w:cs="Arial" w:ascii="Arial" w:hAnsi="Arial"/>
+          <w:color w:val="000000"/>
+          <w:spacing w:val="2"/>
           <w:sz w:val="24"/>
           <w:szCs w:val="24"/>
         </w:rPr>
-        <w:t>APPENDIX</w:t>
-      </w:r>
-      <w:r>
-        <w:rPr>
-          <w:rFonts w:ascii="Arial" w:eastAsia="Arial" w:hAnsi="Arial" w:cs="Arial"/>
-          <w:noProof/>
+        <w:t xml:space="preserve"> </w:t>
+      </w:r>
+      <w:r>
+        <w:rPr>
+          <w:rFonts w:eastAsia="Arial" w:cs="Arial" w:ascii="Arial" w:hAnsi="Arial"/>
+          <w:color w:val="000000"/>
+          <w:sz w:val="24"/>
+          <w:szCs w:val="24"/>
+        </w:rPr>
+        <w:t>DECLARATION</w:t>
+      </w:r>
+      <w:r>
+        <w:rPr>
+          <w:rFonts w:eastAsia="Arial" w:cs="Arial" w:ascii="Arial" w:hAnsi="Arial"/>
+          <w:color w:val="000000"/>
+          <w:spacing w:val="-1"/>
+          <w:sz w:val="24"/>
+          <w:szCs w:val="24"/>
+        </w:rPr>
+        <w:t xml:space="preserve"> OF</w:t>
+      </w:r>
+      <w:r>
+        <w:rPr>
+          <w:rFonts w:eastAsia="Arial" w:cs="Arial" w:ascii="Arial" w:hAnsi="Arial"/>
           <w:color w:val="000000"/>
           <w:spacing w:val="-2"/>
           <w:sz w:val="24"/>
@@ -91,153 +194,14 @@
       </w:r>
       <w:r>
         <w:rPr>
-          <w:rFonts w:ascii="Arial" w:eastAsia="Arial" w:hAnsi="Arial" w:cs="Arial"/>
-          <w:noProof/>
-          <w:color w:val="000000"/>
-          <w:sz w:val="24"/>
-          <w:szCs w:val="24"/>
-        </w:rPr>
-        <w:t>B:</w:t>
-      </w:r>
-      <w:r>
-        <w:rPr>
-          <w:rFonts w:ascii="Arial" w:eastAsia="Arial" w:hAnsi="Arial" w:cs="Arial"/>
-          <w:noProof/>
-          <w:color w:val="000000"/>
-          <w:spacing w:val="2"/>
-          <w:sz w:val="24"/>
-          <w:szCs w:val="24"/>
-        </w:rPr>
-        <w:t xml:space="preserve"> </w:t>
-      </w:r>
-      <w:r>
-        <w:rPr>
-          <w:rFonts w:ascii="Arial" w:eastAsia="Arial" w:hAnsi="Arial" w:cs="Arial"/>
-          <w:noProof/>
+          <w:rFonts w:eastAsia="Arial" w:cs="Arial" w:ascii="Arial" w:hAnsi="Arial"/>
           <w:color w:val="000000"/>
           <w:spacing w:val="-1"/>
           <w:sz w:val="24"/>
           <w:szCs w:val="24"/>
         </w:rPr>
-        <w:t>SBA</w:t>
-      </w:r>
-      <w:r>
-        <w:rPr>
-          <w:rFonts w:ascii="Arial" w:eastAsia="Arial" w:hAnsi="Arial" w:cs="Arial"/>
-          <w:noProof/>
-          <w:color w:val="000000"/>
-          <w:sz w:val="24"/>
-          <w:szCs w:val="24"/>
-        </w:rPr>
-        <w:t xml:space="preserve"> </w:t>
-      </w:r>
-      <w:r>
-        <w:rPr>
-          <w:rFonts w:ascii="Arial" w:eastAsia="Arial" w:hAnsi="Arial" w:cs="Arial"/>
-          <w:noProof/>
-          <w:color w:val="000000"/>
-          <w:spacing w:val="-1"/>
-          <w:sz w:val="24"/>
-          <w:szCs w:val="24"/>
-        </w:rPr>
-        <w:t xml:space="preserve">COVER </w:t>
-      </w:r>
-      <w:r>
-        <w:rPr>
-          <w:rFonts w:ascii="Arial" w:eastAsia="Arial" w:hAnsi="Arial" w:cs="Arial"/>
-          <w:noProof/>
-          <w:color w:val="000000"/>
-          <w:sz w:val="24"/>
-          <w:szCs w:val="24"/>
-        </w:rPr>
-        <w:t>SHEET</w:t>
-      </w:r>
-      <w:r>
-        <w:rPr>
-          <w:rFonts w:ascii="Arial" w:eastAsia="Arial" w:hAnsi="Arial" w:cs="Arial"/>
-          <w:noProof/>
-          <w:color w:val="000000"/>
-          <w:spacing w:val="-3"/>
-          <w:sz w:val="24"/>
-          <w:szCs w:val="24"/>
-        </w:rPr>
-        <w:t xml:space="preserve"> </w:t>
-      </w:r>
-      <w:r>
-        <w:rPr>
-          <w:rFonts w:ascii="Arial" w:eastAsia="Arial" w:hAnsi="Arial" w:cs="Arial"/>
-          <w:noProof/>
-          <w:color w:val="000000"/>
-          <w:spacing w:val="1"/>
-          <w:sz w:val="24"/>
-          <w:szCs w:val="24"/>
-        </w:rPr>
-        <w:t>AND</w:t>
-      </w:r>
-      <w:r>
-        <w:rPr>
-          <w:rFonts w:ascii="Arial" w:eastAsia="Arial" w:hAnsi="Arial" w:cs="Arial"/>
-          <w:noProof/>
-          <w:color w:val="000000"/>
-          <w:spacing w:val="2"/>
-          <w:sz w:val="24"/>
-          <w:szCs w:val="24"/>
-        </w:rPr>
-        <w:t xml:space="preserve"> </w:t>
-      </w:r>
-      <w:r>
-        <w:rPr>
-          <w:rFonts w:ascii="Arial" w:eastAsia="Arial" w:hAnsi="Arial" w:cs="Arial"/>
-          <w:noProof/>
-          <w:color w:val="000000"/>
-          <w:sz w:val="24"/>
-          <w:szCs w:val="24"/>
-        </w:rPr>
-        <w:t>DECLARATION</w:t>
-      </w:r>
-      <w:r>
-        <w:rPr>
-          <w:rFonts w:ascii="Arial" w:eastAsia="Arial" w:hAnsi="Arial" w:cs="Arial"/>
-          <w:noProof/>
-          <w:color w:val="000000"/>
-          <w:spacing w:val="-1"/>
-          <w:sz w:val="24"/>
-          <w:szCs w:val="24"/>
-        </w:rPr>
-        <w:t xml:space="preserve"> OF</w:t>
-      </w:r>
-      <w:r>
-        <w:rPr>
-          <w:rFonts w:ascii="Arial" w:eastAsia="Arial" w:hAnsi="Arial" w:cs="Arial"/>
-          <w:noProof/>
-          <w:color w:val="000000"/>
-          <w:spacing w:val="-2"/>
-          <w:sz w:val="24"/>
-          <w:szCs w:val="24"/>
-        </w:rPr>
-        <w:t xml:space="preserve"> </w:t>
-      </w:r>
-      <w:r>
-        <w:rPr>
-          <w:rFonts w:ascii="Arial" w:eastAsia="Arial" w:hAnsi="Arial" w:cs="Arial"/>
-          <w:noProof/>
-          <w:color w:val="000000"/>
-          <w:spacing w:val="-1"/>
-          <w:sz w:val="24"/>
-          <w:szCs w:val="24"/>
-        </w:rPr>
-        <w:t>AUTHENTICITY</w:t>
-      </w:r>
-      <w:r>
-        <w:rPr>
-          <w:rFonts w:ascii="Times New Roman" w:eastAsia="Times New Roman" w:hAnsi="Times New Roman" w:cs="Times New Roman"/>
-          <w:noProof/>
-          <w:color w:val="000000"/>
-          <w:sz w:val="24"/>
-          <w:szCs w:val="24"/>
-        </w:rPr>
         <w:drawing>
-          <wp:anchor distT="0" distB="0" distL="114300" distR="114300" simplePos="0" relativeHeight="251659776" behindDoc="0" locked="0" layoutInCell="1" allowOverlap="1" wp14:anchorId="20B9E7CD" wp14:editId="523512B6">
+          <wp:anchor distT="0" distB="0" distL="0" distR="0" simplePos="0" relativeHeight="4" behindDoc="0" locked="0" layoutInCell="0" allowOverlap="1">
             <wp:simplePos x="0" y="0"/>
             <wp:positionH relativeFrom="page">
               <wp:posOffset>736600</wp:posOffset>
@@ -248,7 +212,7 @@
             <wp:extent cx="1231900" cy="838200"/>
             <wp:effectExtent l="0" t="0" r="0" b="0"/>
             <wp:wrapNone/>
-            <wp:docPr id="6" name="Picture 1"/>
+            <wp:docPr id="1" name="Picture 1"/>
             <wp:cNvGraphicFramePr>
               <a:graphicFrameLocks xmlns:a="http://schemas.openxmlformats.org/drawingml/2006/main" noChangeAspect="1"/>
             </wp:cNvGraphicFramePr>
@@ -256,20 +220,13 @@
               <a:graphicData uri="http://schemas.openxmlformats.org/drawingml/2006/picture">
                 <pic:pic xmlns:pic="http://schemas.openxmlformats.org/drawingml/2006/picture">
                   <pic:nvPicPr>
-                    <pic:cNvPr id="0" name="Picture 6"/>
+                    <pic:cNvPr id="1" name="Picture 1"/>
                     <pic:cNvPicPr>
                       <a:picLocks noChangeAspect="1" noChangeArrowheads="1"/>
                     </pic:cNvPicPr>
                   </pic:nvPicPr>
                   <pic:blipFill>
-                    <a:blip r:embed="rId4">
-                      <a:extLst>
-                        <a:ext uri="{28A0092B-C50C-407E-A947-70E740481C1C}">
-                          <a14:useLocalDpi xmlns:a14="http://schemas.microsoft.com/office/drawing/2010/main" val="0"/>
-                        </a:ext>
-                      </a:extLst>
-                    </a:blip>
-                    <a:srcRect/>
+                    <a:blip r:embed="rId2"/>
                     <a:stretch>
                       <a:fillRect/>
                     </a:stretch>
@@ -287,26 +244,30 @@
                 </pic:pic>
               </a:graphicData>
             </a:graphic>
-            <wp14:sizeRelH relativeFrom="page">
-              <wp14:pctWidth>0</wp14:pctWidth>
-            </wp14:sizeRelH>
-            <wp14:sizeRelV relativeFrom="page">
-              <wp14:pctHeight>0</wp14:pctHeight>
-            </wp14:sizeRelV>
           </wp:anchor>
         </w:drawing>
+      </w:r>
+      <w:r>
+        <w:rPr>
+          <w:rFonts w:eastAsia="Arial" w:cs="Arial" w:ascii="Arial" w:hAnsi="Arial"/>
+          <w:color w:val="000000"/>
+          <w:spacing w:val="-1"/>
+          <w:sz w:val="24"/>
+          <w:szCs w:val="24"/>
+        </w:rPr>
+        <w:t>AUTHENTICITY</w:t>
       </w:r>
     </w:p>
     <w:p>
       <w:pPr>
-        <w:spacing w:before="272" w:line="415" w:lineRule="exact"/>
-        <w:ind w:left="3229" w:right="1004" w:firstLine="1"/>
+        <w:pStyle w:val="Normal"/>
+        <w:spacing w:lineRule="exact" w:line="415" w:before="272" w:after="0"/>
+        <w:ind w:firstLine="1" w:start="3229" w:end="1004"/>
         <w:jc w:val="center"/>
         <w:rPr>
-          <w:rFonts w:ascii="Arial" w:eastAsia="Arial" w:hAnsi="Arial" w:cs="Arial"/>
+          <w:rFonts w:ascii="Arial" w:hAnsi="Arial" w:eastAsia="Arial" w:cs="Arial"/>
           <w:b/>
           <w:bCs/>
-          <w:noProof/>
           <w:color w:val="000000"/>
           <w:spacing w:val="1"/>
           <w:sz w:val="24"/>
@@ -315,10 +276,9 @@
       </w:pPr>
       <w:r>
         <w:rPr>
-          <w:rFonts w:ascii="Arial" w:eastAsia="Arial" w:hAnsi="Arial" w:cs="Arial"/>
+          <w:rFonts w:eastAsia="Arial" w:cs="Arial" w:ascii="Arial" w:hAnsi="Arial"/>
           <w:b/>
           <w:bCs/>
-          <w:noProof/>
           <w:color w:val="000000"/>
           <w:spacing w:val="1"/>
           <w:sz w:val="24"/>
@@ -328,10 +288,9 @@
       </w:r>
       <w:r>
         <w:rPr>
-          <w:rFonts w:ascii="Arial" w:eastAsia="Arial" w:hAnsi="Arial" w:cs="Arial"/>
+          <w:rFonts w:eastAsia="Arial" w:cs="Arial" w:ascii="Arial" w:hAnsi="Arial"/>
           <w:b/>
           <w:bCs/>
-          <w:noProof/>
           <w:color w:val="000000"/>
           <w:spacing w:val="8"/>
           <w:sz w:val="24"/>
@@ -341,10 +300,9 @@
       </w:r>
       <w:r>
         <w:rPr>
-          <w:rFonts w:ascii="Arial" w:eastAsia="Arial" w:hAnsi="Arial" w:cs="Arial"/>
+          <w:rFonts w:eastAsia="Arial" w:cs="Arial" w:ascii="Arial" w:hAnsi="Arial"/>
           <w:b/>
           <w:bCs/>
-          <w:noProof/>
           <w:color w:val="000000"/>
           <w:spacing w:val="2"/>
           <w:sz w:val="24"/>
@@ -354,10 +312,9 @@
       </w:r>
       <w:r>
         <w:rPr>
-          <w:rFonts w:ascii="Arial" w:eastAsia="Arial" w:hAnsi="Arial" w:cs="Arial"/>
+          <w:rFonts w:eastAsia="Arial" w:cs="Arial" w:ascii="Arial" w:hAnsi="Arial"/>
           <w:b/>
           <w:bCs/>
-          <w:noProof/>
           <w:color w:val="000000"/>
           <w:spacing w:val="7"/>
           <w:sz w:val="24"/>
@@ -367,10 +324,9 @@
       </w:r>
       <w:r>
         <w:rPr>
-          <w:rFonts w:ascii="Arial" w:eastAsia="Arial" w:hAnsi="Arial" w:cs="Arial"/>
+          <w:rFonts w:eastAsia="Arial" w:cs="Arial" w:ascii="Arial" w:hAnsi="Arial"/>
           <w:b/>
           <w:bCs/>
-          <w:noProof/>
           <w:color w:val="000000"/>
           <w:spacing w:val="1"/>
           <w:sz w:val="24"/>
@@ -380,10 +336,9 @@
       </w:r>
       <w:r>
         <w:rPr>
-          <w:rFonts w:ascii="Arial" w:eastAsia="Arial" w:hAnsi="Arial" w:cs="Arial"/>
+          <w:rFonts w:eastAsia="Arial" w:cs="Arial" w:ascii="Arial" w:hAnsi="Arial"/>
           <w:b/>
           <w:bCs/>
-          <w:noProof/>
           <w:color w:val="000000"/>
           <w:spacing w:val="10"/>
           <w:sz w:val="24"/>
@@ -393,10 +348,9 @@
       </w:r>
       <w:r>
         <w:rPr>
-          <w:rFonts w:ascii="Arial" w:eastAsia="Arial" w:hAnsi="Arial" w:cs="Arial"/>
+          <w:rFonts w:eastAsia="Arial" w:cs="Arial" w:ascii="Arial" w:hAnsi="Arial"/>
           <w:b/>
           <w:bCs/>
-          <w:noProof/>
           <w:color w:val="000000"/>
           <w:spacing w:val="1"/>
           <w:sz w:val="24"/>
@@ -406,10 +360,9 @@
       </w:r>
       <w:r>
         <w:rPr>
-          <w:rFonts w:ascii="Arial" w:eastAsia="Arial" w:hAnsi="Arial" w:cs="Arial"/>
+          <w:rFonts w:eastAsia="Arial" w:cs="Arial" w:ascii="Arial" w:hAnsi="Arial"/>
           <w:b/>
           <w:bCs/>
-          <w:noProof/>
           <w:color w:val="000000"/>
           <w:sz w:val="24"/>
           <w:szCs w:val="24"/>
@@ -418,10 +371,9 @@
       </w:r>
       <w:r>
         <w:rPr>
-          <w:rFonts w:ascii="Arial" w:eastAsia="Arial" w:hAnsi="Arial" w:cs="Arial"/>
+          <w:rFonts w:eastAsia="Arial" w:cs="Arial" w:ascii="Arial" w:hAnsi="Arial"/>
           <w:b/>
           <w:bCs/>
-          <w:noProof/>
           <w:color w:val="000000"/>
           <w:spacing w:val="-1"/>
           <w:sz w:val="24"/>
@@ -431,10 +383,9 @@
       </w:r>
       <w:r>
         <w:rPr>
-          <w:rFonts w:ascii="Arial" w:eastAsia="Arial" w:hAnsi="Arial" w:cs="Arial"/>
+          <w:rFonts w:eastAsia="Arial" w:cs="Arial" w:ascii="Arial" w:hAnsi="Arial"/>
           <w:b/>
           <w:bCs/>
-          <w:noProof/>
           <w:color w:val="000000"/>
           <w:sz w:val="24"/>
           <w:szCs w:val="24"/>
@@ -443,10 +394,9 @@
       </w:r>
       <w:r>
         <w:rPr>
-          <w:rFonts w:ascii="Arial" w:eastAsia="Arial" w:hAnsi="Arial" w:cs="Arial"/>
+          <w:rFonts w:eastAsia="Arial" w:cs="Arial" w:ascii="Arial" w:hAnsi="Arial"/>
           <w:b/>
           <w:bCs/>
-          <w:noProof/>
           <w:color w:val="000000"/>
           <w:spacing w:val="-1"/>
           <w:sz w:val="24"/>
@@ -456,10 +406,9 @@
       </w:r>
       <w:r>
         <w:rPr>
-          <w:rFonts w:ascii="Arial" w:eastAsia="Arial" w:hAnsi="Arial" w:cs="Arial"/>
+          <w:rFonts w:eastAsia="Arial" w:cs="Arial" w:ascii="Arial" w:hAnsi="Arial"/>
           <w:b/>
           <w:bCs/>
-          <w:noProof/>
           <w:color w:val="000000"/>
           <w:sz w:val="24"/>
           <w:szCs w:val="24"/>
@@ -468,10 +417,9 @@
       </w:r>
       <w:r>
         <w:rPr>
-          <w:rFonts w:ascii="Arial" w:eastAsia="Arial" w:hAnsi="Arial" w:cs="Arial"/>
+          <w:rFonts w:eastAsia="Arial" w:cs="Arial" w:ascii="Arial" w:hAnsi="Arial"/>
           <w:b/>
           <w:bCs/>
-          <w:noProof/>
           <w:color w:val="000000"/>
           <w:spacing w:val="-1"/>
           <w:sz w:val="24"/>
@@ -481,10 +429,9 @@
       </w:r>
       <w:r>
         <w:rPr>
-          <w:rFonts w:ascii="Arial" w:eastAsia="Arial" w:hAnsi="Arial" w:cs="Arial"/>
+          <w:rFonts w:eastAsia="Arial" w:cs="Arial" w:ascii="Arial" w:hAnsi="Arial"/>
           <w:b/>
           <w:bCs/>
-          <w:noProof/>
           <w:color w:val="000000"/>
           <w:spacing w:val="1"/>
           <w:sz w:val="24"/>
@@ -494,10 +441,9 @@
       </w:r>
       <w:r>
         <w:rPr>
-          <w:rFonts w:ascii="Arial" w:eastAsia="Arial" w:hAnsi="Arial" w:cs="Arial"/>
+          <w:rFonts w:eastAsia="Arial" w:cs="Arial" w:ascii="Arial" w:hAnsi="Arial"/>
           <w:b/>
           <w:bCs/>
-          <w:noProof/>
           <w:color w:val="000000"/>
           <w:spacing w:val="12"/>
           <w:sz w:val="24"/>
@@ -507,10 +453,9 @@
       </w:r>
       <w:r>
         <w:rPr>
-          <w:rFonts w:ascii="Arial" w:eastAsia="Arial" w:hAnsi="Arial" w:cs="Arial"/>
+          <w:rFonts w:eastAsia="Arial" w:cs="Arial" w:ascii="Arial" w:hAnsi="Arial"/>
           <w:b/>
           <w:bCs/>
-          <w:noProof/>
           <w:color w:val="000000"/>
           <w:spacing w:val="6"/>
           <w:sz w:val="24"/>
@@ -520,10 +465,9 @@
       </w:r>
       <w:r>
         <w:rPr>
-          <w:rFonts w:ascii="Arial" w:eastAsia="Arial" w:hAnsi="Arial" w:cs="Arial"/>
+          <w:rFonts w:eastAsia="Arial" w:cs="Arial" w:ascii="Arial" w:hAnsi="Arial"/>
           <w:b/>
           <w:bCs/>
-          <w:noProof/>
           <w:color w:val="000000"/>
           <w:spacing w:val="12"/>
           <w:sz w:val="24"/>
@@ -533,10 +477,9 @@
       </w:r>
       <w:r>
         <w:rPr>
-          <w:rFonts w:ascii="Arial" w:eastAsia="Arial" w:hAnsi="Arial" w:cs="Arial"/>
+          <w:rFonts w:eastAsia="Arial" w:cs="Arial" w:ascii="Arial" w:hAnsi="Arial"/>
           <w:b/>
           <w:bCs/>
-          <w:noProof/>
           <w:color w:val="000000"/>
           <w:spacing w:val="1"/>
           <w:sz w:val="24"/>
@@ -547,57 +490,77 @@
     </w:p>
     <w:p>
       <w:pPr>
-        <w:spacing w:line="278" w:lineRule="exact"/>
-        <w:ind w:left="436" w:firstLine="1"/>
-        <w:rPr>
-          <w:rFonts w:ascii="Arial" w:eastAsia="Arial" w:hAnsi="Arial" w:cs="Arial"/>
+        <w:pStyle w:val="Normal"/>
+        <w:spacing w:lineRule="exact" w:line="278"/>
+        <w:ind w:firstLine="1" w:start="436"/>
+        <w:rPr>
+          <w:rFonts w:ascii="Arial" w:hAnsi="Arial" w:eastAsia="Arial" w:cs="Arial"/>
           <w:b/>
           <w:bCs/>
-          <w:noProof/>
           <w:color w:val="000000"/>
           <w:spacing w:val="-1"/>
           <w:sz w:val="24"/>
           <w:szCs w:val="24"/>
         </w:rPr>
       </w:pPr>
+      <w:r>
+        <w:rPr>
+          <w:rFonts w:eastAsia="Arial" w:cs="Arial" w:ascii="Arial" w:hAnsi="Arial"/>
+          <w:b/>
+          <w:bCs/>
+          <w:color w:val="000000"/>
+          <w:spacing w:val="-1"/>
+          <w:sz w:val="24"/>
+          <w:szCs w:val="24"/>
+        </w:rPr>
+      </w:r>
     </w:p>
     <w:tbl>
       <w:tblPr>
         <w:tblStyle w:val="TableGrid"/>
-        <w:tblW w:w="0" w:type="auto"/>
+        <w:tblW w:w="9922" w:type="dxa"/>
+        <w:jc w:val="start"/>
         <w:tblInd w:w="534" w:type="dxa"/>
-        <w:tblLook w:val="04A0" w:firstRow="1" w:lastRow="0" w:firstColumn="1" w:lastColumn="0" w:noHBand="0" w:noVBand="1"/>
+        <w:tblLayout w:type="fixed"/>
+        <w:tblCellMar>
+          <w:top w:w="0" w:type="dxa"/>
+          <w:start w:w="108" w:type="dxa"/>
+          <w:bottom w:w="0" w:type="dxa"/>
+          <w:end w:w="108" w:type="dxa"/>
+        </w:tblCellMar>
+        <w:tblLook w:val="04a0" w:firstRow="1" w:noVBand="1" w:lastRow="0" w:firstColumn="1" w:lastColumn="0" w:noHBand="0"/>
       </w:tblPr>
       <w:tblGrid>
         <w:gridCol w:w="2033"/>
         <w:gridCol w:w="1731"/>
         <w:gridCol w:w="1145"/>
-        <w:gridCol w:w="2649"/>
-        <w:gridCol w:w="2364"/>
+        <w:gridCol w:w="2648"/>
+        <w:gridCol w:w="2365"/>
       </w:tblGrid>
       <w:tr>
         <w:trPr>
-          <w:trHeight w:val="431"/>
+          <w:trHeight w:val="431" w:hRule="atLeast"/>
         </w:trPr>
         <w:tc>
           <w:tcPr>
-            <w:tcW w:w="941" w:type="dxa"/>
-            <w:tcBorders>
-              <w:top w:val="single" w:sz="8" w:space="0" w:color="auto"/>
-              <w:left w:val="single" w:sz="8" w:space="0" w:color="auto"/>
-              <w:bottom w:val="single" w:sz="8" w:space="0" w:color="auto"/>
-              <w:right w:val="single" w:sz="8" w:space="0" w:color="auto"/>
-            </w:tcBorders>
-            <w:vAlign w:val="center"/>
-          </w:tcPr>
-          <w:p>
-            <w:pPr>
-              <w:spacing w:line="278" w:lineRule="exact"/>
-              <w:ind w:right="-1290"/>
+            <w:tcW w:w="2033" w:type="dxa"/>
+            <w:tcBorders>
+              <w:top w:val="single" w:sz="8" w:space="0" w:color="000000"/>
+              <w:start w:val="single" w:sz="8" w:space="0" w:color="000000"/>
+              <w:bottom w:val="single" w:sz="8" w:space="0" w:color="000000"/>
+              <w:end w:val="single" w:sz="8" w:space="0" w:color="000000"/>
+            </w:tcBorders>
+            <w:vAlign w:val="center"/>
+          </w:tcPr>
+          <w:p>
+            <w:pPr>
+              <w:pStyle w:val="Normal"/>
+              <w:widowControl w:val="false"/>
+              <w:spacing w:lineRule="exact" w:line="278" w:before="0" w:after="0"/>
+              <w:ind w:end="-1290"/>
               <w:jc w:val="center"/>
               <w:rPr>
-                <w:rFonts w:ascii="Arial" w:eastAsia="Arial" w:hAnsi="Arial" w:cs="Arial"/>
-                <w:noProof/>
+                <w:rFonts w:ascii="Arial" w:hAnsi="Arial" w:eastAsia="Arial" w:cs="Arial"/>
                 <w:color w:val="000000"/>
                 <w:spacing w:val="-1"/>
                 <w:sz w:val="24"/>
@@ -606,37 +569,110 @@
             </w:pPr>
             <w:r>
               <w:rPr>
-                <w:rFonts w:ascii="Arial" w:eastAsia="Arial" w:hAnsi="Arial" w:cs="Arial"/>
-                <w:noProof/>
+                <w:rFonts w:eastAsia="Arial" w:cs="Arial" w:ascii="Arial" w:hAnsi="Arial"/>
+                <w:color w:val="000000"/>
+                <w:spacing w:val="-1"/>
+                <w:kern w:val="0"/>
+                <w:sz w:val="24"/>
+                <w:szCs w:val="24"/>
+                <w:lang w:val="en-US" w:eastAsia="en-US" w:bidi="ar-SA"/>
+              </w:rPr>
+              <w:t>{CENTER_NUM}</w:t>
+            </w:r>
+          </w:p>
+        </w:tc>
+        <w:tc>
+          <w:tcPr>
+            <w:tcW w:w="1731" w:type="dxa"/>
+            <w:tcBorders>
+              <w:top w:val="nil"/>
+              <w:start w:val="single" w:sz="8" w:space="0" w:color="000000"/>
+              <w:bottom w:val="nil"/>
+              <w:end w:val="nil"/>
+            </w:tcBorders>
+            <w:vAlign w:val="center"/>
+          </w:tcPr>
+          <w:p>
+            <w:pPr>
+              <w:pStyle w:val="Normal"/>
+              <w:widowControl w:val="false"/>
+              <w:spacing w:lineRule="exact" w:line="278" w:before="0" w:after="0"/>
+              <w:jc w:val="center"/>
+              <w:rPr>
+                <w:rFonts w:ascii="Arial" w:hAnsi="Arial" w:eastAsia="Arial" w:cs="Arial"/>
+                <w:b/>
+                <w:bCs/>
                 <w:color w:val="000000"/>
                 <w:spacing w:val="-1"/>
                 <w:sz w:val="24"/>
                 <w:szCs w:val="24"/>
               </w:rPr>
-              <w:t>{CENTER_NUM}</w:t>
-            </w:r>
-          </w:p>
-        </w:tc>
-        <w:tc>
-          <w:tcPr>
-            <w:tcW w:w="1894" w:type="dxa"/>
+            </w:pPr>
+            <w:r>
+              <w:rPr>
+                <w:rFonts w:eastAsia="Arial" w:cs="Arial" w:ascii="Arial" w:hAnsi="Arial"/>
+                <w:b/>
+                <w:bCs/>
+                <w:color w:val="000000"/>
+                <w:spacing w:val="-4"/>
+                <w:kern w:val="0"/>
+                <w:sz w:val="24"/>
+                <w:szCs w:val="24"/>
+                <w:lang w:val="en-US" w:eastAsia="en-US" w:bidi="ar-SA"/>
+              </w:rPr>
+              <w:t xml:space="preserve">CENTRE  </w:t>
+            </w:r>
+            <w:r>
+              <w:rPr>
+                <w:rFonts w:eastAsia="Arial" w:cs="Arial" w:ascii="Arial" w:hAnsi="Arial"/>
+                <w:b/>
+                <w:bCs/>
+                <w:color w:val="000000"/>
+                <w:spacing w:val="-24"/>
+                <w:kern w:val="0"/>
+                <w:sz w:val="24"/>
+                <w:szCs w:val="24"/>
+                <w:lang w:val="en-US" w:eastAsia="en-US" w:bidi="ar-SA"/>
+              </w:rPr>
+              <w:t xml:space="preserve"> </w:t>
+            </w:r>
+            <w:r>
+              <w:rPr>
+                <w:rFonts w:eastAsia="Arial" w:cs="Arial" w:ascii="Arial" w:hAnsi="Arial"/>
+                <w:b/>
+                <w:bCs/>
+                <w:color w:val="000000"/>
+                <w:spacing w:val="-9"/>
+                <w:kern w:val="0"/>
+                <w:sz w:val="24"/>
+                <w:szCs w:val="24"/>
+                <w:lang w:val="en-US" w:eastAsia="en-US" w:bidi="ar-SA"/>
+              </w:rPr>
+              <w:t>NO.</w:t>
+            </w:r>
+          </w:p>
+        </w:tc>
+        <w:tc>
+          <w:tcPr>
+            <w:tcW w:w="1145" w:type="dxa"/>
             <w:tcBorders>
               <w:top w:val="nil"/>
-              <w:left w:val="single" w:sz="8" w:space="0" w:color="auto"/>
+              <w:start w:val="nil"/>
               <w:bottom w:val="nil"/>
-              <w:right w:val="nil"/>
-            </w:tcBorders>
-            <w:vAlign w:val="center"/>
-          </w:tcPr>
-          <w:p>
-            <w:pPr>
-              <w:spacing w:line="278" w:lineRule="exact"/>
-              <w:jc w:val="center"/>
-              <w:rPr>
-                <w:rFonts w:ascii="Arial" w:eastAsia="Arial" w:hAnsi="Arial" w:cs="Arial"/>
-                <w:b/>
-                <w:bCs/>
-                <w:noProof/>
+              <w:end w:val="single" w:sz="8" w:space="0" w:color="000000"/>
+            </w:tcBorders>
+            <w:vAlign w:val="center"/>
+          </w:tcPr>
+          <w:p>
+            <w:pPr>
+              <w:pStyle w:val="Normal"/>
+              <w:widowControl w:val="false"/>
+              <w:spacing w:lineRule="exact" w:line="278" w:before="0" w:after="0"/>
+              <w:jc w:val="end"/>
+              <w:rPr>
+                <w:rFonts w:ascii="Arial" w:hAnsi="Arial" w:eastAsia="Arial" w:cs="Arial"/>
+                <w:b/>
+                <w:bCs/>
                 <w:color w:val="000000"/>
                 <w:spacing w:val="-1"/>
                 <w:sz w:val="24"/>
@@ -645,91 +681,80 @@
             </w:pPr>
             <w:r>
               <w:rPr>
-                <w:rFonts w:ascii="Arial" w:eastAsia="Arial" w:hAnsi="Arial" w:cs="Arial"/>
-                <w:b/>
-                <w:bCs/>
-                <w:noProof/>
-                <w:color w:val="000000"/>
-                <w:spacing w:val="-4"/>
+                <w:rFonts w:eastAsia="Arial" w:cs="Arial" w:ascii="Arial" w:hAnsi="Arial"/>
+                <w:b/>
+                <w:bCs/>
+                <w:color w:val="000000"/>
+                <w:spacing w:val="-1"/>
+                <w:kern w:val="0"/>
                 <w:sz w:val="24"/>
                 <w:szCs w:val="24"/>
-              </w:rPr>
-              <w:t xml:space="preserve">CENTRE  </w:t>
-            </w:r>
-            <w:r>
-              <w:rPr>
-                <w:rFonts w:ascii="Arial" w:eastAsia="Arial" w:hAnsi="Arial" w:cs="Arial"/>
-                <w:b/>
-                <w:bCs/>
-                <w:noProof/>
-                <w:color w:val="000000"/>
-                <w:spacing w:val="-24"/>
-                <w:sz w:val="24"/>
-                <w:szCs w:val="24"/>
-              </w:rPr>
-              <w:t xml:space="preserve"> </w:t>
-            </w:r>
-            <w:r>
-              <w:rPr>
-                <w:rFonts w:ascii="Arial" w:eastAsia="Arial" w:hAnsi="Arial" w:cs="Arial"/>
-                <w:b/>
-                <w:bCs/>
-                <w:noProof/>
-                <w:color w:val="000000"/>
-                <w:spacing w:val="-9"/>
-                <w:sz w:val="24"/>
-                <w:szCs w:val="24"/>
-              </w:rPr>
-              <w:t>NO.</w:t>
-            </w:r>
-          </w:p>
-        </w:tc>
-        <w:tc>
-          <w:tcPr>
-            <w:tcW w:w="1417" w:type="dxa"/>
-            <w:tcBorders>
-              <w:top w:val="nil"/>
-              <w:left w:val="nil"/>
-              <w:bottom w:val="nil"/>
-              <w:right w:val="single" w:sz="8" w:space="0" w:color="auto"/>
-            </w:tcBorders>
-            <w:vAlign w:val="center"/>
-          </w:tcPr>
-          <w:p>
-            <w:pPr>
-              <w:spacing w:line="278" w:lineRule="exact"/>
-              <w:jc w:val="right"/>
-              <w:rPr>
-                <w:rFonts w:ascii="Arial" w:eastAsia="Arial" w:hAnsi="Arial" w:cs="Arial"/>
-                <w:b/>
-                <w:bCs/>
-                <w:noProof/>
+                <w:lang w:val="en-US" w:eastAsia="en-US" w:bidi="ar-SA"/>
+              </w:rPr>
+            </w:r>
+          </w:p>
+        </w:tc>
+        <w:tc>
+          <w:tcPr>
+            <w:tcW w:w="2648" w:type="dxa"/>
+            <w:tcBorders>
+              <w:top w:val="single" w:sz="8" w:space="0" w:color="000000"/>
+              <w:start w:val="single" w:sz="8" w:space="0" w:color="000000"/>
+              <w:bottom w:val="single" w:sz="8" w:space="0" w:color="000000"/>
+              <w:end w:val="single" w:sz="8" w:space="0" w:color="000000"/>
+            </w:tcBorders>
+            <w:vAlign w:val="center"/>
+          </w:tcPr>
+          <w:p>
+            <w:pPr>
+              <w:pStyle w:val="Normal"/>
+              <w:widowControl w:val="false"/>
+              <w:spacing w:lineRule="exact" w:line="278" w:before="0" w:after="0"/>
+              <w:jc w:val="center"/>
+              <w:rPr>
+                <w:rFonts w:ascii="Arial" w:hAnsi="Arial" w:eastAsia="Arial" w:cs="Arial"/>
                 <w:color w:val="000000"/>
                 <w:spacing w:val="-1"/>
                 <w:sz w:val="24"/>
                 <w:szCs w:val="24"/>
               </w:rPr>
             </w:pPr>
-          </w:p>
-        </w:tc>
-        <w:tc>
-          <w:tcPr>
-            <w:tcW w:w="2920" w:type="dxa"/>
-            <w:tcBorders>
-              <w:top w:val="single" w:sz="8" w:space="0" w:color="auto"/>
-              <w:left w:val="single" w:sz="8" w:space="0" w:color="auto"/>
-              <w:bottom w:val="single" w:sz="8" w:space="0" w:color="auto"/>
-              <w:right w:val="single" w:sz="8" w:space="0" w:color="auto"/>
-            </w:tcBorders>
-            <w:vAlign w:val="center"/>
-          </w:tcPr>
-          <w:p>
-            <w:pPr>
-              <w:spacing w:line="278" w:lineRule="exact"/>
-              <w:jc w:val="center"/>
-              <w:rPr>
-                <w:rFonts w:ascii="Arial" w:eastAsia="Arial" w:hAnsi="Arial" w:cs="Arial"/>
-                <w:noProof/>
+            <w:r>
+              <w:rPr>
+                <w:rFonts w:eastAsia="Arial" w:cs="Arial" w:ascii="Arial" w:hAnsi="Arial"/>
+                <w:color w:val="000000"/>
+                <w:spacing w:val="-1"/>
+                <w:kern w:val="0"/>
+                <w:sz w:val="24"/>
+                <w:szCs w:val="24"/>
+                <w:lang w:val="en-US" w:eastAsia="en-US" w:bidi="ar-SA"/>
+              </w:rPr>
+              <w:t>{EXAM_NUM}</w:t>
+            </w:r>
+          </w:p>
+        </w:tc>
+        <w:tc>
+          <w:tcPr>
+            <w:tcW w:w="2365" w:type="dxa"/>
+            <w:tcBorders>
+              <w:top w:val="nil"/>
+              <w:start w:val="single" w:sz="8" w:space="0" w:color="000000"/>
+              <w:bottom w:val="nil"/>
+              <w:end w:val="nil"/>
+            </w:tcBorders>
+            <w:vAlign w:val="center"/>
+          </w:tcPr>
+          <w:p>
+            <w:pPr>
+              <w:pStyle w:val="Normal"/>
+              <w:widowControl w:val="false"/>
+              <w:spacing w:lineRule="exact" w:line="278" w:before="0" w:after="0"/>
+              <w:ind w:end="-107"/>
+              <w:jc w:val="end"/>
+              <w:rPr>
+                <w:rFonts w:ascii="Arial" w:hAnsi="Arial" w:eastAsia="Arial" w:cs="Arial"/>
+                <w:b/>
+                <w:bCs/>
                 <w:color w:val="000000"/>
                 <w:spacing w:val="-1"/>
                 <w:sz w:val="24"/>
@@ -738,80 +763,43 @@
             </w:pPr>
             <w:r>
               <w:rPr>
-                <w:rFonts w:ascii="Arial" w:eastAsia="Arial" w:hAnsi="Arial" w:cs="Arial"/>
-                <w:noProof/>
-                <w:color w:val="000000"/>
-                <w:spacing w:val="-1"/>
+                <w:rFonts w:eastAsia="Arial" w:cs="Arial" w:ascii="Arial" w:hAnsi="Arial"/>
+                <w:b/>
+                <w:bCs/>
+                <w:color w:val="000000"/>
+                <w:spacing w:val="-2"/>
+                <w:kern w:val="0"/>
                 <w:sz w:val="24"/>
                 <w:szCs w:val="24"/>
-              </w:rPr>
-              <w:t>{EXAM_NUM}</w:t>
-            </w:r>
-          </w:p>
-        </w:tc>
-        <w:tc>
-          <w:tcPr>
-            <w:tcW w:w="2523" w:type="dxa"/>
-            <w:tcBorders>
-              <w:top w:val="nil"/>
-              <w:left w:val="single" w:sz="8" w:space="0" w:color="auto"/>
-              <w:bottom w:val="nil"/>
-              <w:right w:val="nil"/>
-            </w:tcBorders>
-            <w:vAlign w:val="center"/>
-          </w:tcPr>
-          <w:p>
-            <w:pPr>
-              <w:spacing w:line="278" w:lineRule="exact"/>
-              <w:ind w:right="-107"/>
-              <w:jc w:val="right"/>
-              <w:rPr>
-                <w:rFonts w:ascii="Arial" w:eastAsia="Arial" w:hAnsi="Arial" w:cs="Arial"/>
-                <w:b/>
-                <w:bCs/>
-                <w:noProof/>
-                <w:color w:val="000000"/>
-                <w:spacing w:val="-1"/>
+                <w:lang w:val="en-US" w:eastAsia="en-US" w:bidi="ar-SA"/>
+              </w:rPr>
+              <w:t xml:space="preserve">CANDIDATE'S  </w:t>
+            </w:r>
+            <w:r>
+              <w:rPr>
+                <w:rFonts w:eastAsia="Arial" w:cs="Arial" w:ascii="Arial" w:hAnsi="Arial"/>
+                <w:b/>
+                <w:bCs/>
+                <w:color w:val="000000"/>
+                <w:spacing w:val="-23"/>
+                <w:kern w:val="0"/>
                 <w:sz w:val="24"/>
                 <w:szCs w:val="24"/>
-              </w:rPr>
-            </w:pPr>
-            <w:r>
-              <w:rPr>
-                <w:rFonts w:ascii="Arial" w:eastAsia="Arial" w:hAnsi="Arial" w:cs="Arial"/>
-                <w:b/>
-                <w:bCs/>
-                <w:noProof/>
-                <w:color w:val="000000"/>
-                <w:spacing w:val="-2"/>
+                <w:lang w:val="en-US" w:eastAsia="en-US" w:bidi="ar-SA"/>
+              </w:rPr>
+              <w:t xml:space="preserve"> </w:t>
+            </w:r>
+            <w:r>
+              <w:rPr>
+                <w:rFonts w:eastAsia="Arial" w:cs="Arial" w:ascii="Arial" w:hAnsi="Arial"/>
+                <w:b/>
+                <w:bCs/>
+                <w:color w:val="000000"/>
+                <w:spacing w:val="-6"/>
+                <w:kern w:val="0"/>
                 <w:sz w:val="24"/>
                 <w:szCs w:val="24"/>
-              </w:rPr>
-              <w:t xml:space="preserve">CANDIDATE'S  </w:t>
-            </w:r>
-            <w:r>
-              <w:rPr>
-                <w:rFonts w:ascii="Arial" w:eastAsia="Arial" w:hAnsi="Arial" w:cs="Arial"/>
-                <w:b/>
-                <w:bCs/>
-                <w:noProof/>
-                <w:color w:val="000000"/>
-                <w:spacing w:val="-23"/>
-                <w:sz w:val="24"/>
-                <w:szCs w:val="24"/>
-              </w:rPr>
-              <w:t xml:space="preserve"> </w:t>
-            </w:r>
-            <w:r>
-              <w:rPr>
-                <w:rFonts w:ascii="Arial" w:eastAsia="Arial" w:hAnsi="Arial" w:cs="Arial"/>
-                <w:b/>
-                <w:bCs/>
-                <w:noProof/>
-                <w:color w:val="000000"/>
-                <w:spacing w:val="-6"/>
-                <w:sz w:val="24"/>
-                <w:szCs w:val="24"/>
+                <w:lang w:val="en-US" w:eastAsia="en-US" w:bidi="ar-SA"/>
               </w:rPr>
               <w:t>NO.</w:t>
             </w:r>
@@ -821,13 +809,13 @@
     </w:tbl>
     <w:p>
       <w:pPr>
-        <w:spacing w:line="278" w:lineRule="exact"/>
-        <w:ind w:left="436"/>
-        <w:rPr>
-          <w:rFonts w:ascii="Arial" w:eastAsia="Arial" w:hAnsi="Arial" w:cs="Arial"/>
+        <w:pStyle w:val="Normal"/>
+        <w:spacing w:lineRule="exact" w:line="278"/>
+        <w:ind w:start="436"/>
+        <w:rPr>
+          <w:rFonts w:ascii="Arial" w:hAnsi="Arial" w:eastAsia="Arial" w:cs="Arial"/>
           <w:b/>
           <w:bCs/>
-          <w:noProof/>
           <w:color w:val="000000"/>
           <w:spacing w:val="-3"/>
           <w:sz w:val="24"/>
@@ -836,77 +824,49 @@
       </w:pPr>
       <w:r>
         <w:rPr>
-          <w:rFonts w:ascii="Times New Roman" w:eastAsia="Times New Roman" w:hAnsi="Times New Roman" w:cs="Times New Roman"/>
-          <w:noProof/>
-          <w:color w:val="000000"/>
+          <w:rFonts w:eastAsia="Arial" w:cs="Arial" w:ascii="Arial" w:hAnsi="Arial"/>
+          <w:b/>
+          <w:bCs/>
+          <w:color w:val="000000"/>
+          <w:spacing w:val="-3"/>
           <w:sz w:val="24"/>
           <w:szCs w:val="24"/>
         </w:rPr>
         <mc:AlternateContent>
           <mc:Choice Requires="wps">
             <w:drawing>
-              <wp:anchor distT="0" distB="0" distL="114300" distR="114300" simplePos="0" relativeHeight="251655680" behindDoc="0" locked="0" layoutInCell="1" allowOverlap="1" wp14:anchorId="16FE5860" wp14:editId="0FDE583B">
+              <wp:anchor distT="9525" distB="12700" distL="9525" distR="12700" simplePos="0" relativeHeight="2" behindDoc="0" locked="0" layoutInCell="1" allowOverlap="1" wp14:anchorId="16FE5860">
                 <wp:simplePos x="0" y="0"/>
                 <wp:positionH relativeFrom="column">
                   <wp:posOffset>0</wp:posOffset>
                 </wp:positionH>
                 <wp:positionV relativeFrom="paragraph">
-                  <wp:posOffset>0</wp:posOffset>
+                  <wp:posOffset>635</wp:posOffset>
                 </wp:positionV>
                 <wp:extent cx="635000" cy="635000"/>
-                <wp:effectExtent l="9525" t="9525" r="12700" b="12700"/>
+                <wp:effectExtent l="5080" t="5080" r="5715" b="5715"/>
                 <wp:wrapNone/>
-                <wp:docPr id="1502668113" name="Shape 1179" hidden="1"/>
-                <wp:cNvGraphicFramePr>
-                  <a:graphicFrameLocks xmlns:a="http://schemas.openxmlformats.org/drawingml/2006/main" noSelect="1"/>
-                </wp:cNvGraphicFramePr>
+                <wp:docPr id="2" name="Shape 1179" hidden="1"/>
                 <a:graphic xmlns:a="http://schemas.openxmlformats.org/drawingml/2006/main">
                   <a:graphicData uri="http://schemas.microsoft.com/office/word/2010/wordprocessingShape">
                     <wps:wsp>
-                      <wps:cNvSpPr>
-                        <a:spLocks noSelect="1" noChangeArrowheads="1"/>
-                      </wps:cNvSpPr>
-                      <wps:spPr bwMode="auto">
+                      <wps:cNvSpPr/>
+                      <wps:spPr>
                         <a:xfrm>
                           <a:off x="0" y="0"/>
-                          <a:ext cx="635000" cy="635000"/>
+                          <a:ext cx="635040" cy="635040"/>
                         </a:xfrm>
                         <a:custGeom>
                           <a:avLst/>
                           <a:gdLst>
-                            <a:gd name="T0" fmla="+- 0 1175 1175"/>
-                            <a:gd name="T1" fmla="*/ T0 w 900"/>
-                            <a:gd name="T2" fmla="+- 0 3892 3502"/>
-                            <a:gd name="T3" fmla="*/ 3892 h 390"/>
-                            <a:gd name="T4" fmla="+- 0 2075 1175"/>
-                            <a:gd name="T5" fmla="*/ T4 w 900"/>
-                            <a:gd name="T6" fmla="+- 0 3892 3502"/>
-                            <a:gd name="T7" fmla="*/ 3892 h 390"/>
-                            <a:gd name="T8" fmla="+- 0 2075 1175"/>
-                            <a:gd name="T9" fmla="*/ T8 w 900"/>
-                            <a:gd name="T10" fmla="+- 0 3502 3502"/>
-                            <a:gd name="T11" fmla="*/ 3502 h 390"/>
-                            <a:gd name="T12" fmla="+- 0 1175 1175"/>
-                            <a:gd name="T13" fmla="*/ T12 w 900"/>
-                            <a:gd name="T14" fmla="+- 0 3502 3502"/>
-                            <a:gd name="T15" fmla="*/ 3502 h 390"/>
+                            <a:gd name="textAreaLeft" fmla="*/ 0 w 360000"/>
+                            <a:gd name="textAreaRight" fmla="*/ 360360 w 360000"/>
+                            <a:gd name="textAreaTop" fmla="*/ 0 h 360000"/>
+                            <a:gd name="textAreaBottom" fmla="*/ 360360 h 360000"/>
                           </a:gdLst>
                           <a:ahLst/>
-                          <a:cxnLst>
-                            <a:cxn ang="0">
-                              <a:pos x="T1" y="T3"/>
-                            </a:cxn>
-                            <a:cxn ang="0">
-                              <a:pos x="T5" y="T7"/>
-                            </a:cxn>
-                            <a:cxn ang="0">
-                              <a:pos x="T9" y="T11"/>
-                            </a:cxn>
-                            <a:cxn ang="0">
-                              <a:pos x="T13" y="T15"/>
-                            </a:cxn>
-                          </a:cxnLst>
-                          <a:rect l="0" t="0" r="r" b="b"/>
+                          <a:cxnLst/>
+                          <a:rect l="textAreaLeft" t="textAreaTop" r="textAreaRight" b="textAreaBottom"/>
                           <a:pathLst>
                             <a:path w="900" h="390">
                               <a:moveTo>
@@ -932,110 +892,61 @@
                           <a:solidFill>
                             <a:srgbClr val="000000"/>
                           </a:solidFill>
-                          <a:miter lim="800000"/>
-                          <a:headEnd/>
-                          <a:tailEnd/>
+                          <a:miter/>
                         </a:ln>
                       </wps:spPr>
-                      <wps:bodyPr rot="0" vert="horz" wrap="square" lIns="91440" tIns="45720" rIns="91440" bIns="45720" anchor="t" anchorCtr="0" upright="1">
-                        <a:noAutofit/>
-                      </wps:bodyPr>
+                      <wps:style>
+                        <a:lnRef idx="0"/>
+                        <a:fillRef idx="0"/>
+                        <a:effectRef idx="0"/>
+                        <a:fontRef idx="minor"/>
+                      </wps:style>
+                      <wps:bodyPr/>
                     </wps:wsp>
                   </a:graphicData>
                 </a:graphic>
-                <wp14:sizeRelH relativeFrom="page">
-                  <wp14:pctWidth>0</wp14:pctWidth>
-                </wp14:sizeRelH>
-                <wp14:sizeRelV relativeFrom="page">
-                  <wp14:pctHeight>0</wp14:pctHeight>
-                </wp14:sizeRelV>
               </wp:anchor>
             </w:drawing>
           </mc:Choice>
           <mc:Fallback>
-            <w:pict>
-              <v:shape w14:anchorId="278539D7" id="Shape 1179" o:spid="_x0000_s1026" style="position:absolute;margin-left:0;margin-top:0;width:50pt;height:50pt;z-index:251655680;visibility:hidden;mso-wrap-style:square;mso-width-percent:0;mso-height-percent:0;mso-wrap-distance-left:9pt;mso-wrap-distance-top:0;mso-wrap-distance-right:9pt;mso-wrap-distance-bottom:0;mso-position-horizontal:absolute;mso-position-horizontal-relative:text;mso-position-vertical:absolute;mso-position-vertical-relative:text;mso-width-percent:0;mso-height-percent:0;mso-width-relative:page;mso-height-relative:page;v-text-anchor:top" coordsize="900,390" o:gfxdata="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" path="m,390r900,l900,,,,,390xe">
-                <v:stroke joinstyle="miter"/>
-                <v:path o:connecttype="custom" o:connectlocs="0,6336974;635000,6336974;635000,5701974;0,5701974" o:connectangles="0,0,0,0"/>
-                <o:lock v:ext="edit" selection="t"/>
-              </v:shape>
-            </w:pict>
+            <w:pict/>
           </mc:Fallback>
         </mc:AlternateContent>
-      </w:r>
-      <w:r>
-        <w:rPr>
-          <w:rFonts w:ascii="Times New Roman" w:eastAsia="Times New Roman" w:hAnsi="Times New Roman" w:cs="Times New Roman"/>
-          <w:noProof/>
-          <w:color w:val="000000"/>
-          <w:sz w:val="24"/>
-          <w:szCs w:val="24"/>
-        </w:rPr>
         <mc:AlternateContent>
           <mc:Choice Requires="wps">
             <w:drawing>
-              <wp:anchor distT="0" distB="0" distL="114300" distR="114300" simplePos="0" relativeHeight="251656704" behindDoc="0" locked="0" layoutInCell="1" allowOverlap="1" wp14:anchorId="773F1496" wp14:editId="4B8B23DB">
+              <wp:anchor distT="9525" distB="12700" distL="9525" distR="12700" simplePos="0" relativeHeight="3" behindDoc="0" locked="0" layoutInCell="1" allowOverlap="1" wp14:anchorId="773F1496">
                 <wp:simplePos x="0" y="0"/>
                 <wp:positionH relativeFrom="column">
                   <wp:posOffset>0</wp:posOffset>
                 </wp:positionH>
                 <wp:positionV relativeFrom="paragraph">
-                  <wp:posOffset>0</wp:posOffset>
+                  <wp:posOffset>635</wp:posOffset>
                 </wp:positionV>
                 <wp:extent cx="635000" cy="635000"/>
-                <wp:effectExtent l="9525" t="9525" r="12700" b="12700"/>
+                <wp:effectExtent l="5080" t="5080" r="5715" b="5715"/>
                 <wp:wrapNone/>
-                <wp:docPr id="1665407360" name="Shape 1180" hidden="1"/>
-                <wp:cNvGraphicFramePr>
-                  <a:graphicFrameLocks xmlns:a="http://schemas.openxmlformats.org/drawingml/2006/main" noSelect="1"/>
-                </wp:cNvGraphicFramePr>
+                <wp:docPr id="3" name="Shape 1180" hidden="1"/>
                 <a:graphic xmlns:a="http://schemas.openxmlformats.org/drawingml/2006/main">
                   <a:graphicData uri="http://schemas.microsoft.com/office/word/2010/wordprocessingShape">
                     <wps:wsp>
-                      <wps:cNvSpPr>
-                        <a:spLocks noSelect="1" noChangeArrowheads="1"/>
-                      </wps:cNvSpPr>
-                      <wps:spPr bwMode="auto">
+                      <wps:cNvSpPr/>
+                      <wps:spPr>
                         <a:xfrm>
                           <a:off x="0" y="0"/>
-                          <a:ext cx="635000" cy="635000"/>
+                          <a:ext cx="635040" cy="635040"/>
                         </a:xfrm>
                         <a:custGeom>
                           <a:avLst/>
                           <a:gdLst>
-                            <a:gd name="T0" fmla="+- 0 5380 5380"/>
-                            <a:gd name="T1" fmla="*/ T0 w 2880"/>
-                            <a:gd name="T2" fmla="+- 0 3876 3486"/>
-                            <a:gd name="T3" fmla="*/ 3876 h 390"/>
-                            <a:gd name="T4" fmla="+- 0 8260 5380"/>
-                            <a:gd name="T5" fmla="*/ T4 w 2880"/>
-                            <a:gd name="T6" fmla="+- 0 3876 3486"/>
-                            <a:gd name="T7" fmla="*/ 3876 h 390"/>
-                            <a:gd name="T8" fmla="+- 0 8260 5380"/>
-                            <a:gd name="T9" fmla="*/ T8 w 2880"/>
-                            <a:gd name="T10" fmla="+- 0 3486 3486"/>
-                            <a:gd name="T11" fmla="*/ 3486 h 390"/>
-                            <a:gd name="T12" fmla="+- 0 5380 5380"/>
-                            <a:gd name="T13" fmla="*/ T12 w 2880"/>
-                            <a:gd name="T14" fmla="+- 0 3486 3486"/>
-                            <a:gd name="T15" fmla="*/ 3486 h 390"/>
+                            <a:gd name="textAreaLeft" fmla="*/ 0 w 360000"/>
+                            <a:gd name="textAreaRight" fmla="*/ 360360 w 360000"/>
+                            <a:gd name="textAreaTop" fmla="*/ 0 h 360000"/>
+                            <a:gd name="textAreaBottom" fmla="*/ 360360 h 360000"/>
                           </a:gdLst>
                           <a:ahLst/>
-                          <a:cxnLst>
-                            <a:cxn ang="0">
-                              <a:pos x="T1" y="T3"/>
-                            </a:cxn>
-                            <a:cxn ang="0">
-                              <a:pos x="T5" y="T7"/>
-                            </a:cxn>
-                            <a:cxn ang="0">
-                              <a:pos x="T9" y="T11"/>
-                            </a:cxn>
-                            <a:cxn ang="0">
-                              <a:pos x="T13" y="T15"/>
-                            </a:cxn>
-                          </a:cxnLst>
-                          <a:rect l="0" t="0" r="r" b="b"/>
+                          <a:cxnLst/>
+                          <a:rect l="textAreaLeft" t="textAreaTop" r="textAreaRight" b="textAreaBottom"/>
                           <a:pathLst>
                             <a:path w="2880" h="390">
                               <a:moveTo>
@@ -1061,34 +972,24 @@
                           <a:solidFill>
                             <a:srgbClr val="000000"/>
                           </a:solidFill>
-                          <a:miter lim="800000"/>
-                          <a:headEnd/>
-                          <a:tailEnd/>
+                          <a:miter/>
                         </a:ln>
                       </wps:spPr>
-                      <wps:bodyPr rot="0" vert="horz" wrap="square" lIns="91440" tIns="45720" rIns="91440" bIns="45720" anchor="t" anchorCtr="0" upright="1">
-                        <a:noAutofit/>
-                      </wps:bodyPr>
+                      <wps:style>
+                        <a:lnRef idx="0"/>
+                        <a:fillRef idx="0"/>
+                        <a:effectRef idx="0"/>
+                        <a:fontRef idx="minor"/>
+                      </wps:style>
+                      <wps:bodyPr/>
                     </wps:wsp>
                   </a:graphicData>
                 </a:graphic>
-                <wp14:sizeRelH relativeFrom="page">
-                  <wp14:pctWidth>0</wp14:pctWidth>
-                </wp14:sizeRelH>
-                <wp14:sizeRelV relativeFrom="page">
-                  <wp14:pctHeight>0</wp14:pctHeight>
-                </wp14:sizeRelV>
               </wp:anchor>
             </w:drawing>
           </mc:Choice>
           <mc:Fallback>
-            <w:pict>
-              <v:shape w14:anchorId="648EADB7" id="Shape 1180" o:spid="_x0000_s1026" style="position:absolute;margin-left:0;margin-top:0;width:50pt;height:50pt;z-index:251656704;visibility:hidden;mso-wrap-style:square;mso-width-percent:0;mso-height-percent:0;mso-wrap-distance-left:9pt;mso-wrap-distance-top:0;mso-wrap-distance-right:9pt;mso-wrap-distance-bottom:0;mso-position-horizontal:absolute;mso-position-horizontal-relative:text;mso-position-vertical:absolute;mso-position-vertical-relative:text;mso-width-percent:0;mso-height-percent:0;mso-width-relative:page;mso-height-relative:page;v-text-anchor:top" coordsize="2880,390" o:gfxdata="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" path="m,390r2880,l2880,,,,,390xe">
-                <v:stroke joinstyle="miter"/>
-                <v:path o:connecttype="custom" o:connectlocs="0,6310923;635000,6310923;635000,5675923;0,5675923" o:connectangles="0,0,0,0"/>
-                <o:lock v:ext="edit" selection="t"/>
-              </v:shape>
-            </w:pict>
+            <w:pict/>
           </mc:Fallback>
         </mc:AlternateContent>
       </w:r>
@@ -1096,41 +997,50 @@
     <w:tbl>
       <w:tblPr>
         <w:tblStyle w:val="TableGrid"/>
-        <w:tblW w:w="0" w:type="auto"/>
+        <w:tblW w:w="9638" w:type="dxa"/>
+        <w:jc w:val="start"/>
         <w:tblInd w:w="534" w:type="dxa"/>
-        <w:tblBorders>
-          <w:top w:val="none" w:sz="0" w:space="0" w:color="auto"/>
-          <w:left w:val="none" w:sz="0" w:space="0" w:color="auto"/>
-          <w:bottom w:val="single" w:sz="8" w:space="0" w:color="000000"/>
-          <w:right w:val="none" w:sz="0" w:space="0" w:color="auto"/>
-          <w:insideH w:val="none" w:sz="0" w:space="0" w:color="auto"/>
-          <w:insideV w:val="none" w:sz="0" w:space="0" w:color="auto"/>
-        </w:tblBorders>
-        <w:tblLook w:val="04A0" w:firstRow="1" w:lastRow="0" w:firstColumn="1" w:lastColumn="0" w:noHBand="0" w:noVBand="1"/>
+        <w:tblLayout w:type="fixed"/>
+        <w:tblCellMar>
+          <w:top w:w="0" w:type="dxa"/>
+          <w:start w:w="108" w:type="dxa"/>
+          <w:bottom w:w="0" w:type="dxa"/>
+          <w:end w:w="108" w:type="dxa"/>
+        </w:tblCellMar>
+        <w:tblLook w:val="04a0" w:firstRow="1" w:noVBand="1" w:lastRow="0" w:firstColumn="1" w:lastColumn="0" w:noHBand="0"/>
       </w:tblPr>
       <w:tblGrid>
-        <w:gridCol w:w="2835"/>
-        <w:gridCol w:w="6803"/>
+        <w:gridCol w:w="2834"/>
+        <w:gridCol w:w="6804"/>
       </w:tblGrid>
       <w:tr>
-        <w:tc>
-          <w:tcPr>
-            <w:tcW w:w="2835" w:type="dxa"/>
-            <w:tcBorders>
+        <w:trPr/>
+        <w:tc>
+          <w:tcPr>
+            <w:tcW w:w="2834" w:type="dxa"/>
+            <w:tcBorders>
+              <w:top w:val="nil"/>
+              <w:start w:val="nil"/>
               <w:bottom w:val="nil"/>
+              <w:end w:val="nil"/>
             </w:tcBorders>
           </w:tcPr>
           <w:p>
             <w:pPr>
               <w:pStyle w:val="BodyText"/>
-              <w:ind w:left="-113" w:right="-5138" w:firstLine="7"/>
-              <w:rPr>
-                <w:rFonts w:ascii="Arial MT"/>
-              </w:rPr>
-            </w:pPr>
-            <w:r>
-              <w:rPr>
-                <w:rFonts w:ascii="Arial MT"/>
+              <w:widowControl w:val="false"/>
+              <w:spacing w:before="0" w:after="0"/>
+              <w:ind w:firstLine="7" w:start="-113" w:end="-5138"/>
+              <w:jc w:val="start"/>
+              <w:rPr>
+                <w:rFonts w:ascii="Arial MT" w:hAnsi="Arial MT"/>
+              </w:rPr>
+            </w:pPr>
+            <w:r>
+              <w:rPr>
+                <w:rFonts w:ascii="Arial MT" w:hAnsi="Arial MT"/>
+                <w:kern w:val="0"/>
+                <w:lang w:val="en-US" w:eastAsia="en-US" w:bidi="ar-SA"/>
               </w:rPr>
               <w:t>NAME OF CANDIDATE:</w:t>
             </w:r>
@@ -1138,21 +1048,32 @@
         </w:tc>
         <w:tc>
           <w:tcPr>
-            <w:tcW w:w="6803" w:type="dxa"/>
+            <w:tcW w:w="6804" w:type="dxa"/>
+            <w:tcBorders>
+              <w:top w:val="nil"/>
+              <w:start w:val="nil"/>
+              <w:bottom w:val="single" w:sz="8" w:space="0" w:color="000000"/>
+              <w:end w:val="nil"/>
+            </w:tcBorders>
           </w:tcPr>
           <w:p>
             <w:pPr>
               <w:pStyle w:val="BodyText"/>
-              <w:ind w:left="-104"/>
-              <w:rPr>
-                <w:rFonts w:ascii="Arial MT"/>
-                <w:b w:val="0"/>
-              </w:rPr>
-            </w:pPr>
-            <w:r>
-              <w:rPr>
-                <w:rFonts w:ascii="Arial MT"/>
-                <w:b w:val="0"/>
+              <w:widowControl w:val="false"/>
+              <w:spacing w:before="0" w:after="0"/>
+              <w:ind w:start="-104"/>
+              <w:jc w:val="start"/>
+              <w:rPr>
+                <w:rFonts w:ascii="Arial MT" w:hAnsi="Arial MT"/>
+                <w:b w:val="false"/>
+              </w:rPr>
+            </w:pPr>
+            <w:r>
+              <w:rPr>
+                <w:rFonts w:ascii="Arial MT" w:hAnsi="Arial MT"/>
+                <w:b w:val="false"/>
+                <w:kern w:val="0"/>
+                <w:lang w:val="en-US" w:eastAsia="en-US" w:bidi="ar-SA"/>
               </w:rPr>
               <w:t>{NAME} {SURNAME}</w:t>
             </w:r>
@@ -1162,13 +1083,13 @@
     </w:tbl>
     <w:p>
       <w:pPr>
-        <w:spacing w:line="278" w:lineRule="exact"/>
-        <w:ind w:left="436"/>
-        <w:rPr>
-          <w:rFonts w:ascii="Arial" w:eastAsia="Arial" w:hAnsi="Arial" w:cs="Arial"/>
+        <w:pStyle w:val="Normal"/>
+        <w:spacing w:lineRule="exact" w:line="278"/>
+        <w:ind w:start="436"/>
+        <w:rPr>
+          <w:rFonts w:ascii="Arial" w:hAnsi="Arial" w:eastAsia="Arial" w:cs="Arial"/>
           <w:b/>
           <w:bCs/>
-          <w:noProof/>
           <w:color w:val="000000"/>
           <w:spacing w:val="-1"/>
           <w:sz w:val="24"/>
@@ -1177,10 +1098,9 @@
       </w:pPr>
       <w:r>
         <w:rPr>
-          <w:rFonts w:ascii="Arial" w:eastAsia="Arial" w:hAnsi="Arial" w:cs="Arial"/>
+          <w:rFonts w:eastAsia="Arial" w:cs="Arial" w:ascii="Arial" w:hAnsi="Arial"/>
           <w:b/>
           <w:bCs/>
-          <w:noProof/>
           <w:color w:val="000000"/>
           <w:spacing w:val="-3"/>
           <w:sz w:val="24"/>
@@ -1191,10 +1111,9 @@
       </w:r>
       <w:r>
         <w:rPr>
-          <w:rFonts w:ascii="Arial" w:eastAsia="Arial" w:hAnsi="Arial" w:cs="Arial"/>
+          <w:rFonts w:eastAsia="Arial" w:cs="Arial" w:ascii="Arial" w:hAnsi="Arial"/>
           <w:b/>
           <w:bCs/>
-          <w:noProof/>
           <w:color w:val="000000"/>
           <w:spacing w:val="-10"/>
           <w:sz w:val="24"/>
@@ -1204,10 +1123,9 @@
       </w:r>
       <w:r>
         <w:rPr>
-          <w:rFonts w:ascii="Arial" w:eastAsia="Arial" w:hAnsi="Arial" w:cs="Arial"/>
+          <w:rFonts w:eastAsia="Arial" w:cs="Arial" w:ascii="Arial" w:hAnsi="Arial"/>
           <w:b/>
           <w:bCs/>
-          <w:noProof/>
           <w:color w:val="000000"/>
           <w:spacing w:val="-5"/>
           <w:sz w:val="24"/>
@@ -1217,10 +1135,9 @@
       </w:r>
       <w:r>
         <w:rPr>
-          <w:rFonts w:ascii="Arial" w:eastAsia="Arial" w:hAnsi="Arial" w:cs="Arial"/>
+          <w:rFonts w:eastAsia="Arial" w:cs="Arial" w:ascii="Arial" w:hAnsi="Arial"/>
           <w:b/>
           <w:bCs/>
-          <w:noProof/>
           <w:color w:val="000000"/>
           <w:spacing w:val="-10"/>
           <w:sz w:val="24"/>
@@ -1230,10 +1147,9 @@
       </w:r>
       <w:r>
         <w:rPr>
-          <w:rFonts w:ascii="Arial" w:eastAsia="Arial" w:hAnsi="Arial" w:cs="Arial"/>
+          <w:rFonts w:eastAsia="Arial" w:cs="Arial" w:ascii="Arial" w:hAnsi="Arial"/>
           <w:b/>
           <w:bCs/>
-          <w:noProof/>
           <w:color w:val="000000"/>
           <w:spacing w:val="-1"/>
           <w:sz w:val="24"/>
@@ -1243,10 +1159,9 @@
       </w:r>
       <w:r>
         <w:rPr>
-          <w:rFonts w:ascii="Arial" w:eastAsia="Arial" w:hAnsi="Arial" w:cs="Arial"/>
+          <w:rFonts w:eastAsia="Arial" w:cs="Arial" w:ascii="Arial" w:hAnsi="Arial"/>
           <w:b/>
           <w:bCs/>
-          <w:noProof/>
           <w:color w:val="000000"/>
           <w:spacing w:val="390"/>
           <w:sz w:val="24"/>
@@ -1256,8 +1171,7 @@
       </w:r>
       <w:r>
         <w:rPr>
-          <w:rFonts w:ascii="Arial" w:eastAsia="Arial" w:hAnsi="Arial" w:cs="Arial"/>
-          <w:noProof/>
+          <w:rFonts w:eastAsia="Arial" w:cs="Arial" w:ascii="Arial" w:hAnsi="Arial"/>
           <w:color w:val="000000"/>
           <w:sz w:val="24"/>
           <w:szCs w:val="24"/>
@@ -1267,79 +1181,85 @@
     </w:p>
     <w:p>
       <w:pPr>
-        <w:spacing w:line="277" w:lineRule="exact"/>
+        <w:pStyle w:val="Normal"/>
+        <w:spacing w:lineRule="exact" w:line="277"/>
         <w:ind w:firstLine="1"/>
         <w:jc w:val="center"/>
         <w:rPr>
-          <w:rFonts w:ascii="Arial" w:eastAsia="Arial" w:hAnsi="Arial" w:cs="Arial"/>
+          <w:rFonts w:ascii="Arial" w:hAnsi="Arial" w:eastAsia="Arial" w:cs="Arial"/>
           <w:b/>
           <w:bCs/>
-          <w:noProof/>
           <w:color w:val="000000"/>
           <w:spacing w:val="2"/>
         </w:rPr>
       </w:pPr>
+      <w:r>
+        <w:rPr>
+          <w:rFonts w:eastAsia="Arial" w:cs="Arial" w:ascii="Arial" w:hAnsi="Arial"/>
+          <w:b/>
+          <w:bCs/>
+          <w:color w:val="000000"/>
+          <w:spacing w:val="2"/>
+        </w:rPr>
+      </w:r>
     </w:p>
     <w:tbl>
       <w:tblPr>
-        <w:tblW w:w="0" w:type="auto"/>
+        <w:tblW w:w="9586" w:type="dxa"/>
+        <w:jc w:val="start"/>
         <w:tblInd w:w="442" w:type="dxa"/>
-        <w:tblBorders>
-          <w:top w:val="single" w:sz="4" w:space="0" w:color="000000"/>
-          <w:left w:val="single" w:sz="4" w:space="0" w:color="000000"/>
-          <w:bottom w:val="single" w:sz="4" w:space="0" w:color="000000"/>
-          <w:right w:val="single" w:sz="4" w:space="0" w:color="000000"/>
-          <w:insideH w:val="single" w:sz="4" w:space="0" w:color="000000"/>
-          <w:insideV w:val="single" w:sz="4" w:space="0" w:color="000000"/>
-        </w:tblBorders>
         <w:tblLayout w:type="fixed"/>
         <w:tblCellMar>
-          <w:left w:w="0" w:type="dxa"/>
-          <w:right w:w="0" w:type="dxa"/>
+          <w:top w:w="0" w:type="dxa"/>
+          <w:start w:w="5" w:type="dxa"/>
+          <w:bottom w:w="0" w:type="dxa"/>
+          <w:end w:w="5" w:type="dxa"/>
         </w:tblCellMar>
-        <w:tblLook w:val="01E0" w:firstRow="1" w:lastRow="1" w:firstColumn="1" w:lastColumn="1" w:noHBand="0" w:noVBand="0"/>
+        <w:tblLook w:val="01e0" w:firstRow="1" w:noVBand="0" w:lastRow="1" w:firstColumn="1" w:lastColumn="1" w:noHBand="0"/>
       </w:tblPr>
       <w:tblGrid>
-        <w:gridCol w:w="1697"/>
+        <w:gridCol w:w="1696"/>
         <w:gridCol w:w="2619"/>
-        <w:gridCol w:w="977"/>
+        <w:gridCol w:w="978"/>
         <w:gridCol w:w="975"/>
         <w:gridCol w:w="979"/>
         <w:gridCol w:w="778"/>
-        <w:gridCol w:w="778"/>
-        <w:gridCol w:w="783"/>
+        <w:gridCol w:w="777"/>
+        <w:gridCol w:w="784"/>
       </w:tblGrid>
       <w:tr>
         <w:trPr>
-          <w:trHeight w:hRule="exact" w:val="377"/>
+          <w:trHeight w:val="377" w:hRule="exact"/>
         </w:trPr>
         <w:tc>
           <w:tcPr>
-            <w:tcW w:w="1697" w:type="dxa"/>
-            <w:tcBorders>
-              <w:bottom w:val="single" w:sz="4" w:space="0" w:color="000000"/>
-            </w:tcBorders>
-            <w:vAlign w:val="center"/>
-          </w:tcPr>
-          <w:p>
-            <w:pPr>
-              <w:spacing w:line="221" w:lineRule="exact"/>
-              <w:ind w:left="98" w:firstLine="1"/>
-              <w:rPr>
-                <w:rFonts w:ascii="Arial" w:eastAsia="Arial" w:hAnsi="Arial" w:cs="Arial"/>
-                <w:b/>
-                <w:bCs/>
-                <w:noProof/>
+            <w:tcW w:w="1696" w:type="dxa"/>
+            <w:tcBorders>
+              <w:top w:val="single" w:sz="4" w:space="0" w:color="000000"/>
+              <w:start w:val="single" w:sz="4" w:space="0" w:color="000000"/>
+              <w:bottom w:val="single" w:sz="4" w:space="0" w:color="000000"/>
+              <w:end w:val="single" w:sz="4" w:space="0" w:color="000000"/>
+            </w:tcBorders>
+            <w:vAlign w:val="center"/>
+          </w:tcPr>
+          <w:p>
+            <w:pPr>
+              <w:pStyle w:val="Normal"/>
+              <w:spacing w:lineRule="exact" w:line="221"/>
+              <w:ind w:firstLine="1" w:start="98"/>
+              <w:rPr>
+                <w:rFonts w:ascii="Arial" w:hAnsi="Arial" w:eastAsia="Arial" w:cs="Arial"/>
+                <w:b/>
+                <w:bCs/>
                 <w:color w:val="000000"/>
                 <w:spacing w:val="3"/>
               </w:rPr>
             </w:pPr>
             <w:r>
               <w:rPr>
-                <w:rFonts w:ascii="Arial" w:eastAsia="Arial" w:hAnsi="Arial" w:cs="Arial"/>
-                <w:b/>
-                <w:bCs/>
-                <w:noProof/>
+                <w:rFonts w:eastAsia="Arial" w:cs="Arial" w:ascii="Arial" w:hAnsi="Arial"/>
+                <w:b/>
+                <w:bCs/>
                 <w:color w:val="000000"/>
               </w:rPr>
               <w:t>Component</w:t>
@@ -1350,30 +1270,31 @@
           <w:tcPr>
             <w:tcW w:w="2619" w:type="dxa"/>
             <w:tcBorders>
-              <w:bottom w:val="single" w:sz="4" w:space="0" w:color="000000"/>
-              <w:right w:val="single" w:sz="4" w:space="0" w:color="000000"/>
-            </w:tcBorders>
-            <w:vAlign w:val="center"/>
-          </w:tcPr>
-          <w:p>
-            <w:pPr>
-              <w:spacing w:line="221" w:lineRule="exact"/>
-              <w:ind w:left="98" w:firstLine="1"/>
-              <w:rPr>
-                <w:rFonts w:ascii="Arial" w:eastAsia="Arial" w:hAnsi="Arial" w:cs="Arial"/>
-                <w:b/>
-                <w:bCs/>
-                <w:noProof/>
+              <w:top w:val="single" w:sz="4" w:space="0" w:color="000000"/>
+              <w:start w:val="single" w:sz="4" w:space="0" w:color="000000"/>
+              <w:bottom w:val="single" w:sz="4" w:space="0" w:color="000000"/>
+              <w:end w:val="single" w:sz="4" w:space="0" w:color="000000"/>
+            </w:tcBorders>
+            <w:vAlign w:val="center"/>
+          </w:tcPr>
+          <w:p>
+            <w:pPr>
+              <w:pStyle w:val="Normal"/>
+              <w:spacing w:lineRule="exact" w:line="221"/>
+              <w:ind w:firstLine="1" w:start="98"/>
+              <w:rPr>
+                <w:rFonts w:ascii="Arial" w:hAnsi="Arial" w:eastAsia="Arial" w:cs="Arial"/>
+                <w:b/>
+                <w:bCs/>
                 <w:color w:val="000000"/>
                 <w:spacing w:val="5"/>
               </w:rPr>
             </w:pPr>
             <w:r>
               <w:rPr>
-                <w:rFonts w:ascii="Arial" w:eastAsia="Arial" w:hAnsi="Arial" w:cs="Arial"/>
-                <w:b/>
-                <w:bCs/>
-                <w:noProof/>
+                <w:rFonts w:eastAsia="Arial" w:cs="Arial" w:ascii="Arial" w:hAnsi="Arial"/>
+                <w:b/>
+                <w:bCs/>
                 <w:color w:val="000000"/>
                 <w:spacing w:val="1"/>
               </w:rPr>
@@ -1383,33 +1304,34 @@
         </w:tc>
         <w:tc>
           <w:tcPr>
-            <w:tcW w:w="977" w:type="dxa"/>
-            <w:tcBorders>
-              <w:left w:val="single" w:sz="4" w:space="0" w:color="000000"/>
-              <w:bottom w:val="single" w:sz="4" w:space="0" w:color="000000"/>
-            </w:tcBorders>
-            <w:vAlign w:val="center"/>
-          </w:tcPr>
-          <w:p>
-            <w:pPr>
-              <w:spacing w:line="221" w:lineRule="exact"/>
-              <w:ind w:left="-20" w:firstLine="1"/>
+            <w:tcW w:w="978" w:type="dxa"/>
+            <w:tcBorders>
+              <w:top w:val="single" w:sz="4" w:space="0" w:color="000000"/>
+              <w:start w:val="single" w:sz="4" w:space="0" w:color="000000"/>
+              <w:bottom w:val="single" w:sz="4" w:space="0" w:color="000000"/>
+              <w:end w:val="single" w:sz="4" w:space="0" w:color="000000"/>
+            </w:tcBorders>
+            <w:vAlign w:val="center"/>
+          </w:tcPr>
+          <w:p>
+            <w:pPr>
+              <w:pStyle w:val="Normal"/>
+              <w:spacing w:lineRule="exact" w:line="221"/>
+              <w:ind w:firstLine="1" w:start="-20"/>
               <w:jc w:val="center"/>
               <w:rPr>
-                <w:rFonts w:ascii="Arial" w:eastAsia="Arial" w:hAnsi="Arial" w:cs="Arial"/>
-                <w:b/>
-                <w:bCs/>
-                <w:noProof/>
+                <w:rFonts w:ascii="Arial" w:hAnsi="Arial" w:eastAsia="Arial" w:cs="Arial"/>
+                <w:b/>
+                <w:bCs/>
                 <w:color w:val="000000"/>
                 <w:spacing w:val="1"/>
               </w:rPr>
             </w:pPr>
             <w:r>
               <w:rPr>
-                <w:rFonts w:ascii="Arial" w:eastAsia="Arial" w:hAnsi="Arial" w:cs="Arial"/>
-                <w:b/>
-                <w:bCs/>
-                <w:noProof/>
+                <w:rFonts w:eastAsia="Arial" w:cs="Arial" w:ascii="Arial" w:hAnsi="Arial"/>
+                <w:b/>
+                <w:bCs/>
                 <w:color w:val="000000"/>
               </w:rPr>
               <w:t>Date</w:t>
@@ -1420,30 +1342,32 @@
           <w:tcPr>
             <w:tcW w:w="975" w:type="dxa"/>
             <w:tcBorders>
-              <w:bottom w:val="single" w:sz="4" w:space="0" w:color="000000"/>
-            </w:tcBorders>
-            <w:vAlign w:val="center"/>
-          </w:tcPr>
-          <w:p>
-            <w:pPr>
-              <w:spacing w:line="221" w:lineRule="exact"/>
+              <w:top w:val="single" w:sz="4" w:space="0" w:color="000000"/>
+              <w:start w:val="single" w:sz="4" w:space="0" w:color="000000"/>
+              <w:bottom w:val="single" w:sz="4" w:space="0" w:color="000000"/>
+              <w:end w:val="single" w:sz="4" w:space="0" w:color="000000"/>
+            </w:tcBorders>
+            <w:vAlign w:val="center"/>
+          </w:tcPr>
+          <w:p>
+            <w:pPr>
+              <w:pStyle w:val="Normal"/>
+              <w:spacing w:lineRule="exact" w:line="221"/>
               <w:ind w:firstLine="1"/>
               <w:jc w:val="center"/>
               <w:rPr>
-                <w:rFonts w:ascii="Arial" w:eastAsia="Arial" w:hAnsi="Arial" w:cs="Arial"/>
-                <w:b/>
-                <w:bCs/>
-                <w:noProof/>
+                <w:rFonts w:ascii="Arial" w:hAnsi="Arial" w:eastAsia="Arial" w:cs="Arial"/>
+                <w:b/>
+                <w:bCs/>
                 <w:color w:val="000000"/>
                 <w:spacing w:val="1"/>
               </w:rPr>
             </w:pPr>
             <w:r>
               <w:rPr>
-                <w:rFonts w:ascii="Arial" w:eastAsia="Arial" w:hAnsi="Arial" w:cs="Arial"/>
-                <w:b/>
-                <w:bCs/>
-                <w:noProof/>
+                <w:rFonts w:eastAsia="Arial" w:cs="Arial" w:ascii="Arial" w:hAnsi="Arial"/>
+                <w:b/>
+                <w:bCs/>
                 <w:color w:val="000000"/>
                 <w:spacing w:val="1"/>
               </w:rPr>
@@ -1451,10 +1375,9 @@
             </w:r>
             <w:r>
               <w:rPr>
-                <w:rFonts w:ascii="Arial" w:eastAsia="Arial" w:hAnsi="Arial" w:cs="Arial"/>
-                <w:b/>
-                <w:bCs/>
-                <w:noProof/>
+                <w:rFonts w:eastAsia="Arial" w:cs="Arial" w:ascii="Arial" w:hAnsi="Arial"/>
+                <w:b/>
+                <w:bCs/>
                 <w:color w:val="000000"/>
                 <w:spacing w:val="-1"/>
               </w:rPr>
@@ -1462,10 +1385,9 @@
             </w:r>
             <w:r>
               <w:rPr>
-                <w:rFonts w:ascii="Arial" w:eastAsia="Arial" w:hAnsi="Arial" w:cs="Arial"/>
-                <w:b/>
-                <w:bCs/>
-                <w:noProof/>
+                <w:rFonts w:eastAsia="Arial" w:cs="Arial" w:ascii="Arial" w:hAnsi="Arial"/>
+                <w:b/>
+                <w:bCs/>
                 <w:color w:val="000000"/>
                 <w:spacing w:val="1"/>
               </w:rPr>
@@ -1477,31 +1399,32 @@
           <w:tcPr>
             <w:tcW w:w="979" w:type="dxa"/>
             <w:tcBorders>
-              <w:bottom w:val="single" w:sz="4" w:space="0" w:color="000000"/>
-              <w:right w:val="single" w:sz="4" w:space="0" w:color="000000"/>
-            </w:tcBorders>
-            <w:vAlign w:val="center"/>
-          </w:tcPr>
-          <w:p>
-            <w:pPr>
-              <w:spacing w:line="221" w:lineRule="exact"/>
+              <w:top w:val="single" w:sz="4" w:space="0" w:color="000000"/>
+              <w:start w:val="single" w:sz="4" w:space="0" w:color="000000"/>
+              <w:bottom w:val="single" w:sz="4" w:space="0" w:color="000000"/>
+              <w:end w:val="single" w:sz="4" w:space="0" w:color="000000"/>
+            </w:tcBorders>
+            <w:vAlign w:val="center"/>
+          </w:tcPr>
+          <w:p>
+            <w:pPr>
+              <w:pStyle w:val="Normal"/>
+              <w:spacing w:lineRule="exact" w:line="221"/>
               <w:ind w:firstLine="1"/>
               <w:jc w:val="center"/>
               <w:rPr>
-                <w:rFonts w:ascii="Arial" w:eastAsia="Arial" w:hAnsi="Arial" w:cs="Arial"/>
-                <w:b/>
-                <w:bCs/>
-                <w:noProof/>
+                <w:rFonts w:ascii="Arial" w:hAnsi="Arial" w:eastAsia="Arial" w:cs="Arial"/>
+                <w:b/>
+                <w:bCs/>
                 <w:color w:val="000000"/>
                 <w:spacing w:val="3"/>
               </w:rPr>
             </w:pPr>
             <w:r>
               <w:rPr>
-                <w:rFonts w:ascii="Arial" w:eastAsia="Arial" w:hAnsi="Arial" w:cs="Arial"/>
-                <w:b/>
-                <w:bCs/>
-                <w:noProof/>
+                <w:rFonts w:eastAsia="Arial" w:cs="Arial" w:ascii="Arial" w:hAnsi="Arial"/>
+                <w:b/>
+                <w:bCs/>
                 <w:color w:val="000000"/>
                 <w:spacing w:val="1"/>
               </w:rPr>
@@ -1513,31 +1436,32 @@
           <w:tcPr>
             <w:tcW w:w="778" w:type="dxa"/>
             <w:tcBorders>
-              <w:left w:val="single" w:sz="4" w:space="0" w:color="000000"/>
-              <w:bottom w:val="single" w:sz="4" w:space="0" w:color="000000"/>
-            </w:tcBorders>
-            <w:vAlign w:val="center"/>
-          </w:tcPr>
-          <w:p>
-            <w:pPr>
-              <w:spacing w:line="221" w:lineRule="exact"/>
-              <w:ind w:left="-20" w:firstLine="1"/>
+              <w:top w:val="single" w:sz="4" w:space="0" w:color="000000"/>
+              <w:start w:val="single" w:sz="4" w:space="0" w:color="000000"/>
+              <w:bottom w:val="single" w:sz="4" w:space="0" w:color="000000"/>
+              <w:end w:val="single" w:sz="4" w:space="0" w:color="000000"/>
+            </w:tcBorders>
+            <w:vAlign w:val="center"/>
+          </w:tcPr>
+          <w:p>
+            <w:pPr>
+              <w:pStyle w:val="Normal"/>
+              <w:spacing w:lineRule="exact" w:line="221"/>
+              <w:ind w:firstLine="1" w:start="-20"/>
               <w:jc w:val="center"/>
               <w:rPr>
-                <w:rFonts w:ascii="Arial" w:eastAsia="Arial" w:hAnsi="Arial" w:cs="Arial"/>
-                <w:b/>
-                <w:bCs/>
-                <w:noProof/>
+                <w:rFonts w:ascii="Arial" w:hAnsi="Arial" w:eastAsia="Arial" w:cs="Arial"/>
+                <w:b/>
+                <w:bCs/>
                 <w:color w:val="000000"/>
                 <w:spacing w:val="8"/>
               </w:rPr>
             </w:pPr>
             <w:r>
               <w:rPr>
-                <w:rFonts w:ascii="Arial" w:eastAsia="Arial" w:hAnsi="Arial" w:cs="Arial"/>
-                <w:b/>
-                <w:bCs/>
-                <w:noProof/>
+                <w:rFonts w:eastAsia="Arial" w:cs="Arial" w:ascii="Arial" w:hAnsi="Arial"/>
+                <w:b/>
+                <w:bCs/>
                 <w:color w:val="000000"/>
                 <w:spacing w:val="8"/>
               </w:rPr>
@@ -1547,22 +1471,25 @@
         </w:tc>
         <w:tc>
           <w:tcPr>
-            <w:tcW w:w="778" w:type="dxa"/>
-            <w:tcBorders>
-              <w:bottom w:val="single" w:sz="4" w:space="0" w:color="000000"/>
-            </w:tcBorders>
-            <w:vAlign w:val="center"/>
-          </w:tcPr>
-          <w:p>
-            <w:pPr>
-              <w:spacing w:line="161" w:lineRule="exact"/>
+            <w:tcW w:w="777" w:type="dxa"/>
+            <w:tcBorders>
+              <w:top w:val="single" w:sz="4" w:space="0" w:color="000000"/>
+              <w:start w:val="single" w:sz="4" w:space="0" w:color="000000"/>
+              <w:bottom w:val="single" w:sz="4" w:space="0" w:color="000000"/>
+              <w:end w:val="single" w:sz="4" w:space="0" w:color="000000"/>
+            </w:tcBorders>
+            <w:vAlign w:val="center"/>
+          </w:tcPr>
+          <w:p>
+            <w:pPr>
+              <w:pStyle w:val="Normal"/>
+              <w:spacing w:lineRule="exact" w:line="161"/>
               <w:ind w:firstLine="1"/>
               <w:jc w:val="center"/>
               <w:rPr>
-                <w:rFonts w:ascii="Arial" w:eastAsia="Arial" w:hAnsi="Arial" w:cs="Arial"/>
-                <w:b/>
-                <w:bCs/>
-                <w:noProof/>
+                <w:rFonts w:ascii="Arial" w:hAnsi="Arial" w:eastAsia="Arial" w:cs="Arial"/>
+                <w:b/>
+                <w:bCs/>
                 <w:color w:val="000000"/>
                 <w:spacing w:val="1"/>
                 <w:sz w:val="16"/>
@@ -1571,10 +1498,9 @@
             </w:pPr>
             <w:r>
               <w:rPr>
-                <w:rFonts w:ascii="Arial" w:eastAsia="Arial" w:hAnsi="Arial" w:cs="Arial"/>
-                <w:b/>
-                <w:bCs/>
-                <w:noProof/>
+                <w:rFonts w:eastAsia="Arial" w:cs="Arial" w:ascii="Arial" w:hAnsi="Arial"/>
+                <w:b/>
+                <w:bCs/>
                 <w:color w:val="000000"/>
                 <w:sz w:val="16"/>
                 <w:szCs w:val="16"/>
@@ -1585,21 +1511,24 @@
         </w:tc>
         <w:tc>
           <w:tcPr>
-            <w:tcW w:w="783" w:type="dxa"/>
-            <w:tcBorders>
-              <w:bottom w:val="single" w:sz="4" w:space="0" w:color="000000"/>
-            </w:tcBorders>
-          </w:tcPr>
-          <w:p>
-            <w:pPr>
-              <w:spacing w:after="19" w:line="180" w:lineRule="exact"/>
-              <w:ind w:left="170" w:right="83" w:firstLine="1"/>
+            <w:tcW w:w="784" w:type="dxa"/>
+            <w:tcBorders>
+              <w:top w:val="single" w:sz="4" w:space="0" w:color="000000"/>
+              <w:start w:val="single" w:sz="4" w:space="0" w:color="000000"/>
+              <w:bottom w:val="single" w:sz="4" w:space="0" w:color="000000"/>
+              <w:end w:val="single" w:sz="4" w:space="0" w:color="000000"/>
+            </w:tcBorders>
+          </w:tcPr>
+          <w:p>
+            <w:pPr>
+              <w:pStyle w:val="Normal"/>
+              <w:spacing w:lineRule="exact" w:line="180" w:before="0" w:after="19"/>
+              <w:ind w:firstLine="1" w:start="170" w:end="83"/>
               <w:jc w:val="center"/>
               <w:rPr>
-                <w:rFonts w:ascii="Arial" w:eastAsia="Arial" w:hAnsi="Arial" w:cs="Arial"/>
-                <w:b/>
-                <w:bCs/>
-                <w:noProof/>
+                <w:rFonts w:ascii="Arial" w:hAnsi="Arial" w:eastAsia="Arial" w:cs="Arial"/>
+                <w:b/>
+                <w:bCs/>
                 <w:color w:val="000000"/>
                 <w:spacing w:val="1"/>
                 <w:sz w:val="16"/>
@@ -1608,10 +1537,9 @@
             </w:pPr>
             <w:r>
               <w:rPr>
-                <w:rFonts w:ascii="Arial" w:eastAsia="Arial" w:hAnsi="Arial" w:cs="Arial"/>
-                <w:b/>
-                <w:bCs/>
-                <w:noProof/>
+                <w:rFonts w:eastAsia="Arial" w:cs="Arial" w:ascii="Arial" w:hAnsi="Arial"/>
+                <w:b/>
+                <w:bCs/>
                 <w:color w:val="000000"/>
                 <w:spacing w:val="1"/>
                 <w:sz w:val="16"/>
@@ -1624,36 +1552,37 @@
       </w:tr>
       <w:tr>
         <w:trPr>
-          <w:trHeight w:val="295"/>
+          <w:trHeight w:val="295" w:hRule="atLeast"/>
         </w:trPr>
         <w:tc>
           <w:tcPr>
-            <w:tcW w:w="1697" w:type="dxa"/>
-            <w:tcBorders>
-              <w:top w:val="single" w:sz="4" w:space="0" w:color="000000"/>
-              <w:bottom w:val="single" w:sz="4" w:space="0" w:color="000000"/>
-            </w:tcBorders>
-            <w:vAlign w:val="center"/>
-          </w:tcPr>
-          <w:p>
-            <w:pPr>
-              <w:spacing w:line="221" w:lineRule="exact"/>
-              <w:ind w:left="98" w:firstLine="1"/>
-              <w:rPr>
-                <w:rFonts w:ascii="Arial" w:eastAsia="Arial" w:hAnsi="Arial" w:cs="Arial"/>
-                <w:b/>
-                <w:bCs/>
-                <w:noProof/>
+            <w:tcW w:w="1696" w:type="dxa"/>
+            <w:tcBorders>
+              <w:top w:val="single" w:sz="4" w:space="0" w:color="000000"/>
+              <w:start w:val="single" w:sz="4" w:space="0" w:color="000000"/>
+              <w:bottom w:val="single" w:sz="4" w:space="0" w:color="000000"/>
+              <w:end w:val="single" w:sz="4" w:space="0" w:color="000000"/>
+            </w:tcBorders>
+            <w:vAlign w:val="center"/>
+          </w:tcPr>
+          <w:p>
+            <w:pPr>
+              <w:pStyle w:val="Normal"/>
+              <w:spacing w:lineRule="exact" w:line="221"/>
+              <w:ind w:firstLine="1" w:start="98"/>
+              <w:rPr>
+                <w:rFonts w:ascii="Arial" w:hAnsi="Arial" w:eastAsia="Arial" w:cs="Arial"/>
+                <w:b/>
+                <w:bCs/>
                 <w:color w:val="000000"/>
                 <w:spacing w:val="6"/>
               </w:rPr>
             </w:pPr>
             <w:r>
               <w:rPr>
-                <w:rFonts w:ascii="Arial" w:eastAsia="Arial" w:hAnsi="Arial" w:cs="Arial"/>
-                <w:b/>
-                <w:bCs/>
-                <w:noProof/>
+                <w:rFonts w:eastAsia="Arial" w:cs="Arial" w:ascii="Arial" w:hAnsi="Arial"/>
+                <w:b/>
+                <w:bCs/>
                 <w:color w:val="000000"/>
               </w:rPr>
               <w:t>Investigations</w:t>
@@ -1665,25 +1594,25 @@
             <w:tcW w:w="2619" w:type="dxa"/>
             <w:tcBorders>
               <w:top w:val="single" w:sz="4" w:space="0" w:color="000000"/>
-              <w:bottom w:val="single" w:sz="4" w:space="0" w:color="000000"/>
-              <w:right w:val="single" w:sz="4" w:space="0" w:color="000000"/>
-            </w:tcBorders>
-            <w:vAlign w:val="center"/>
-          </w:tcPr>
-          <w:p>
-            <w:pPr>
-              <w:spacing w:line="221" w:lineRule="exact"/>
-              <w:ind w:left="98" w:firstLine="1"/>
-              <w:rPr>
-                <w:rFonts w:ascii="Arial" w:eastAsia="Arial" w:hAnsi="Arial" w:cs="Arial"/>
-                <w:noProof/>
-                <w:color w:val="000000"/>
-              </w:rPr>
-            </w:pPr>
-            <w:r>
-              <w:rPr>
-                <w:rFonts w:ascii="Arial" w:eastAsia="Arial" w:hAnsi="Arial" w:cs="Arial"/>
-                <w:noProof/>
+              <w:start w:val="single" w:sz="4" w:space="0" w:color="000000"/>
+              <w:bottom w:val="single" w:sz="4" w:space="0" w:color="000000"/>
+              <w:end w:val="single" w:sz="4" w:space="0" w:color="000000"/>
+            </w:tcBorders>
+            <w:vAlign w:val="center"/>
+          </w:tcPr>
+          <w:p>
+            <w:pPr>
+              <w:pStyle w:val="Normal"/>
+              <w:spacing w:lineRule="exact" w:line="221"/>
+              <w:ind w:firstLine="1" w:start="98"/>
+              <w:rPr>
+                <w:rFonts w:ascii="Arial" w:hAnsi="Arial" w:eastAsia="Arial" w:cs="Arial"/>
+                <w:color w:val="000000"/>
+              </w:rPr>
+            </w:pPr>
+            <w:r>
+              <w:rPr>
+                <w:rFonts w:eastAsia="Arial" w:cs="Arial" w:ascii="Arial" w:hAnsi="Arial"/>
                 <w:color w:val="000000"/>
                 <w:spacing w:val="1"/>
               </w:rPr>
@@ -1691,8 +1620,7 @@
             </w:r>
             <w:r>
               <w:rPr>
-                <w:rFonts w:ascii="Arial" w:eastAsia="Arial" w:hAnsi="Arial" w:cs="Arial"/>
-                <w:noProof/>
+                <w:rFonts w:eastAsia="Arial" w:cs="Arial" w:ascii="Arial" w:hAnsi="Arial"/>
                 <w:color w:val="000000"/>
                 <w:spacing w:val="2"/>
               </w:rPr>
@@ -1700,16 +1628,14 @@
             </w:r>
             <w:r>
               <w:rPr>
-                <w:rFonts w:ascii="Arial" w:eastAsia="Arial" w:hAnsi="Arial" w:cs="Arial"/>
-                <w:noProof/>
+                <w:rFonts w:eastAsia="Arial" w:cs="Arial" w:ascii="Arial" w:hAnsi="Arial"/>
                 <w:color w:val="000000"/>
               </w:rPr>
               <w:t>Physics</w:t>
             </w:r>
             <w:r>
               <w:rPr>
-                <w:rFonts w:ascii="Arial" w:eastAsia="Arial" w:hAnsi="Arial" w:cs="Arial"/>
-                <w:noProof/>
+                <w:rFonts w:eastAsia="Arial" w:cs="Arial" w:ascii="Arial" w:hAnsi="Arial"/>
                 <w:color w:val="000000"/>
                 <w:spacing w:val="-2"/>
               </w:rPr>
@@ -1717,8 +1643,7 @@
             </w:r>
             <w:r>
               <w:rPr>
-                <w:rFonts w:ascii="Arial" w:eastAsia="Arial" w:hAnsi="Arial" w:cs="Arial"/>
-                <w:noProof/>
+                <w:rFonts w:eastAsia="Arial" w:cs="Arial" w:ascii="Arial" w:hAnsi="Arial"/>
                 <w:color w:val="000000"/>
               </w:rPr>
               <w:t>Practical</w:t>
@@ -1727,29 +1652,29 @@
         </w:tc>
         <w:tc>
           <w:tcPr>
-            <w:tcW w:w="977" w:type="dxa"/>
-            <w:tcBorders>
-              <w:top w:val="single" w:sz="4" w:space="0" w:color="000000"/>
-              <w:left w:val="single" w:sz="4" w:space="0" w:color="000000"/>
-              <w:bottom w:val="single" w:sz="4" w:space="0" w:color="auto"/>
-            </w:tcBorders>
-            <w:vAlign w:val="center"/>
-          </w:tcPr>
-          <w:p>
-            <w:pPr>
-              <w:spacing w:line="221" w:lineRule="exact"/>
-              <w:ind w:left="98" w:firstLine="1"/>
+            <w:tcW w:w="978" w:type="dxa"/>
+            <w:tcBorders>
+              <w:top w:val="single" w:sz="4" w:space="0" w:color="000000"/>
+              <w:start w:val="single" w:sz="4" w:space="0" w:color="000000"/>
+              <w:bottom w:val="single" w:sz="4" w:space="0" w:color="000000"/>
+              <w:end w:val="single" w:sz="4" w:space="0" w:color="000000"/>
+            </w:tcBorders>
+            <w:vAlign w:val="center"/>
+          </w:tcPr>
+          <w:p>
+            <w:pPr>
+              <w:pStyle w:val="Normal"/>
+              <w:spacing w:lineRule="exact" w:line="221"/>
+              <w:ind w:firstLine="1" w:start="98"/>
               <w:jc w:val="center"/>
               <w:rPr>
-                <w:rFonts w:ascii="Arial" w:eastAsia="Arial" w:hAnsi="Arial" w:cs="Arial"/>
-                <w:noProof/>
-                <w:color w:val="000000"/>
-              </w:rPr>
-            </w:pPr>
-            <w:r>
-              <w:rPr>
-                <w:rFonts w:ascii="Arial" w:eastAsia="Arial" w:hAnsi="Arial" w:cs="Arial"/>
-                <w:noProof/>
+                <w:rFonts w:ascii="Arial" w:hAnsi="Arial" w:eastAsia="Arial" w:cs="Arial"/>
+                <w:color w:val="000000"/>
+              </w:rPr>
+            </w:pPr>
+            <w:r>
+              <w:rPr>
+                <w:rFonts w:eastAsia="Arial" w:cs="Arial" w:ascii="Arial" w:hAnsi="Arial"/>
                 <w:color w:val="000000"/>
               </w:rPr>
               <w:t>{prac1_date}</w:t>
@@ -1761,25 +1686,26 @@
             <w:tcW w:w="975" w:type="dxa"/>
             <w:tcBorders>
               <w:top w:val="single" w:sz="4" w:space="0" w:color="000000"/>
-              <w:bottom w:val="single" w:sz="4" w:space="0" w:color="auto"/>
-            </w:tcBorders>
-            <w:vAlign w:val="center"/>
-          </w:tcPr>
-          <w:p>
-            <w:pPr>
-              <w:spacing w:line="221" w:lineRule="exact"/>
-              <w:ind w:left="98" w:firstLine="1"/>
+              <w:start w:val="single" w:sz="4" w:space="0" w:color="000000"/>
+              <w:bottom w:val="single" w:sz="4" w:space="0" w:color="000000"/>
+              <w:end w:val="single" w:sz="4" w:space="0" w:color="000000"/>
+            </w:tcBorders>
+            <w:vAlign w:val="center"/>
+          </w:tcPr>
+          <w:p>
+            <w:pPr>
+              <w:pStyle w:val="Normal"/>
+              <w:spacing w:lineRule="exact" w:line="221"/>
+              <w:ind w:firstLine="1" w:start="98"/>
               <w:jc w:val="center"/>
               <w:rPr>
-                <w:rFonts w:ascii="Arial" w:eastAsia="Arial" w:hAnsi="Arial" w:cs="Arial"/>
-                <w:noProof/>
-                <w:color w:val="000000"/>
-              </w:rPr>
-            </w:pPr>
-            <w:r>
-              <w:rPr>
-                <w:rFonts w:ascii="Arial" w:eastAsia="Arial" w:hAnsi="Arial" w:cs="Arial"/>
-                <w:noProof/>
+                <w:rFonts w:ascii="Arial" w:hAnsi="Arial" w:eastAsia="Arial" w:cs="Arial"/>
+                <w:color w:val="000000"/>
+              </w:rPr>
+            </w:pPr>
+            <w:r>
+              <w:rPr>
+                <w:rFonts w:eastAsia="Arial" w:cs="Arial" w:ascii="Arial" w:hAnsi="Arial"/>
                 <w:color w:val="000000"/>
               </w:rPr>
               <w:t>{prac1_total}</w:t>
@@ -1791,26 +1717,26 @@
             <w:tcW w:w="979" w:type="dxa"/>
             <w:tcBorders>
               <w:top w:val="single" w:sz="4" w:space="0" w:color="000000"/>
-              <w:bottom w:val="single" w:sz="4" w:space="0" w:color="000000"/>
-              <w:right w:val="single" w:sz="4" w:space="0" w:color="000000"/>
-            </w:tcBorders>
-            <w:vAlign w:val="center"/>
-          </w:tcPr>
-          <w:p>
-            <w:pPr>
-              <w:spacing w:line="221" w:lineRule="exact"/>
-              <w:ind w:left="98" w:firstLine="1"/>
+              <w:start w:val="single" w:sz="4" w:space="0" w:color="000000"/>
+              <w:bottom w:val="single" w:sz="4" w:space="0" w:color="000000"/>
+              <w:end w:val="single" w:sz="4" w:space="0" w:color="000000"/>
+            </w:tcBorders>
+            <w:vAlign w:val="center"/>
+          </w:tcPr>
+          <w:p>
+            <w:pPr>
+              <w:pStyle w:val="Normal"/>
+              <w:spacing w:lineRule="exact" w:line="221"/>
+              <w:ind w:firstLine="1" w:start="98"/>
               <w:jc w:val="center"/>
               <w:rPr>
-                <w:rFonts w:ascii="Arial" w:eastAsia="Arial" w:hAnsi="Arial" w:cs="Arial"/>
-                <w:noProof/>
-                <w:color w:val="000000"/>
-              </w:rPr>
-            </w:pPr>
-            <w:r>
-              <w:rPr>
-                <w:rFonts w:ascii="Arial" w:eastAsia="Arial" w:hAnsi="Arial" w:cs="Arial"/>
-                <w:noProof/>
+                <w:rFonts w:ascii="Arial" w:hAnsi="Arial" w:eastAsia="Arial" w:cs="Arial"/>
+                <w:color w:val="000000"/>
+              </w:rPr>
+            </w:pPr>
+            <w:r>
+              <w:rPr>
+                <w:rFonts w:eastAsia="Arial" w:cs="Arial" w:ascii="Arial" w:hAnsi="Arial"/>
                 <w:color w:val="000000"/>
               </w:rPr>
               <w:t>{prac1_mark}</w:t>
@@ -1822,26 +1748,26 @@
             <w:tcW w:w="778" w:type="dxa"/>
             <w:tcBorders>
               <w:top w:val="single" w:sz="4" w:space="0" w:color="000000"/>
-              <w:left w:val="single" w:sz="4" w:space="0" w:color="000000"/>
-              <w:bottom w:val="single" w:sz="4" w:space="0" w:color="000000"/>
-            </w:tcBorders>
-            <w:vAlign w:val="center"/>
-          </w:tcPr>
-          <w:p>
-            <w:pPr>
-              <w:spacing w:line="221" w:lineRule="exact"/>
-              <w:ind w:left="98" w:firstLine="1"/>
+              <w:start w:val="single" w:sz="4" w:space="0" w:color="000000"/>
+              <w:bottom w:val="single" w:sz="4" w:space="0" w:color="000000"/>
+              <w:end w:val="single" w:sz="4" w:space="0" w:color="000000"/>
+            </w:tcBorders>
+            <w:vAlign w:val="center"/>
+          </w:tcPr>
+          <w:p>
+            <w:pPr>
+              <w:pStyle w:val="Normal"/>
+              <w:spacing w:lineRule="exact" w:line="221"/>
+              <w:ind w:firstLine="1" w:start="98"/>
               <w:jc w:val="center"/>
               <w:rPr>
-                <w:rFonts w:ascii="Arial" w:eastAsia="Arial" w:hAnsi="Arial" w:cs="Arial"/>
-                <w:noProof/>
-                <w:color w:val="000000"/>
-              </w:rPr>
-            </w:pPr>
-            <w:r>
-              <w:rPr>
-                <w:rFonts w:ascii="Arial" w:eastAsia="Arial" w:hAnsi="Arial" w:cs="Arial"/>
-                <w:noProof/>
+                <w:rFonts w:ascii="Arial" w:hAnsi="Arial" w:eastAsia="Arial" w:cs="Arial"/>
+                <w:color w:val="000000"/>
+              </w:rPr>
+            </w:pPr>
+            <w:r>
+              <w:rPr>
+                <w:rFonts w:eastAsia="Arial" w:cs="Arial" w:ascii="Arial" w:hAnsi="Arial"/>
                 <w:color w:val="000000"/>
               </w:rPr>
               <w:t>{prac1_perc}</w:t>
@@ -1850,34 +1776,35 @@
         </w:tc>
         <w:tc>
           <w:tcPr>
-            <w:tcW w:w="778" w:type="dxa"/>
-            <w:tcBorders>
-              <w:top w:val="single" w:sz="4" w:space="0" w:color="000000"/>
-              <w:bottom w:val="single" w:sz="4" w:space="0" w:color="000000"/>
-            </w:tcBorders>
-            <w:shd w:val="clear" w:color="000000" w:fill="B3B3B3"/>
-            <w:vAlign w:val="center"/>
-          </w:tcPr>
-          <w:p>
-            <w:pPr>
-              <w:spacing w:line="221" w:lineRule="exact"/>
+            <w:tcW w:w="777" w:type="dxa"/>
+            <w:tcBorders>
+              <w:top w:val="single" w:sz="4" w:space="0" w:color="000000"/>
+              <w:start w:val="single" w:sz="4" w:space="0" w:color="000000"/>
+              <w:bottom w:val="single" w:sz="4" w:space="0" w:color="000000"/>
+              <w:end w:val="single" w:sz="4" w:space="0" w:color="000000"/>
+            </w:tcBorders>
+            <w:shd w:color="000000" w:fill="B3B3B3" w:val="clear"/>
+            <w:vAlign w:val="center"/>
+          </w:tcPr>
+          <w:p>
+            <w:pPr>
+              <w:pStyle w:val="Normal"/>
+              <w:spacing w:lineRule="exact" w:line="221"/>
               <w:ind w:firstLine="1"/>
               <w:jc w:val="center"/>
               <w:rPr>
-                <w:rFonts w:ascii="Arial" w:eastAsia="Arial" w:hAnsi="Arial" w:cs="Arial"/>
-                <w:b/>
-                <w:bCs/>
-                <w:noProof/>
+                <w:rFonts w:ascii="Arial" w:hAnsi="Arial" w:eastAsia="Arial" w:cs="Arial"/>
+                <w:b/>
+                <w:bCs/>
                 <w:color w:val="000000"/>
                 <w:spacing w:val="9"/>
               </w:rPr>
             </w:pPr>
             <w:r>
               <w:rPr>
-                <w:rFonts w:ascii="Arial" w:eastAsia="Arial" w:hAnsi="Arial" w:cs="Arial"/>
-                <w:b/>
-                <w:bCs/>
-                <w:noProof/>
+                <w:rFonts w:eastAsia="Arial" w:cs="Arial" w:ascii="Arial" w:hAnsi="Arial"/>
+                <w:b/>
+                <w:bCs/>
                 <w:color w:val="000000"/>
                 <w:spacing w:val="3"/>
               </w:rPr>
@@ -1887,30 +1814,31 @@
         </w:tc>
         <w:tc>
           <w:tcPr>
-            <w:tcW w:w="783" w:type="dxa"/>
-            <w:tcBorders>
-              <w:top w:val="single" w:sz="4" w:space="0" w:color="000000"/>
-              <w:bottom w:val="single" w:sz="4" w:space="0" w:color="000000"/>
-            </w:tcBorders>
-            <w:vAlign w:val="center"/>
-          </w:tcPr>
-          <w:p>
-            <w:pPr>
-              <w:spacing w:line="221" w:lineRule="exact"/>
-              <w:ind w:left="98" w:firstLine="1"/>
+            <w:tcW w:w="784" w:type="dxa"/>
+            <w:tcBorders>
+              <w:top w:val="single" w:sz="4" w:space="0" w:color="000000"/>
+              <w:start w:val="single" w:sz="4" w:space="0" w:color="000000"/>
+              <w:bottom w:val="single" w:sz="4" w:space="0" w:color="000000"/>
+              <w:end w:val="single" w:sz="4" w:space="0" w:color="000000"/>
+            </w:tcBorders>
+            <w:vAlign w:val="center"/>
+          </w:tcPr>
+          <w:p>
+            <w:pPr>
+              <w:pStyle w:val="Normal"/>
+              <w:spacing w:lineRule="exact" w:line="221"/>
+              <w:ind w:firstLine="1" w:start="98"/>
               <w:jc w:val="center"/>
               <w:rPr>
-                <w:rFonts w:ascii="Arial" w:eastAsia="Arial" w:hAnsi="Arial" w:cs="Arial"/>
-                <w:b/>
-                <w:bCs/>
-                <w:noProof/>
-                <w:color w:val="000000"/>
-              </w:rPr>
-            </w:pPr>
-            <w:r>
-              <w:rPr>
-                <w:rFonts w:ascii="Arial" w:eastAsia="Arial" w:hAnsi="Arial" w:cs="Arial"/>
-                <w:noProof/>
+                <w:rFonts w:ascii="Arial" w:hAnsi="Arial" w:eastAsia="Arial" w:cs="Arial"/>
+                <w:b/>
+                <w:bCs/>
+                <w:color w:val="000000"/>
+              </w:rPr>
+            </w:pPr>
+            <w:r>
+              <w:rPr>
+                <w:rFonts w:eastAsia="Arial" w:cs="Arial" w:ascii="Arial" w:hAnsi="Arial"/>
                 <w:color w:val="000000"/>
               </w:rPr>
               <w:t>{prac1_weight}</w:t>
@@ -1920,26 +1848,34 @@
       </w:tr>
       <w:tr>
         <w:trPr>
-          <w:trHeight w:val="280"/>
+          <w:trHeight w:val="280" w:hRule="atLeast"/>
         </w:trPr>
         <w:tc>
           <w:tcPr>
-            <w:tcW w:w="1697" w:type="dxa"/>
-            <w:tcBorders>
-              <w:top w:val="single" w:sz="4" w:space="0" w:color="000000"/>
-              <w:bottom w:val="single" w:sz="4" w:space="0" w:color="000000"/>
-            </w:tcBorders>
-          </w:tcPr>
-          <w:p>
-            <w:pPr>
-              <w:spacing w:line="221" w:lineRule="exact"/>
-              <w:ind w:left="98" w:firstLine="1"/>
-              <w:rPr>
-                <w:rFonts w:ascii="Arial" w:eastAsia="Arial" w:hAnsi="Arial" w:cs="Arial"/>
-                <w:noProof/>
-                <w:color w:val="000000"/>
-              </w:rPr>
-            </w:pPr>
+            <w:tcW w:w="1696" w:type="dxa"/>
+            <w:tcBorders>
+              <w:top w:val="single" w:sz="4" w:space="0" w:color="000000"/>
+              <w:start w:val="single" w:sz="4" w:space="0" w:color="000000"/>
+              <w:bottom w:val="single" w:sz="4" w:space="0" w:color="000000"/>
+              <w:end w:val="single" w:sz="4" w:space="0" w:color="000000"/>
+            </w:tcBorders>
+          </w:tcPr>
+          <w:p>
+            <w:pPr>
+              <w:pStyle w:val="Normal"/>
+              <w:spacing w:lineRule="exact" w:line="221"/>
+              <w:ind w:firstLine="1" w:start="98"/>
+              <w:rPr>
+                <w:rFonts w:ascii="Arial" w:hAnsi="Arial" w:eastAsia="Arial" w:cs="Arial"/>
+                <w:color w:val="000000"/>
+              </w:rPr>
+            </w:pPr>
+            <w:r>
+              <w:rPr>
+                <w:rFonts w:eastAsia="Arial" w:cs="Arial" w:ascii="Arial" w:hAnsi="Arial"/>
+                <w:color w:val="000000"/>
+              </w:rPr>
+            </w:r>
           </w:p>
         </w:tc>
         <w:tc>
@@ -1947,25 +1883,25 @@
             <w:tcW w:w="2619" w:type="dxa"/>
             <w:tcBorders>
               <w:top w:val="single" w:sz="4" w:space="0" w:color="000000"/>
-              <w:bottom w:val="single" w:sz="4" w:space="0" w:color="000000"/>
-              <w:right w:val="single" w:sz="4" w:space="0" w:color="000000"/>
-            </w:tcBorders>
-            <w:vAlign w:val="center"/>
-          </w:tcPr>
-          <w:p>
-            <w:pPr>
-              <w:spacing w:line="221" w:lineRule="exact"/>
-              <w:ind w:left="98" w:firstLine="1"/>
-              <w:rPr>
-                <w:rFonts w:ascii="Arial" w:eastAsia="Arial" w:hAnsi="Arial" w:cs="Arial"/>
-                <w:noProof/>
-                <w:color w:val="000000"/>
-              </w:rPr>
-            </w:pPr>
-            <w:r>
-              <w:rPr>
-                <w:rFonts w:ascii="Arial" w:eastAsia="Arial" w:hAnsi="Arial" w:cs="Arial"/>
-                <w:noProof/>
+              <w:start w:val="single" w:sz="4" w:space="0" w:color="000000"/>
+              <w:bottom w:val="single" w:sz="4" w:space="0" w:color="000000"/>
+              <w:end w:val="single" w:sz="4" w:space="0" w:color="000000"/>
+            </w:tcBorders>
+            <w:vAlign w:val="center"/>
+          </w:tcPr>
+          <w:p>
+            <w:pPr>
+              <w:pStyle w:val="Normal"/>
+              <w:spacing w:lineRule="exact" w:line="221"/>
+              <w:ind w:firstLine="1" w:start="98"/>
+              <w:rPr>
+                <w:rFonts w:ascii="Arial" w:hAnsi="Arial" w:eastAsia="Arial" w:cs="Arial"/>
+                <w:color w:val="000000"/>
+              </w:rPr>
+            </w:pPr>
+            <w:r>
+              <w:rPr>
+                <w:rFonts w:eastAsia="Arial" w:cs="Arial" w:ascii="Arial" w:hAnsi="Arial"/>
                 <w:color w:val="000000"/>
                 <w:spacing w:val="1"/>
               </w:rPr>
@@ -1973,8 +1909,7 @@
             </w:r>
             <w:r>
               <w:rPr>
-                <w:rFonts w:ascii="Arial" w:eastAsia="Arial" w:hAnsi="Arial" w:cs="Arial"/>
-                <w:noProof/>
+                <w:rFonts w:eastAsia="Arial" w:cs="Arial" w:ascii="Arial" w:hAnsi="Arial"/>
                 <w:color w:val="000000"/>
                 <w:spacing w:val="2"/>
               </w:rPr>
@@ -1982,16 +1917,14 @@
             </w:r>
             <w:r>
               <w:rPr>
-                <w:rFonts w:ascii="Arial" w:eastAsia="Arial" w:hAnsi="Arial" w:cs="Arial"/>
-                <w:noProof/>
+                <w:rFonts w:eastAsia="Arial" w:cs="Arial" w:ascii="Arial" w:hAnsi="Arial"/>
                 <w:color w:val="000000"/>
               </w:rPr>
               <w:t>Chemistry</w:t>
             </w:r>
             <w:r>
               <w:rPr>
-                <w:rFonts w:ascii="Arial" w:eastAsia="Arial" w:hAnsi="Arial" w:cs="Arial"/>
-                <w:noProof/>
+                <w:rFonts w:eastAsia="Arial" w:cs="Arial" w:ascii="Arial" w:hAnsi="Arial"/>
                 <w:color w:val="000000"/>
                 <w:spacing w:val="-2"/>
               </w:rPr>
@@ -1999,8 +1932,7 @@
             </w:r>
             <w:r>
               <w:rPr>
-                <w:rFonts w:ascii="Arial" w:eastAsia="Arial" w:hAnsi="Arial" w:cs="Arial"/>
-                <w:noProof/>
+                <w:rFonts w:eastAsia="Arial" w:cs="Arial" w:ascii="Arial" w:hAnsi="Arial"/>
                 <w:color w:val="000000"/>
               </w:rPr>
               <w:t>Practical</w:t>
@@ -2009,29 +1941,29 @@
         </w:tc>
         <w:tc>
           <w:tcPr>
-            <w:tcW w:w="977" w:type="dxa"/>
-            <w:tcBorders>
-              <w:top w:val="single" w:sz="4" w:space="0" w:color="auto"/>
-              <w:left w:val="single" w:sz="4" w:space="0" w:color="000000"/>
-              <w:bottom w:val="single" w:sz="4" w:space="0" w:color="000000"/>
-            </w:tcBorders>
-            <w:vAlign w:val="center"/>
-          </w:tcPr>
-          <w:p>
-            <w:pPr>
-              <w:spacing w:line="221" w:lineRule="exact"/>
-              <w:ind w:left="98" w:firstLine="1"/>
+            <w:tcW w:w="978" w:type="dxa"/>
+            <w:tcBorders>
+              <w:top w:val="single" w:sz="4" w:space="0" w:color="000000"/>
+              <w:start w:val="single" w:sz="4" w:space="0" w:color="000000"/>
+              <w:bottom w:val="single" w:sz="4" w:space="0" w:color="000000"/>
+              <w:end w:val="single" w:sz="4" w:space="0" w:color="000000"/>
+            </w:tcBorders>
+            <w:vAlign w:val="center"/>
+          </w:tcPr>
+          <w:p>
+            <w:pPr>
+              <w:pStyle w:val="Normal"/>
+              <w:spacing w:lineRule="exact" w:line="221"/>
+              <w:ind w:firstLine="1" w:start="98"/>
               <w:jc w:val="center"/>
               <w:rPr>
-                <w:rFonts w:ascii="Arial" w:eastAsia="Arial" w:hAnsi="Arial" w:cs="Arial"/>
-                <w:noProof/>
-                <w:color w:val="000000"/>
-              </w:rPr>
-            </w:pPr>
-            <w:r>
-              <w:rPr>
-                <w:rFonts w:ascii="Arial" w:eastAsia="Arial" w:hAnsi="Arial" w:cs="Arial"/>
-                <w:noProof/>
+                <w:rFonts w:ascii="Arial" w:hAnsi="Arial" w:eastAsia="Arial" w:cs="Arial"/>
+                <w:color w:val="000000"/>
+              </w:rPr>
+            </w:pPr>
+            <w:r>
+              <w:rPr>
+                <w:rFonts w:eastAsia="Arial" w:cs="Arial" w:ascii="Arial" w:hAnsi="Arial"/>
                 <w:color w:val="000000"/>
               </w:rPr>
               <w:t>{prac2_date}</w:t>
@@ -2042,26 +1974,27 @@
           <w:tcPr>
             <w:tcW w:w="975" w:type="dxa"/>
             <w:tcBorders>
-              <w:top w:val="single" w:sz="4" w:space="0" w:color="auto"/>
-              <w:bottom w:val="single" w:sz="4" w:space="0" w:color="000000"/>
-            </w:tcBorders>
-            <w:vAlign w:val="center"/>
-          </w:tcPr>
-          <w:p>
-            <w:pPr>
-              <w:spacing w:line="221" w:lineRule="exact"/>
-              <w:ind w:left="98" w:firstLine="1"/>
+              <w:top w:val="single" w:sz="4" w:space="0" w:color="000000"/>
+              <w:start w:val="single" w:sz="4" w:space="0" w:color="000000"/>
+              <w:bottom w:val="single" w:sz="4" w:space="0" w:color="000000"/>
+              <w:end w:val="single" w:sz="4" w:space="0" w:color="000000"/>
+            </w:tcBorders>
+            <w:vAlign w:val="center"/>
+          </w:tcPr>
+          <w:p>
+            <w:pPr>
+              <w:pStyle w:val="Normal"/>
+              <w:spacing w:lineRule="exact" w:line="221"/>
+              <w:ind w:firstLine="1" w:start="98"/>
               <w:jc w:val="center"/>
               <w:rPr>
-                <w:rFonts w:ascii="Arial" w:eastAsia="Arial" w:hAnsi="Arial" w:cs="Arial"/>
-                <w:noProof/>
-                <w:color w:val="000000"/>
-              </w:rPr>
-            </w:pPr>
-            <w:r>
-              <w:rPr>
-                <w:rFonts w:ascii="Arial" w:eastAsia="Arial" w:hAnsi="Arial" w:cs="Arial"/>
-                <w:noProof/>
+                <w:rFonts w:ascii="Arial" w:hAnsi="Arial" w:eastAsia="Arial" w:cs="Arial"/>
+                <w:color w:val="000000"/>
+              </w:rPr>
+            </w:pPr>
+            <w:r>
+              <w:rPr>
+                <w:rFonts w:eastAsia="Arial" w:cs="Arial" w:ascii="Arial" w:hAnsi="Arial"/>
                 <w:color w:val="000000"/>
               </w:rPr>
               <w:t>{prac2_total}</w:t>
@@ -2073,26 +2006,26 @@
             <w:tcW w:w="979" w:type="dxa"/>
             <w:tcBorders>
               <w:top w:val="single" w:sz="4" w:space="0" w:color="000000"/>
-              <w:bottom w:val="single" w:sz="4" w:space="0" w:color="000000"/>
-              <w:right w:val="single" w:sz="4" w:space="0" w:color="000000"/>
-            </w:tcBorders>
-            <w:vAlign w:val="center"/>
-          </w:tcPr>
-          <w:p>
-            <w:pPr>
-              <w:spacing w:line="221" w:lineRule="exact"/>
-              <w:ind w:left="98" w:firstLine="1"/>
+              <w:start w:val="single" w:sz="4" w:space="0" w:color="000000"/>
+              <w:bottom w:val="single" w:sz="4" w:space="0" w:color="000000"/>
+              <w:end w:val="single" w:sz="4" w:space="0" w:color="000000"/>
+            </w:tcBorders>
+            <w:vAlign w:val="center"/>
+          </w:tcPr>
+          <w:p>
+            <w:pPr>
+              <w:pStyle w:val="Normal"/>
+              <w:spacing w:lineRule="exact" w:line="221"/>
+              <w:ind w:firstLine="1" w:start="98"/>
               <w:jc w:val="center"/>
               <w:rPr>
-                <w:rFonts w:ascii="Arial" w:eastAsia="Arial" w:hAnsi="Arial" w:cs="Arial"/>
-                <w:noProof/>
-                <w:color w:val="000000"/>
-              </w:rPr>
-            </w:pPr>
-            <w:r>
-              <w:rPr>
-                <w:rFonts w:ascii="Arial" w:eastAsia="Arial" w:hAnsi="Arial" w:cs="Arial"/>
-                <w:noProof/>
+                <w:rFonts w:ascii="Arial" w:hAnsi="Arial" w:eastAsia="Arial" w:cs="Arial"/>
+                <w:color w:val="000000"/>
+              </w:rPr>
+            </w:pPr>
+            <w:r>
+              <w:rPr>
+                <w:rFonts w:eastAsia="Arial" w:cs="Arial" w:ascii="Arial" w:hAnsi="Arial"/>
                 <w:color w:val="000000"/>
               </w:rPr>
               <w:t>{prac2_mark}</w:t>
@@ -2104,26 +2037,26 @@
             <w:tcW w:w="778" w:type="dxa"/>
             <w:tcBorders>
               <w:top w:val="single" w:sz="4" w:space="0" w:color="000000"/>
-              <w:left w:val="single" w:sz="4" w:space="0" w:color="000000"/>
-              <w:bottom w:val="single" w:sz="4" w:space="0" w:color="000000"/>
-            </w:tcBorders>
-            <w:vAlign w:val="center"/>
-          </w:tcPr>
-          <w:p>
-            <w:pPr>
-              <w:spacing w:line="221" w:lineRule="exact"/>
-              <w:ind w:left="98" w:firstLine="1"/>
+              <w:start w:val="single" w:sz="4" w:space="0" w:color="000000"/>
+              <w:bottom w:val="single" w:sz="4" w:space="0" w:color="000000"/>
+              <w:end w:val="single" w:sz="4" w:space="0" w:color="000000"/>
+            </w:tcBorders>
+            <w:vAlign w:val="center"/>
+          </w:tcPr>
+          <w:p>
+            <w:pPr>
+              <w:pStyle w:val="Normal"/>
+              <w:spacing w:lineRule="exact" w:line="221"/>
+              <w:ind w:firstLine="1" w:start="98"/>
               <w:jc w:val="center"/>
               <w:rPr>
-                <w:rFonts w:ascii="Arial" w:eastAsia="Arial" w:hAnsi="Arial" w:cs="Arial"/>
-                <w:noProof/>
-                <w:color w:val="000000"/>
-              </w:rPr>
-            </w:pPr>
-            <w:r>
-              <w:rPr>
-                <w:rFonts w:ascii="Arial" w:eastAsia="Arial" w:hAnsi="Arial" w:cs="Arial"/>
-                <w:noProof/>
+                <w:rFonts w:ascii="Arial" w:hAnsi="Arial" w:eastAsia="Arial" w:cs="Arial"/>
+                <w:color w:val="000000"/>
+              </w:rPr>
+            </w:pPr>
+            <w:r>
+              <w:rPr>
+                <w:rFonts w:eastAsia="Arial" w:cs="Arial" w:ascii="Arial" w:hAnsi="Arial"/>
                 <w:color w:val="000000"/>
               </w:rPr>
               <w:t>{prac2_perc}</w:t>
@@ -2132,34 +2065,35 @@
         </w:tc>
         <w:tc>
           <w:tcPr>
-            <w:tcW w:w="778" w:type="dxa"/>
-            <w:tcBorders>
-              <w:top w:val="single" w:sz="4" w:space="0" w:color="000000"/>
-              <w:bottom w:val="single" w:sz="4" w:space="0" w:color="000000"/>
-            </w:tcBorders>
-            <w:shd w:val="clear" w:color="000000" w:fill="B3B3B3"/>
-            <w:vAlign w:val="center"/>
-          </w:tcPr>
-          <w:p>
-            <w:pPr>
-              <w:spacing w:line="221" w:lineRule="exact"/>
+            <w:tcW w:w="777" w:type="dxa"/>
+            <w:tcBorders>
+              <w:top w:val="single" w:sz="4" w:space="0" w:color="000000"/>
+              <w:start w:val="single" w:sz="4" w:space="0" w:color="000000"/>
+              <w:bottom w:val="single" w:sz="4" w:space="0" w:color="000000"/>
+              <w:end w:val="single" w:sz="4" w:space="0" w:color="000000"/>
+            </w:tcBorders>
+            <w:shd w:color="000000" w:fill="B3B3B3" w:val="clear"/>
+            <w:vAlign w:val="center"/>
+          </w:tcPr>
+          <w:p>
+            <w:pPr>
+              <w:pStyle w:val="Normal"/>
+              <w:spacing w:lineRule="exact" w:line="221"/>
               <w:ind w:firstLine="1"/>
               <w:jc w:val="center"/>
               <w:rPr>
-                <w:rFonts w:ascii="Arial" w:eastAsia="Arial" w:hAnsi="Arial" w:cs="Arial"/>
-                <w:b/>
-                <w:bCs/>
-                <w:noProof/>
+                <w:rFonts w:ascii="Arial" w:hAnsi="Arial" w:eastAsia="Arial" w:cs="Arial"/>
+                <w:b/>
+                <w:bCs/>
                 <w:color w:val="000000"/>
                 <w:spacing w:val="9"/>
               </w:rPr>
             </w:pPr>
             <w:r>
               <w:rPr>
-                <w:rFonts w:ascii="Arial" w:eastAsia="Arial" w:hAnsi="Arial" w:cs="Arial"/>
-                <w:b/>
-                <w:bCs/>
-                <w:noProof/>
+                <w:rFonts w:eastAsia="Arial" w:cs="Arial" w:ascii="Arial" w:hAnsi="Arial"/>
+                <w:b/>
+                <w:bCs/>
                 <w:color w:val="000000"/>
                 <w:spacing w:val="3"/>
               </w:rPr>
@@ -2169,28 +2103,29 @@
         </w:tc>
         <w:tc>
           <w:tcPr>
-            <w:tcW w:w="783" w:type="dxa"/>
-            <w:tcBorders>
-              <w:top w:val="single" w:sz="4" w:space="0" w:color="000000"/>
-              <w:bottom w:val="single" w:sz="4" w:space="0" w:color="000000"/>
-            </w:tcBorders>
-            <w:vAlign w:val="center"/>
-          </w:tcPr>
-          <w:p>
-            <w:pPr>
-              <w:spacing w:line="221" w:lineRule="exact"/>
-              <w:ind w:left="98" w:firstLine="1"/>
+            <w:tcW w:w="784" w:type="dxa"/>
+            <w:tcBorders>
+              <w:top w:val="single" w:sz="4" w:space="0" w:color="000000"/>
+              <w:start w:val="single" w:sz="4" w:space="0" w:color="000000"/>
+              <w:bottom w:val="single" w:sz="4" w:space="0" w:color="000000"/>
+              <w:end w:val="single" w:sz="4" w:space="0" w:color="000000"/>
+            </w:tcBorders>
+            <w:vAlign w:val="center"/>
+          </w:tcPr>
+          <w:p>
+            <w:pPr>
+              <w:pStyle w:val="Normal"/>
+              <w:spacing w:lineRule="exact" w:line="221"/>
+              <w:ind w:firstLine="1" w:start="98"/>
               <w:jc w:val="center"/>
               <w:rPr>
-                <w:rFonts w:ascii="Arial" w:eastAsia="Arial" w:hAnsi="Arial" w:cs="Arial"/>
-                <w:noProof/>
-                <w:color w:val="000000"/>
-              </w:rPr>
-            </w:pPr>
-            <w:r>
-              <w:rPr>
-                <w:rFonts w:ascii="Arial" w:eastAsia="Arial" w:hAnsi="Arial" w:cs="Arial"/>
-                <w:noProof/>
+                <w:rFonts w:ascii="Arial" w:hAnsi="Arial" w:eastAsia="Arial" w:cs="Arial"/>
+                <w:color w:val="000000"/>
+              </w:rPr>
+            </w:pPr>
+            <w:r>
+              <w:rPr>
+                <w:rFonts w:eastAsia="Arial" w:cs="Arial" w:ascii="Arial" w:hAnsi="Arial"/>
                 <w:color w:val="000000"/>
               </w:rPr>
               <w:t>{prac2_weight}</w:t>
@@ -2200,28 +2135,38 @@
       </w:tr>
       <w:tr>
         <w:trPr>
-          <w:trHeight w:val="304"/>
+          <w:trHeight w:val="304" w:hRule="atLeast"/>
         </w:trPr>
         <w:tc>
           <w:tcPr>
-            <w:tcW w:w="1697" w:type="dxa"/>
-            <w:tcBorders>
-              <w:top w:val="single" w:sz="4" w:space="0" w:color="000000"/>
-              <w:bottom w:val="single" w:sz="4" w:space="0" w:color="000000"/>
-            </w:tcBorders>
-          </w:tcPr>
-          <w:p>
-            <w:pPr>
-              <w:spacing w:line="221" w:lineRule="exact"/>
-              <w:ind w:left="98" w:firstLine="1"/>
-              <w:rPr>
-                <w:rFonts w:ascii="Arial" w:eastAsia="Arial" w:hAnsi="Arial" w:cs="Arial"/>
-                <w:b/>
-                <w:bCs/>
-                <w:noProof/>
-                <w:color w:val="000000"/>
-              </w:rPr>
-            </w:pPr>
+            <w:tcW w:w="1696" w:type="dxa"/>
+            <w:tcBorders>
+              <w:top w:val="single" w:sz="4" w:space="0" w:color="000000"/>
+              <w:start w:val="single" w:sz="4" w:space="0" w:color="000000"/>
+              <w:bottom w:val="single" w:sz="4" w:space="0" w:color="000000"/>
+              <w:end w:val="single" w:sz="4" w:space="0" w:color="000000"/>
+            </w:tcBorders>
+          </w:tcPr>
+          <w:p>
+            <w:pPr>
+              <w:pStyle w:val="Normal"/>
+              <w:spacing w:lineRule="exact" w:line="221"/>
+              <w:ind w:firstLine="1" w:start="98"/>
+              <w:rPr>
+                <w:rFonts w:ascii="Arial" w:hAnsi="Arial" w:eastAsia="Arial" w:cs="Arial"/>
+                <w:b/>
+                <w:bCs/>
+                <w:color w:val="000000"/>
+              </w:rPr>
+            </w:pPr>
+            <w:r>
+              <w:rPr>
+                <w:rFonts w:eastAsia="Arial" w:cs="Arial" w:ascii="Arial" w:hAnsi="Arial"/>
+                <w:b/>
+                <w:bCs/>
+                <w:color w:val="000000"/>
+              </w:rPr>
+            </w:r>
           </w:p>
         </w:tc>
         <w:tc>
@@ -2229,47 +2174,62 @@
             <w:tcW w:w="2619" w:type="dxa"/>
             <w:tcBorders>
               <w:top w:val="single" w:sz="4" w:space="0" w:color="000000"/>
-              <w:bottom w:val="single" w:sz="4" w:space="0" w:color="000000"/>
-              <w:right w:val="single" w:sz="4" w:space="0" w:color="000000"/>
-            </w:tcBorders>
-          </w:tcPr>
-          <w:p>
-            <w:pPr>
-              <w:spacing w:line="221" w:lineRule="exact"/>
-              <w:ind w:left="98" w:firstLine="1"/>
-              <w:rPr>
-                <w:rFonts w:ascii="Arial" w:eastAsia="Arial" w:hAnsi="Arial" w:cs="Arial"/>
-                <w:b/>
-                <w:bCs/>
-                <w:noProof/>
-                <w:color w:val="000000"/>
-              </w:rPr>
-            </w:pPr>
-          </w:p>
-        </w:tc>
-        <w:tc>
-          <w:tcPr>
-            <w:tcW w:w="2931" w:type="dxa"/>
+              <w:start w:val="single" w:sz="4" w:space="0" w:color="000000"/>
+              <w:bottom w:val="single" w:sz="4" w:space="0" w:color="000000"/>
+              <w:end w:val="single" w:sz="4" w:space="0" w:color="000000"/>
+            </w:tcBorders>
+          </w:tcPr>
+          <w:p>
+            <w:pPr>
+              <w:pStyle w:val="Normal"/>
+              <w:spacing w:lineRule="exact" w:line="221"/>
+              <w:ind w:firstLine="1" w:start="98"/>
+              <w:rPr>
+                <w:rFonts w:ascii="Arial" w:hAnsi="Arial" w:eastAsia="Arial" w:cs="Arial"/>
+                <w:b/>
+                <w:bCs/>
+                <w:color w:val="000000"/>
+              </w:rPr>
+            </w:pPr>
+            <w:r>
+              <w:rPr>
+                <w:rFonts w:eastAsia="Arial" w:cs="Arial" w:ascii="Arial" w:hAnsi="Arial"/>
+                <w:b/>
+                <w:bCs/>
+                <w:color w:val="000000"/>
+              </w:rPr>
+            </w:r>
+          </w:p>
+        </w:tc>
+        <w:tc>
+          <w:tcPr>
+            <w:tcW w:w="2932" w:type="dxa"/>
             <w:gridSpan w:val="3"/>
             <w:tcBorders>
               <w:top w:val="single" w:sz="4" w:space="0" w:color="000000"/>
-              <w:left w:val="single" w:sz="4" w:space="0" w:color="000000"/>
-              <w:bottom w:val="single" w:sz="4" w:space="0" w:color="000000"/>
-              <w:right w:val="single" w:sz="4" w:space="0" w:color="000000"/>
-            </w:tcBorders>
-            <w:vAlign w:val="center"/>
-          </w:tcPr>
-          <w:p>
-            <w:pPr>
-              <w:spacing w:line="221" w:lineRule="exact"/>
-              <w:ind w:left="98" w:firstLine="1"/>
+              <w:start w:val="single" w:sz="4" w:space="0" w:color="000000"/>
+              <w:bottom w:val="single" w:sz="4" w:space="0" w:color="000000"/>
+              <w:end w:val="single" w:sz="4" w:space="0" w:color="000000"/>
+            </w:tcBorders>
+            <w:vAlign w:val="center"/>
+          </w:tcPr>
+          <w:p>
+            <w:pPr>
+              <w:pStyle w:val="Normal"/>
+              <w:spacing w:lineRule="exact" w:line="221"/>
+              <w:ind w:firstLine="1" w:start="98"/>
               <w:jc w:val="center"/>
               <w:rPr>
-                <w:rFonts w:ascii="Arial" w:eastAsia="Arial" w:hAnsi="Arial" w:cs="Arial"/>
-                <w:noProof/>
-                <w:color w:val="000000"/>
-              </w:rPr>
-            </w:pPr>
+                <w:rFonts w:ascii="Arial" w:hAnsi="Arial" w:eastAsia="Arial" w:cs="Arial"/>
+                <w:color w:val="000000"/>
+              </w:rPr>
+            </w:pPr>
+            <w:r>
+              <w:rPr>
+                <w:rFonts w:eastAsia="Arial" w:cs="Arial" w:ascii="Arial" w:hAnsi="Arial"/>
+                <w:color w:val="000000"/>
+              </w:rPr>
+            </w:r>
           </w:p>
         </w:tc>
         <w:tc>
@@ -2277,104 +2237,133 @@
             <w:tcW w:w="778" w:type="dxa"/>
             <w:tcBorders>
               <w:top w:val="single" w:sz="4" w:space="0" w:color="000000"/>
-              <w:left w:val="single" w:sz="4" w:space="0" w:color="000000"/>
-              <w:bottom w:val="single" w:sz="4" w:space="0" w:color="000000"/>
-            </w:tcBorders>
-            <w:vAlign w:val="center"/>
-          </w:tcPr>
-          <w:p>
-            <w:pPr>
-              <w:spacing w:line="221" w:lineRule="exact"/>
-              <w:ind w:left="98" w:firstLine="1"/>
+              <w:start w:val="single" w:sz="4" w:space="0" w:color="000000"/>
+              <w:bottom w:val="single" w:sz="4" w:space="0" w:color="000000"/>
+              <w:end w:val="single" w:sz="4" w:space="0" w:color="000000"/>
+            </w:tcBorders>
+            <w:vAlign w:val="center"/>
+          </w:tcPr>
+          <w:p>
+            <w:pPr>
+              <w:pStyle w:val="Normal"/>
+              <w:spacing w:lineRule="exact" w:line="221"/>
+              <w:ind w:firstLine="1" w:start="98"/>
               <w:jc w:val="center"/>
               <w:rPr>
-                <w:rFonts w:ascii="Arial" w:eastAsia="Arial" w:hAnsi="Arial" w:cs="Arial"/>
-                <w:noProof/>
-                <w:color w:val="000000"/>
-              </w:rPr>
-            </w:pPr>
-          </w:p>
-        </w:tc>
-        <w:tc>
-          <w:tcPr>
-            <w:tcW w:w="778" w:type="dxa"/>
-            <w:tcBorders>
-              <w:top w:val="single" w:sz="4" w:space="0" w:color="000000"/>
-              <w:bottom w:val="single" w:sz="4" w:space="0" w:color="000000"/>
-            </w:tcBorders>
-            <w:vAlign w:val="center"/>
-          </w:tcPr>
-          <w:p>
-            <w:pPr>
-              <w:spacing w:line="221" w:lineRule="exact"/>
-              <w:ind w:left="98" w:firstLine="1"/>
+                <w:rFonts w:ascii="Arial" w:hAnsi="Arial" w:eastAsia="Arial" w:cs="Arial"/>
+                <w:color w:val="000000"/>
+              </w:rPr>
+            </w:pPr>
+            <w:r>
+              <w:rPr>
+                <w:rFonts w:eastAsia="Arial" w:cs="Arial" w:ascii="Arial" w:hAnsi="Arial"/>
+                <w:color w:val="000000"/>
+              </w:rPr>
+            </w:r>
+          </w:p>
+        </w:tc>
+        <w:tc>
+          <w:tcPr>
+            <w:tcW w:w="777" w:type="dxa"/>
+            <w:tcBorders>
+              <w:top w:val="single" w:sz="4" w:space="0" w:color="000000"/>
+              <w:start w:val="single" w:sz="4" w:space="0" w:color="000000"/>
+              <w:bottom w:val="single" w:sz="4" w:space="0" w:color="000000"/>
+              <w:end w:val="single" w:sz="4" w:space="0" w:color="000000"/>
+            </w:tcBorders>
+            <w:vAlign w:val="center"/>
+          </w:tcPr>
+          <w:p>
+            <w:pPr>
+              <w:pStyle w:val="Normal"/>
+              <w:spacing w:lineRule="exact" w:line="221"/>
+              <w:ind w:firstLine="1" w:start="98"/>
               <w:jc w:val="center"/>
               <w:rPr>
-                <w:rFonts w:ascii="Arial" w:eastAsia="Arial" w:hAnsi="Arial" w:cs="Arial"/>
-                <w:b/>
-                <w:bCs/>
-                <w:noProof/>
-                <w:color w:val="000000"/>
-              </w:rPr>
-            </w:pPr>
-          </w:p>
-        </w:tc>
-        <w:tc>
-          <w:tcPr>
-            <w:tcW w:w="783" w:type="dxa"/>
-            <w:tcBorders>
-              <w:top w:val="single" w:sz="4" w:space="0" w:color="000000"/>
-              <w:bottom w:val="single" w:sz="4" w:space="0" w:color="000000"/>
-            </w:tcBorders>
-            <w:vAlign w:val="center"/>
-          </w:tcPr>
-          <w:p>
-            <w:pPr>
-              <w:spacing w:line="221" w:lineRule="exact"/>
-              <w:ind w:left="98" w:firstLine="1"/>
+                <w:rFonts w:ascii="Arial" w:hAnsi="Arial" w:eastAsia="Arial" w:cs="Arial"/>
+                <w:b/>
+                <w:bCs/>
+                <w:color w:val="000000"/>
+              </w:rPr>
+            </w:pPr>
+            <w:r>
+              <w:rPr>
+                <w:rFonts w:eastAsia="Arial" w:cs="Arial" w:ascii="Arial" w:hAnsi="Arial"/>
+                <w:b/>
+                <w:bCs/>
+                <w:color w:val="000000"/>
+              </w:rPr>
+            </w:r>
+          </w:p>
+        </w:tc>
+        <w:tc>
+          <w:tcPr>
+            <w:tcW w:w="784" w:type="dxa"/>
+            <w:tcBorders>
+              <w:top w:val="single" w:sz="4" w:space="0" w:color="000000"/>
+              <w:start w:val="single" w:sz="4" w:space="0" w:color="000000"/>
+              <w:bottom w:val="single" w:sz="4" w:space="0" w:color="000000"/>
+              <w:end w:val="single" w:sz="4" w:space="0" w:color="000000"/>
+            </w:tcBorders>
+            <w:vAlign w:val="center"/>
+          </w:tcPr>
+          <w:p>
+            <w:pPr>
+              <w:pStyle w:val="Normal"/>
+              <w:spacing w:lineRule="exact" w:line="221"/>
+              <w:ind w:firstLine="1" w:start="98"/>
               <w:jc w:val="center"/>
               <w:rPr>
-                <w:rFonts w:ascii="Arial" w:eastAsia="Arial" w:hAnsi="Arial" w:cs="Arial"/>
-                <w:b/>
-                <w:bCs/>
-                <w:noProof/>
-                <w:color w:val="000000"/>
-              </w:rPr>
-            </w:pPr>
+                <w:rFonts w:ascii="Arial" w:hAnsi="Arial" w:eastAsia="Arial" w:cs="Arial"/>
+                <w:b/>
+                <w:bCs/>
+                <w:color w:val="000000"/>
+              </w:rPr>
+            </w:pPr>
+            <w:r>
+              <w:rPr>
+                <w:rFonts w:eastAsia="Arial" w:cs="Arial" w:ascii="Arial" w:hAnsi="Arial"/>
+                <w:b/>
+                <w:bCs/>
+                <w:color w:val="000000"/>
+              </w:rPr>
+            </w:r>
           </w:p>
         </w:tc>
       </w:tr>
       <w:tr>
         <w:trPr>
-          <w:trHeight w:val="276"/>
+          <w:trHeight w:val="276" w:hRule="atLeast"/>
         </w:trPr>
         <w:tc>
           <w:tcPr>
-            <w:tcW w:w="1697" w:type="dxa"/>
-            <w:tcBorders>
-              <w:top w:val="single" w:sz="4" w:space="0" w:color="000000"/>
-            </w:tcBorders>
-            <w:vAlign w:val="center"/>
-          </w:tcPr>
-          <w:p>
-            <w:pPr>
-              <w:spacing w:line="221" w:lineRule="exact"/>
-              <w:ind w:left="98" w:firstLine="1"/>
-              <w:rPr>
-                <w:rFonts w:ascii="Arial" w:eastAsia="Arial" w:hAnsi="Arial" w:cs="Arial"/>
-                <w:b/>
-                <w:bCs/>
-                <w:noProof/>
+            <w:tcW w:w="1696" w:type="dxa"/>
+            <w:tcBorders>
+              <w:top w:val="single" w:sz="4" w:space="0" w:color="000000"/>
+              <w:start w:val="single" w:sz="4" w:space="0" w:color="000000"/>
+              <w:bottom w:val="single" w:sz="4" w:space="0" w:color="000000"/>
+              <w:end w:val="single" w:sz="4" w:space="0" w:color="000000"/>
+            </w:tcBorders>
+            <w:vAlign w:val="center"/>
+          </w:tcPr>
+          <w:p>
+            <w:pPr>
+              <w:pStyle w:val="Normal"/>
+              <w:spacing w:lineRule="exact" w:line="221"/>
+              <w:ind w:firstLine="1" w:start="98"/>
+              <w:rPr>
+                <w:rFonts w:ascii="Arial" w:hAnsi="Arial" w:eastAsia="Arial" w:cs="Arial"/>
+                <w:b/>
+                <w:bCs/>
                 <w:color w:val="000000"/>
                 <w:spacing w:val="8"/>
               </w:rPr>
             </w:pPr>
             <w:r>
               <w:rPr>
-                <w:rFonts w:ascii="Arial" w:eastAsia="Arial" w:hAnsi="Arial" w:cs="Arial"/>
-                <w:b/>
-                <w:bCs/>
-                <w:noProof/>
+                <w:rFonts w:eastAsia="Arial" w:cs="Arial" w:ascii="Arial" w:hAnsi="Arial"/>
+                <w:b/>
+                <w:bCs/>
                 <w:color w:val="000000"/>
                 <w:spacing w:val="1"/>
               </w:rPr>
@@ -2387,25 +2376,26 @@
             <w:tcW w:w="2619" w:type="dxa"/>
             <w:tcBorders>
               <w:top w:val="single" w:sz="4" w:space="0" w:color="000000"/>
-              <w:right w:val="single" w:sz="4" w:space="0" w:color="000000"/>
-            </w:tcBorders>
-            <w:vAlign w:val="center"/>
-          </w:tcPr>
-          <w:p>
-            <w:pPr>
-              <w:spacing w:line="221" w:lineRule="exact"/>
-              <w:ind w:left="98" w:firstLine="1"/>
-              <w:rPr>
-                <w:rFonts w:ascii="Arial" w:eastAsia="Arial" w:hAnsi="Arial" w:cs="Arial"/>
-                <w:noProof/>
+              <w:start w:val="single" w:sz="4" w:space="0" w:color="000000"/>
+              <w:bottom w:val="single" w:sz="4" w:space="0" w:color="000000"/>
+              <w:end w:val="single" w:sz="4" w:space="0" w:color="000000"/>
+            </w:tcBorders>
+            <w:vAlign w:val="center"/>
+          </w:tcPr>
+          <w:p>
+            <w:pPr>
+              <w:pStyle w:val="Normal"/>
+              <w:spacing w:lineRule="exact" w:line="221"/>
+              <w:ind w:firstLine="1" w:start="98"/>
+              <w:rPr>
+                <w:rFonts w:ascii="Arial" w:hAnsi="Arial" w:eastAsia="Arial" w:cs="Arial"/>
                 <w:color w:val="000000"/>
                 <w:spacing w:val="1"/>
               </w:rPr>
             </w:pPr>
             <w:r>
               <w:rPr>
-                <w:rFonts w:ascii="Arial" w:eastAsia="Arial" w:hAnsi="Arial" w:cs="Arial"/>
-                <w:noProof/>
+                <w:rFonts w:eastAsia="Arial" w:cs="Arial" w:ascii="Arial" w:hAnsi="Arial"/>
                 <w:color w:val="000000"/>
                 <w:spacing w:val="1"/>
               </w:rPr>
@@ -2413,8 +2403,7 @@
             </w:r>
             <w:r>
               <w:rPr>
-                <w:rFonts w:ascii="Arial" w:eastAsia="Arial" w:hAnsi="Arial" w:cs="Arial"/>
-                <w:noProof/>
+                <w:rFonts w:eastAsia="Arial" w:cs="Arial" w:ascii="Arial" w:hAnsi="Arial"/>
                 <w:color w:val="000000"/>
                 <w:spacing w:val="2"/>
               </w:rPr>
@@ -2422,8 +2411,7 @@
             </w:r>
             <w:r>
               <w:rPr>
-                <w:rFonts w:ascii="Arial" w:eastAsia="Arial" w:hAnsi="Arial" w:cs="Arial"/>
-                <w:noProof/>
+                <w:rFonts w:eastAsia="Arial" w:cs="Arial" w:ascii="Arial" w:hAnsi="Arial"/>
                 <w:color w:val="000000"/>
               </w:rPr>
               <w:t>Physics</w:t>
@@ -2432,28 +2420,29 @@
         </w:tc>
         <w:tc>
           <w:tcPr>
-            <w:tcW w:w="977" w:type="dxa"/>
-            <w:tcBorders>
-              <w:top w:val="single" w:sz="4" w:space="0" w:color="000000"/>
-              <w:left w:val="single" w:sz="4" w:space="0" w:color="000000"/>
-            </w:tcBorders>
-            <w:vAlign w:val="center"/>
-          </w:tcPr>
-          <w:p>
-            <w:pPr>
-              <w:spacing w:line="221" w:lineRule="exact"/>
-              <w:ind w:left="98" w:firstLine="1"/>
+            <w:tcW w:w="978" w:type="dxa"/>
+            <w:tcBorders>
+              <w:top w:val="single" w:sz="4" w:space="0" w:color="000000"/>
+              <w:start w:val="single" w:sz="4" w:space="0" w:color="000000"/>
+              <w:bottom w:val="single" w:sz="4" w:space="0" w:color="000000"/>
+              <w:end w:val="single" w:sz="4" w:space="0" w:color="000000"/>
+            </w:tcBorders>
+            <w:vAlign w:val="center"/>
+          </w:tcPr>
+          <w:p>
+            <w:pPr>
+              <w:pStyle w:val="Normal"/>
+              <w:spacing w:lineRule="exact" w:line="221"/>
+              <w:ind w:firstLine="1" w:start="98"/>
               <w:jc w:val="center"/>
               <w:rPr>
-                <w:rFonts w:ascii="Arial" w:eastAsia="Arial" w:hAnsi="Arial" w:cs="Arial"/>
-                <w:noProof/>
-                <w:color w:val="000000"/>
-              </w:rPr>
-            </w:pPr>
-            <w:r>
-              <w:rPr>
-                <w:rFonts w:ascii="Arial" w:eastAsia="Arial" w:hAnsi="Arial" w:cs="Arial"/>
-                <w:noProof/>
+                <w:rFonts w:ascii="Arial" w:hAnsi="Arial" w:eastAsia="Arial" w:cs="Arial"/>
+                <w:color w:val="000000"/>
+              </w:rPr>
+            </w:pPr>
+            <w:r>
+              <w:rPr>
+                <w:rFonts w:eastAsia="Arial" w:cs="Arial" w:ascii="Arial" w:hAnsi="Arial"/>
                 <w:color w:val="000000"/>
               </w:rPr>
               <w:t>{phys_date}</w:t>
@@ -2465,24 +2454,26 @@
             <w:tcW w:w="975" w:type="dxa"/>
             <w:tcBorders>
               <w:top w:val="single" w:sz="4" w:space="0" w:color="000000"/>
-            </w:tcBorders>
-            <w:vAlign w:val="center"/>
-          </w:tcPr>
-          <w:p>
-            <w:pPr>
-              <w:spacing w:line="221" w:lineRule="exact"/>
-              <w:ind w:left="98" w:firstLine="1"/>
+              <w:start w:val="single" w:sz="4" w:space="0" w:color="000000"/>
+              <w:bottom w:val="single" w:sz="4" w:space="0" w:color="000000"/>
+              <w:end w:val="single" w:sz="4" w:space="0" w:color="000000"/>
+            </w:tcBorders>
+            <w:vAlign w:val="center"/>
+          </w:tcPr>
+          <w:p>
+            <w:pPr>
+              <w:pStyle w:val="Normal"/>
+              <w:spacing w:lineRule="exact" w:line="221"/>
+              <w:ind w:firstLine="1" w:start="98"/>
               <w:jc w:val="center"/>
               <w:rPr>
-                <w:rFonts w:ascii="Arial" w:eastAsia="Arial" w:hAnsi="Arial" w:cs="Arial"/>
-                <w:noProof/>
-                <w:color w:val="000000"/>
-              </w:rPr>
-            </w:pPr>
-            <w:r>
-              <w:rPr>
-                <w:rFonts w:ascii="Arial" w:eastAsia="Arial" w:hAnsi="Arial" w:cs="Arial"/>
-                <w:noProof/>
+                <w:rFonts w:ascii="Arial" w:hAnsi="Arial" w:eastAsia="Arial" w:cs="Arial"/>
+                <w:color w:val="000000"/>
+              </w:rPr>
+            </w:pPr>
+            <w:r>
+              <w:rPr>
+                <w:rFonts w:eastAsia="Arial" w:cs="Arial" w:ascii="Arial" w:hAnsi="Arial"/>
                 <w:color w:val="000000"/>
               </w:rPr>
               <w:t>{phys_total}</w:t>
@@ -2494,25 +2485,26 @@
             <w:tcW w:w="979" w:type="dxa"/>
             <w:tcBorders>
               <w:top w:val="single" w:sz="4" w:space="0" w:color="000000"/>
-              <w:right w:val="single" w:sz="4" w:space="0" w:color="000000"/>
-            </w:tcBorders>
-            <w:vAlign w:val="center"/>
-          </w:tcPr>
-          <w:p>
-            <w:pPr>
-              <w:spacing w:line="221" w:lineRule="exact"/>
-              <w:ind w:left="98" w:firstLine="1"/>
+              <w:start w:val="single" w:sz="4" w:space="0" w:color="000000"/>
+              <w:bottom w:val="single" w:sz="4" w:space="0" w:color="000000"/>
+              <w:end w:val="single" w:sz="4" w:space="0" w:color="000000"/>
+            </w:tcBorders>
+            <w:vAlign w:val="center"/>
+          </w:tcPr>
+          <w:p>
+            <w:pPr>
+              <w:pStyle w:val="Normal"/>
+              <w:spacing w:lineRule="exact" w:line="221"/>
+              <w:ind w:firstLine="1" w:start="98"/>
               <w:jc w:val="center"/>
               <w:rPr>
-                <w:rFonts w:ascii="Arial" w:eastAsia="Arial" w:hAnsi="Arial" w:cs="Arial"/>
-                <w:noProof/>
-                <w:color w:val="000000"/>
-              </w:rPr>
-            </w:pPr>
-            <w:r>
-              <w:rPr>
-                <w:rFonts w:ascii="Arial" w:eastAsia="Arial" w:hAnsi="Arial" w:cs="Arial"/>
-                <w:noProof/>
+                <w:rFonts w:ascii="Arial" w:hAnsi="Arial" w:eastAsia="Arial" w:cs="Arial"/>
+                <w:color w:val="000000"/>
+              </w:rPr>
+            </w:pPr>
+            <w:r>
+              <w:rPr>
+                <w:rFonts w:eastAsia="Arial" w:cs="Arial" w:ascii="Arial" w:hAnsi="Arial"/>
                 <w:color w:val="000000"/>
               </w:rPr>
               <w:t>{phys_mark}</w:t>
@@ -2524,25 +2516,26 @@
             <w:tcW w:w="778" w:type="dxa"/>
             <w:tcBorders>
               <w:top w:val="single" w:sz="4" w:space="0" w:color="000000"/>
-              <w:left w:val="single" w:sz="4" w:space="0" w:color="000000"/>
-            </w:tcBorders>
-            <w:vAlign w:val="center"/>
-          </w:tcPr>
-          <w:p>
-            <w:pPr>
-              <w:spacing w:line="221" w:lineRule="exact"/>
-              <w:ind w:left="98" w:firstLine="1"/>
+              <w:start w:val="single" w:sz="4" w:space="0" w:color="000000"/>
+              <w:bottom w:val="single" w:sz="4" w:space="0" w:color="000000"/>
+              <w:end w:val="single" w:sz="4" w:space="0" w:color="000000"/>
+            </w:tcBorders>
+            <w:vAlign w:val="center"/>
+          </w:tcPr>
+          <w:p>
+            <w:pPr>
+              <w:pStyle w:val="Normal"/>
+              <w:spacing w:lineRule="exact" w:line="221"/>
+              <w:ind w:firstLine="1" w:start="98"/>
               <w:jc w:val="center"/>
               <w:rPr>
-                <w:rFonts w:ascii="Arial" w:eastAsia="Arial" w:hAnsi="Arial" w:cs="Arial"/>
-                <w:noProof/>
-                <w:color w:val="000000"/>
-              </w:rPr>
-            </w:pPr>
-            <w:r>
-              <w:rPr>
-                <w:rFonts w:ascii="Arial" w:eastAsia="Arial" w:hAnsi="Arial" w:cs="Arial"/>
-                <w:noProof/>
+                <w:rFonts w:ascii="Arial" w:hAnsi="Arial" w:eastAsia="Arial" w:cs="Arial"/>
+                <w:color w:val="000000"/>
+              </w:rPr>
+            </w:pPr>
+            <w:r>
+              <w:rPr>
+                <w:rFonts w:eastAsia="Arial" w:cs="Arial" w:ascii="Arial" w:hAnsi="Arial"/>
                 <w:color w:val="000000"/>
               </w:rPr>
               <w:t>{phys_perc}</w:t>
@@ -2551,33 +2544,35 @@
         </w:tc>
         <w:tc>
           <w:tcPr>
-            <w:tcW w:w="778" w:type="dxa"/>
-            <w:tcBorders>
-              <w:top w:val="single" w:sz="4" w:space="0" w:color="000000"/>
-            </w:tcBorders>
-            <w:shd w:val="clear" w:color="000000" w:fill="B3B3B3"/>
-            <w:vAlign w:val="center"/>
-          </w:tcPr>
-          <w:p>
-            <w:pPr>
-              <w:spacing w:line="221" w:lineRule="exact"/>
+            <w:tcW w:w="777" w:type="dxa"/>
+            <w:tcBorders>
+              <w:top w:val="single" w:sz="4" w:space="0" w:color="000000"/>
+              <w:start w:val="single" w:sz="4" w:space="0" w:color="000000"/>
+              <w:bottom w:val="single" w:sz="4" w:space="0" w:color="000000"/>
+              <w:end w:val="single" w:sz="4" w:space="0" w:color="000000"/>
+            </w:tcBorders>
+            <w:shd w:color="000000" w:fill="B3B3B3" w:val="clear"/>
+            <w:vAlign w:val="center"/>
+          </w:tcPr>
+          <w:p>
+            <w:pPr>
+              <w:pStyle w:val="Normal"/>
+              <w:spacing w:lineRule="exact" w:line="221"/>
               <w:ind w:firstLine="1"/>
               <w:jc w:val="center"/>
               <w:rPr>
-                <w:rFonts w:ascii="Arial" w:eastAsia="Arial" w:hAnsi="Arial" w:cs="Arial"/>
-                <w:b/>
-                <w:bCs/>
-                <w:noProof/>
+                <w:rFonts w:ascii="Arial" w:hAnsi="Arial" w:eastAsia="Arial" w:cs="Arial"/>
+                <w:b/>
+                <w:bCs/>
                 <w:color w:val="000000"/>
                 <w:spacing w:val="9"/>
               </w:rPr>
             </w:pPr>
             <w:r>
               <w:rPr>
-                <w:rFonts w:ascii="Arial" w:eastAsia="Arial" w:hAnsi="Arial" w:cs="Arial"/>
-                <w:b/>
-                <w:bCs/>
-                <w:noProof/>
+                <w:rFonts w:eastAsia="Arial" w:cs="Arial" w:ascii="Arial" w:hAnsi="Arial"/>
+                <w:b/>
+                <w:bCs/>
                 <w:color w:val="000000"/>
                 <w:spacing w:val="3"/>
               </w:rPr>
@@ -2587,29 +2582,31 @@
         </w:tc>
         <w:tc>
           <w:tcPr>
-            <w:tcW w:w="783" w:type="dxa"/>
-            <w:tcBorders>
-              <w:top w:val="single" w:sz="4" w:space="0" w:color="000000"/>
-            </w:tcBorders>
-            <w:vAlign w:val="center"/>
-          </w:tcPr>
-          <w:p>
-            <w:pPr>
-              <w:spacing w:line="221" w:lineRule="exact"/>
-              <w:ind w:left="98" w:firstLine="1"/>
+            <w:tcW w:w="784" w:type="dxa"/>
+            <w:tcBorders>
+              <w:top w:val="single" w:sz="4" w:space="0" w:color="000000"/>
+              <w:start w:val="single" w:sz="4" w:space="0" w:color="000000"/>
+              <w:bottom w:val="single" w:sz="4" w:space="0" w:color="000000"/>
+              <w:end w:val="single" w:sz="4" w:space="0" w:color="000000"/>
+            </w:tcBorders>
+            <w:vAlign w:val="center"/>
+          </w:tcPr>
+          <w:p>
+            <w:pPr>
+              <w:pStyle w:val="Normal"/>
+              <w:spacing w:lineRule="exact" w:line="221"/>
+              <w:ind w:firstLine="1" w:start="98"/>
               <w:jc w:val="center"/>
               <w:rPr>
-                <w:rFonts w:ascii="Arial" w:eastAsia="Arial" w:hAnsi="Arial" w:cs="Arial"/>
-                <w:b/>
-                <w:bCs/>
-                <w:noProof/>
-                <w:color w:val="000000"/>
-              </w:rPr>
-            </w:pPr>
-            <w:r>
-              <w:rPr>
-                <w:rFonts w:ascii="Arial" w:eastAsia="Arial" w:hAnsi="Arial" w:cs="Arial"/>
-                <w:noProof/>
+                <w:rFonts w:ascii="Arial" w:hAnsi="Arial" w:eastAsia="Arial" w:cs="Arial"/>
+                <w:b/>
+                <w:bCs/>
+                <w:color w:val="000000"/>
+              </w:rPr>
+            </w:pPr>
+            <w:r>
+              <w:rPr>
+                <w:rFonts w:eastAsia="Arial" w:cs="Arial" w:ascii="Arial" w:hAnsi="Arial"/>
                 <w:color w:val="000000"/>
               </w:rPr>
               <w:t>{phys_weight}</w:t>
@@ -2619,32 +2616,37 @@
       </w:tr>
       <w:tr>
         <w:trPr>
-          <w:trHeight w:val="300"/>
+          <w:trHeight w:val="300" w:hRule="atLeast"/>
         </w:trPr>
         <w:tc>
           <w:tcPr>
-            <w:tcW w:w="1697" w:type="dxa"/>
-            <w:vAlign w:val="center"/>
-          </w:tcPr>
-          <w:p>
-            <w:pPr>
-              <w:spacing w:line="221" w:lineRule="exact"/>
-              <w:ind w:left="98" w:firstLine="1"/>
-              <w:rPr>
-                <w:rFonts w:ascii="Arial" w:eastAsia="Arial" w:hAnsi="Arial" w:cs="Arial"/>
-                <w:b/>
-                <w:bCs/>
-                <w:noProof/>
+            <w:tcW w:w="1696" w:type="dxa"/>
+            <w:tcBorders>
+              <w:top w:val="single" w:sz="4" w:space="0" w:color="000000"/>
+              <w:start w:val="single" w:sz="4" w:space="0" w:color="000000"/>
+              <w:bottom w:val="single" w:sz="4" w:space="0" w:color="000000"/>
+              <w:end w:val="single" w:sz="4" w:space="0" w:color="000000"/>
+            </w:tcBorders>
+            <w:vAlign w:val="center"/>
+          </w:tcPr>
+          <w:p>
+            <w:pPr>
+              <w:pStyle w:val="Normal"/>
+              <w:spacing w:lineRule="exact" w:line="221"/>
+              <w:ind w:firstLine="1" w:start="98"/>
+              <w:rPr>
+                <w:rFonts w:ascii="Arial" w:hAnsi="Arial" w:eastAsia="Arial" w:cs="Arial"/>
+                <w:b/>
+                <w:bCs/>
                 <w:color w:val="000000"/>
                 <w:spacing w:val="8"/>
               </w:rPr>
             </w:pPr>
             <w:r>
               <w:rPr>
-                <w:rFonts w:ascii="Arial" w:eastAsia="Arial" w:hAnsi="Arial" w:cs="Arial"/>
-                <w:b/>
-                <w:bCs/>
-                <w:noProof/>
+                <w:rFonts w:eastAsia="Arial" w:cs="Arial" w:ascii="Arial" w:hAnsi="Arial"/>
+                <w:b/>
+                <w:bCs/>
                 <w:color w:val="000000"/>
                 <w:spacing w:val="1"/>
               </w:rPr>
@@ -2656,25 +2658,27 @@
           <w:tcPr>
             <w:tcW w:w="2619" w:type="dxa"/>
             <w:tcBorders>
-              <w:right w:val="single" w:sz="4" w:space="0" w:color="000000"/>
-            </w:tcBorders>
-            <w:vAlign w:val="center"/>
-          </w:tcPr>
-          <w:p>
-            <w:pPr>
-              <w:spacing w:line="221" w:lineRule="exact"/>
-              <w:ind w:left="98" w:firstLine="1"/>
-              <w:rPr>
-                <w:rFonts w:ascii="Arial" w:eastAsia="Arial" w:hAnsi="Arial" w:cs="Arial"/>
-                <w:noProof/>
+              <w:top w:val="single" w:sz="4" w:space="0" w:color="000000"/>
+              <w:start w:val="single" w:sz="4" w:space="0" w:color="000000"/>
+              <w:bottom w:val="single" w:sz="4" w:space="0" w:color="000000"/>
+              <w:end w:val="single" w:sz="4" w:space="0" w:color="000000"/>
+            </w:tcBorders>
+            <w:vAlign w:val="center"/>
+          </w:tcPr>
+          <w:p>
+            <w:pPr>
+              <w:pStyle w:val="Normal"/>
+              <w:spacing w:lineRule="exact" w:line="221"/>
+              <w:ind w:firstLine="1" w:start="98"/>
+              <w:rPr>
+                <w:rFonts w:ascii="Arial" w:hAnsi="Arial" w:eastAsia="Arial" w:cs="Arial"/>
                 <w:color w:val="000000"/>
                 <w:spacing w:val="1"/>
               </w:rPr>
             </w:pPr>
             <w:r>
               <w:rPr>
-                <w:rFonts w:ascii="Arial" w:eastAsia="Arial" w:hAnsi="Arial" w:cs="Arial"/>
-                <w:noProof/>
+                <w:rFonts w:eastAsia="Arial" w:cs="Arial" w:ascii="Arial" w:hAnsi="Arial"/>
                 <w:color w:val="000000"/>
                 <w:spacing w:val="1"/>
               </w:rPr>
@@ -2682,8 +2686,7 @@
             </w:r>
             <w:r>
               <w:rPr>
-                <w:rFonts w:ascii="Arial" w:eastAsia="Arial" w:hAnsi="Arial" w:cs="Arial"/>
-                <w:noProof/>
+                <w:rFonts w:eastAsia="Arial" w:cs="Arial" w:ascii="Arial" w:hAnsi="Arial"/>
                 <w:color w:val="000000"/>
                 <w:spacing w:val="2"/>
               </w:rPr>
@@ -2691,8 +2694,7 @@
             </w:r>
             <w:r>
               <w:rPr>
-                <w:rFonts w:ascii="Arial" w:eastAsia="Arial" w:hAnsi="Arial" w:cs="Arial"/>
-                <w:noProof/>
+                <w:rFonts w:eastAsia="Arial" w:cs="Arial" w:ascii="Arial" w:hAnsi="Arial"/>
                 <w:color w:val="000000"/>
               </w:rPr>
               <w:t>Chemistry</w:t>
@@ -2701,28 +2703,29 @@
         </w:tc>
         <w:tc>
           <w:tcPr>
-            <w:tcW w:w="977" w:type="dxa"/>
-            <w:tcBorders>
-              <w:left w:val="single" w:sz="4" w:space="0" w:color="000000"/>
-              <w:bottom w:val="single" w:sz="4" w:space="0" w:color="auto"/>
-            </w:tcBorders>
-            <w:vAlign w:val="center"/>
-          </w:tcPr>
-          <w:p>
-            <w:pPr>
-              <w:spacing w:line="221" w:lineRule="exact"/>
-              <w:ind w:left="98" w:firstLine="1"/>
+            <w:tcW w:w="978" w:type="dxa"/>
+            <w:tcBorders>
+              <w:top w:val="single" w:sz="4" w:space="0" w:color="000000"/>
+              <w:start w:val="single" w:sz="4" w:space="0" w:color="000000"/>
+              <w:bottom w:val="single" w:sz="4" w:space="0" w:color="000000"/>
+              <w:end w:val="single" w:sz="4" w:space="0" w:color="000000"/>
+            </w:tcBorders>
+            <w:vAlign w:val="center"/>
+          </w:tcPr>
+          <w:p>
+            <w:pPr>
+              <w:pStyle w:val="Normal"/>
+              <w:spacing w:lineRule="exact" w:line="221"/>
+              <w:ind w:firstLine="1" w:start="98"/>
               <w:jc w:val="center"/>
               <w:rPr>
-                <w:rFonts w:ascii="Arial" w:eastAsia="Arial" w:hAnsi="Arial" w:cs="Arial"/>
-                <w:noProof/>
-                <w:color w:val="000000"/>
-              </w:rPr>
-            </w:pPr>
-            <w:r>
-              <w:rPr>
-                <w:rFonts w:ascii="Arial" w:eastAsia="Arial" w:hAnsi="Arial" w:cs="Arial"/>
-                <w:noProof/>
+                <w:rFonts w:ascii="Arial" w:hAnsi="Arial" w:eastAsia="Arial" w:cs="Arial"/>
+                <w:color w:val="000000"/>
+              </w:rPr>
+            </w:pPr>
+            <w:r>
+              <w:rPr>
+                <w:rFonts w:eastAsia="Arial" w:cs="Arial" w:ascii="Arial" w:hAnsi="Arial"/>
                 <w:color w:val="000000"/>
               </w:rPr>
               <w:t>{chem_date}</w:t>
@@ -2732,23 +2735,28 @@
         <w:tc>
           <w:tcPr>
             <w:tcW w:w="975" w:type="dxa"/>
-            <w:vAlign w:val="center"/>
-          </w:tcPr>
-          <w:p>
-            <w:pPr>
-              <w:spacing w:line="221" w:lineRule="exact"/>
-              <w:ind w:left="98" w:firstLine="1"/>
+            <w:tcBorders>
+              <w:top w:val="single" w:sz="4" w:space="0" w:color="000000"/>
+              <w:start w:val="single" w:sz="4" w:space="0" w:color="000000"/>
+              <w:bottom w:val="single" w:sz="4" w:space="0" w:color="000000"/>
+              <w:end w:val="single" w:sz="4" w:space="0" w:color="000000"/>
+            </w:tcBorders>
+            <w:vAlign w:val="center"/>
+          </w:tcPr>
+          <w:p>
+            <w:pPr>
+              <w:pStyle w:val="Normal"/>
+              <w:spacing w:lineRule="exact" w:line="221"/>
+              <w:ind w:firstLine="1" w:start="98"/>
               <w:jc w:val="center"/>
               <w:rPr>
-                <w:rFonts w:ascii="Arial" w:eastAsia="Arial" w:hAnsi="Arial" w:cs="Arial"/>
-                <w:noProof/>
-                <w:color w:val="000000"/>
-              </w:rPr>
-            </w:pPr>
-            <w:r>
-              <w:rPr>
-                <w:rFonts w:ascii="Arial" w:eastAsia="Arial" w:hAnsi="Arial" w:cs="Arial"/>
-                <w:noProof/>
+                <w:rFonts w:ascii="Arial" w:hAnsi="Arial" w:eastAsia="Arial" w:cs="Arial"/>
+                <w:color w:val="000000"/>
+              </w:rPr>
+            </w:pPr>
+            <w:r>
+              <w:rPr>
+                <w:rFonts w:eastAsia="Arial" w:cs="Arial" w:ascii="Arial" w:hAnsi="Arial"/>
                 <w:color w:val="000000"/>
               </w:rPr>
               <w:t>{chem_total}</w:t>
@@ -2759,28 +2767,30 @@
           <w:tcPr>
             <w:tcW w:w="979" w:type="dxa"/>
             <w:tcBorders>
-              <w:right w:val="single" w:sz="4" w:space="0" w:color="000000"/>
-            </w:tcBorders>
-            <w:vAlign w:val="center"/>
-          </w:tcPr>
-          <w:p>
-            <w:pPr>
-              <w:spacing w:line="221" w:lineRule="exact"/>
-              <w:ind w:left="98" w:firstLine="1"/>
+              <w:top w:val="single" w:sz="4" w:space="0" w:color="000000"/>
+              <w:start w:val="single" w:sz="4" w:space="0" w:color="000000"/>
+              <w:bottom w:val="single" w:sz="4" w:space="0" w:color="000000"/>
+              <w:end w:val="single" w:sz="4" w:space="0" w:color="000000"/>
+            </w:tcBorders>
+            <w:vAlign w:val="center"/>
+          </w:tcPr>
+          <w:p>
+            <w:pPr>
+              <w:pStyle w:val="Normal"/>
+              <w:spacing w:lineRule="exact" w:line="221"/>
+              <w:ind w:firstLine="1" w:start="98"/>
               <w:jc w:val="center"/>
               <w:rPr>
-                <w:rFonts w:ascii="Arial" w:eastAsia="Arial" w:hAnsi="Arial" w:cs="Arial"/>
-                <w:noProof/>
-                <w:color w:val="000000"/>
-              </w:rPr>
-            </w:pPr>
-            <w:r>
-              <w:rPr>
-                <w:rFonts w:ascii="Arial" w:eastAsia="Arial" w:hAnsi="Arial" w:cs="Arial"/>
-                <w:noProof/>
-                <w:color w:val="000000"/>
-              </w:rPr>
-              <w:t>{chem _mark}</w:t>
+                <w:rFonts w:ascii="Arial" w:hAnsi="Arial" w:eastAsia="Arial" w:cs="Arial"/>
+                <w:color w:val="000000"/>
+              </w:rPr>
+            </w:pPr>
+            <w:r>
+              <w:rPr>
+                <w:rFonts w:eastAsia="Arial" w:cs="Arial" w:ascii="Arial" w:hAnsi="Arial"/>
+                <w:color w:val="000000"/>
+              </w:rPr>
+              <w:t>{chem_mark}</w:t>
             </w:r>
           </w:p>
         </w:tc>
@@ -2788,25 +2798,27 @@
           <w:tcPr>
             <w:tcW w:w="778" w:type="dxa"/>
             <w:tcBorders>
-              <w:left w:val="single" w:sz="4" w:space="0" w:color="000000"/>
-            </w:tcBorders>
-            <w:vAlign w:val="center"/>
-          </w:tcPr>
-          <w:p>
-            <w:pPr>
-              <w:spacing w:line="221" w:lineRule="exact"/>
-              <w:ind w:left="98" w:firstLine="1"/>
+              <w:top w:val="single" w:sz="4" w:space="0" w:color="000000"/>
+              <w:start w:val="single" w:sz="4" w:space="0" w:color="000000"/>
+              <w:bottom w:val="single" w:sz="4" w:space="0" w:color="000000"/>
+              <w:end w:val="single" w:sz="4" w:space="0" w:color="000000"/>
+            </w:tcBorders>
+            <w:vAlign w:val="center"/>
+          </w:tcPr>
+          <w:p>
+            <w:pPr>
+              <w:pStyle w:val="Normal"/>
+              <w:spacing w:lineRule="exact" w:line="221"/>
+              <w:ind w:firstLine="1" w:start="98"/>
               <w:jc w:val="center"/>
               <w:rPr>
-                <w:rFonts w:ascii="Arial" w:eastAsia="Arial" w:hAnsi="Arial" w:cs="Arial"/>
-                <w:noProof/>
-                <w:color w:val="000000"/>
-              </w:rPr>
-            </w:pPr>
-            <w:r>
-              <w:rPr>
-                <w:rFonts w:ascii="Arial" w:eastAsia="Arial" w:hAnsi="Arial" w:cs="Arial"/>
-                <w:noProof/>
+                <w:rFonts w:ascii="Arial" w:hAnsi="Arial" w:eastAsia="Arial" w:cs="Arial"/>
+                <w:color w:val="000000"/>
+              </w:rPr>
+            </w:pPr>
+            <w:r>
+              <w:rPr>
+                <w:rFonts w:eastAsia="Arial" w:cs="Arial" w:ascii="Arial" w:hAnsi="Arial"/>
                 <w:color w:val="000000"/>
               </w:rPr>
               <w:t>{chem_perc}</w:t>
@@ -2815,30 +2827,35 @@
         </w:tc>
         <w:tc>
           <w:tcPr>
-            <w:tcW w:w="778" w:type="dxa"/>
-            <w:shd w:val="clear" w:color="000000" w:fill="B3B3B3"/>
-            <w:vAlign w:val="center"/>
-          </w:tcPr>
-          <w:p>
-            <w:pPr>
-              <w:spacing w:line="221" w:lineRule="exact"/>
+            <w:tcW w:w="777" w:type="dxa"/>
+            <w:tcBorders>
+              <w:top w:val="single" w:sz="4" w:space="0" w:color="000000"/>
+              <w:start w:val="single" w:sz="4" w:space="0" w:color="000000"/>
+              <w:bottom w:val="single" w:sz="4" w:space="0" w:color="000000"/>
+              <w:end w:val="single" w:sz="4" w:space="0" w:color="000000"/>
+            </w:tcBorders>
+            <w:shd w:color="000000" w:fill="B3B3B3" w:val="clear"/>
+            <w:vAlign w:val="center"/>
+          </w:tcPr>
+          <w:p>
+            <w:pPr>
+              <w:pStyle w:val="Normal"/>
+              <w:spacing w:lineRule="exact" w:line="221"/>
               <w:ind w:firstLine="1"/>
               <w:jc w:val="center"/>
               <w:rPr>
-                <w:rFonts w:ascii="Arial" w:eastAsia="Arial" w:hAnsi="Arial" w:cs="Arial"/>
-                <w:b/>
-                <w:bCs/>
-                <w:noProof/>
+                <w:rFonts w:ascii="Arial" w:hAnsi="Arial" w:eastAsia="Arial" w:cs="Arial"/>
+                <w:b/>
+                <w:bCs/>
                 <w:color w:val="000000"/>
                 <w:spacing w:val="9"/>
               </w:rPr>
             </w:pPr>
             <w:r>
               <w:rPr>
-                <w:rFonts w:ascii="Arial" w:eastAsia="Arial" w:hAnsi="Arial" w:cs="Arial"/>
-                <w:b/>
-                <w:bCs/>
-                <w:noProof/>
+                <w:rFonts w:eastAsia="Arial" w:cs="Arial" w:ascii="Arial" w:hAnsi="Arial"/>
+                <w:b/>
+                <w:bCs/>
                 <w:color w:val="000000"/>
                 <w:spacing w:val="3"/>
               </w:rPr>
@@ -2848,26 +2865,31 @@
         </w:tc>
         <w:tc>
           <w:tcPr>
-            <w:tcW w:w="783" w:type="dxa"/>
-            <w:vAlign w:val="center"/>
-          </w:tcPr>
-          <w:p>
-            <w:pPr>
-              <w:spacing w:line="221" w:lineRule="exact"/>
-              <w:ind w:left="98" w:firstLine="1"/>
+            <w:tcW w:w="784" w:type="dxa"/>
+            <w:tcBorders>
+              <w:top w:val="single" w:sz="4" w:space="0" w:color="000000"/>
+              <w:start w:val="single" w:sz="4" w:space="0" w:color="000000"/>
+              <w:bottom w:val="single" w:sz="4" w:space="0" w:color="000000"/>
+              <w:end w:val="single" w:sz="4" w:space="0" w:color="000000"/>
+            </w:tcBorders>
+            <w:vAlign w:val="center"/>
+          </w:tcPr>
+          <w:p>
+            <w:pPr>
+              <w:pStyle w:val="Normal"/>
+              <w:spacing w:lineRule="exact" w:line="221"/>
+              <w:ind w:firstLine="1" w:start="98"/>
               <w:jc w:val="center"/>
               <w:rPr>
-                <w:rFonts w:ascii="Arial" w:eastAsia="Arial" w:hAnsi="Arial" w:cs="Arial"/>
-                <w:b/>
-                <w:bCs/>
-                <w:noProof/>
-                <w:color w:val="000000"/>
-              </w:rPr>
-            </w:pPr>
-            <w:r>
-              <w:rPr>
-                <w:rFonts w:ascii="Arial" w:eastAsia="Arial" w:hAnsi="Arial" w:cs="Arial"/>
-                <w:noProof/>
+                <w:rFonts w:ascii="Arial" w:hAnsi="Arial" w:eastAsia="Arial" w:cs="Arial"/>
+                <w:b/>
+                <w:bCs/>
+                <w:color w:val="000000"/>
+              </w:rPr>
+            </w:pPr>
+            <w:r>
+              <w:rPr>
+                <w:rFonts w:eastAsia="Arial" w:cs="Arial" w:ascii="Arial" w:hAnsi="Arial"/>
                 <w:color w:val="000000"/>
               </w:rPr>
               <w:t>{chem_weight}</w:t>
@@ -2877,158 +2899,231 @@
       </w:tr>
       <w:tr>
         <w:trPr>
-          <w:trHeight w:val="285"/>
+          <w:trHeight w:val="285" w:hRule="atLeast"/>
         </w:trPr>
         <w:tc>
           <w:tcPr>
-            <w:tcW w:w="1697" w:type="dxa"/>
-          </w:tcPr>
-          <w:p>
-            <w:pPr>
-              <w:spacing w:line="221" w:lineRule="exact"/>
-              <w:ind w:left="98" w:firstLine="1"/>
-              <w:rPr>
-                <w:rFonts w:ascii="Arial" w:eastAsia="Arial" w:hAnsi="Arial" w:cs="Arial"/>
-                <w:b/>
-                <w:bCs/>
-                <w:noProof/>
-                <w:color w:val="000000"/>
-              </w:rPr>
-            </w:pPr>
+            <w:tcW w:w="1696" w:type="dxa"/>
+            <w:tcBorders>
+              <w:top w:val="single" w:sz="4" w:space="0" w:color="000000"/>
+              <w:start w:val="single" w:sz="4" w:space="0" w:color="000000"/>
+              <w:bottom w:val="single" w:sz="4" w:space="0" w:color="000000"/>
+              <w:end w:val="single" w:sz="4" w:space="0" w:color="000000"/>
+            </w:tcBorders>
+          </w:tcPr>
+          <w:p>
+            <w:pPr>
+              <w:pStyle w:val="Normal"/>
+              <w:spacing w:lineRule="exact" w:line="221"/>
+              <w:ind w:firstLine="1" w:start="98"/>
+              <w:rPr>
+                <w:rFonts w:ascii="Arial" w:hAnsi="Arial" w:eastAsia="Arial" w:cs="Arial"/>
+                <w:b/>
+                <w:bCs/>
+                <w:color w:val="000000"/>
+              </w:rPr>
+            </w:pPr>
+            <w:r>
+              <w:rPr>
+                <w:rFonts w:eastAsia="Arial" w:cs="Arial" w:ascii="Arial" w:hAnsi="Arial"/>
+                <w:b/>
+                <w:bCs/>
+                <w:color w:val="000000"/>
+              </w:rPr>
+            </w:r>
           </w:p>
         </w:tc>
         <w:tc>
           <w:tcPr>
             <w:tcW w:w="2619" w:type="dxa"/>
             <w:tcBorders>
-              <w:right w:val="single" w:sz="4" w:space="0" w:color="000000"/>
-            </w:tcBorders>
-          </w:tcPr>
-          <w:p>
-            <w:pPr>
-              <w:spacing w:line="221" w:lineRule="exact"/>
-              <w:ind w:left="98" w:firstLine="1"/>
-              <w:rPr>
-                <w:rFonts w:ascii="Arial" w:eastAsia="Arial" w:hAnsi="Arial" w:cs="Arial"/>
-                <w:b/>
-                <w:bCs/>
-                <w:noProof/>
-                <w:color w:val="000000"/>
-              </w:rPr>
-            </w:pPr>
-          </w:p>
-        </w:tc>
-        <w:tc>
-          <w:tcPr>
-            <w:tcW w:w="2931" w:type="dxa"/>
+              <w:top w:val="single" w:sz="4" w:space="0" w:color="000000"/>
+              <w:start w:val="single" w:sz="4" w:space="0" w:color="000000"/>
+              <w:bottom w:val="single" w:sz="4" w:space="0" w:color="000000"/>
+              <w:end w:val="single" w:sz="4" w:space="0" w:color="000000"/>
+            </w:tcBorders>
+          </w:tcPr>
+          <w:p>
+            <w:pPr>
+              <w:pStyle w:val="Normal"/>
+              <w:spacing w:lineRule="exact" w:line="221"/>
+              <w:ind w:firstLine="1" w:start="98"/>
+              <w:rPr>
+                <w:rFonts w:ascii="Arial" w:hAnsi="Arial" w:eastAsia="Arial" w:cs="Arial"/>
+                <w:b/>
+                <w:bCs/>
+                <w:color w:val="000000"/>
+              </w:rPr>
+            </w:pPr>
+            <w:r>
+              <w:rPr>
+                <w:rFonts w:eastAsia="Arial" w:cs="Arial" w:ascii="Arial" w:hAnsi="Arial"/>
+                <w:b/>
+                <w:bCs/>
+                <w:color w:val="000000"/>
+              </w:rPr>
+            </w:r>
+          </w:p>
+        </w:tc>
+        <w:tc>
+          <w:tcPr>
+            <w:tcW w:w="2932" w:type="dxa"/>
             <w:gridSpan w:val="3"/>
             <w:tcBorders>
-              <w:left w:val="single" w:sz="4" w:space="0" w:color="000000"/>
-              <w:right w:val="single" w:sz="4" w:space="0" w:color="000000"/>
-            </w:tcBorders>
-            <w:vAlign w:val="center"/>
-          </w:tcPr>
-          <w:p>
-            <w:pPr>
-              <w:spacing w:line="221" w:lineRule="exact"/>
-              <w:ind w:left="98" w:firstLine="1"/>
+              <w:top w:val="single" w:sz="4" w:space="0" w:color="000000"/>
+              <w:start w:val="single" w:sz="4" w:space="0" w:color="000000"/>
+              <w:bottom w:val="single" w:sz="4" w:space="0" w:color="000000"/>
+              <w:end w:val="single" w:sz="4" w:space="0" w:color="000000"/>
+            </w:tcBorders>
+            <w:vAlign w:val="center"/>
+          </w:tcPr>
+          <w:p>
+            <w:pPr>
+              <w:pStyle w:val="Normal"/>
+              <w:spacing w:lineRule="exact" w:line="221"/>
+              <w:ind w:firstLine="1" w:start="98"/>
               <w:jc w:val="center"/>
               <w:rPr>
-                <w:rFonts w:ascii="Arial" w:eastAsia="Arial" w:hAnsi="Arial" w:cs="Arial"/>
-                <w:noProof/>
-                <w:color w:val="000000"/>
-              </w:rPr>
-            </w:pPr>
+                <w:rFonts w:ascii="Arial" w:hAnsi="Arial" w:eastAsia="Arial" w:cs="Arial"/>
+                <w:color w:val="000000"/>
+              </w:rPr>
+            </w:pPr>
+            <w:r>
+              <w:rPr>
+                <w:rFonts w:eastAsia="Arial" w:cs="Arial" w:ascii="Arial" w:hAnsi="Arial"/>
+                <w:color w:val="000000"/>
+              </w:rPr>
+            </w:r>
           </w:p>
         </w:tc>
         <w:tc>
           <w:tcPr>
             <w:tcW w:w="778" w:type="dxa"/>
             <w:tcBorders>
-              <w:left w:val="single" w:sz="4" w:space="0" w:color="000000"/>
-            </w:tcBorders>
-            <w:vAlign w:val="center"/>
-          </w:tcPr>
-          <w:p>
-            <w:pPr>
-              <w:spacing w:line="221" w:lineRule="exact"/>
-              <w:ind w:left="98" w:firstLine="1"/>
+              <w:top w:val="single" w:sz="4" w:space="0" w:color="000000"/>
+              <w:start w:val="single" w:sz="4" w:space="0" w:color="000000"/>
+              <w:bottom w:val="single" w:sz="4" w:space="0" w:color="000000"/>
+              <w:end w:val="single" w:sz="4" w:space="0" w:color="000000"/>
+            </w:tcBorders>
+            <w:vAlign w:val="center"/>
+          </w:tcPr>
+          <w:p>
+            <w:pPr>
+              <w:pStyle w:val="Normal"/>
+              <w:spacing w:lineRule="exact" w:line="221"/>
+              <w:ind w:firstLine="1" w:start="98"/>
               <w:jc w:val="center"/>
               <w:rPr>
-                <w:rFonts w:ascii="Arial" w:eastAsia="Arial" w:hAnsi="Arial" w:cs="Arial"/>
-                <w:noProof/>
-                <w:color w:val="000000"/>
-              </w:rPr>
-            </w:pPr>
-          </w:p>
-        </w:tc>
-        <w:tc>
-          <w:tcPr>
-            <w:tcW w:w="778" w:type="dxa"/>
-            <w:vAlign w:val="center"/>
-          </w:tcPr>
-          <w:p>
-            <w:pPr>
-              <w:spacing w:line="221" w:lineRule="exact"/>
-              <w:ind w:left="98" w:firstLine="1"/>
+                <w:rFonts w:ascii="Arial" w:hAnsi="Arial" w:eastAsia="Arial" w:cs="Arial"/>
+                <w:color w:val="000000"/>
+              </w:rPr>
+            </w:pPr>
+            <w:r>
+              <w:rPr>
+                <w:rFonts w:eastAsia="Arial" w:cs="Arial" w:ascii="Arial" w:hAnsi="Arial"/>
+                <w:color w:val="000000"/>
+              </w:rPr>
+            </w:r>
+          </w:p>
+        </w:tc>
+        <w:tc>
+          <w:tcPr>
+            <w:tcW w:w="777" w:type="dxa"/>
+            <w:tcBorders>
+              <w:top w:val="single" w:sz="4" w:space="0" w:color="000000"/>
+              <w:start w:val="single" w:sz="4" w:space="0" w:color="000000"/>
+              <w:bottom w:val="single" w:sz="4" w:space="0" w:color="000000"/>
+              <w:end w:val="single" w:sz="4" w:space="0" w:color="000000"/>
+            </w:tcBorders>
+            <w:vAlign w:val="center"/>
+          </w:tcPr>
+          <w:p>
+            <w:pPr>
+              <w:pStyle w:val="Normal"/>
+              <w:spacing w:lineRule="exact" w:line="221"/>
+              <w:ind w:firstLine="1" w:start="98"/>
               <w:jc w:val="center"/>
               <w:rPr>
-                <w:rFonts w:ascii="Arial" w:eastAsia="Arial" w:hAnsi="Arial" w:cs="Arial"/>
-                <w:b/>
-                <w:bCs/>
-                <w:noProof/>
-                <w:color w:val="000000"/>
-              </w:rPr>
-            </w:pPr>
-          </w:p>
-        </w:tc>
-        <w:tc>
-          <w:tcPr>
-            <w:tcW w:w="783" w:type="dxa"/>
-            <w:vAlign w:val="center"/>
-          </w:tcPr>
-          <w:p>
-            <w:pPr>
-              <w:spacing w:line="221" w:lineRule="exact"/>
-              <w:ind w:left="98" w:firstLine="1"/>
+                <w:rFonts w:ascii="Arial" w:hAnsi="Arial" w:eastAsia="Arial" w:cs="Arial"/>
+                <w:b/>
+                <w:bCs/>
+                <w:color w:val="000000"/>
+              </w:rPr>
+            </w:pPr>
+            <w:r>
+              <w:rPr>
+                <w:rFonts w:eastAsia="Arial" w:cs="Arial" w:ascii="Arial" w:hAnsi="Arial"/>
+                <w:b/>
+                <w:bCs/>
+                <w:color w:val="000000"/>
+              </w:rPr>
+            </w:r>
+          </w:p>
+        </w:tc>
+        <w:tc>
+          <w:tcPr>
+            <w:tcW w:w="784" w:type="dxa"/>
+            <w:tcBorders>
+              <w:top w:val="single" w:sz="4" w:space="0" w:color="000000"/>
+              <w:start w:val="single" w:sz="4" w:space="0" w:color="000000"/>
+              <w:bottom w:val="single" w:sz="4" w:space="0" w:color="000000"/>
+              <w:end w:val="single" w:sz="4" w:space="0" w:color="000000"/>
+            </w:tcBorders>
+            <w:vAlign w:val="center"/>
+          </w:tcPr>
+          <w:p>
+            <w:pPr>
+              <w:pStyle w:val="Normal"/>
+              <w:spacing w:lineRule="exact" w:line="221"/>
+              <w:ind w:firstLine="1" w:start="98"/>
               <w:jc w:val="center"/>
               <w:rPr>
-                <w:rFonts w:ascii="Arial" w:eastAsia="Arial" w:hAnsi="Arial" w:cs="Arial"/>
-                <w:noProof/>
-                <w:color w:val="000000"/>
-              </w:rPr>
-            </w:pPr>
+                <w:rFonts w:ascii="Arial" w:hAnsi="Arial" w:eastAsia="Arial" w:cs="Arial"/>
+                <w:color w:val="000000"/>
+              </w:rPr>
+            </w:pPr>
+            <w:r>
+              <w:rPr>
+                <w:rFonts w:eastAsia="Arial" w:cs="Arial" w:ascii="Arial" w:hAnsi="Arial"/>
+                <w:color w:val="000000"/>
+              </w:rPr>
+            </w:r>
           </w:p>
         </w:tc>
       </w:tr>
       <w:tr>
         <w:trPr>
-          <w:trHeight w:val="295"/>
+          <w:trHeight w:val="295" w:hRule="atLeast"/>
         </w:trPr>
         <w:tc>
           <w:tcPr>
-            <w:tcW w:w="1697" w:type="dxa"/>
-            <w:vAlign w:val="center"/>
-          </w:tcPr>
-          <w:p>
-            <w:pPr>
-              <w:spacing w:line="221" w:lineRule="exact"/>
-              <w:ind w:left="98" w:firstLine="1"/>
-              <w:rPr>
-                <w:rFonts w:ascii="Arial" w:eastAsia="Arial" w:hAnsi="Arial" w:cs="Arial"/>
-                <w:b/>
-                <w:bCs/>
-                <w:noProof/>
+            <w:tcW w:w="1696" w:type="dxa"/>
+            <w:tcBorders>
+              <w:top w:val="single" w:sz="4" w:space="0" w:color="000000"/>
+              <w:start w:val="single" w:sz="4" w:space="0" w:color="000000"/>
+              <w:bottom w:val="single" w:sz="4" w:space="0" w:color="000000"/>
+              <w:end w:val="single" w:sz="4" w:space="0" w:color="000000"/>
+            </w:tcBorders>
+            <w:vAlign w:val="center"/>
+          </w:tcPr>
+          <w:p>
+            <w:pPr>
+              <w:pStyle w:val="Normal"/>
+              <w:spacing w:lineRule="exact" w:line="221"/>
+              <w:ind w:firstLine="1" w:start="98"/>
+              <w:rPr>
+                <w:rFonts w:ascii="Arial" w:hAnsi="Arial" w:eastAsia="Arial" w:cs="Arial"/>
+                <w:b/>
+                <w:bCs/>
                 <w:color w:val="000000"/>
                 <w:spacing w:val="5"/>
               </w:rPr>
             </w:pPr>
             <w:r>
               <w:rPr>
-                <w:rFonts w:ascii="Arial" w:eastAsia="Arial" w:hAnsi="Arial" w:cs="Arial"/>
-                <w:b/>
-                <w:bCs/>
-                <w:noProof/>
+                <w:rFonts w:eastAsia="Arial" w:cs="Arial" w:ascii="Arial" w:hAnsi="Arial"/>
+                <w:b/>
+                <w:bCs/>
                 <w:color w:val="000000"/>
               </w:rPr>
               <w:t>Examination</w:t>
@@ -3039,33 +3134,34 @@
           <w:tcPr>
             <w:tcW w:w="2619" w:type="dxa"/>
             <w:tcBorders>
-              <w:right w:val="single" w:sz="4" w:space="0" w:color="000000"/>
-            </w:tcBorders>
-            <w:vAlign w:val="center"/>
-          </w:tcPr>
-          <w:p>
-            <w:pPr>
-              <w:spacing w:line="221" w:lineRule="exact"/>
-              <w:ind w:left="98" w:firstLine="1"/>
-              <w:rPr>
-                <w:rFonts w:ascii="Arial" w:eastAsia="Arial" w:hAnsi="Arial" w:cs="Arial"/>
-                <w:noProof/>
+              <w:top w:val="single" w:sz="4" w:space="0" w:color="000000"/>
+              <w:start w:val="single" w:sz="4" w:space="0" w:color="000000"/>
+              <w:bottom w:val="single" w:sz="4" w:space="0" w:color="000000"/>
+              <w:end w:val="single" w:sz="4" w:space="0" w:color="000000"/>
+            </w:tcBorders>
+            <w:vAlign w:val="center"/>
+          </w:tcPr>
+          <w:p>
+            <w:pPr>
+              <w:pStyle w:val="Normal"/>
+              <w:spacing w:lineRule="exact" w:line="221"/>
+              <w:ind w:firstLine="1" w:start="98"/>
+              <w:rPr>
+                <w:rFonts w:ascii="Arial" w:hAnsi="Arial" w:eastAsia="Arial" w:cs="Arial"/>
                 <w:color w:val="000000"/>
                 <w:spacing w:val="-2"/>
               </w:rPr>
             </w:pPr>
             <w:r>
               <w:rPr>
-                <w:rFonts w:ascii="Arial" w:eastAsia="Arial" w:hAnsi="Arial" w:cs="Arial"/>
-                <w:noProof/>
+                <w:rFonts w:eastAsia="Arial" w:cs="Arial" w:ascii="Arial" w:hAnsi="Arial"/>
                 <w:color w:val="000000"/>
               </w:rPr>
               <w:t>Paper</w:t>
             </w:r>
             <w:r>
               <w:rPr>
-                <w:rFonts w:ascii="Arial" w:eastAsia="Arial" w:hAnsi="Arial" w:cs="Arial"/>
-                <w:noProof/>
+                <w:rFonts w:eastAsia="Arial" w:cs="Arial" w:ascii="Arial" w:hAnsi="Arial"/>
                 <w:color w:val="000000"/>
                 <w:spacing w:val="2"/>
               </w:rPr>
@@ -3073,8 +3169,7 @@
             </w:r>
             <w:r>
               <w:rPr>
-                <w:rFonts w:ascii="Arial" w:eastAsia="Arial" w:hAnsi="Arial" w:cs="Arial"/>
-                <w:noProof/>
+                <w:rFonts w:eastAsia="Arial" w:cs="Arial" w:ascii="Arial" w:hAnsi="Arial"/>
                 <w:color w:val="000000"/>
                 <w:spacing w:val="-1"/>
               </w:rPr>
@@ -3082,8 +3177,7 @@
             </w:r>
             <w:r>
               <w:rPr>
-                <w:rFonts w:ascii="Arial" w:eastAsia="Arial" w:hAnsi="Arial" w:cs="Arial"/>
-                <w:noProof/>
+                <w:rFonts w:eastAsia="Arial" w:cs="Arial" w:ascii="Arial" w:hAnsi="Arial"/>
                 <w:color w:val="000000"/>
                 <w:spacing w:val="2"/>
               </w:rPr>
@@ -3091,8 +3185,7 @@
             </w:r>
             <w:r>
               <w:rPr>
-                <w:rFonts w:ascii="Arial" w:eastAsia="Arial" w:hAnsi="Arial" w:cs="Arial"/>
-                <w:noProof/>
+                <w:rFonts w:eastAsia="Arial" w:cs="Arial" w:ascii="Arial" w:hAnsi="Arial"/>
                 <w:color w:val="000000"/>
                 <w:spacing w:val="-1"/>
               </w:rPr>
@@ -3102,47 +3195,32 @@
         </w:tc>
         <w:tc>
           <w:tcPr>
-            <w:tcW w:w="977" w:type="dxa"/>
-            <w:tcBorders>
-              <w:left w:val="single" w:sz="4" w:space="0" w:color="000000"/>
-              <w:bottom w:val="single" w:sz="4" w:space="0" w:color="auto"/>
-            </w:tcBorders>
-            <w:vAlign w:val="center"/>
-          </w:tcPr>
-          <w:p>
-            <w:pPr>
-              <w:spacing w:line="221" w:lineRule="exact"/>
-              <w:ind w:left="98" w:firstLine="1"/>
+            <w:tcW w:w="978" w:type="dxa"/>
+            <w:tcBorders>
+              <w:top w:val="single" w:sz="4" w:space="0" w:color="000000"/>
+              <w:start w:val="single" w:sz="4" w:space="0" w:color="000000"/>
+              <w:bottom w:val="single" w:sz="4" w:space="0" w:color="000000"/>
+              <w:end w:val="single" w:sz="4" w:space="0" w:color="000000"/>
+            </w:tcBorders>
+            <w:vAlign w:val="center"/>
+          </w:tcPr>
+          <w:p>
+            <w:pPr>
+              <w:pStyle w:val="Normal"/>
+              <w:spacing w:lineRule="exact" w:line="221"/>
+              <w:ind w:firstLine="1" w:start="98"/>
               <w:jc w:val="center"/>
               <w:rPr>
-                <w:rFonts w:ascii="Arial" w:eastAsia="Arial" w:hAnsi="Arial" w:cs="Arial"/>
-                <w:noProof/>
-                <w:color w:val="000000"/>
-              </w:rPr>
-            </w:pPr>
-            <w:r>
-              <w:rPr>
-                <w:rFonts w:ascii="Arial" w:eastAsia="Arial" w:hAnsi="Arial" w:cs="Arial"/>
-                <w:noProof/>
-                <w:color w:val="000000"/>
-              </w:rPr>
-              <w:t>{prelim</w:t>
-            </w:r>
-            <w:r>
-              <w:rPr>
-                <w:rFonts w:ascii="Arial" w:eastAsia="Arial" w:hAnsi="Arial" w:cs="Arial"/>
-                <w:noProof/>
-                <w:color w:val="000000"/>
-              </w:rPr>
-              <w:t>1</w:t>
-            </w:r>
-            <w:r>
-              <w:rPr>
-                <w:rFonts w:ascii="Arial" w:eastAsia="Arial" w:hAnsi="Arial" w:cs="Arial"/>
-                <w:noProof/>
-                <w:color w:val="000000"/>
-              </w:rPr>
-              <w:t>_date}</w:t>
+                <w:rFonts w:ascii="Arial" w:hAnsi="Arial" w:eastAsia="Arial" w:cs="Arial"/>
+                <w:color w:val="000000"/>
+              </w:rPr>
+            </w:pPr>
+            <w:r>
+              <w:rPr>
+                <w:rFonts w:eastAsia="Arial" w:cs="Arial" w:ascii="Arial" w:hAnsi="Arial"/>
+                <w:color w:val="000000"/>
+              </w:rPr>
+              <w:t>{prelim1_date}</w:t>
             </w:r>
           </w:p>
         </w:tc>
@@ -3150,44 +3228,30 @@
           <w:tcPr>
             <w:tcW w:w="975" w:type="dxa"/>
             <w:tcBorders>
-              <w:bottom w:val="single" w:sz="4" w:space="0" w:color="auto"/>
-            </w:tcBorders>
-            <w:vAlign w:val="center"/>
-          </w:tcPr>
-          <w:p>
-            <w:pPr>
-              <w:spacing w:line="221" w:lineRule="exact"/>
-              <w:ind w:left="98" w:firstLine="1"/>
+              <w:top w:val="single" w:sz="4" w:space="0" w:color="000000"/>
+              <w:start w:val="single" w:sz="4" w:space="0" w:color="000000"/>
+              <w:bottom w:val="single" w:sz="4" w:space="0" w:color="000000"/>
+              <w:end w:val="single" w:sz="4" w:space="0" w:color="000000"/>
+            </w:tcBorders>
+            <w:vAlign w:val="center"/>
+          </w:tcPr>
+          <w:p>
+            <w:pPr>
+              <w:pStyle w:val="Normal"/>
+              <w:spacing w:lineRule="exact" w:line="221"/>
+              <w:ind w:firstLine="1" w:start="98"/>
               <w:jc w:val="center"/>
               <w:rPr>
-                <w:rFonts w:ascii="Arial" w:eastAsia="Arial" w:hAnsi="Arial" w:cs="Arial"/>
-                <w:noProof/>
-                <w:color w:val="000000"/>
-              </w:rPr>
-            </w:pPr>
-            <w:r>
-              <w:rPr>
-                <w:rFonts w:ascii="Arial" w:eastAsia="Arial" w:hAnsi="Arial" w:cs="Arial"/>
-                <w:noProof/>
-                <w:color w:val="000000"/>
-              </w:rPr>
-              <w:t>{prelim</w:t>
-            </w:r>
-            <w:r>
-              <w:rPr>
-                <w:rFonts w:ascii="Arial" w:eastAsia="Arial" w:hAnsi="Arial" w:cs="Arial"/>
-                <w:noProof/>
-                <w:color w:val="000000"/>
-              </w:rPr>
-              <w:t>1</w:t>
-            </w:r>
-            <w:r>
-              <w:rPr>
-                <w:rFonts w:ascii="Arial" w:eastAsia="Arial" w:hAnsi="Arial" w:cs="Arial"/>
-                <w:noProof/>
-                <w:color w:val="000000"/>
-              </w:rPr>
-              <w:t>_total}</w:t>
+                <w:rFonts w:ascii="Arial" w:hAnsi="Arial" w:eastAsia="Arial" w:cs="Arial"/>
+                <w:color w:val="000000"/>
+              </w:rPr>
+            </w:pPr>
+            <w:r>
+              <w:rPr>
+                <w:rFonts w:eastAsia="Arial" w:cs="Arial" w:ascii="Arial" w:hAnsi="Arial"/>
+                <w:color w:val="000000"/>
+              </w:rPr>
+              <w:t>{prelim1_total}</w:t>
             </w:r>
           </w:p>
         </w:tc>
@@ -3195,44 +3259,30 @@
           <w:tcPr>
             <w:tcW w:w="979" w:type="dxa"/>
             <w:tcBorders>
-              <w:right w:val="single" w:sz="4" w:space="0" w:color="000000"/>
-            </w:tcBorders>
-            <w:vAlign w:val="center"/>
-          </w:tcPr>
-          <w:p>
-            <w:pPr>
-              <w:spacing w:line="221" w:lineRule="exact"/>
-              <w:ind w:left="98" w:firstLine="1"/>
+              <w:top w:val="single" w:sz="4" w:space="0" w:color="000000"/>
+              <w:start w:val="single" w:sz="4" w:space="0" w:color="000000"/>
+              <w:bottom w:val="single" w:sz="4" w:space="0" w:color="000000"/>
+              <w:end w:val="single" w:sz="4" w:space="0" w:color="000000"/>
+            </w:tcBorders>
+            <w:vAlign w:val="center"/>
+          </w:tcPr>
+          <w:p>
+            <w:pPr>
+              <w:pStyle w:val="Normal"/>
+              <w:spacing w:lineRule="exact" w:line="221"/>
+              <w:ind w:firstLine="1" w:start="98"/>
               <w:jc w:val="center"/>
               <w:rPr>
-                <w:rFonts w:ascii="Arial" w:eastAsia="Arial" w:hAnsi="Arial" w:cs="Arial"/>
-                <w:noProof/>
-                <w:color w:val="000000"/>
-              </w:rPr>
-            </w:pPr>
-            <w:r>
-              <w:rPr>
-                <w:rFonts w:ascii="Arial" w:eastAsia="Arial" w:hAnsi="Arial" w:cs="Arial"/>
-                <w:noProof/>
-                <w:color w:val="000000"/>
-              </w:rPr>
-              <w:t>{prelim</w:t>
-            </w:r>
-            <w:r>
-              <w:rPr>
-                <w:rFonts w:ascii="Arial" w:eastAsia="Arial" w:hAnsi="Arial" w:cs="Arial"/>
-                <w:noProof/>
-                <w:color w:val="000000"/>
-              </w:rPr>
-              <w:t>1</w:t>
-            </w:r>
-            <w:r>
-              <w:rPr>
-                <w:rFonts w:ascii="Arial" w:eastAsia="Arial" w:hAnsi="Arial" w:cs="Arial"/>
-                <w:noProof/>
-                <w:color w:val="000000"/>
-              </w:rPr>
-              <w:t>_mark}</w:t>
+                <w:rFonts w:ascii="Arial" w:hAnsi="Arial" w:eastAsia="Arial" w:cs="Arial"/>
+                <w:color w:val="000000"/>
+              </w:rPr>
+            </w:pPr>
+            <w:r>
+              <w:rPr>
+                <w:rFonts w:eastAsia="Arial" w:cs="Arial" w:ascii="Arial" w:hAnsi="Arial"/>
+                <w:color w:val="000000"/>
+              </w:rPr>
+              <w:t>{prelim1_mark}</w:t>
             </w:r>
           </w:p>
         </w:tc>
@@ -3240,73 +3290,64 @@
           <w:tcPr>
             <w:tcW w:w="778" w:type="dxa"/>
             <w:tcBorders>
-              <w:left w:val="single" w:sz="4" w:space="0" w:color="000000"/>
-            </w:tcBorders>
-            <w:vAlign w:val="center"/>
-          </w:tcPr>
-          <w:p>
-            <w:pPr>
-              <w:spacing w:line="221" w:lineRule="exact"/>
-              <w:ind w:left="98" w:firstLine="1"/>
+              <w:top w:val="single" w:sz="4" w:space="0" w:color="000000"/>
+              <w:start w:val="single" w:sz="4" w:space="0" w:color="000000"/>
+              <w:bottom w:val="single" w:sz="4" w:space="0" w:color="000000"/>
+              <w:end w:val="single" w:sz="4" w:space="0" w:color="000000"/>
+            </w:tcBorders>
+            <w:vAlign w:val="center"/>
+          </w:tcPr>
+          <w:p>
+            <w:pPr>
+              <w:pStyle w:val="Normal"/>
+              <w:spacing w:lineRule="exact" w:line="221"/>
+              <w:ind w:firstLine="1" w:start="98"/>
               <w:jc w:val="center"/>
               <w:rPr>
-                <w:rFonts w:ascii="Arial" w:eastAsia="Arial" w:hAnsi="Arial" w:cs="Arial"/>
-                <w:noProof/>
-                <w:color w:val="000000"/>
-              </w:rPr>
-            </w:pPr>
-            <w:r>
-              <w:rPr>
-                <w:rFonts w:ascii="Arial" w:eastAsia="Arial" w:hAnsi="Arial" w:cs="Arial"/>
-                <w:noProof/>
-                <w:color w:val="000000"/>
-              </w:rPr>
-              <w:t>{prelim</w:t>
-            </w:r>
-            <w:r>
-              <w:rPr>
-                <w:rFonts w:ascii="Arial" w:eastAsia="Arial" w:hAnsi="Arial" w:cs="Arial"/>
-                <w:noProof/>
-                <w:color w:val="000000"/>
-              </w:rPr>
-              <w:t>1</w:t>
-            </w:r>
-            <w:r>
-              <w:rPr>
-                <w:rFonts w:ascii="Arial" w:eastAsia="Arial" w:hAnsi="Arial" w:cs="Arial"/>
-                <w:noProof/>
-                <w:color w:val="000000"/>
-              </w:rPr>
-              <w:t>_perc}</w:t>
-            </w:r>
-          </w:p>
-        </w:tc>
-        <w:tc>
-          <w:tcPr>
-            <w:tcW w:w="778" w:type="dxa"/>
-            <w:shd w:val="clear" w:color="000000" w:fill="B3B3B3"/>
-            <w:vAlign w:val="center"/>
-          </w:tcPr>
-          <w:p>
-            <w:pPr>
-              <w:spacing w:line="221" w:lineRule="exact"/>
+                <w:rFonts w:ascii="Arial" w:hAnsi="Arial" w:eastAsia="Arial" w:cs="Arial"/>
+                <w:color w:val="000000"/>
+              </w:rPr>
+            </w:pPr>
+            <w:r>
+              <w:rPr>
+                <w:rFonts w:eastAsia="Arial" w:cs="Arial" w:ascii="Arial" w:hAnsi="Arial"/>
+                <w:color w:val="000000"/>
+              </w:rPr>
+              <w:t>{prelim1_perc}</w:t>
+            </w:r>
+          </w:p>
+        </w:tc>
+        <w:tc>
+          <w:tcPr>
+            <w:tcW w:w="777" w:type="dxa"/>
+            <w:tcBorders>
+              <w:top w:val="single" w:sz="4" w:space="0" w:color="000000"/>
+              <w:start w:val="single" w:sz="4" w:space="0" w:color="000000"/>
+              <w:bottom w:val="single" w:sz="4" w:space="0" w:color="000000"/>
+              <w:end w:val="single" w:sz="4" w:space="0" w:color="000000"/>
+            </w:tcBorders>
+            <w:shd w:color="000000" w:fill="B3B3B3" w:val="clear"/>
+            <w:vAlign w:val="center"/>
+          </w:tcPr>
+          <w:p>
+            <w:pPr>
+              <w:pStyle w:val="Normal"/>
+              <w:spacing w:lineRule="exact" w:line="221"/>
               <w:ind w:firstLine="1"/>
               <w:jc w:val="center"/>
               <w:rPr>
-                <w:rFonts w:ascii="Arial" w:eastAsia="Arial" w:hAnsi="Arial" w:cs="Arial"/>
-                <w:b/>
-                <w:bCs/>
-                <w:noProof/>
+                <w:rFonts w:ascii="Arial" w:hAnsi="Arial" w:eastAsia="Arial" w:cs="Arial"/>
+                <w:b/>
+                <w:bCs/>
                 <w:color w:val="000000"/>
                 <w:spacing w:val="9"/>
               </w:rPr>
             </w:pPr>
             <w:r>
               <w:rPr>
-                <w:rFonts w:ascii="Arial" w:eastAsia="Arial" w:hAnsi="Arial" w:cs="Arial"/>
-                <w:b/>
-                <w:bCs/>
-                <w:noProof/>
+                <w:rFonts w:eastAsia="Arial" w:cs="Arial" w:ascii="Arial" w:hAnsi="Arial"/>
+                <w:b/>
+                <w:bCs/>
                 <w:color w:val="000000"/>
                 <w:spacing w:val="3"/>
               </w:rPr>
@@ -3316,75 +3357,69 @@
         </w:tc>
         <w:tc>
           <w:tcPr>
-            <w:tcW w:w="783" w:type="dxa"/>
-            <w:vAlign w:val="center"/>
-          </w:tcPr>
-          <w:p>
-            <w:pPr>
-              <w:spacing w:line="221" w:lineRule="exact"/>
-              <w:ind w:left="98" w:firstLine="1"/>
+            <w:tcW w:w="784" w:type="dxa"/>
+            <w:tcBorders>
+              <w:top w:val="single" w:sz="4" w:space="0" w:color="000000"/>
+              <w:start w:val="single" w:sz="4" w:space="0" w:color="000000"/>
+              <w:bottom w:val="single" w:sz="4" w:space="0" w:color="000000"/>
+              <w:end w:val="single" w:sz="4" w:space="0" w:color="000000"/>
+            </w:tcBorders>
+            <w:vAlign w:val="center"/>
+          </w:tcPr>
+          <w:p>
+            <w:pPr>
+              <w:pStyle w:val="Normal"/>
+              <w:spacing w:lineRule="exact" w:line="221"/>
+              <w:ind w:firstLine="1" w:start="98"/>
               <w:jc w:val="center"/>
               <w:rPr>
-                <w:rFonts w:ascii="Arial" w:eastAsia="Arial" w:hAnsi="Arial" w:cs="Arial"/>
-                <w:noProof/>
-                <w:color w:val="000000"/>
-              </w:rPr>
-            </w:pPr>
-            <w:r>
-              <w:rPr>
-                <w:rFonts w:ascii="Arial" w:eastAsia="Arial" w:hAnsi="Arial" w:cs="Arial"/>
-                <w:noProof/>
-                <w:color w:val="000000"/>
-              </w:rPr>
-              <w:t>{prelim</w:t>
-            </w:r>
-            <w:r>
-              <w:rPr>
-                <w:rFonts w:ascii="Arial" w:eastAsia="Arial" w:hAnsi="Arial" w:cs="Arial"/>
-                <w:noProof/>
-                <w:color w:val="000000"/>
-              </w:rPr>
-              <w:t>1</w:t>
-            </w:r>
-            <w:r>
-              <w:rPr>
-                <w:rFonts w:ascii="Arial" w:eastAsia="Arial" w:hAnsi="Arial" w:cs="Arial"/>
-                <w:noProof/>
-                <w:color w:val="000000"/>
-              </w:rPr>
-              <w:t>_weight}</w:t>
+                <w:rFonts w:ascii="Arial" w:hAnsi="Arial" w:eastAsia="Arial" w:cs="Arial"/>
+                <w:color w:val="000000"/>
+              </w:rPr>
+            </w:pPr>
+            <w:r>
+              <w:rPr>
+                <w:rFonts w:eastAsia="Arial" w:cs="Arial" w:ascii="Arial" w:hAnsi="Arial"/>
+                <w:color w:val="000000"/>
+              </w:rPr>
+              <w:t>{prelim1_weight}</w:t>
             </w:r>
           </w:p>
         </w:tc>
       </w:tr>
       <w:tr>
         <w:trPr>
-          <w:trHeight w:val="280"/>
+          <w:trHeight w:val="280" w:hRule="atLeast"/>
         </w:trPr>
         <w:tc>
           <w:tcPr>
-            <w:tcW w:w="1697" w:type="dxa"/>
-            <w:vAlign w:val="center"/>
-          </w:tcPr>
-          <w:p>
-            <w:pPr>
-              <w:spacing w:line="221" w:lineRule="exact"/>
-              <w:ind w:left="98" w:firstLine="1"/>
-              <w:rPr>
-                <w:rFonts w:ascii="Arial" w:eastAsia="Arial" w:hAnsi="Arial" w:cs="Arial"/>
-                <w:b/>
-                <w:bCs/>
-                <w:noProof/>
+            <w:tcW w:w="1696" w:type="dxa"/>
+            <w:tcBorders>
+              <w:top w:val="single" w:sz="4" w:space="0" w:color="000000"/>
+              <w:start w:val="single" w:sz="4" w:space="0" w:color="000000"/>
+              <w:bottom w:val="single" w:sz="4" w:space="0" w:color="000000"/>
+              <w:end w:val="single" w:sz="4" w:space="0" w:color="000000"/>
+            </w:tcBorders>
+            <w:vAlign w:val="center"/>
+          </w:tcPr>
+          <w:p>
+            <w:pPr>
+              <w:pStyle w:val="Normal"/>
+              <w:spacing w:lineRule="exact" w:line="221"/>
+              <w:ind w:firstLine="1" w:start="98"/>
+              <w:rPr>
+                <w:rFonts w:ascii="Arial" w:hAnsi="Arial" w:eastAsia="Arial" w:cs="Arial"/>
+                <w:b/>
+                <w:bCs/>
                 <w:color w:val="000000"/>
                 <w:spacing w:val="5"/>
               </w:rPr>
             </w:pPr>
             <w:r>
               <w:rPr>
-                <w:rFonts w:ascii="Arial" w:eastAsia="Arial" w:hAnsi="Arial" w:cs="Arial"/>
-                <w:b/>
-                <w:bCs/>
-                <w:noProof/>
+                <w:rFonts w:eastAsia="Arial" w:cs="Arial" w:ascii="Arial" w:hAnsi="Arial"/>
+                <w:b/>
+                <w:bCs/>
                 <w:color w:val="000000"/>
               </w:rPr>
               <w:t>Examination</w:t>
@@ -3395,33 +3430,34 @@
           <w:tcPr>
             <w:tcW w:w="2619" w:type="dxa"/>
             <w:tcBorders>
-              <w:right w:val="single" w:sz="4" w:space="0" w:color="000000"/>
-            </w:tcBorders>
-            <w:vAlign w:val="center"/>
-          </w:tcPr>
-          <w:p>
-            <w:pPr>
-              <w:spacing w:line="221" w:lineRule="exact"/>
-              <w:ind w:left="98" w:firstLine="1"/>
-              <w:rPr>
-                <w:rFonts w:ascii="Arial" w:eastAsia="Arial" w:hAnsi="Arial" w:cs="Arial"/>
-                <w:noProof/>
+              <w:top w:val="single" w:sz="4" w:space="0" w:color="000000"/>
+              <w:start w:val="single" w:sz="4" w:space="0" w:color="000000"/>
+              <w:bottom w:val="single" w:sz="4" w:space="0" w:color="000000"/>
+              <w:end w:val="single" w:sz="4" w:space="0" w:color="000000"/>
+            </w:tcBorders>
+            <w:vAlign w:val="center"/>
+          </w:tcPr>
+          <w:p>
+            <w:pPr>
+              <w:pStyle w:val="Normal"/>
+              <w:spacing w:lineRule="exact" w:line="221"/>
+              <w:ind w:firstLine="1" w:start="98"/>
+              <w:rPr>
+                <w:rFonts w:ascii="Arial" w:hAnsi="Arial" w:eastAsia="Arial" w:cs="Arial"/>
                 <w:color w:val="000000"/>
                 <w:spacing w:val="1"/>
               </w:rPr>
             </w:pPr>
             <w:r>
               <w:rPr>
-                <w:rFonts w:ascii="Arial" w:eastAsia="Arial" w:hAnsi="Arial" w:cs="Arial"/>
-                <w:noProof/>
+                <w:rFonts w:eastAsia="Arial" w:cs="Arial" w:ascii="Arial" w:hAnsi="Arial"/>
                 <w:color w:val="000000"/>
               </w:rPr>
               <w:t>Paper</w:t>
             </w:r>
             <w:r>
               <w:rPr>
-                <w:rFonts w:ascii="Arial" w:eastAsia="Arial" w:hAnsi="Arial" w:cs="Arial"/>
-                <w:noProof/>
+                <w:rFonts w:eastAsia="Arial" w:cs="Arial" w:ascii="Arial" w:hAnsi="Arial"/>
                 <w:color w:val="000000"/>
                 <w:spacing w:val="2"/>
               </w:rPr>
@@ -3429,16 +3465,14 @@
             </w:r>
             <w:r>
               <w:rPr>
-                <w:rFonts w:ascii="Arial" w:eastAsia="Arial" w:hAnsi="Arial" w:cs="Arial"/>
-                <w:noProof/>
+                <w:rFonts w:eastAsia="Arial" w:cs="Arial" w:ascii="Arial" w:hAnsi="Arial"/>
                 <w:color w:val="000000"/>
               </w:rPr>
               <w:t>II:</w:t>
             </w:r>
             <w:r>
               <w:rPr>
-                <w:rFonts w:ascii="Arial" w:eastAsia="Arial" w:hAnsi="Arial" w:cs="Arial"/>
-                <w:noProof/>
+                <w:rFonts w:eastAsia="Arial" w:cs="Arial" w:ascii="Arial" w:hAnsi="Arial"/>
                 <w:color w:val="000000"/>
                 <w:spacing w:val="-1"/>
               </w:rPr>
@@ -3446,8 +3480,7 @@
             </w:r>
             <w:r>
               <w:rPr>
-                <w:rFonts w:ascii="Arial" w:eastAsia="Arial" w:hAnsi="Arial" w:cs="Arial"/>
-                <w:noProof/>
+                <w:rFonts w:eastAsia="Arial" w:cs="Arial" w:ascii="Arial" w:hAnsi="Arial"/>
                 <w:color w:val="000000"/>
               </w:rPr>
               <w:t>Chemistry</w:t>
@@ -3456,28 +3489,29 @@
         </w:tc>
         <w:tc>
           <w:tcPr>
-            <w:tcW w:w="977" w:type="dxa"/>
-            <w:tcBorders>
-              <w:top w:val="single" w:sz="4" w:space="0" w:color="auto"/>
-              <w:left w:val="single" w:sz="4" w:space="0" w:color="000000"/>
-            </w:tcBorders>
-            <w:vAlign w:val="center"/>
-          </w:tcPr>
-          <w:p>
-            <w:pPr>
-              <w:spacing w:line="221" w:lineRule="exact"/>
-              <w:ind w:left="98" w:firstLine="1"/>
+            <w:tcW w:w="978" w:type="dxa"/>
+            <w:tcBorders>
+              <w:top w:val="single" w:sz="4" w:space="0" w:color="000000"/>
+              <w:start w:val="single" w:sz="4" w:space="0" w:color="000000"/>
+              <w:bottom w:val="single" w:sz="4" w:space="0" w:color="000000"/>
+              <w:end w:val="single" w:sz="4" w:space="0" w:color="000000"/>
+            </w:tcBorders>
+            <w:vAlign w:val="center"/>
+          </w:tcPr>
+          <w:p>
+            <w:pPr>
+              <w:pStyle w:val="Normal"/>
+              <w:spacing w:lineRule="exact" w:line="221"/>
+              <w:ind w:firstLine="1" w:start="98"/>
               <w:jc w:val="center"/>
               <w:rPr>
-                <w:rFonts w:ascii="Arial" w:eastAsia="Arial" w:hAnsi="Arial" w:cs="Arial"/>
-                <w:noProof/>
-                <w:color w:val="000000"/>
-              </w:rPr>
-            </w:pPr>
-            <w:r>
-              <w:rPr>
-                <w:rFonts w:ascii="Arial" w:eastAsia="Arial" w:hAnsi="Arial" w:cs="Arial"/>
-                <w:noProof/>
+                <w:rFonts w:ascii="Arial" w:hAnsi="Arial" w:eastAsia="Arial" w:cs="Arial"/>
+                <w:color w:val="000000"/>
+              </w:rPr>
+            </w:pPr>
+            <w:r>
+              <w:rPr>
+                <w:rFonts w:eastAsia="Arial" w:cs="Arial" w:ascii="Arial" w:hAnsi="Arial"/>
                 <w:color w:val="000000"/>
               </w:rPr>
               <w:t>{prelim2_date}</w:t>
@@ -3488,25 +3522,27 @@
           <w:tcPr>
             <w:tcW w:w="975" w:type="dxa"/>
             <w:tcBorders>
-              <w:top w:val="single" w:sz="4" w:space="0" w:color="auto"/>
-            </w:tcBorders>
-            <w:vAlign w:val="center"/>
-          </w:tcPr>
-          <w:p>
-            <w:pPr>
-              <w:spacing w:line="221" w:lineRule="exact"/>
-              <w:ind w:left="98" w:firstLine="1"/>
+              <w:top w:val="single" w:sz="4" w:space="0" w:color="000000"/>
+              <w:start w:val="single" w:sz="4" w:space="0" w:color="000000"/>
+              <w:bottom w:val="single" w:sz="4" w:space="0" w:color="000000"/>
+              <w:end w:val="single" w:sz="4" w:space="0" w:color="000000"/>
+            </w:tcBorders>
+            <w:vAlign w:val="center"/>
+          </w:tcPr>
+          <w:p>
+            <w:pPr>
+              <w:pStyle w:val="Normal"/>
+              <w:spacing w:lineRule="exact" w:line="221"/>
+              <w:ind w:firstLine="1" w:start="98"/>
               <w:jc w:val="center"/>
               <w:rPr>
-                <w:rFonts w:ascii="Arial" w:eastAsia="Arial" w:hAnsi="Arial" w:cs="Arial"/>
-                <w:noProof/>
-                <w:color w:val="000000"/>
-              </w:rPr>
-            </w:pPr>
-            <w:r>
-              <w:rPr>
-                <w:rFonts w:ascii="Arial" w:eastAsia="Arial" w:hAnsi="Arial" w:cs="Arial"/>
-                <w:noProof/>
+                <w:rFonts w:ascii="Arial" w:hAnsi="Arial" w:eastAsia="Arial" w:cs="Arial"/>
+                <w:color w:val="000000"/>
+              </w:rPr>
+            </w:pPr>
+            <w:r>
+              <w:rPr>
+                <w:rFonts w:eastAsia="Arial" w:cs="Arial" w:ascii="Arial" w:hAnsi="Arial"/>
                 <w:color w:val="000000"/>
               </w:rPr>
               <w:t>{prelim2_total}</w:t>
@@ -3517,25 +3553,27 @@
           <w:tcPr>
             <w:tcW w:w="979" w:type="dxa"/>
             <w:tcBorders>
-              <w:right w:val="single" w:sz="4" w:space="0" w:color="000000"/>
-            </w:tcBorders>
-            <w:vAlign w:val="center"/>
-          </w:tcPr>
-          <w:p>
-            <w:pPr>
-              <w:spacing w:line="221" w:lineRule="exact"/>
-              <w:ind w:left="98" w:firstLine="1"/>
+              <w:top w:val="single" w:sz="4" w:space="0" w:color="000000"/>
+              <w:start w:val="single" w:sz="4" w:space="0" w:color="000000"/>
+              <w:bottom w:val="single" w:sz="4" w:space="0" w:color="000000"/>
+              <w:end w:val="single" w:sz="4" w:space="0" w:color="000000"/>
+            </w:tcBorders>
+            <w:vAlign w:val="center"/>
+          </w:tcPr>
+          <w:p>
+            <w:pPr>
+              <w:pStyle w:val="Normal"/>
+              <w:spacing w:lineRule="exact" w:line="221"/>
+              <w:ind w:firstLine="1" w:start="98"/>
               <w:jc w:val="center"/>
               <w:rPr>
-                <w:rFonts w:ascii="Arial" w:eastAsia="Arial" w:hAnsi="Arial" w:cs="Arial"/>
-                <w:noProof/>
-                <w:color w:val="000000"/>
-              </w:rPr>
-            </w:pPr>
-            <w:r>
-              <w:rPr>
-                <w:rFonts w:ascii="Arial" w:eastAsia="Arial" w:hAnsi="Arial" w:cs="Arial"/>
-                <w:noProof/>
+                <w:rFonts w:ascii="Arial" w:hAnsi="Arial" w:eastAsia="Arial" w:cs="Arial"/>
+                <w:color w:val="000000"/>
+              </w:rPr>
+            </w:pPr>
+            <w:r>
+              <w:rPr>
+                <w:rFonts w:eastAsia="Arial" w:cs="Arial" w:ascii="Arial" w:hAnsi="Arial"/>
                 <w:color w:val="000000"/>
               </w:rPr>
               <w:t>{prelim2_mark}</w:t>
@@ -3546,25 +3584,27 @@
           <w:tcPr>
             <w:tcW w:w="778" w:type="dxa"/>
             <w:tcBorders>
-              <w:left w:val="single" w:sz="4" w:space="0" w:color="000000"/>
-            </w:tcBorders>
-            <w:vAlign w:val="center"/>
-          </w:tcPr>
-          <w:p>
-            <w:pPr>
-              <w:spacing w:line="221" w:lineRule="exact"/>
-              <w:ind w:left="98" w:firstLine="1"/>
+              <w:top w:val="single" w:sz="4" w:space="0" w:color="000000"/>
+              <w:start w:val="single" w:sz="4" w:space="0" w:color="000000"/>
+              <w:bottom w:val="single" w:sz="4" w:space="0" w:color="000000"/>
+              <w:end w:val="single" w:sz="4" w:space="0" w:color="000000"/>
+            </w:tcBorders>
+            <w:vAlign w:val="center"/>
+          </w:tcPr>
+          <w:p>
+            <w:pPr>
+              <w:pStyle w:val="Normal"/>
+              <w:spacing w:lineRule="exact" w:line="221"/>
+              <w:ind w:firstLine="1" w:start="98"/>
               <w:jc w:val="center"/>
               <w:rPr>
-                <w:rFonts w:ascii="Arial" w:eastAsia="Arial" w:hAnsi="Arial" w:cs="Arial"/>
-                <w:noProof/>
-                <w:color w:val="000000"/>
-              </w:rPr>
-            </w:pPr>
-            <w:r>
-              <w:rPr>
-                <w:rFonts w:ascii="Arial" w:eastAsia="Arial" w:hAnsi="Arial" w:cs="Arial"/>
-                <w:noProof/>
+                <w:rFonts w:ascii="Arial" w:hAnsi="Arial" w:eastAsia="Arial" w:cs="Arial"/>
+                <w:color w:val="000000"/>
+              </w:rPr>
+            </w:pPr>
+            <w:r>
+              <w:rPr>
+                <w:rFonts w:eastAsia="Arial" w:cs="Arial" w:ascii="Arial" w:hAnsi="Arial"/>
                 <w:color w:val="000000"/>
               </w:rPr>
               <w:t>{prelim2_perc}</w:t>
@@ -3573,30 +3613,35 @@
         </w:tc>
         <w:tc>
           <w:tcPr>
-            <w:tcW w:w="778" w:type="dxa"/>
-            <w:shd w:val="clear" w:color="000000" w:fill="B3B3B3"/>
-            <w:vAlign w:val="center"/>
-          </w:tcPr>
-          <w:p>
-            <w:pPr>
-              <w:spacing w:line="221" w:lineRule="exact"/>
+            <w:tcW w:w="777" w:type="dxa"/>
+            <w:tcBorders>
+              <w:top w:val="single" w:sz="4" w:space="0" w:color="000000"/>
+              <w:start w:val="single" w:sz="4" w:space="0" w:color="000000"/>
+              <w:bottom w:val="single" w:sz="4" w:space="0" w:color="000000"/>
+              <w:end w:val="single" w:sz="4" w:space="0" w:color="000000"/>
+            </w:tcBorders>
+            <w:shd w:color="000000" w:fill="B3B3B3" w:val="clear"/>
+            <w:vAlign w:val="center"/>
+          </w:tcPr>
+          <w:p>
+            <w:pPr>
+              <w:pStyle w:val="Normal"/>
+              <w:spacing w:lineRule="exact" w:line="221"/>
               <w:ind w:firstLine="1"/>
               <w:jc w:val="center"/>
               <w:rPr>
-                <w:rFonts w:ascii="Arial" w:eastAsia="Arial" w:hAnsi="Arial" w:cs="Arial"/>
-                <w:b/>
-                <w:bCs/>
-                <w:noProof/>
+                <w:rFonts w:ascii="Arial" w:hAnsi="Arial" w:eastAsia="Arial" w:cs="Arial"/>
+                <w:b/>
+                <w:bCs/>
                 <w:color w:val="000000"/>
                 <w:spacing w:val="9"/>
               </w:rPr>
             </w:pPr>
             <w:r>
               <w:rPr>
-                <w:rFonts w:ascii="Arial" w:eastAsia="Arial" w:hAnsi="Arial" w:cs="Arial"/>
-                <w:b/>
-                <w:bCs/>
-                <w:noProof/>
+                <w:rFonts w:eastAsia="Arial" w:cs="Arial" w:ascii="Arial" w:hAnsi="Arial"/>
+                <w:b/>
+                <w:bCs/>
                 <w:color w:val="000000"/>
                 <w:spacing w:val="3"/>
               </w:rPr>
@@ -3606,153 +3651,201 @@
         </w:tc>
         <w:tc>
           <w:tcPr>
-            <w:tcW w:w="783" w:type="dxa"/>
-            <w:vAlign w:val="center"/>
-          </w:tcPr>
-          <w:p>
-            <w:pPr>
-              <w:spacing w:line="221" w:lineRule="exact"/>
-              <w:ind w:left="98" w:firstLine="1"/>
+            <w:tcW w:w="784" w:type="dxa"/>
+            <w:tcBorders>
+              <w:top w:val="single" w:sz="4" w:space="0" w:color="000000"/>
+              <w:start w:val="single" w:sz="4" w:space="0" w:color="000000"/>
+              <w:bottom w:val="single" w:sz="4" w:space="0" w:color="000000"/>
+              <w:end w:val="single" w:sz="4" w:space="0" w:color="000000"/>
+            </w:tcBorders>
+            <w:vAlign w:val="center"/>
+          </w:tcPr>
+          <w:p>
+            <w:pPr>
+              <w:pStyle w:val="Normal"/>
+              <w:spacing w:lineRule="exact" w:line="221"/>
+              <w:ind w:firstLine="1" w:start="98"/>
               <w:jc w:val="center"/>
               <w:rPr>
-                <w:rFonts w:ascii="Arial" w:eastAsia="Arial" w:hAnsi="Arial" w:cs="Arial"/>
-                <w:noProof/>
-                <w:color w:val="000000"/>
-              </w:rPr>
-            </w:pPr>
-            <w:r>
-              <w:rPr>
-                <w:rFonts w:ascii="Arial" w:eastAsia="Arial" w:hAnsi="Arial" w:cs="Arial"/>
-                <w:noProof/>
-                <w:color w:val="000000"/>
-              </w:rPr>
-              <w:t>{prelim2_</w:t>
-            </w:r>
-            <w:r>
-              <w:rPr>
-                <w:rFonts w:ascii="Arial" w:eastAsia="Arial" w:hAnsi="Arial" w:cs="Arial"/>
-                <w:noProof/>
-                <w:color w:val="000000"/>
-              </w:rPr>
-              <w:t>weight</w:t>
-            </w:r>
-            <w:r>
-              <w:rPr>
-                <w:rFonts w:ascii="Arial" w:eastAsia="Arial" w:hAnsi="Arial" w:cs="Arial"/>
-                <w:noProof/>
-                <w:color w:val="000000"/>
-              </w:rPr>
-              <w:t>}</w:t>
+                <w:rFonts w:ascii="Arial" w:hAnsi="Arial" w:eastAsia="Arial" w:cs="Arial"/>
+                <w:color w:val="000000"/>
+              </w:rPr>
+            </w:pPr>
+            <w:r>
+              <w:rPr>
+                <w:rFonts w:eastAsia="Arial" w:cs="Arial" w:ascii="Arial" w:hAnsi="Arial"/>
+                <w:color w:val="000000"/>
+              </w:rPr>
+              <w:t>{prelim2_weight}</w:t>
             </w:r>
           </w:p>
         </w:tc>
       </w:tr>
       <w:tr>
         <w:trPr>
-          <w:trHeight w:val="304"/>
+          <w:trHeight w:val="304" w:hRule="atLeast"/>
         </w:trPr>
         <w:tc>
           <w:tcPr>
-            <w:tcW w:w="1697" w:type="dxa"/>
-          </w:tcPr>
-          <w:p>
-            <w:pPr>
-              <w:spacing w:line="221" w:lineRule="exact"/>
-              <w:ind w:left="98" w:firstLine="1"/>
-              <w:rPr>
-                <w:rFonts w:ascii="Arial" w:eastAsia="Arial" w:hAnsi="Arial" w:cs="Arial"/>
-                <w:b/>
-                <w:bCs/>
-                <w:noProof/>
-                <w:color w:val="000000"/>
-              </w:rPr>
-            </w:pPr>
-          </w:p>
-        </w:tc>
-        <w:tc>
-          <w:tcPr>
-            <w:tcW w:w="6328" w:type="dxa"/>
+            <w:tcW w:w="1696" w:type="dxa"/>
+            <w:tcBorders>
+              <w:top w:val="single" w:sz="4" w:space="0" w:color="000000"/>
+              <w:start w:val="single" w:sz="4" w:space="0" w:color="000000"/>
+              <w:bottom w:val="single" w:sz="4" w:space="0" w:color="000000"/>
+              <w:end w:val="single" w:sz="4" w:space="0" w:color="000000"/>
+            </w:tcBorders>
+          </w:tcPr>
+          <w:p>
+            <w:pPr>
+              <w:pStyle w:val="Normal"/>
+              <w:spacing w:lineRule="exact" w:line="221"/>
+              <w:ind w:firstLine="1" w:start="98"/>
+              <w:rPr>
+                <w:rFonts w:ascii="Arial" w:hAnsi="Arial" w:eastAsia="Arial" w:cs="Arial"/>
+                <w:b/>
+                <w:bCs/>
+                <w:color w:val="000000"/>
+              </w:rPr>
+            </w:pPr>
+            <w:r>
+              <w:rPr>
+                <w:rFonts w:eastAsia="Arial" w:cs="Arial" w:ascii="Arial" w:hAnsi="Arial"/>
+                <w:b/>
+                <w:bCs/>
+                <w:color w:val="000000"/>
+              </w:rPr>
+            </w:r>
+          </w:p>
+        </w:tc>
+        <w:tc>
+          <w:tcPr>
+            <w:tcW w:w="6329" w:type="dxa"/>
             <w:gridSpan w:val="5"/>
-          </w:tcPr>
-          <w:p>
-            <w:pPr>
-              <w:spacing w:line="221" w:lineRule="exact"/>
-              <w:ind w:left="98" w:firstLine="1"/>
-              <w:rPr>
-                <w:rFonts w:ascii="Arial" w:eastAsia="Arial" w:hAnsi="Arial" w:cs="Arial"/>
-                <w:b/>
-                <w:bCs/>
-                <w:noProof/>
-                <w:color w:val="000000"/>
-              </w:rPr>
-            </w:pPr>
-          </w:p>
-        </w:tc>
-        <w:tc>
-          <w:tcPr>
-            <w:tcW w:w="778" w:type="dxa"/>
-          </w:tcPr>
-          <w:p>
-            <w:pPr>
-              <w:spacing w:line="221" w:lineRule="exact"/>
-              <w:ind w:left="98" w:firstLine="1"/>
-              <w:rPr>
-                <w:rFonts w:ascii="Arial" w:eastAsia="Arial" w:hAnsi="Arial" w:cs="Arial"/>
-                <w:b/>
-                <w:bCs/>
-                <w:noProof/>
-                <w:color w:val="000000"/>
-              </w:rPr>
-            </w:pPr>
-          </w:p>
-        </w:tc>
-        <w:tc>
-          <w:tcPr>
-            <w:tcW w:w="783" w:type="dxa"/>
-          </w:tcPr>
-          <w:p>
-            <w:pPr>
-              <w:spacing w:line="221" w:lineRule="exact"/>
-              <w:ind w:left="98" w:firstLine="1"/>
+            <w:tcBorders>
+              <w:top w:val="single" w:sz="4" w:space="0" w:color="000000"/>
+              <w:start w:val="single" w:sz="4" w:space="0" w:color="000000"/>
+              <w:bottom w:val="single" w:sz="4" w:space="0" w:color="000000"/>
+              <w:end w:val="single" w:sz="4" w:space="0" w:color="000000"/>
+            </w:tcBorders>
+          </w:tcPr>
+          <w:p>
+            <w:pPr>
+              <w:pStyle w:val="Normal"/>
+              <w:spacing w:lineRule="exact" w:line="221"/>
+              <w:ind w:firstLine="1" w:start="98"/>
+              <w:rPr>
+                <w:rFonts w:ascii="Arial" w:hAnsi="Arial" w:eastAsia="Arial" w:cs="Arial"/>
+                <w:b/>
+                <w:bCs/>
+                <w:color w:val="000000"/>
+              </w:rPr>
+            </w:pPr>
+            <w:r>
+              <w:rPr>
+                <w:rFonts w:eastAsia="Arial" w:cs="Arial" w:ascii="Arial" w:hAnsi="Arial"/>
+                <w:b/>
+                <w:bCs/>
+                <w:color w:val="000000"/>
+              </w:rPr>
+            </w:r>
+          </w:p>
+        </w:tc>
+        <w:tc>
+          <w:tcPr>
+            <w:tcW w:w="777" w:type="dxa"/>
+            <w:tcBorders>
+              <w:top w:val="single" w:sz="4" w:space="0" w:color="000000"/>
+              <w:start w:val="single" w:sz="4" w:space="0" w:color="000000"/>
+              <w:bottom w:val="single" w:sz="4" w:space="0" w:color="000000"/>
+              <w:end w:val="single" w:sz="4" w:space="0" w:color="000000"/>
+            </w:tcBorders>
+          </w:tcPr>
+          <w:p>
+            <w:pPr>
+              <w:pStyle w:val="Normal"/>
+              <w:spacing w:lineRule="exact" w:line="221"/>
+              <w:ind w:firstLine="1" w:start="98"/>
+              <w:rPr>
+                <w:rFonts w:ascii="Arial" w:hAnsi="Arial" w:eastAsia="Arial" w:cs="Arial"/>
+                <w:b/>
+                <w:bCs/>
+                <w:color w:val="000000"/>
+              </w:rPr>
+            </w:pPr>
+            <w:r>
+              <w:rPr>
+                <w:rFonts w:eastAsia="Arial" w:cs="Arial" w:ascii="Arial" w:hAnsi="Arial"/>
+                <w:b/>
+                <w:bCs/>
+                <w:color w:val="000000"/>
+              </w:rPr>
+            </w:r>
+          </w:p>
+        </w:tc>
+        <w:tc>
+          <w:tcPr>
+            <w:tcW w:w="784" w:type="dxa"/>
+            <w:tcBorders>
+              <w:top w:val="single" w:sz="4" w:space="0" w:color="000000"/>
+              <w:start w:val="single" w:sz="4" w:space="0" w:color="000000"/>
+              <w:bottom w:val="single" w:sz="4" w:space="0" w:color="000000"/>
+              <w:end w:val="single" w:sz="4" w:space="0" w:color="000000"/>
+            </w:tcBorders>
+          </w:tcPr>
+          <w:p>
+            <w:pPr>
+              <w:pStyle w:val="Normal"/>
+              <w:spacing w:lineRule="exact" w:line="221"/>
+              <w:ind w:firstLine="1" w:start="98"/>
               <w:jc w:val="center"/>
               <w:rPr>
-                <w:rFonts w:ascii="Arial" w:eastAsia="Arial" w:hAnsi="Arial" w:cs="Arial"/>
-                <w:noProof/>
-                <w:color w:val="000000"/>
-              </w:rPr>
-            </w:pPr>
+                <w:rFonts w:ascii="Arial" w:hAnsi="Arial" w:eastAsia="Arial" w:cs="Arial"/>
+                <w:color w:val="000000"/>
+              </w:rPr>
+            </w:pPr>
+            <w:r>
+              <w:rPr>
+                <w:rFonts w:eastAsia="Arial" w:cs="Arial" w:ascii="Arial" w:hAnsi="Arial"/>
+                <w:color w:val="000000"/>
+              </w:rPr>
+            </w:r>
           </w:p>
         </w:tc>
       </w:tr>
       <w:tr>
         <w:trPr>
-          <w:trHeight w:val="593"/>
+          <w:trHeight w:val="593" w:hRule="atLeast"/>
         </w:trPr>
         <w:tc>
           <w:tcPr>
             <w:tcW w:w="8025" w:type="dxa"/>
             <w:gridSpan w:val="6"/>
-            <w:vAlign w:val="center"/>
-          </w:tcPr>
-          <w:p>
-            <w:pPr>
-              <w:spacing w:line="221" w:lineRule="exact"/>
-              <w:ind w:left="98" w:firstLine="1"/>
-              <w:rPr>
-                <w:rFonts w:ascii="Arial" w:eastAsia="Arial" w:hAnsi="Arial" w:cs="Arial"/>
-                <w:b/>
-                <w:bCs/>
-                <w:noProof/>
+            <w:tcBorders>
+              <w:top w:val="single" w:sz="4" w:space="0" w:color="000000"/>
+              <w:start w:val="single" w:sz="4" w:space="0" w:color="000000"/>
+              <w:bottom w:val="single" w:sz="4" w:space="0" w:color="000000"/>
+              <w:end w:val="single" w:sz="4" w:space="0" w:color="000000"/>
+            </w:tcBorders>
+            <w:vAlign w:val="center"/>
+          </w:tcPr>
+          <w:p>
+            <w:pPr>
+              <w:pStyle w:val="Normal"/>
+              <w:spacing w:lineRule="exact" w:line="221"/>
+              <w:ind w:firstLine="1" w:start="98"/>
+              <w:rPr>
+                <w:rFonts w:ascii="Arial" w:hAnsi="Arial" w:eastAsia="Arial" w:cs="Arial"/>
+                <w:b/>
+                <w:bCs/>
                 <w:color w:val="000000"/>
                 <w:spacing w:val="1"/>
               </w:rPr>
             </w:pPr>
             <w:r>
               <w:rPr>
-                <w:rFonts w:ascii="Arial" w:eastAsia="Arial" w:hAnsi="Arial" w:cs="Arial"/>
-                <w:b/>
-                <w:bCs/>
-                <w:noProof/>
+                <w:rFonts w:eastAsia="Arial" w:cs="Arial" w:ascii="Arial" w:hAnsi="Arial"/>
+                <w:b/>
+                <w:bCs/>
                 <w:color w:val="000000"/>
                 <w:spacing w:val="1"/>
               </w:rPr>
@@ -3760,10 +3853,9 @@
             </w:r>
             <w:r>
               <w:rPr>
-                <w:rFonts w:ascii="Arial" w:eastAsia="Arial" w:hAnsi="Arial" w:cs="Arial"/>
-                <w:b/>
-                <w:bCs/>
-                <w:noProof/>
+                <w:rFonts w:eastAsia="Arial" w:cs="Arial" w:ascii="Arial" w:hAnsi="Arial"/>
+                <w:b/>
+                <w:bCs/>
                 <w:color w:val="000000"/>
                 <w:spacing w:val="-2"/>
               </w:rPr>
@@ -3771,10 +3863,9 @@
             </w:r>
             <w:r>
               <w:rPr>
-                <w:rFonts w:ascii="Arial" w:eastAsia="Arial" w:hAnsi="Arial" w:cs="Arial"/>
-                <w:b/>
-                <w:bCs/>
-                <w:noProof/>
+                <w:rFonts w:eastAsia="Arial" w:cs="Arial" w:ascii="Arial" w:hAnsi="Arial"/>
+                <w:b/>
+                <w:bCs/>
                 <w:color w:val="000000"/>
               </w:rPr>
               <w:t>MARK</w:t>
@@ -3783,29 +3874,34 @@
         </w:tc>
         <w:tc>
           <w:tcPr>
-            <w:tcW w:w="778" w:type="dxa"/>
-            <w:shd w:val="clear" w:color="000000" w:fill="B3B3B3"/>
-            <w:vAlign w:val="center"/>
-          </w:tcPr>
-          <w:p>
-            <w:pPr>
-              <w:spacing w:line="221" w:lineRule="exact"/>
-              <w:ind w:left="99" w:firstLine="1"/>
-              <w:rPr>
-                <w:rFonts w:ascii="Arial" w:eastAsia="Arial" w:hAnsi="Arial" w:cs="Arial"/>
-                <w:b/>
-                <w:bCs/>
-                <w:noProof/>
+            <w:tcW w:w="777" w:type="dxa"/>
+            <w:tcBorders>
+              <w:top w:val="single" w:sz="4" w:space="0" w:color="000000"/>
+              <w:start w:val="single" w:sz="4" w:space="0" w:color="000000"/>
+              <w:bottom w:val="single" w:sz="4" w:space="0" w:color="000000"/>
+              <w:end w:val="single" w:sz="4" w:space="0" w:color="000000"/>
+            </w:tcBorders>
+            <w:shd w:color="000000" w:fill="B3B3B3" w:val="clear"/>
+            <w:vAlign w:val="center"/>
+          </w:tcPr>
+          <w:p>
+            <w:pPr>
+              <w:pStyle w:val="Normal"/>
+              <w:spacing w:lineRule="exact" w:line="221"/>
+              <w:ind w:firstLine="1" w:start="99"/>
+              <w:rPr>
+                <w:rFonts w:ascii="Arial" w:hAnsi="Arial" w:eastAsia="Arial" w:cs="Arial"/>
+                <w:b/>
+                <w:bCs/>
                 <w:color w:val="000000"/>
                 <w:spacing w:val="9"/>
               </w:rPr>
             </w:pPr>
             <w:r>
               <w:rPr>
-                <w:rFonts w:ascii="Arial" w:eastAsia="Arial" w:hAnsi="Arial" w:cs="Arial"/>
-                <w:b/>
-                <w:bCs/>
-                <w:noProof/>
+                <w:rFonts w:eastAsia="Arial" w:cs="Arial" w:ascii="Arial" w:hAnsi="Arial"/>
+                <w:b/>
+                <w:bCs/>
                 <w:color w:val="000000"/>
                 <w:spacing w:val="2"/>
               </w:rPr>
@@ -3815,24 +3911,29 @@
         </w:tc>
         <w:tc>
           <w:tcPr>
-            <w:tcW w:w="783" w:type="dxa"/>
-            <w:vAlign w:val="center"/>
-          </w:tcPr>
-          <w:p>
-            <w:pPr>
-              <w:spacing w:line="221" w:lineRule="exact"/>
-              <w:ind w:left="98" w:firstLine="1"/>
+            <w:tcW w:w="784" w:type="dxa"/>
+            <w:tcBorders>
+              <w:top w:val="single" w:sz="4" w:space="0" w:color="000000"/>
+              <w:start w:val="single" w:sz="4" w:space="0" w:color="000000"/>
+              <w:bottom w:val="single" w:sz="4" w:space="0" w:color="000000"/>
+              <w:end w:val="single" w:sz="4" w:space="0" w:color="000000"/>
+            </w:tcBorders>
+            <w:vAlign w:val="center"/>
+          </w:tcPr>
+          <w:p>
+            <w:pPr>
+              <w:pStyle w:val="Normal"/>
+              <w:spacing w:lineRule="exact" w:line="221"/>
+              <w:ind w:firstLine="1" w:start="98"/>
               <w:jc w:val="center"/>
               <w:rPr>
-                <w:rFonts w:ascii="Arial" w:eastAsia="Arial" w:hAnsi="Arial" w:cs="Arial"/>
-                <w:noProof/>
-                <w:color w:val="000000"/>
-              </w:rPr>
-            </w:pPr>
-            <w:r>
-              <w:rPr>
-                <w:rFonts w:ascii="Arial" w:eastAsia="Arial" w:hAnsi="Arial" w:cs="Arial"/>
-                <w:noProof/>
+                <w:rFonts w:ascii="Arial" w:hAnsi="Arial" w:eastAsia="Arial" w:cs="Arial"/>
+                <w:color w:val="000000"/>
+              </w:rPr>
+            </w:pPr>
+            <w:r>
+              <w:rPr>
+                <w:rFonts w:eastAsia="Arial" w:cs="Arial" w:ascii="Arial" w:hAnsi="Arial"/>
                 <w:color w:val="000000"/>
               </w:rPr>
               <w:t>{total}</w:t>
@@ -3843,34 +3944,32 @@
     </w:tbl>
     <w:p>
       <w:pPr>
-        <w:spacing w:before="294" w:line="221" w:lineRule="exact"/>
+        <w:pStyle w:val="Normal"/>
+        <w:spacing w:lineRule="exact" w:line="221" w:before="294" w:after="0"/>
         <w:ind w:firstLine="1"/>
         <w:jc w:val="center"/>
         <w:rPr>
-          <w:rFonts w:ascii="Arial" w:eastAsia="Arial" w:hAnsi="Arial" w:cs="Arial"/>
+          <w:rFonts w:ascii="Arial" w:hAnsi="Arial" w:eastAsia="Arial" w:cs="Arial"/>
           <w:b/>
           <w:bCs/>
-          <w:noProof/>
           <w:color w:val="000000"/>
           <w:spacing w:val="2"/>
         </w:rPr>
       </w:pPr>
       <w:r>
         <w:rPr>
-          <w:rFonts w:ascii="Arial" w:eastAsia="Arial" w:hAnsi="Arial" w:cs="Arial"/>
+          <w:rFonts w:eastAsia="Arial" w:cs="Arial" w:ascii="Arial" w:hAnsi="Arial"/>
           <w:b/>
           <w:bCs/>
-          <w:noProof/>
           <w:color w:val="000000"/>
         </w:rPr>
         <w:t xml:space="preserve">DECLARATION </w:t>
       </w:r>
       <w:r>
         <w:rPr>
-          <w:rFonts w:ascii="Arial" w:eastAsia="Arial" w:hAnsi="Arial" w:cs="Arial"/>
+          <w:rFonts w:eastAsia="Arial" w:cs="Arial" w:ascii="Arial" w:hAnsi="Arial"/>
           <w:b/>
           <w:bCs/>
-          <w:noProof/>
           <w:color w:val="000000"/>
           <w:spacing w:val="-1"/>
         </w:rPr>
@@ -3878,10 +3977,9 @@
       </w:r>
       <w:r>
         <w:rPr>
-          <w:rFonts w:ascii="Arial" w:eastAsia="Arial" w:hAnsi="Arial" w:cs="Arial"/>
+          <w:rFonts w:eastAsia="Arial" w:cs="Arial" w:ascii="Arial" w:hAnsi="Arial"/>
           <w:b/>
           <w:bCs/>
-          <w:noProof/>
           <w:color w:val="000000"/>
           <w:spacing w:val="-5"/>
         </w:rPr>
@@ -3889,10 +3987,9 @@
       </w:r>
       <w:r>
         <w:rPr>
-          <w:rFonts w:ascii="Arial" w:eastAsia="Arial" w:hAnsi="Arial" w:cs="Arial"/>
+          <w:rFonts w:eastAsia="Arial" w:cs="Arial" w:ascii="Arial" w:hAnsi="Arial"/>
           <w:b/>
           <w:bCs/>
-          <w:noProof/>
           <w:color w:val="000000"/>
           <w:spacing w:val="1"/>
         </w:rPr>
@@ -3900,10 +3997,9 @@
       </w:r>
       <w:r>
         <w:rPr>
-          <w:rFonts w:ascii="Arial" w:eastAsia="Arial" w:hAnsi="Arial" w:cs="Arial"/>
+          <w:rFonts w:eastAsia="Arial" w:cs="Arial" w:ascii="Arial" w:hAnsi="Arial"/>
           <w:b/>
           <w:bCs/>
-          <w:noProof/>
           <w:color w:val="000000"/>
         </w:rPr>
         <w:t xml:space="preserve"> CANDIDATE:</w:t>
@@ -3911,19 +4007,18 @@
     </w:p>
     <w:p>
       <w:pPr>
-        <w:spacing w:line="510" w:lineRule="exact"/>
-        <w:ind w:left="436" w:right="380" w:firstLine="1"/>
-        <w:rPr>
-          <w:rFonts w:ascii="Arial" w:eastAsia="Arial" w:hAnsi="Arial" w:cs="Arial"/>
-          <w:noProof/>
+        <w:pStyle w:val="Normal"/>
+        <w:spacing w:lineRule="exact" w:line="510"/>
+        <w:ind w:firstLine="1" w:start="436" w:end="380"/>
+        <w:rPr>
+          <w:rFonts w:ascii="Arial" w:hAnsi="Arial" w:eastAsia="Arial" w:cs="Arial"/>
           <w:color w:val="000000"/>
           <w:spacing w:val="-1"/>
         </w:rPr>
       </w:pPr>
       <w:r>
         <w:rPr>
-          <w:rFonts w:ascii="Arial" w:eastAsia="Arial" w:hAnsi="Arial" w:cs="Arial"/>
-          <w:noProof/>
+          <w:rFonts w:eastAsia="Arial" w:cs="Arial" w:ascii="Arial" w:hAnsi="Arial"/>
           <w:color w:val="000000"/>
           <w:spacing w:val="-3"/>
         </w:rPr>
@@ -3931,8 +4026,7 @@
       </w:r>
       <w:r>
         <w:rPr>
-          <w:rFonts w:ascii="Arial" w:eastAsia="Arial" w:hAnsi="Arial" w:cs="Arial"/>
-          <w:noProof/>
+          <w:rFonts w:eastAsia="Arial" w:cs="Arial" w:ascii="Arial" w:hAnsi="Arial"/>
           <w:color w:val="000000"/>
           <w:spacing w:val="-7"/>
         </w:rPr>
@@ -3940,16 +4034,14 @@
       </w:r>
       <w:r>
         <w:rPr>
-          <w:rFonts w:ascii="Arial" w:eastAsia="Arial" w:hAnsi="Arial" w:cs="Arial"/>
-          <w:noProof/>
+          <w:rFonts w:eastAsia="Arial" w:cs="Arial" w:ascii="Arial" w:hAnsi="Arial"/>
           <w:color w:val="000000"/>
         </w:rPr>
         <w:t>______________________________________________________________</w:t>
       </w:r>
       <w:r>
         <w:rPr>
-          <w:rFonts w:ascii="Arial" w:eastAsia="Arial" w:hAnsi="Arial" w:cs="Arial"/>
-          <w:noProof/>
+          <w:rFonts w:eastAsia="Arial" w:cs="Arial" w:ascii="Arial" w:hAnsi="Arial"/>
           <w:color w:val="000000"/>
           <w:spacing w:val="-6"/>
         </w:rPr>
@@ -3957,8 +4049,7 @@
       </w:r>
       <w:r>
         <w:rPr>
-          <w:rFonts w:ascii="Arial" w:eastAsia="Arial" w:hAnsi="Arial" w:cs="Arial"/>
-          <w:noProof/>
+          <w:rFonts w:eastAsia="Arial" w:cs="Arial" w:ascii="Arial" w:hAnsi="Arial"/>
           <w:color w:val="000000"/>
           <w:spacing w:val="-1"/>
         </w:rPr>
@@ -3966,8 +4057,7 @@
       </w:r>
       <w:r>
         <w:rPr>
-          <w:rFonts w:ascii="Arial" w:eastAsia="Arial" w:hAnsi="Arial" w:cs="Arial"/>
-          <w:noProof/>
+          <w:rFonts w:eastAsia="Arial" w:cs="Arial" w:ascii="Arial" w:hAnsi="Arial"/>
           <w:color w:val="000000"/>
           <w:spacing w:val="-7"/>
         </w:rPr>
@@ -3975,8 +4065,7 @@
       </w:r>
       <w:r>
         <w:rPr>
-          <w:rFonts w:ascii="Arial" w:eastAsia="Arial" w:hAnsi="Arial" w:cs="Arial"/>
-          <w:noProof/>
+          <w:rFonts w:eastAsia="Arial" w:cs="Arial" w:ascii="Arial" w:hAnsi="Arial"/>
           <w:color w:val="000000"/>
           <w:spacing w:val="-2"/>
         </w:rPr>
@@ -3984,8 +4073,7 @@
       </w:r>
       <w:r>
         <w:rPr>
-          <w:rFonts w:ascii="Arial" w:eastAsia="Arial" w:hAnsi="Arial" w:cs="Arial"/>
-          <w:noProof/>
+          <w:rFonts w:eastAsia="Arial" w:cs="Arial" w:ascii="Arial" w:hAnsi="Arial"/>
           <w:color w:val="000000"/>
           <w:spacing w:val="-7"/>
         </w:rPr>
@@ -3993,8 +4081,7 @@
       </w:r>
       <w:r>
         <w:rPr>
-          <w:rFonts w:ascii="Arial" w:eastAsia="Arial" w:hAnsi="Arial" w:cs="Arial"/>
-          <w:noProof/>
+          <w:rFonts w:eastAsia="Arial" w:cs="Arial" w:ascii="Arial" w:hAnsi="Arial"/>
           <w:color w:val="000000"/>
           <w:spacing w:val="-1"/>
         </w:rPr>
@@ -4002,16 +4089,14 @@
       </w:r>
       <w:r>
         <w:rPr>
-          <w:rFonts w:ascii="Arial" w:eastAsia="Arial" w:hAnsi="Arial" w:cs="Arial"/>
-          <w:noProof/>
+          <w:rFonts w:eastAsia="Arial" w:cs="Arial" w:ascii="Arial" w:hAnsi="Arial"/>
           <w:color w:val="000000"/>
         </w:rPr>
         <w:t>declare</w:t>
       </w:r>
       <w:r>
         <w:rPr>
-          <w:rFonts w:ascii="Arial" w:eastAsia="Arial" w:hAnsi="Arial" w:cs="Arial"/>
-          <w:noProof/>
+          <w:rFonts w:eastAsia="Arial" w:cs="Arial" w:ascii="Arial" w:hAnsi="Arial"/>
           <w:color w:val="000000"/>
           <w:spacing w:val="8"/>
         </w:rPr>
@@ -4019,8 +4104,7 @@
       </w:r>
       <w:r>
         <w:rPr>
-          <w:rFonts w:ascii="Arial" w:eastAsia="Arial" w:hAnsi="Arial" w:cs="Arial"/>
-          <w:noProof/>
+          <w:rFonts w:eastAsia="Arial" w:cs="Arial" w:ascii="Arial" w:hAnsi="Arial"/>
           <w:color w:val="000000"/>
           <w:spacing w:val="2"/>
         </w:rPr>
@@ -4028,8 +4112,7 @@
       </w:r>
       <w:r>
         <w:rPr>
-          <w:rFonts w:ascii="Arial" w:eastAsia="Arial" w:hAnsi="Arial" w:cs="Arial"/>
-          <w:noProof/>
+          <w:rFonts w:eastAsia="Arial" w:cs="Arial" w:ascii="Arial" w:hAnsi="Arial"/>
           <w:color w:val="000000"/>
           <w:spacing w:val="7"/>
         </w:rPr>
@@ -4037,8 +4120,7 @@
       </w:r>
       <w:r>
         <w:rPr>
-          <w:rFonts w:ascii="Arial" w:eastAsia="Arial" w:hAnsi="Arial" w:cs="Arial"/>
-          <w:noProof/>
+          <w:rFonts w:eastAsia="Arial" w:cs="Arial" w:ascii="Arial" w:hAnsi="Arial"/>
           <w:color w:val="000000"/>
           <w:spacing w:val="2"/>
         </w:rPr>
@@ -4046,8 +4128,7 @@
       </w:r>
       <w:r>
         <w:rPr>
-          <w:rFonts w:ascii="Arial" w:eastAsia="Arial" w:hAnsi="Arial" w:cs="Arial"/>
-          <w:noProof/>
+          <w:rFonts w:eastAsia="Arial" w:cs="Arial" w:ascii="Arial" w:hAnsi="Arial"/>
           <w:color w:val="000000"/>
           <w:spacing w:val="7"/>
         </w:rPr>
@@ -4055,8 +4136,7 @@
       </w:r>
       <w:r>
         <w:rPr>
-          <w:rFonts w:ascii="Arial" w:eastAsia="Arial" w:hAnsi="Arial" w:cs="Arial"/>
-          <w:noProof/>
+          <w:rFonts w:eastAsia="Arial" w:cs="Arial" w:ascii="Arial" w:hAnsi="Arial"/>
           <w:color w:val="000000"/>
           <w:spacing w:val="1"/>
         </w:rPr>
@@ -4064,8 +4144,7 @@
       </w:r>
       <w:r>
         <w:rPr>
-          <w:rFonts w:ascii="Arial" w:eastAsia="Arial" w:hAnsi="Arial" w:cs="Arial"/>
-          <w:noProof/>
+          <w:rFonts w:eastAsia="Arial" w:cs="Arial" w:ascii="Arial" w:hAnsi="Arial"/>
           <w:color w:val="000000"/>
           <w:spacing w:val="6"/>
         </w:rPr>
@@ -4073,8 +4152,7 @@
       </w:r>
       <w:r>
         <w:rPr>
-          <w:rFonts w:ascii="Arial" w:eastAsia="Arial" w:hAnsi="Arial" w:cs="Arial"/>
-          <w:noProof/>
+          <w:rFonts w:eastAsia="Arial" w:cs="Arial" w:ascii="Arial" w:hAnsi="Arial"/>
           <w:color w:val="000000"/>
           <w:spacing w:val="1"/>
         </w:rPr>
@@ -4082,8 +4160,7 @@
       </w:r>
       <w:r>
         <w:rPr>
-          <w:rFonts w:ascii="Arial" w:eastAsia="Arial" w:hAnsi="Arial" w:cs="Arial"/>
-          <w:noProof/>
+          <w:rFonts w:eastAsia="Arial" w:cs="Arial" w:ascii="Arial" w:hAnsi="Arial"/>
           <w:color w:val="000000"/>
           <w:spacing w:val="6"/>
         </w:rPr>
@@ -4091,8 +4168,7 @@
       </w:r>
       <w:r>
         <w:rPr>
-          <w:rFonts w:ascii="Arial" w:eastAsia="Arial" w:hAnsi="Arial" w:cs="Arial"/>
-          <w:noProof/>
+          <w:rFonts w:eastAsia="Arial" w:cs="Arial" w:ascii="Arial" w:hAnsi="Arial"/>
           <w:color w:val="000000"/>
           <w:spacing w:val="2"/>
         </w:rPr>
@@ -4100,8 +4176,7 @@
       </w:r>
       <w:r>
         <w:rPr>
-          <w:rFonts w:ascii="Arial" w:eastAsia="Arial" w:hAnsi="Arial" w:cs="Arial"/>
-          <w:noProof/>
+          <w:rFonts w:eastAsia="Arial" w:cs="Arial" w:ascii="Arial" w:hAnsi="Arial"/>
           <w:color w:val="000000"/>
           <w:spacing w:val="8"/>
         </w:rPr>
@@ -4109,8 +4184,7 @@
       </w:r>
       <w:r>
         <w:rPr>
-          <w:rFonts w:ascii="Arial" w:eastAsia="Arial" w:hAnsi="Arial" w:cs="Arial"/>
-          <w:noProof/>
+          <w:rFonts w:eastAsia="Arial" w:cs="Arial" w:ascii="Arial" w:hAnsi="Arial"/>
           <w:color w:val="000000"/>
           <w:spacing w:val="4"/>
         </w:rPr>
@@ -4118,8 +4192,7 @@
       </w:r>
       <w:r>
         <w:rPr>
-          <w:rFonts w:ascii="Arial" w:eastAsia="Arial" w:hAnsi="Arial" w:cs="Arial"/>
-          <w:noProof/>
+          <w:rFonts w:eastAsia="Arial" w:cs="Arial" w:ascii="Arial" w:hAnsi="Arial"/>
           <w:color w:val="000000"/>
           <w:spacing w:val="6"/>
         </w:rPr>
@@ -4127,8 +4200,7 @@
       </w:r>
       <w:r>
         <w:rPr>
-          <w:rFonts w:ascii="Arial" w:eastAsia="Arial" w:hAnsi="Arial" w:cs="Arial"/>
-          <w:noProof/>
+          <w:rFonts w:eastAsia="Arial" w:cs="Arial" w:ascii="Arial" w:hAnsi="Arial"/>
           <w:color w:val="000000"/>
           <w:spacing w:val="4"/>
         </w:rPr>
@@ -4136,8 +4208,7 @@
       </w:r>
       <w:r>
         <w:rPr>
-          <w:rFonts w:ascii="Arial" w:eastAsia="Arial" w:hAnsi="Arial" w:cs="Arial"/>
-          <w:noProof/>
+          <w:rFonts w:eastAsia="Arial" w:cs="Arial" w:ascii="Arial" w:hAnsi="Arial"/>
           <w:color w:val="000000"/>
           <w:spacing w:val="7"/>
         </w:rPr>
@@ -4145,8 +4216,7 @@
       </w:r>
       <w:r>
         <w:rPr>
-          <w:rFonts w:ascii="Arial" w:eastAsia="Arial" w:hAnsi="Arial" w:cs="Arial"/>
-          <w:noProof/>
+          <w:rFonts w:eastAsia="Arial" w:cs="Arial" w:ascii="Arial" w:hAnsi="Arial"/>
           <w:color w:val="000000"/>
           <w:spacing w:val="1"/>
         </w:rPr>
@@ -4154,8 +4224,7 @@
       </w:r>
       <w:r>
         <w:rPr>
-          <w:rFonts w:ascii="Arial" w:eastAsia="Arial" w:hAnsi="Arial" w:cs="Arial"/>
-          <w:noProof/>
+          <w:rFonts w:eastAsia="Arial" w:cs="Arial" w:ascii="Arial" w:hAnsi="Arial"/>
           <w:color w:val="000000"/>
           <w:spacing w:val="8"/>
         </w:rPr>
@@ -4163,8 +4232,7 @@
       </w:r>
       <w:r>
         <w:rPr>
-          <w:rFonts w:ascii="Arial" w:eastAsia="Arial" w:hAnsi="Arial" w:cs="Arial"/>
-          <w:noProof/>
+          <w:rFonts w:eastAsia="Arial" w:cs="Arial" w:ascii="Arial" w:hAnsi="Arial"/>
           <w:color w:val="000000"/>
           <w:spacing w:val="2"/>
         </w:rPr>
@@ -4172,8 +4240,7 @@
       </w:r>
       <w:r>
         <w:rPr>
-          <w:rFonts w:ascii="Arial" w:eastAsia="Arial" w:hAnsi="Arial" w:cs="Arial"/>
-          <w:noProof/>
+          <w:rFonts w:eastAsia="Arial" w:cs="Arial" w:ascii="Arial" w:hAnsi="Arial"/>
           <w:color w:val="000000"/>
           <w:spacing w:val="8"/>
         </w:rPr>
@@ -4181,8 +4248,7 @@
       </w:r>
       <w:r>
         <w:rPr>
-          <w:rFonts w:ascii="Arial" w:eastAsia="Arial" w:hAnsi="Arial" w:cs="Arial"/>
-          <w:noProof/>
+          <w:rFonts w:eastAsia="Arial" w:cs="Arial" w:ascii="Arial" w:hAnsi="Arial"/>
           <w:color w:val="000000"/>
           <w:spacing w:val="2"/>
         </w:rPr>
@@ -4190,8 +4256,7 @@
       </w:r>
       <w:r>
         <w:rPr>
-          <w:rFonts w:ascii="Arial" w:eastAsia="Arial" w:hAnsi="Arial" w:cs="Arial"/>
-          <w:noProof/>
+          <w:rFonts w:eastAsia="Arial" w:cs="Arial" w:ascii="Arial" w:hAnsi="Arial"/>
           <w:color w:val="000000"/>
           <w:spacing w:val="6"/>
         </w:rPr>
@@ -4199,8 +4264,7 @@
       </w:r>
       <w:r>
         <w:rPr>
-          <w:rFonts w:ascii="Arial" w:eastAsia="Arial" w:hAnsi="Arial" w:cs="Arial"/>
-          <w:noProof/>
+          <w:rFonts w:eastAsia="Arial" w:cs="Arial" w:ascii="Arial" w:hAnsi="Arial"/>
           <w:color w:val="000000"/>
           <w:spacing w:val="2"/>
         </w:rPr>
@@ -4208,8 +4272,7 @@
       </w:r>
       <w:r>
         <w:rPr>
-          <w:rFonts w:ascii="Arial" w:eastAsia="Arial" w:hAnsi="Arial" w:cs="Arial"/>
-          <w:noProof/>
+          <w:rFonts w:eastAsia="Arial" w:cs="Arial" w:ascii="Arial" w:hAnsi="Arial"/>
           <w:color w:val="000000"/>
           <w:spacing w:val="6"/>
         </w:rPr>
@@ -4217,8 +4280,7 @@
       </w:r>
       <w:r>
         <w:rPr>
-          <w:rFonts w:ascii="Arial" w:eastAsia="Arial" w:hAnsi="Arial" w:cs="Arial"/>
-          <w:noProof/>
+          <w:rFonts w:eastAsia="Arial" w:cs="Arial" w:ascii="Arial" w:hAnsi="Arial"/>
           <w:color w:val="000000"/>
           <w:spacing w:val="1"/>
         </w:rPr>
@@ -4226,8 +4288,7 @@
       </w:r>
       <w:r>
         <w:rPr>
-          <w:rFonts w:ascii="Arial" w:eastAsia="Arial" w:hAnsi="Arial" w:cs="Arial"/>
-          <w:noProof/>
+          <w:rFonts w:eastAsia="Arial" w:cs="Arial" w:ascii="Arial" w:hAnsi="Arial"/>
           <w:color w:val="000000"/>
           <w:spacing w:val="8"/>
         </w:rPr>
@@ -4235,8 +4296,7 @@
       </w:r>
       <w:r>
         <w:rPr>
-          <w:rFonts w:ascii="Arial" w:eastAsia="Arial" w:hAnsi="Arial" w:cs="Arial"/>
-          <w:noProof/>
+          <w:rFonts w:eastAsia="Arial" w:cs="Arial" w:ascii="Arial" w:hAnsi="Arial"/>
           <w:color w:val="000000"/>
           <w:spacing w:val="1"/>
         </w:rPr>
@@ -4244,8 +4304,7 @@
       </w:r>
       <w:r>
         <w:rPr>
-          <w:rFonts w:ascii="Arial" w:eastAsia="Arial" w:hAnsi="Arial" w:cs="Arial"/>
-          <w:noProof/>
+          <w:rFonts w:eastAsia="Arial" w:cs="Arial" w:ascii="Arial" w:hAnsi="Arial"/>
           <w:color w:val="000000"/>
           <w:spacing w:val="7"/>
         </w:rPr>
@@ -4253,8 +4312,7 @@
       </w:r>
       <w:r>
         <w:rPr>
-          <w:rFonts w:ascii="Arial" w:eastAsia="Arial" w:hAnsi="Arial" w:cs="Arial"/>
-          <w:noProof/>
+          <w:rFonts w:eastAsia="Arial" w:cs="Arial" w:ascii="Arial" w:hAnsi="Arial"/>
           <w:color w:val="000000"/>
           <w:spacing w:val="3"/>
         </w:rPr>
@@ -4262,8 +4320,7 @@
       </w:r>
       <w:r>
         <w:rPr>
-          <w:rFonts w:ascii="Arial" w:eastAsia="Arial" w:hAnsi="Arial" w:cs="Arial"/>
-          <w:noProof/>
+          <w:rFonts w:eastAsia="Arial" w:cs="Arial" w:ascii="Arial" w:hAnsi="Arial"/>
           <w:color w:val="000000"/>
           <w:spacing w:val="6"/>
         </w:rPr>
@@ -4271,8 +4328,7 @@
       </w:r>
       <w:r>
         <w:rPr>
-          <w:rFonts w:ascii="Arial" w:eastAsia="Arial" w:hAnsi="Arial" w:cs="Arial"/>
-          <w:noProof/>
+          <w:rFonts w:eastAsia="Arial" w:cs="Arial" w:ascii="Arial" w:hAnsi="Arial"/>
           <w:color w:val="000000"/>
           <w:spacing w:val="2"/>
         </w:rPr>
@@ -4281,19 +4337,18 @@
     </w:p>
     <w:p>
       <w:pPr>
-        <w:spacing w:before="6" w:line="250" w:lineRule="exact"/>
-        <w:ind w:left="436" w:right="319" w:firstLine="1"/>
-        <w:rPr>
-          <w:rFonts w:ascii="Arial" w:eastAsia="Arial" w:hAnsi="Arial" w:cs="Arial"/>
-          <w:noProof/>
+        <w:pStyle w:val="Normal"/>
+        <w:spacing w:lineRule="exact" w:line="250" w:before="6" w:after="0"/>
+        <w:ind w:firstLine="1" w:start="436" w:end="319"/>
+        <w:rPr>
+          <w:rFonts w:ascii="Arial" w:hAnsi="Arial" w:eastAsia="Arial" w:cs="Arial"/>
           <w:color w:val="000000"/>
           <w:spacing w:val="-1"/>
         </w:rPr>
       </w:pPr>
       <w:r>
         <w:rPr>
-          <w:rFonts w:ascii="Arial" w:eastAsia="Arial" w:hAnsi="Arial" w:cs="Arial"/>
-          <w:noProof/>
+          <w:rFonts w:eastAsia="Arial" w:cs="Arial" w:ascii="Arial" w:hAnsi="Arial"/>
           <w:color w:val="000000"/>
           <w:spacing w:val="1"/>
         </w:rPr>
@@ -4301,8 +4356,7 @@
       </w:r>
       <w:r>
         <w:rPr>
-          <w:rFonts w:ascii="Arial" w:eastAsia="Arial" w:hAnsi="Arial" w:cs="Arial"/>
-          <w:noProof/>
+          <w:rFonts w:eastAsia="Arial" w:cs="Arial" w:ascii="Arial" w:hAnsi="Arial"/>
           <w:color w:val="000000"/>
           <w:spacing w:val="10"/>
         </w:rPr>
@@ -4310,8 +4364,7 @@
       </w:r>
       <w:r>
         <w:rPr>
-          <w:rFonts w:ascii="Arial" w:eastAsia="Arial" w:hAnsi="Arial" w:cs="Arial"/>
-          <w:noProof/>
+          <w:rFonts w:eastAsia="Arial" w:cs="Arial" w:ascii="Arial" w:hAnsi="Arial"/>
           <w:color w:val="000000"/>
           <w:spacing w:val="1"/>
         </w:rPr>
@@ -4319,8 +4372,7 @@
       </w:r>
       <w:r>
         <w:rPr>
-          <w:rFonts w:ascii="Arial" w:eastAsia="Arial" w:hAnsi="Arial" w:cs="Arial"/>
-          <w:noProof/>
+          <w:rFonts w:eastAsia="Arial" w:cs="Arial" w:ascii="Arial" w:hAnsi="Arial"/>
           <w:color w:val="000000"/>
           <w:spacing w:val="10"/>
         </w:rPr>
@@ -4328,8 +4380,7 @@
       </w:r>
       <w:r>
         <w:rPr>
-          <w:rFonts w:ascii="Arial" w:eastAsia="Arial" w:hAnsi="Arial" w:cs="Arial"/>
-          <w:noProof/>
+          <w:rFonts w:eastAsia="Arial" w:cs="Arial" w:ascii="Arial" w:hAnsi="Arial"/>
           <w:color w:val="000000"/>
           <w:spacing w:val="3"/>
         </w:rPr>
@@ -4337,8 +4388,7 @@
       </w:r>
       <w:r>
         <w:rPr>
-          <w:rFonts w:ascii="Arial" w:eastAsia="Arial" w:hAnsi="Arial" w:cs="Arial"/>
-          <w:noProof/>
+          <w:rFonts w:eastAsia="Arial" w:cs="Arial" w:ascii="Arial" w:hAnsi="Arial"/>
           <w:color w:val="000000"/>
           <w:spacing w:val="-21"/>
         </w:rPr>
@@ -4346,8 +4396,7 @@
       </w:r>
       <w:r>
         <w:rPr>
-          <w:rFonts w:ascii="Arial" w:eastAsia="Arial" w:hAnsi="Arial" w:cs="Arial"/>
-          <w:noProof/>
+          <w:rFonts w:eastAsia="Arial" w:cs="Arial" w:ascii="Arial" w:hAnsi="Arial"/>
           <w:color w:val="000000"/>
           <w:spacing w:val="-1"/>
         </w:rPr>
@@ -4355,8 +4404,7 @@
       </w:r>
       <w:r>
         <w:rPr>
-          <w:rFonts w:ascii="Arial" w:eastAsia="Arial" w:hAnsi="Arial" w:cs="Arial"/>
-          <w:noProof/>
+          <w:rFonts w:eastAsia="Arial" w:cs="Arial" w:ascii="Arial" w:hAnsi="Arial"/>
           <w:color w:val="000000"/>
           <w:spacing w:val="-21"/>
         </w:rPr>
@@ -4364,8 +4412,7 @@
       </w:r>
       <w:r>
         <w:rPr>
-          <w:rFonts w:ascii="Arial" w:eastAsia="Arial" w:hAnsi="Arial" w:cs="Arial"/>
-          <w:noProof/>
+          <w:rFonts w:eastAsia="Arial" w:cs="Arial" w:ascii="Arial" w:hAnsi="Arial"/>
           <w:color w:val="000000"/>
           <w:spacing w:val="-1"/>
         </w:rPr>
@@ -4373,8 +4420,7 @@
       </w:r>
       <w:r>
         <w:rPr>
-          <w:rFonts w:ascii="Arial" w:eastAsia="Arial" w:hAnsi="Arial" w:cs="Arial"/>
-          <w:noProof/>
+          <w:rFonts w:eastAsia="Arial" w:cs="Arial" w:ascii="Arial" w:hAnsi="Arial"/>
           <w:color w:val="000000"/>
           <w:spacing w:val="-21"/>
         </w:rPr>
@@ -4382,16 +4428,14 @@
       </w:r>
       <w:r>
         <w:rPr>
-          <w:rFonts w:ascii="Arial" w:eastAsia="Arial" w:hAnsi="Arial" w:cs="Arial"/>
-          <w:noProof/>
+          <w:rFonts w:eastAsia="Arial" w:cs="Arial" w:ascii="Arial" w:hAnsi="Arial"/>
           <w:color w:val="000000"/>
         </w:rPr>
         <w:t>this</w:t>
       </w:r>
       <w:r>
         <w:rPr>
-          <w:rFonts w:ascii="Arial" w:eastAsia="Arial" w:hAnsi="Arial" w:cs="Arial"/>
-          <w:noProof/>
+          <w:rFonts w:eastAsia="Arial" w:cs="Arial" w:ascii="Arial" w:hAnsi="Arial"/>
           <w:color w:val="000000"/>
           <w:spacing w:val="-21"/>
         </w:rPr>
@@ -4399,16 +4443,14 @@
       </w:r>
       <w:r>
         <w:rPr>
-          <w:rFonts w:ascii="Arial" w:eastAsia="Arial" w:hAnsi="Arial" w:cs="Arial"/>
-          <w:noProof/>
+          <w:rFonts w:eastAsia="Arial" w:cs="Arial" w:ascii="Arial" w:hAnsi="Arial"/>
           <w:color w:val="000000"/>
         </w:rPr>
         <w:t>portfolio</w:t>
       </w:r>
       <w:r>
         <w:rPr>
-          <w:rFonts w:ascii="Arial" w:eastAsia="Arial" w:hAnsi="Arial" w:cs="Arial"/>
-          <w:noProof/>
+          <w:rFonts w:eastAsia="Arial" w:cs="Arial" w:ascii="Arial" w:hAnsi="Arial"/>
           <w:color w:val="000000"/>
           <w:spacing w:val="-21"/>
         </w:rPr>
@@ -4416,8 +4458,7 @@
       </w:r>
       <w:r>
         <w:rPr>
-          <w:rFonts w:ascii="Arial" w:eastAsia="Arial" w:hAnsi="Arial" w:cs="Arial"/>
-          <w:noProof/>
+          <w:rFonts w:eastAsia="Arial" w:cs="Arial" w:ascii="Arial" w:hAnsi="Arial"/>
           <w:color w:val="000000"/>
           <w:spacing w:val="-1"/>
         </w:rPr>
@@ -4425,8 +4466,7 @@
       </w:r>
       <w:r>
         <w:rPr>
-          <w:rFonts w:ascii="Arial" w:eastAsia="Arial" w:hAnsi="Arial" w:cs="Arial"/>
-          <w:noProof/>
+          <w:rFonts w:eastAsia="Arial" w:cs="Arial" w:ascii="Arial" w:hAnsi="Arial"/>
           <w:color w:val="000000"/>
           <w:spacing w:val="9"/>
         </w:rPr>
@@ -4434,8 +4474,7 @@
       </w:r>
       <w:r>
         <w:rPr>
-          <w:rFonts w:ascii="Arial" w:eastAsia="Arial" w:hAnsi="Arial" w:cs="Arial"/>
-          <w:noProof/>
+          <w:rFonts w:eastAsia="Arial" w:cs="Arial" w:ascii="Arial" w:hAnsi="Arial"/>
           <w:color w:val="000000"/>
           <w:spacing w:val="5"/>
         </w:rPr>
@@ -4443,8 +4482,7 @@
       </w:r>
       <w:r>
         <w:rPr>
-          <w:rFonts w:ascii="Arial" w:eastAsia="Arial" w:hAnsi="Arial" w:cs="Arial"/>
-          <w:noProof/>
+          <w:rFonts w:eastAsia="Arial" w:cs="Arial" w:ascii="Arial" w:hAnsi="Arial"/>
           <w:color w:val="000000"/>
           <w:spacing w:val="-21"/>
         </w:rPr>
@@ -4452,16 +4490,14 @@
       </w:r>
       <w:r>
         <w:rPr>
-          <w:rFonts w:ascii="Arial" w:eastAsia="Arial" w:hAnsi="Arial" w:cs="Arial"/>
-          <w:noProof/>
+          <w:rFonts w:eastAsia="Arial" w:cs="Arial" w:ascii="Arial" w:hAnsi="Arial"/>
           <w:color w:val="000000"/>
         </w:rPr>
         <w:t>own</w:t>
       </w:r>
       <w:r>
         <w:rPr>
-          <w:rFonts w:ascii="Arial" w:eastAsia="Arial" w:hAnsi="Arial" w:cs="Arial"/>
-          <w:noProof/>
+          <w:rFonts w:eastAsia="Arial" w:cs="Arial" w:ascii="Arial" w:hAnsi="Arial"/>
           <w:color w:val="000000"/>
           <w:spacing w:val="-21"/>
         </w:rPr>
@@ -4469,8 +4505,7 @@
       </w:r>
       <w:r>
         <w:rPr>
-          <w:rFonts w:ascii="Arial" w:eastAsia="Arial" w:hAnsi="Arial" w:cs="Arial"/>
-          <w:noProof/>
+          <w:rFonts w:eastAsia="Arial" w:cs="Arial" w:ascii="Arial" w:hAnsi="Arial"/>
           <w:color w:val="000000"/>
           <w:spacing w:val="-1"/>
         </w:rPr>
@@ -4478,8 +4513,7 @@
       </w:r>
       <w:r>
         <w:rPr>
-          <w:rFonts w:ascii="Arial" w:eastAsia="Arial" w:hAnsi="Arial" w:cs="Arial"/>
-          <w:noProof/>
+          <w:rFonts w:eastAsia="Arial" w:cs="Arial" w:ascii="Arial" w:hAnsi="Arial"/>
           <w:color w:val="000000"/>
           <w:spacing w:val="10"/>
         </w:rPr>
@@ -4487,8 +4521,7 @@
       </w:r>
       <w:r>
         <w:rPr>
-          <w:rFonts w:ascii="Arial" w:eastAsia="Arial" w:hAnsi="Arial" w:cs="Arial"/>
-          <w:noProof/>
+          <w:rFonts w:eastAsia="Arial" w:cs="Arial" w:ascii="Arial" w:hAnsi="Arial"/>
           <w:color w:val="000000"/>
           <w:spacing w:val="2"/>
         </w:rPr>
@@ -4496,8 +4529,7 @@
       </w:r>
       <w:r>
         <w:rPr>
-          <w:rFonts w:ascii="Arial" w:eastAsia="Arial" w:hAnsi="Arial" w:cs="Arial"/>
-          <w:noProof/>
+          <w:rFonts w:eastAsia="Arial" w:cs="Arial" w:ascii="Arial" w:hAnsi="Arial"/>
           <w:color w:val="000000"/>
           <w:spacing w:val="10"/>
         </w:rPr>
@@ -4505,8 +4537,7 @@
       </w:r>
       <w:r>
         <w:rPr>
-          <w:rFonts w:ascii="Arial" w:eastAsia="Arial" w:hAnsi="Arial" w:cs="Arial"/>
-          <w:noProof/>
+          <w:rFonts w:eastAsia="Arial" w:cs="Arial" w:ascii="Arial" w:hAnsi="Arial"/>
           <w:color w:val="000000"/>
           <w:spacing w:val="14"/>
         </w:rPr>
@@ -4514,8 +4545,7 @@
       </w:r>
       <w:r>
         <w:rPr>
-          <w:rFonts w:ascii="Arial" w:eastAsia="Arial" w:hAnsi="Arial" w:cs="Arial"/>
-          <w:noProof/>
+          <w:rFonts w:eastAsia="Arial" w:cs="Arial" w:ascii="Arial" w:hAnsi="Arial"/>
           <w:color w:val="000000"/>
           <w:spacing w:val="1"/>
         </w:rPr>
@@ -4523,8 +4553,7 @@
       </w:r>
       <w:r>
         <w:rPr>
-          <w:rFonts w:ascii="Arial" w:eastAsia="Arial" w:hAnsi="Arial" w:cs="Arial"/>
-          <w:noProof/>
+          <w:rFonts w:eastAsia="Arial" w:cs="Arial" w:ascii="Arial" w:hAnsi="Arial"/>
           <w:color w:val="000000"/>
           <w:spacing w:val="9"/>
         </w:rPr>
@@ -4532,8 +4561,7 @@
       </w:r>
       <w:r>
         <w:rPr>
-          <w:rFonts w:ascii="Arial" w:eastAsia="Arial" w:hAnsi="Arial" w:cs="Arial"/>
-          <w:noProof/>
+          <w:rFonts w:eastAsia="Arial" w:cs="Arial" w:ascii="Arial" w:hAnsi="Arial"/>
           <w:color w:val="000000"/>
           <w:spacing w:val="2"/>
         </w:rPr>
@@ -4541,8 +4569,7 @@
       </w:r>
       <w:r>
         <w:rPr>
-          <w:rFonts w:ascii="Arial" w:eastAsia="Arial" w:hAnsi="Arial" w:cs="Arial"/>
-          <w:noProof/>
+          <w:rFonts w:eastAsia="Arial" w:cs="Arial" w:ascii="Arial" w:hAnsi="Arial"/>
           <w:color w:val="000000"/>
           <w:spacing w:val="-20"/>
         </w:rPr>
@@ -4550,8 +4577,7 @@
       </w:r>
       <w:r>
         <w:rPr>
-          <w:rFonts w:ascii="Arial" w:eastAsia="Arial" w:hAnsi="Arial" w:cs="Arial"/>
-          <w:noProof/>
+          <w:rFonts w:eastAsia="Arial" w:cs="Arial" w:ascii="Arial" w:hAnsi="Arial"/>
           <w:color w:val="000000"/>
           <w:spacing w:val="-1"/>
         </w:rPr>
@@ -4559,8 +4585,7 @@
       </w:r>
       <w:r>
         <w:rPr>
-          <w:rFonts w:ascii="Arial" w:eastAsia="Arial" w:hAnsi="Arial" w:cs="Arial"/>
-          <w:noProof/>
+          <w:rFonts w:eastAsia="Arial" w:cs="Arial" w:ascii="Arial" w:hAnsi="Arial"/>
           <w:color w:val="000000"/>
           <w:spacing w:val="9"/>
         </w:rPr>
@@ -4568,8 +4593,7 @@
       </w:r>
       <w:r>
         <w:rPr>
-          <w:rFonts w:ascii="Arial" w:eastAsia="Arial" w:hAnsi="Arial" w:cs="Arial"/>
-          <w:noProof/>
+          <w:rFonts w:eastAsia="Arial" w:cs="Arial" w:ascii="Arial" w:hAnsi="Arial"/>
           <w:color w:val="000000"/>
           <w:spacing w:val="3"/>
         </w:rPr>
@@ -4577,8 +4601,7 @@
       </w:r>
       <w:r>
         <w:rPr>
-          <w:rFonts w:ascii="Arial" w:eastAsia="Arial" w:hAnsi="Arial" w:cs="Arial"/>
-          <w:noProof/>
+          <w:rFonts w:eastAsia="Arial" w:cs="Arial" w:ascii="Arial" w:hAnsi="Arial"/>
           <w:color w:val="000000"/>
           <w:spacing w:val="-21"/>
         </w:rPr>
@@ -4586,8 +4609,7 @@
       </w:r>
       <w:r>
         <w:rPr>
-          <w:rFonts w:ascii="Arial" w:eastAsia="Arial" w:hAnsi="Arial" w:cs="Arial"/>
-          <w:noProof/>
+          <w:rFonts w:eastAsia="Arial" w:cs="Arial" w:ascii="Arial" w:hAnsi="Arial"/>
           <w:color w:val="000000"/>
           <w:spacing w:val="-1"/>
         </w:rPr>
@@ -4595,8 +4617,7 @@
       </w:r>
       <w:r>
         <w:rPr>
-          <w:rFonts w:ascii="Arial" w:eastAsia="Arial" w:hAnsi="Arial" w:cs="Arial"/>
-          <w:noProof/>
+          <w:rFonts w:eastAsia="Arial" w:cs="Arial" w:ascii="Arial" w:hAnsi="Arial"/>
           <w:color w:val="000000"/>
           <w:spacing w:val="1"/>
         </w:rPr>
@@ -4604,8 +4625,7 @@
       </w:r>
       <w:r>
         <w:rPr>
-          <w:rFonts w:ascii="Arial" w:eastAsia="Arial" w:hAnsi="Arial" w:cs="Arial"/>
-          <w:noProof/>
+          <w:rFonts w:eastAsia="Arial" w:cs="Arial" w:ascii="Arial" w:hAnsi="Arial"/>
           <w:color w:val="000000"/>
           <w:spacing w:val="2"/>
         </w:rPr>
@@ -4613,8 +4633,7 @@
       </w:r>
       <w:r>
         <w:rPr>
-          <w:rFonts w:ascii="Arial" w:eastAsia="Arial" w:hAnsi="Arial" w:cs="Arial"/>
-          <w:noProof/>
+          <w:rFonts w:eastAsia="Arial" w:cs="Arial" w:ascii="Arial" w:hAnsi="Arial"/>
           <w:color w:val="000000"/>
           <w:spacing w:val="1"/>
         </w:rPr>
@@ -4622,8 +4641,7 @@
       </w:r>
       <w:r>
         <w:rPr>
-          <w:rFonts w:ascii="Arial" w:eastAsia="Arial" w:hAnsi="Arial" w:cs="Arial"/>
-          <w:noProof/>
+          <w:rFonts w:eastAsia="Arial" w:cs="Arial" w:ascii="Arial" w:hAnsi="Arial"/>
           <w:color w:val="000000"/>
           <w:spacing w:val="2"/>
         </w:rPr>
@@ -4631,8 +4649,7 @@
       </w:r>
       <w:r>
         <w:rPr>
-          <w:rFonts w:ascii="Arial" w:eastAsia="Arial" w:hAnsi="Arial" w:cs="Arial"/>
-          <w:noProof/>
+          <w:rFonts w:eastAsia="Arial" w:cs="Arial" w:ascii="Arial" w:hAnsi="Arial"/>
           <w:color w:val="000000"/>
           <w:spacing w:val="1"/>
         </w:rPr>
@@ -4640,8 +4657,7 @@
       </w:r>
       <w:r>
         <w:rPr>
-          <w:rFonts w:ascii="Arial" w:eastAsia="Arial" w:hAnsi="Arial" w:cs="Arial"/>
-          <w:noProof/>
+          <w:rFonts w:eastAsia="Arial" w:cs="Arial" w:ascii="Arial" w:hAnsi="Arial"/>
           <w:color w:val="000000"/>
           <w:spacing w:val="-1"/>
         </w:rPr>
@@ -4649,8 +4665,7 @@
       </w:r>
       <w:r>
         <w:rPr>
-          <w:rFonts w:ascii="Arial" w:eastAsia="Arial" w:hAnsi="Arial" w:cs="Arial"/>
-          <w:noProof/>
+          <w:rFonts w:eastAsia="Arial" w:cs="Arial" w:ascii="Arial" w:hAnsi="Arial"/>
           <w:color w:val="000000"/>
           <w:spacing w:val="3"/>
         </w:rPr>
@@ -4658,8 +4673,7 @@
       </w:r>
       <w:r>
         <w:rPr>
-          <w:rFonts w:ascii="Arial" w:eastAsia="Arial" w:hAnsi="Arial" w:cs="Arial"/>
-          <w:noProof/>
+          <w:rFonts w:eastAsia="Arial" w:cs="Arial" w:ascii="Arial" w:hAnsi="Arial"/>
           <w:color w:val="000000"/>
           <w:spacing w:val="-1"/>
         </w:rPr>
@@ -4667,8 +4681,7 @@
       </w:r>
       <w:r>
         <w:rPr>
-          <w:rFonts w:ascii="Arial" w:eastAsia="Arial" w:hAnsi="Arial" w:cs="Arial"/>
-          <w:noProof/>
+          <w:rFonts w:eastAsia="Arial" w:cs="Arial" w:ascii="Arial" w:hAnsi="Arial"/>
           <w:color w:val="000000"/>
           <w:spacing w:val="2"/>
         </w:rPr>
@@ -4676,8 +4689,7 @@
       </w:r>
       <w:r>
         <w:rPr>
-          <w:rFonts w:ascii="Arial" w:eastAsia="Arial" w:hAnsi="Arial" w:cs="Arial"/>
-          <w:noProof/>
+          <w:rFonts w:eastAsia="Arial" w:cs="Arial" w:ascii="Arial" w:hAnsi="Arial"/>
           <w:color w:val="000000"/>
           <w:spacing w:val="3"/>
         </w:rPr>
@@ -4685,16 +4697,14 @@
       </w:r>
       <w:r>
         <w:rPr>
-          <w:rFonts w:ascii="Arial" w:eastAsia="Arial" w:hAnsi="Arial" w:cs="Arial"/>
-          <w:noProof/>
+          <w:rFonts w:eastAsia="Arial" w:cs="Arial" w:ascii="Arial" w:hAnsi="Arial"/>
           <w:color w:val="000000"/>
         </w:rPr>
         <w:t>disqualification</w:t>
       </w:r>
       <w:r>
         <w:rPr>
-          <w:rFonts w:ascii="Arial" w:eastAsia="Arial" w:hAnsi="Arial" w:cs="Arial"/>
-          <w:noProof/>
+          <w:rFonts w:eastAsia="Arial" w:cs="Arial" w:ascii="Arial" w:hAnsi="Arial"/>
           <w:color w:val="000000"/>
           <w:spacing w:val="1"/>
         </w:rPr>
@@ -4702,16 +4712,14 @@
       </w:r>
       <w:r>
         <w:rPr>
-          <w:rFonts w:ascii="Arial" w:eastAsia="Arial" w:hAnsi="Arial" w:cs="Arial"/>
-          <w:noProof/>
+          <w:rFonts w:eastAsia="Arial" w:cs="Arial" w:ascii="Arial" w:hAnsi="Arial"/>
           <w:color w:val="000000"/>
         </w:rPr>
         <w:t>from</w:t>
       </w:r>
       <w:r>
         <w:rPr>
-          <w:rFonts w:ascii="Arial" w:eastAsia="Arial" w:hAnsi="Arial" w:cs="Arial"/>
-          <w:noProof/>
+          <w:rFonts w:eastAsia="Arial" w:cs="Arial" w:ascii="Arial" w:hAnsi="Arial"/>
           <w:color w:val="000000"/>
           <w:spacing w:val="3"/>
         </w:rPr>
@@ -4719,8 +4727,7 @@
       </w:r>
       <w:r>
         <w:rPr>
-          <w:rFonts w:ascii="Arial" w:eastAsia="Arial" w:hAnsi="Arial" w:cs="Arial"/>
-          <w:noProof/>
+          <w:rFonts w:eastAsia="Arial" w:cs="Arial" w:ascii="Arial" w:hAnsi="Arial"/>
           <w:color w:val="000000"/>
           <w:spacing w:val="2"/>
         </w:rPr>
@@ -4728,8 +4735,7 @@
       </w:r>
       <w:r>
         <w:rPr>
-          <w:rFonts w:ascii="Arial" w:eastAsia="Arial" w:hAnsi="Arial" w:cs="Arial"/>
-          <w:noProof/>
+          <w:rFonts w:eastAsia="Arial" w:cs="Arial" w:ascii="Arial" w:hAnsi="Arial"/>
           <w:color w:val="000000"/>
           <w:spacing w:val="1"/>
         </w:rPr>
@@ -4737,16 +4743,14 @@
       </w:r>
       <w:r>
         <w:rPr>
-          <w:rFonts w:ascii="Arial" w:eastAsia="Arial" w:hAnsi="Arial" w:cs="Arial"/>
-          <w:noProof/>
+          <w:rFonts w:eastAsia="Arial" w:cs="Arial" w:ascii="Arial" w:hAnsi="Arial"/>
           <w:color w:val="000000"/>
         </w:rPr>
         <w:t>National</w:t>
       </w:r>
       <w:r>
         <w:rPr>
-          <w:rFonts w:ascii="Arial" w:eastAsia="Arial" w:hAnsi="Arial" w:cs="Arial"/>
-          <w:noProof/>
+          <w:rFonts w:eastAsia="Arial" w:cs="Arial" w:ascii="Arial" w:hAnsi="Arial"/>
           <w:color w:val="000000"/>
           <w:spacing w:val="2"/>
         </w:rPr>
@@ -4754,16 +4758,14 @@
       </w:r>
       <w:r>
         <w:rPr>
-          <w:rFonts w:ascii="Arial" w:eastAsia="Arial" w:hAnsi="Arial" w:cs="Arial"/>
-          <w:noProof/>
+          <w:rFonts w:eastAsia="Arial" w:cs="Arial" w:ascii="Arial" w:hAnsi="Arial"/>
           <w:color w:val="000000"/>
         </w:rPr>
         <w:t>Senior</w:t>
       </w:r>
       <w:r>
         <w:rPr>
-          <w:rFonts w:ascii="Arial" w:eastAsia="Arial" w:hAnsi="Arial" w:cs="Arial"/>
-          <w:noProof/>
+          <w:rFonts w:eastAsia="Arial" w:cs="Arial" w:ascii="Arial" w:hAnsi="Arial"/>
           <w:color w:val="000000"/>
           <w:spacing w:val="2"/>
         </w:rPr>
@@ -4771,8 +4773,7 @@
       </w:r>
       <w:r>
         <w:rPr>
-          <w:rFonts w:ascii="Arial" w:eastAsia="Arial" w:hAnsi="Arial" w:cs="Arial"/>
-          <w:noProof/>
+          <w:rFonts w:eastAsia="Arial" w:cs="Arial" w:ascii="Arial" w:hAnsi="Arial"/>
           <w:color w:val="000000"/>
         </w:rPr>
         <w:t>Certificate.</w:t>
@@ -4780,39 +4781,44 @@
     </w:p>
     <w:p>
       <w:pPr>
-        <w:spacing w:line="317" w:lineRule="exact"/>
-        <w:ind w:left="2945" w:firstLine="1"/>
-        <w:rPr>
-          <w:rFonts w:ascii="Arial" w:eastAsia="Arial" w:hAnsi="Arial" w:cs="Arial"/>
-          <w:noProof/>
+        <w:pStyle w:val="Normal"/>
+        <w:spacing w:lineRule="exact" w:line="317"/>
+        <w:ind w:firstLine="1" w:start="2945"/>
+        <w:rPr>
+          <w:rFonts w:ascii="Arial" w:hAnsi="Arial" w:eastAsia="Arial" w:cs="Arial"/>
           <w:color w:val="000000"/>
           <w:spacing w:val="7"/>
         </w:rPr>
       </w:pPr>
+      <w:r>
+        <w:rPr>
+          <w:rFonts w:eastAsia="Arial" w:cs="Arial" w:ascii="Arial" w:hAnsi="Arial"/>
+          <w:color w:val="000000"/>
+          <w:spacing w:val="7"/>
+        </w:rPr>
+      </w:r>
     </w:p>
     <w:p>
       <w:pPr>
-        <w:spacing w:before="196" w:line="250" w:lineRule="exact"/>
-        <w:ind w:left="2945" w:right="377" w:hanging="2509"/>
-        <w:rPr>
-          <w:rFonts w:ascii="Arial" w:eastAsia="Arial" w:hAnsi="Arial" w:cs="Arial"/>
-          <w:noProof/>
+        <w:pStyle w:val="Normal"/>
+        <w:spacing w:lineRule="exact" w:line="250" w:before="196" w:after="0"/>
+        <w:ind w:hanging="2509" w:start="2945" w:end="377"/>
+        <w:rPr>
+          <w:rFonts w:ascii="Arial" w:hAnsi="Arial" w:eastAsia="Arial" w:cs="Arial"/>
           <w:color w:val="000000"/>
           <w:spacing w:val="7"/>
         </w:rPr>
       </w:pPr>
       <w:r>
         <w:rPr>
-          <w:rFonts w:ascii="Arial" w:eastAsia="Arial" w:hAnsi="Arial" w:cs="Arial"/>
-          <w:noProof/>
+          <w:rFonts w:eastAsia="Arial" w:cs="Arial" w:ascii="Arial" w:hAnsi="Arial"/>
           <w:color w:val="000000"/>
         </w:rPr>
         <w:t>Signed:</w:t>
       </w:r>
       <w:r>
         <w:rPr>
-          <w:rFonts w:ascii="Arial" w:eastAsia="Arial" w:hAnsi="Arial" w:cs="Arial"/>
-          <w:noProof/>
+          <w:rFonts w:eastAsia="Arial" w:cs="Arial" w:ascii="Arial" w:hAnsi="Arial"/>
           <w:color w:val="000000"/>
           <w:spacing w:val="1"/>
         </w:rPr>
@@ -4820,16 +4826,14 @@
       </w:r>
       <w:r>
         <w:rPr>
-          <w:rFonts w:ascii="Arial" w:eastAsia="Arial" w:hAnsi="Arial" w:cs="Arial"/>
-          <w:noProof/>
+          <w:rFonts w:eastAsia="Arial" w:cs="Arial" w:ascii="Arial" w:hAnsi="Arial"/>
           <w:color w:val="000000"/>
         </w:rPr>
         <w:t>_______________________________________</w:t>
       </w:r>
       <w:r>
         <w:rPr>
-          <w:rFonts w:ascii="Arial" w:eastAsia="Arial" w:hAnsi="Arial" w:cs="Arial"/>
-          <w:noProof/>
+          <w:rFonts w:eastAsia="Arial" w:cs="Arial" w:ascii="Arial" w:hAnsi="Arial"/>
           <w:color w:val="000000"/>
           <w:spacing w:val="119"/>
         </w:rPr>
@@ -4837,16 +4841,14 @@
       </w:r>
       <w:r>
         <w:rPr>
-          <w:rFonts w:ascii="Arial" w:eastAsia="Arial" w:hAnsi="Arial" w:cs="Arial"/>
-          <w:noProof/>
+          <w:rFonts w:eastAsia="Arial" w:cs="Arial" w:ascii="Arial" w:hAnsi="Arial"/>
           <w:color w:val="000000"/>
         </w:rPr>
         <w:t>Date:</w:t>
       </w:r>
       <w:r>
         <w:rPr>
-          <w:rFonts w:ascii="Arial" w:eastAsia="Arial" w:hAnsi="Arial" w:cs="Arial"/>
-          <w:noProof/>
+          <w:rFonts w:eastAsia="Arial" w:cs="Arial" w:ascii="Arial" w:hAnsi="Arial"/>
           <w:color w:val="000000"/>
           <w:spacing w:val="1"/>
         </w:rPr>
@@ -4854,16 +4856,14 @@
       </w:r>
       <w:r>
         <w:rPr>
-          <w:rFonts w:ascii="Arial" w:eastAsia="Arial" w:hAnsi="Arial" w:cs="Arial"/>
-          <w:noProof/>
+          <w:rFonts w:eastAsia="Arial" w:cs="Arial" w:ascii="Arial" w:hAnsi="Arial"/>
           <w:color w:val="000000"/>
         </w:rPr>
         <w:t xml:space="preserve">__________________________ </w:t>
       </w:r>
       <w:r>
         <w:rPr>
-          <w:rFonts w:ascii="Arial" w:eastAsia="Arial" w:hAnsi="Arial" w:cs="Arial"/>
-          <w:noProof/>
+          <w:rFonts w:eastAsia="Arial" w:cs="Arial" w:ascii="Arial" w:hAnsi="Arial"/>
           <w:color w:val="000000"/>
           <w:spacing w:val="2"/>
         </w:rPr>
@@ -4872,34 +4872,32 @@
     </w:p>
     <w:p>
       <w:pPr>
-        <w:spacing w:before="284" w:line="221" w:lineRule="exact"/>
-        <w:ind w:left="-20" w:firstLine="1"/>
+        <w:pStyle w:val="Normal"/>
+        <w:spacing w:lineRule="exact" w:line="221" w:before="284" w:after="0"/>
+        <w:ind w:firstLine="1" w:start="-20"/>
         <w:jc w:val="center"/>
         <w:rPr>
-          <w:rFonts w:ascii="Arial" w:eastAsia="Arial" w:hAnsi="Arial" w:cs="Arial"/>
+          <w:rFonts w:ascii="Arial" w:hAnsi="Arial" w:eastAsia="Arial" w:cs="Arial"/>
           <w:b/>
           <w:bCs/>
-          <w:noProof/>
           <w:color w:val="000000"/>
           <w:spacing w:val="-2"/>
         </w:rPr>
       </w:pPr>
       <w:r>
         <w:rPr>
-          <w:rFonts w:ascii="Arial" w:eastAsia="Arial" w:hAnsi="Arial" w:cs="Arial"/>
+          <w:rFonts w:eastAsia="Arial" w:cs="Arial" w:ascii="Arial" w:hAnsi="Arial"/>
           <w:b/>
           <w:bCs/>
-          <w:noProof/>
           <w:color w:val="000000"/>
         </w:rPr>
         <w:t xml:space="preserve">DECLARATION </w:t>
       </w:r>
       <w:r>
         <w:rPr>
-          <w:rFonts w:ascii="Arial" w:eastAsia="Arial" w:hAnsi="Arial" w:cs="Arial"/>
+          <w:rFonts w:eastAsia="Arial" w:cs="Arial" w:ascii="Arial" w:hAnsi="Arial"/>
           <w:b/>
           <w:bCs/>
-          <w:noProof/>
           <w:color w:val="000000"/>
           <w:spacing w:val="-1"/>
         </w:rPr>
@@ -4907,10 +4905,9 @@
       </w:r>
       <w:r>
         <w:rPr>
-          <w:rFonts w:ascii="Arial" w:eastAsia="Arial" w:hAnsi="Arial" w:cs="Arial"/>
+          <w:rFonts w:eastAsia="Arial" w:cs="Arial" w:ascii="Arial" w:hAnsi="Arial"/>
           <w:b/>
           <w:bCs/>
-          <w:noProof/>
           <w:color w:val="000000"/>
           <w:spacing w:val="-5"/>
         </w:rPr>
@@ -4918,10 +4915,9 @@
       </w:r>
       <w:r>
         <w:rPr>
-          <w:rFonts w:ascii="Arial" w:eastAsia="Arial" w:hAnsi="Arial" w:cs="Arial"/>
+          <w:rFonts w:eastAsia="Arial" w:cs="Arial" w:ascii="Arial" w:hAnsi="Arial"/>
           <w:b/>
           <w:bCs/>
-          <w:noProof/>
           <w:color w:val="000000"/>
           <w:spacing w:val="1"/>
         </w:rPr>
@@ -4929,10 +4925,9 @@
       </w:r>
       <w:r>
         <w:rPr>
-          <w:rFonts w:ascii="Arial" w:eastAsia="Arial" w:hAnsi="Arial" w:cs="Arial"/>
+          <w:rFonts w:eastAsia="Arial" w:cs="Arial" w:ascii="Arial" w:hAnsi="Arial"/>
           <w:b/>
           <w:bCs/>
-          <w:noProof/>
           <w:color w:val="000000"/>
           <w:spacing w:val="2"/>
         </w:rPr>
@@ -4940,20 +4935,18 @@
       </w:r>
       <w:r>
         <w:rPr>
-          <w:rFonts w:ascii="Arial" w:eastAsia="Arial" w:hAnsi="Arial" w:cs="Arial"/>
+          <w:rFonts w:eastAsia="Arial" w:cs="Arial" w:ascii="Arial" w:hAnsi="Arial"/>
           <w:b/>
           <w:bCs/>
-          <w:noProof/>
           <w:color w:val="000000"/>
         </w:rPr>
         <w:t>CANDIDATE'S</w:t>
       </w:r>
       <w:r>
         <w:rPr>
-          <w:rFonts w:ascii="Arial" w:eastAsia="Arial" w:hAnsi="Arial" w:cs="Arial"/>
+          <w:rFonts w:eastAsia="Arial" w:cs="Arial" w:ascii="Arial" w:hAnsi="Arial"/>
           <w:b/>
           <w:bCs/>
-          <w:noProof/>
           <w:color w:val="000000"/>
           <w:spacing w:val="-2"/>
         </w:rPr>
@@ -4961,10 +4954,9 @@
       </w:r>
       <w:r>
         <w:rPr>
-          <w:rFonts w:ascii="Arial" w:eastAsia="Arial" w:hAnsi="Arial" w:cs="Arial"/>
+          <w:rFonts w:eastAsia="Arial" w:cs="Arial" w:ascii="Arial" w:hAnsi="Arial"/>
           <w:b/>
           <w:bCs/>
-          <w:noProof/>
           <w:color w:val="000000"/>
           <w:spacing w:val="-1"/>
         </w:rPr>
@@ -4973,19 +4965,18 @@
     </w:p>
     <w:p>
       <w:pPr>
-        <w:spacing w:line="510" w:lineRule="exact"/>
-        <w:ind w:left="436" w:right="375" w:firstLine="1"/>
-        <w:rPr>
-          <w:rFonts w:ascii="Arial" w:eastAsia="Arial" w:hAnsi="Arial" w:cs="Arial"/>
-          <w:noProof/>
+        <w:pStyle w:val="Normal"/>
+        <w:spacing w:lineRule="exact" w:line="510"/>
+        <w:ind w:firstLine="1" w:start="436" w:end="375"/>
+        <w:rPr>
+          <w:rFonts w:ascii="Arial" w:hAnsi="Arial" w:eastAsia="Arial" w:cs="Arial"/>
           <w:color w:val="000000"/>
           <w:spacing w:val="-2"/>
         </w:rPr>
       </w:pPr>
       <w:r>
         <w:rPr>
-          <w:rFonts w:ascii="Arial" w:eastAsia="Arial" w:hAnsi="Arial" w:cs="Arial"/>
-          <w:noProof/>
+          <w:rFonts w:eastAsia="Arial" w:cs="Arial" w:ascii="Arial" w:hAnsi="Arial"/>
           <w:color w:val="000000"/>
           <w:spacing w:val="2"/>
         </w:rPr>
@@ -4993,16 +4984,14 @@
       </w:r>
       <w:r>
         <w:rPr>
-          <w:rFonts w:ascii="Arial" w:eastAsia="Arial" w:hAnsi="Arial" w:cs="Arial"/>
-          <w:noProof/>
+          <w:rFonts w:eastAsia="Arial" w:cs="Arial" w:ascii="Arial" w:hAnsi="Arial"/>
           <w:color w:val="000000"/>
         </w:rPr>
         <w:t>_________________________________________________</w:t>
       </w:r>
       <w:r>
         <w:rPr>
-          <w:rFonts w:ascii="Arial" w:eastAsia="Arial" w:hAnsi="Arial" w:cs="Arial"/>
-          <w:noProof/>
+          <w:rFonts w:eastAsia="Arial" w:cs="Arial" w:ascii="Arial" w:hAnsi="Arial"/>
           <w:color w:val="000000"/>
           <w:spacing w:val="2"/>
         </w:rPr>
@@ -5010,16 +4999,14 @@
       </w:r>
       <w:r>
         <w:rPr>
-          <w:rFonts w:ascii="Arial" w:eastAsia="Arial" w:hAnsi="Arial" w:cs="Arial"/>
-          <w:noProof/>
+          <w:rFonts w:eastAsia="Arial" w:cs="Arial" w:ascii="Arial" w:hAnsi="Arial"/>
           <w:color w:val="000000"/>
         </w:rPr>
         <w:t>(print</w:t>
       </w:r>
       <w:r>
         <w:rPr>
-          <w:rFonts w:ascii="Arial" w:eastAsia="Arial" w:hAnsi="Arial" w:cs="Arial"/>
-          <w:noProof/>
+          <w:rFonts w:eastAsia="Arial" w:cs="Arial" w:ascii="Arial" w:hAnsi="Arial"/>
           <w:color w:val="000000"/>
           <w:spacing w:val="3"/>
         </w:rPr>
@@ -5027,16 +5014,14 @@
       </w:r>
       <w:r>
         <w:rPr>
-          <w:rFonts w:ascii="Arial" w:eastAsia="Arial" w:hAnsi="Arial" w:cs="Arial"/>
-          <w:noProof/>
+          <w:rFonts w:eastAsia="Arial" w:cs="Arial" w:ascii="Arial" w:hAnsi="Arial"/>
           <w:color w:val="000000"/>
         </w:rPr>
         <w:t>name</w:t>
       </w:r>
       <w:r>
         <w:rPr>
-          <w:rFonts w:ascii="Arial" w:eastAsia="Arial" w:hAnsi="Arial" w:cs="Arial"/>
-          <w:noProof/>
+          <w:rFonts w:eastAsia="Arial" w:cs="Arial" w:ascii="Arial" w:hAnsi="Arial"/>
           <w:color w:val="000000"/>
           <w:spacing w:val="1"/>
         </w:rPr>
@@ -5044,16 +5029,14 @@
       </w:r>
       <w:r>
         <w:rPr>
-          <w:rFonts w:ascii="Arial" w:eastAsia="Arial" w:hAnsi="Arial" w:cs="Arial"/>
-          <w:noProof/>
+          <w:rFonts w:eastAsia="Arial" w:cs="Arial" w:ascii="Arial" w:hAnsi="Arial"/>
           <w:color w:val="000000"/>
         </w:rPr>
         <w:t>title</w:t>
       </w:r>
       <w:r>
         <w:rPr>
-          <w:rFonts w:ascii="Arial" w:eastAsia="Arial" w:hAnsi="Arial" w:cs="Arial"/>
-          <w:noProof/>
+          <w:rFonts w:eastAsia="Arial" w:cs="Arial" w:ascii="Arial" w:hAnsi="Arial"/>
           <w:color w:val="000000"/>
           <w:spacing w:val="2"/>
         </w:rPr>
@@ -5061,16 +5044,14 @@
       </w:r>
       <w:r>
         <w:rPr>
-          <w:rFonts w:ascii="Arial" w:eastAsia="Arial" w:hAnsi="Arial" w:cs="Arial"/>
-          <w:noProof/>
+          <w:rFonts w:eastAsia="Arial" w:cs="Arial" w:ascii="Arial" w:hAnsi="Arial"/>
           <w:color w:val="000000"/>
         </w:rPr>
         <w:t>of</w:t>
       </w:r>
       <w:r>
         <w:rPr>
-          <w:rFonts w:ascii="Arial" w:eastAsia="Arial" w:hAnsi="Arial" w:cs="Arial"/>
-          <w:noProof/>
+          <w:rFonts w:eastAsia="Arial" w:cs="Arial" w:ascii="Arial" w:hAnsi="Arial"/>
           <w:color w:val="000000"/>
           <w:spacing w:val="2"/>
         </w:rPr>
@@ -5078,8 +5059,7 @@
       </w:r>
       <w:r>
         <w:rPr>
-          <w:rFonts w:ascii="Arial" w:eastAsia="Arial" w:hAnsi="Arial" w:cs="Arial"/>
-          <w:noProof/>
+          <w:rFonts w:eastAsia="Arial" w:cs="Arial" w:ascii="Arial" w:hAnsi="Arial"/>
           <w:color w:val="000000"/>
           <w:spacing w:val="1"/>
         </w:rPr>
@@ -5087,8 +5067,7 @@
       </w:r>
       <w:r>
         <w:rPr>
-          <w:rFonts w:ascii="Arial" w:eastAsia="Arial" w:hAnsi="Arial" w:cs="Arial"/>
-          <w:noProof/>
+          <w:rFonts w:eastAsia="Arial" w:cs="Arial" w:ascii="Arial" w:hAnsi="Arial"/>
           <w:color w:val="000000"/>
           <w:spacing w:val="3"/>
         </w:rPr>
@@ -5096,8 +5075,7 @@
       </w:r>
       <w:r>
         <w:rPr>
-          <w:rFonts w:ascii="Arial" w:eastAsia="Arial" w:hAnsi="Arial" w:cs="Arial"/>
-          <w:noProof/>
+          <w:rFonts w:eastAsia="Arial" w:cs="Arial" w:ascii="Arial" w:hAnsi="Arial"/>
           <w:color w:val="000000"/>
           <w:spacing w:val="-1"/>
         </w:rPr>
@@ -5105,16 +5083,14 @@
       </w:r>
       <w:r>
         <w:rPr>
-          <w:rFonts w:ascii="Arial" w:eastAsia="Arial" w:hAnsi="Arial" w:cs="Arial"/>
-          <w:noProof/>
+          <w:rFonts w:eastAsia="Arial" w:cs="Arial" w:ascii="Arial" w:hAnsi="Arial"/>
           <w:color w:val="000000"/>
         </w:rPr>
         <w:t>__________________________________________________</w:t>
       </w:r>
       <w:r>
         <w:rPr>
-          <w:rFonts w:ascii="Arial" w:eastAsia="Arial" w:hAnsi="Arial" w:cs="Arial"/>
-          <w:noProof/>
+          <w:rFonts w:eastAsia="Arial" w:cs="Arial" w:ascii="Arial" w:hAnsi="Arial"/>
           <w:color w:val="000000"/>
           <w:spacing w:val="6"/>
         </w:rPr>
@@ -5122,8 +5098,7 @@
       </w:r>
       <w:r>
         <w:rPr>
-          <w:rFonts w:ascii="Arial" w:eastAsia="Arial" w:hAnsi="Arial" w:cs="Arial"/>
-          <w:noProof/>
+          <w:rFonts w:eastAsia="Arial" w:cs="Arial" w:ascii="Arial" w:hAnsi="Arial"/>
           <w:color w:val="000000"/>
           <w:spacing w:val="1"/>
         </w:rPr>
@@ -5131,8 +5106,7 @@
       </w:r>
       <w:r>
         <w:rPr>
-          <w:rFonts w:ascii="Arial" w:eastAsia="Arial" w:hAnsi="Arial" w:cs="Arial"/>
-          <w:noProof/>
+          <w:rFonts w:eastAsia="Arial" w:cs="Arial" w:ascii="Arial" w:hAnsi="Arial"/>
           <w:color w:val="000000"/>
           <w:spacing w:val="7"/>
         </w:rPr>
@@ -5140,8 +5114,7 @@
       </w:r>
       <w:r>
         <w:rPr>
-          <w:rFonts w:ascii="Arial" w:eastAsia="Arial" w:hAnsi="Arial" w:cs="Arial"/>
-          <w:noProof/>
+          <w:rFonts w:eastAsia="Arial" w:cs="Arial" w:ascii="Arial" w:hAnsi="Arial"/>
           <w:color w:val="000000"/>
           <w:spacing w:val="2"/>
         </w:rPr>
@@ -5149,8 +5122,7 @@
       </w:r>
       <w:r>
         <w:rPr>
-          <w:rFonts w:ascii="Arial" w:eastAsia="Arial" w:hAnsi="Arial" w:cs="Arial"/>
-          <w:noProof/>
+          <w:rFonts w:eastAsia="Arial" w:cs="Arial" w:ascii="Arial" w:hAnsi="Arial"/>
           <w:color w:val="000000"/>
           <w:spacing w:val="5"/>
         </w:rPr>
@@ -5158,8 +5130,7 @@
       </w:r>
       <w:r>
         <w:rPr>
-          <w:rFonts w:ascii="Arial" w:eastAsia="Arial" w:hAnsi="Arial" w:cs="Arial"/>
-          <w:noProof/>
+          <w:rFonts w:eastAsia="Arial" w:cs="Arial" w:ascii="Arial" w:hAnsi="Arial"/>
           <w:color w:val="000000"/>
           <w:spacing w:val="3"/>
         </w:rPr>
@@ -5167,8 +5138,7 @@
       </w:r>
       <w:r>
         <w:rPr>
-          <w:rFonts w:ascii="Arial" w:eastAsia="Arial" w:hAnsi="Arial" w:cs="Arial"/>
-          <w:noProof/>
+          <w:rFonts w:eastAsia="Arial" w:cs="Arial" w:ascii="Arial" w:hAnsi="Arial"/>
           <w:color w:val="000000"/>
           <w:spacing w:val="7"/>
         </w:rPr>
@@ -5176,8 +5146,7 @@
       </w:r>
       <w:r>
         <w:rPr>
-          <w:rFonts w:ascii="Arial" w:eastAsia="Arial" w:hAnsi="Arial" w:cs="Arial"/>
-          <w:noProof/>
+          <w:rFonts w:eastAsia="Arial" w:cs="Arial" w:ascii="Arial" w:hAnsi="Arial"/>
           <w:color w:val="000000"/>
           <w:spacing w:val="1"/>
         </w:rPr>
@@ -5185,8 +5154,7 @@
       </w:r>
       <w:r>
         <w:rPr>
-          <w:rFonts w:ascii="Arial" w:eastAsia="Arial" w:hAnsi="Arial" w:cs="Arial"/>
-          <w:noProof/>
+          <w:rFonts w:eastAsia="Arial" w:cs="Arial" w:ascii="Arial" w:hAnsi="Arial"/>
           <w:color w:val="000000"/>
           <w:spacing w:val="7"/>
         </w:rPr>
@@ -5194,8 +5162,7 @@
       </w:r>
       <w:r>
         <w:rPr>
-          <w:rFonts w:ascii="Arial" w:eastAsia="Arial" w:hAnsi="Arial" w:cs="Arial"/>
-          <w:noProof/>
+          <w:rFonts w:eastAsia="Arial" w:cs="Arial" w:ascii="Arial" w:hAnsi="Arial"/>
           <w:color w:val="000000"/>
           <w:spacing w:val="1"/>
         </w:rPr>
@@ -5203,8 +5170,7 @@
       </w:r>
       <w:r>
         <w:rPr>
-          <w:rFonts w:ascii="Arial" w:eastAsia="Arial" w:hAnsi="Arial" w:cs="Arial"/>
-          <w:noProof/>
+          <w:rFonts w:eastAsia="Arial" w:cs="Arial" w:ascii="Arial" w:hAnsi="Arial"/>
           <w:color w:val="000000"/>
           <w:spacing w:val="5"/>
         </w:rPr>
@@ -5212,8 +5178,7 @@
       </w:r>
       <w:r>
         <w:rPr>
-          <w:rFonts w:ascii="Arial" w:eastAsia="Arial" w:hAnsi="Arial" w:cs="Arial"/>
-          <w:noProof/>
+          <w:rFonts w:eastAsia="Arial" w:cs="Arial" w:ascii="Arial" w:hAnsi="Arial"/>
           <w:color w:val="000000"/>
           <w:spacing w:val="1"/>
         </w:rPr>
@@ -5222,18 +5187,17 @@
     </w:p>
     <w:p>
       <w:pPr>
-        <w:spacing w:before="34" w:line="220" w:lineRule="exact"/>
-        <w:ind w:left="437" w:firstLine="1"/>
-        <w:rPr>
-          <w:rFonts w:ascii="Arial" w:eastAsia="Arial" w:hAnsi="Arial" w:cs="Arial"/>
-          <w:noProof/>
+        <w:pStyle w:val="Normal"/>
+        <w:spacing w:lineRule="exact" w:line="220" w:before="34" w:after="0"/>
+        <w:ind w:firstLine="1" w:start="437"/>
+        <w:rPr>
+          <w:rFonts w:ascii="Arial" w:hAnsi="Arial" w:eastAsia="Arial" w:cs="Arial"/>
           <w:color w:val="000000"/>
         </w:rPr>
       </w:pPr>
       <w:r>
         <w:rPr>
-          <w:rFonts w:ascii="Arial" w:eastAsia="Arial" w:hAnsi="Arial" w:cs="Arial"/>
-          <w:noProof/>
+          <w:rFonts w:eastAsia="Arial" w:cs="Arial" w:ascii="Arial" w:hAnsi="Arial"/>
           <w:color w:val="000000"/>
           <w:spacing w:val="1"/>
         </w:rPr>
@@ -5241,8 +5205,7 @@
       </w:r>
       <w:r>
         <w:rPr>
-          <w:rFonts w:ascii="Arial" w:eastAsia="Arial" w:hAnsi="Arial" w:cs="Arial"/>
-          <w:noProof/>
+          <w:rFonts w:eastAsia="Arial" w:cs="Arial" w:ascii="Arial" w:hAnsi="Arial"/>
           <w:color w:val="000000"/>
           <w:spacing w:val="-1"/>
         </w:rPr>
@@ -5250,8 +5213,7 @@
       </w:r>
       <w:r>
         <w:rPr>
-          <w:rFonts w:ascii="Arial" w:eastAsia="Arial" w:hAnsi="Arial" w:cs="Arial"/>
-          <w:noProof/>
+          <w:rFonts w:eastAsia="Arial" w:cs="Arial" w:ascii="Arial" w:hAnsi="Arial"/>
           <w:color w:val="000000"/>
           <w:spacing w:val="1"/>
         </w:rPr>
@@ -5259,8 +5221,7 @@
       </w:r>
       <w:r>
         <w:rPr>
-          <w:rFonts w:ascii="Arial" w:eastAsia="Arial" w:hAnsi="Arial" w:cs="Arial"/>
-          <w:noProof/>
+          <w:rFonts w:eastAsia="Arial" w:cs="Arial" w:ascii="Arial" w:hAnsi="Arial"/>
           <w:color w:val="000000"/>
           <w:spacing w:val="-1"/>
         </w:rPr>
@@ -5268,16 +5229,14 @@
       </w:r>
       <w:r>
         <w:rPr>
-          <w:rFonts w:ascii="Arial" w:eastAsia="Arial" w:hAnsi="Arial" w:cs="Arial"/>
-          <w:noProof/>
-          <w:color w:val="000000"/>
-        </w:rPr>
-        <w:t xml:space="preserve"> </w:t>
-      </w:r>
-      <w:r>
-        <w:rPr>
-          <w:rFonts w:ascii="Arial" w:eastAsia="Arial" w:hAnsi="Arial" w:cs="Arial"/>
-          <w:noProof/>
+          <w:rFonts w:eastAsia="Arial" w:cs="Arial" w:ascii="Arial" w:hAnsi="Arial"/>
+          <w:color w:val="000000"/>
+        </w:rPr>
+        <w:t xml:space="preserve"> </w:t>
+      </w:r>
+      <w:r>
+        <w:rPr>
+          <w:rFonts w:eastAsia="Arial" w:cs="Arial" w:ascii="Arial" w:hAnsi="Arial"/>
           <w:color w:val="000000"/>
           <w:spacing w:val="1"/>
         </w:rPr>
@@ -5285,8 +5244,7 @@
       </w:r>
       <w:r>
         <w:rPr>
-          <w:rFonts w:ascii="Arial" w:eastAsia="Arial" w:hAnsi="Arial" w:cs="Arial"/>
-          <w:noProof/>
+          <w:rFonts w:eastAsia="Arial" w:cs="Arial" w:ascii="Arial" w:hAnsi="Arial"/>
           <w:color w:val="000000"/>
           <w:spacing w:val="-1"/>
         </w:rPr>
@@ -5294,16 +5252,14 @@
       </w:r>
       <w:r>
         <w:rPr>
-          <w:rFonts w:ascii="Arial" w:eastAsia="Arial" w:hAnsi="Arial" w:cs="Arial"/>
-          <w:noProof/>
+          <w:rFonts w:eastAsia="Arial" w:cs="Arial" w:ascii="Arial" w:hAnsi="Arial"/>
           <w:color w:val="000000"/>
         </w:rPr>
         <w:t>this</w:t>
       </w:r>
       <w:r>
         <w:rPr>
-          <w:rFonts w:ascii="Arial" w:eastAsia="Arial" w:hAnsi="Arial" w:cs="Arial"/>
-          <w:noProof/>
+          <w:rFonts w:eastAsia="Arial" w:cs="Arial" w:ascii="Arial" w:hAnsi="Arial"/>
           <w:color w:val="000000"/>
           <w:spacing w:val="-2"/>
         </w:rPr>
@@ -5311,16 +5267,14 @@
       </w:r>
       <w:r>
         <w:rPr>
-          <w:rFonts w:ascii="Arial" w:eastAsia="Arial" w:hAnsi="Arial" w:cs="Arial"/>
-          <w:noProof/>
+          <w:rFonts w:eastAsia="Arial" w:cs="Arial" w:ascii="Arial" w:hAnsi="Arial"/>
           <w:color w:val="000000"/>
         </w:rPr>
         <w:t xml:space="preserve">candidate </w:t>
       </w:r>
       <w:r>
         <w:rPr>
-          <w:rFonts w:ascii="Arial" w:eastAsia="Arial" w:hAnsi="Arial" w:cs="Arial"/>
-          <w:noProof/>
+          <w:rFonts w:eastAsia="Arial" w:cs="Arial" w:ascii="Arial" w:hAnsi="Arial"/>
           <w:color w:val="000000"/>
           <w:spacing w:val="-1"/>
         </w:rPr>
@@ -5328,16 +5282,14 @@
       </w:r>
       <w:r>
         <w:rPr>
-          <w:rFonts w:ascii="Arial" w:eastAsia="Arial" w:hAnsi="Arial" w:cs="Arial"/>
-          <w:noProof/>
-          <w:color w:val="000000"/>
-        </w:rPr>
-        <w:t xml:space="preserve"> </w:t>
-      </w:r>
-      <w:r>
-        <w:rPr>
-          <w:rFonts w:ascii="Arial" w:eastAsia="Arial" w:hAnsi="Arial" w:cs="Arial"/>
-          <w:noProof/>
+          <w:rFonts w:eastAsia="Arial" w:cs="Arial" w:ascii="Arial" w:hAnsi="Arial"/>
+          <w:color w:val="000000"/>
+        </w:rPr>
+        <w:t xml:space="preserve"> </w:t>
+      </w:r>
+      <w:r>
+        <w:rPr>
+          <w:rFonts w:eastAsia="Arial" w:cs="Arial" w:ascii="Arial" w:hAnsi="Arial"/>
           <w:color w:val="000000"/>
           <w:spacing w:val="1"/>
         </w:rPr>
@@ -5345,8 +5297,7 @@
       </w:r>
       <w:r>
         <w:rPr>
-          <w:rFonts w:ascii="Arial" w:eastAsia="Arial" w:hAnsi="Arial" w:cs="Arial"/>
-          <w:noProof/>
+          <w:rFonts w:eastAsia="Arial" w:cs="Arial" w:ascii="Arial" w:hAnsi="Arial"/>
           <w:color w:val="000000"/>
           <w:spacing w:val="-3"/>
         </w:rPr>
@@ -5354,16 +5305,14 @@
       </w:r>
       <w:r>
         <w:rPr>
-          <w:rFonts w:ascii="Arial" w:eastAsia="Arial" w:hAnsi="Arial" w:cs="Arial"/>
-          <w:noProof/>
+          <w:rFonts w:eastAsia="Arial" w:cs="Arial" w:ascii="Arial" w:hAnsi="Arial"/>
           <w:color w:val="000000"/>
         </w:rPr>
         <w:t>monitored</w:t>
       </w:r>
       <w:r>
         <w:rPr>
-          <w:rFonts w:ascii="Arial" w:eastAsia="Arial" w:hAnsi="Arial" w:cs="Arial"/>
-          <w:noProof/>
+          <w:rFonts w:eastAsia="Arial" w:cs="Arial" w:ascii="Arial" w:hAnsi="Arial"/>
           <w:color w:val="000000"/>
           <w:spacing w:val="1"/>
         </w:rPr>
@@ -5371,8 +5320,7 @@
       </w:r>
       <w:r>
         <w:rPr>
-          <w:rFonts w:ascii="Arial" w:eastAsia="Arial" w:hAnsi="Arial" w:cs="Arial"/>
-          <w:noProof/>
+          <w:rFonts w:eastAsia="Arial" w:cs="Arial" w:ascii="Arial" w:hAnsi="Arial"/>
           <w:color w:val="000000"/>
           <w:spacing w:val="-2"/>
         </w:rPr>
@@ -5380,8 +5328,7 @@
       </w:r>
       <w:r>
         <w:rPr>
-          <w:rFonts w:ascii="Arial" w:eastAsia="Arial" w:hAnsi="Arial" w:cs="Arial"/>
-          <w:noProof/>
+          <w:rFonts w:eastAsia="Arial" w:cs="Arial" w:ascii="Arial" w:hAnsi="Arial"/>
           <w:color w:val="000000"/>
           <w:spacing w:val="1"/>
         </w:rPr>
@@ -5389,8 +5336,7 @@
       </w:r>
       <w:r>
         <w:rPr>
-          <w:rFonts w:ascii="Arial" w:eastAsia="Arial" w:hAnsi="Arial" w:cs="Arial"/>
-          <w:noProof/>
+          <w:rFonts w:eastAsia="Arial" w:cs="Arial" w:ascii="Arial" w:hAnsi="Arial"/>
           <w:color w:val="000000"/>
           <w:spacing w:val="-2"/>
         </w:rPr>
@@ -5398,8 +5344,7 @@
       </w:r>
       <w:r>
         <w:rPr>
-          <w:rFonts w:ascii="Arial" w:eastAsia="Arial" w:hAnsi="Arial" w:cs="Arial"/>
-          <w:noProof/>
+          <w:rFonts w:eastAsia="Arial" w:cs="Arial" w:ascii="Arial" w:hAnsi="Arial"/>
           <w:color w:val="000000"/>
           <w:spacing w:val="-1"/>
         </w:rPr>
@@ -5407,8 +5352,7 @@
       </w:r>
       <w:r>
         <w:rPr>
-          <w:rFonts w:ascii="Arial" w:eastAsia="Arial" w:hAnsi="Arial" w:cs="Arial"/>
-          <w:noProof/>
+          <w:rFonts w:eastAsia="Arial" w:cs="Arial" w:ascii="Arial" w:hAnsi="Arial"/>
           <w:color w:val="000000"/>
         </w:rPr>
         <w:t>plagiarism.</w:t>
@@ -5416,40 +5360,44 @@
     </w:p>
     <w:p>
       <w:pPr>
-        <w:spacing w:line="317" w:lineRule="exact"/>
-        <w:ind w:left="3010" w:firstLine="1"/>
-        <w:rPr>
-          <w:rFonts w:ascii="Arial" w:eastAsia="Arial" w:hAnsi="Arial" w:cs="Arial"/>
-          <w:noProof/>
+        <w:pStyle w:val="Normal"/>
+        <w:spacing w:lineRule="exact" w:line="317"/>
+        <w:ind w:firstLine="1" w:start="3010"/>
+        <w:rPr>
+          <w:rFonts w:ascii="Arial" w:hAnsi="Arial" w:eastAsia="Arial" w:cs="Arial"/>
           <w:color w:val="000000"/>
           <w:spacing w:val="7"/>
         </w:rPr>
       </w:pPr>
+      <w:r>
+        <w:rPr>
+          <w:rFonts w:eastAsia="Arial" w:cs="Arial" w:ascii="Arial" w:hAnsi="Arial"/>
+          <w:color w:val="000000"/>
+          <w:spacing w:val="7"/>
+        </w:rPr>
+      </w:r>
     </w:p>
     <w:p>
       <w:pPr>
-        <w:spacing w:before="194" w:line="250" w:lineRule="exact"/>
-        <w:ind w:left="3010" w:right="377" w:hanging="2574"/>
-        <w:rPr>
-          <w:rFonts w:ascii="Arial" w:eastAsia="Arial" w:hAnsi="Arial" w:cs="Arial"/>
-          <w:noProof/>
+        <w:pStyle w:val="Normal"/>
+        <w:spacing w:lineRule="exact" w:line="250" w:before="194" w:after="0"/>
+        <w:ind w:hanging="2574" w:start="3010" w:end="377"/>
+        <w:rPr>
+          <w:rFonts w:ascii="Arial" w:hAnsi="Arial" w:eastAsia="Arial" w:cs="Arial"/>
           <w:color w:val="000000"/>
           <w:spacing w:val="7"/>
         </w:rPr>
       </w:pPr>
       <w:r>
         <w:rPr>
-          <w:rFonts w:ascii="Arial" w:eastAsia="Arial" w:hAnsi="Arial" w:cs="Arial"/>
-          <w:noProof/>
-          <w:color w:val="000000"/>
-        </w:rPr>
-        <w:lastRenderedPageBreak/>
+          <w:rFonts w:eastAsia="Arial" w:cs="Arial" w:ascii="Arial" w:hAnsi="Arial"/>
+          <w:color w:val="000000"/>
+        </w:rPr>
         <w:t>Signed:</w:t>
       </w:r>
       <w:r>
         <w:rPr>
-          <w:rFonts w:ascii="Arial" w:eastAsia="Arial" w:hAnsi="Arial" w:cs="Arial"/>
-          <w:noProof/>
+          <w:rFonts w:eastAsia="Arial" w:cs="Arial" w:ascii="Arial" w:hAnsi="Arial"/>
           <w:color w:val="000000"/>
           <w:spacing w:val="1"/>
         </w:rPr>
@@ -5457,16 +5405,14 @@
       </w:r>
       <w:r>
         <w:rPr>
-          <w:rFonts w:ascii="Arial" w:eastAsia="Arial" w:hAnsi="Arial" w:cs="Arial"/>
-          <w:noProof/>
+          <w:rFonts w:eastAsia="Arial" w:cs="Arial" w:ascii="Arial" w:hAnsi="Arial"/>
           <w:color w:val="000000"/>
         </w:rPr>
         <w:t>_______________________________________</w:t>
       </w:r>
       <w:r>
         <w:rPr>
-          <w:rFonts w:ascii="Arial" w:eastAsia="Arial" w:hAnsi="Arial" w:cs="Arial"/>
-          <w:noProof/>
+          <w:rFonts w:eastAsia="Arial" w:cs="Arial" w:ascii="Arial" w:hAnsi="Arial"/>
           <w:color w:val="000000"/>
           <w:spacing w:val="119"/>
         </w:rPr>
@@ -5474,16 +5420,14 @@
       </w:r>
       <w:r>
         <w:rPr>
-          <w:rFonts w:ascii="Arial" w:eastAsia="Arial" w:hAnsi="Arial" w:cs="Arial"/>
-          <w:noProof/>
+          <w:rFonts w:eastAsia="Arial" w:cs="Arial" w:ascii="Arial" w:hAnsi="Arial"/>
           <w:color w:val="000000"/>
         </w:rPr>
         <w:t>Date:</w:t>
       </w:r>
       <w:r>
         <w:rPr>
-          <w:rFonts w:ascii="Arial" w:eastAsia="Arial" w:hAnsi="Arial" w:cs="Arial"/>
-          <w:noProof/>
+          <w:rFonts w:eastAsia="Arial" w:cs="Arial" w:ascii="Arial" w:hAnsi="Arial"/>
           <w:color w:val="000000"/>
           <w:spacing w:val="1"/>
         </w:rPr>
@@ -5491,16 +5435,14 @@
       </w:r>
       <w:r>
         <w:rPr>
-          <w:rFonts w:ascii="Arial" w:eastAsia="Arial" w:hAnsi="Arial" w:cs="Arial"/>
-          <w:noProof/>
+          <w:rFonts w:eastAsia="Arial" w:cs="Arial" w:ascii="Arial" w:hAnsi="Arial"/>
           <w:color w:val="000000"/>
         </w:rPr>
         <w:t xml:space="preserve">__________________________ </w:t>
       </w:r>
       <w:r>
         <w:rPr>
-          <w:rFonts w:ascii="Arial" w:eastAsia="Arial" w:hAnsi="Arial" w:cs="Arial"/>
-          <w:noProof/>
+          <w:rFonts w:eastAsia="Arial" w:cs="Arial" w:ascii="Arial" w:hAnsi="Arial"/>
           <w:color w:val="000000"/>
           <w:spacing w:val="2"/>
         </w:rPr>
@@ -5509,105 +5451,160 @@
     </w:p>
     <w:p>
       <w:pPr>
-        <w:spacing w:line="160" w:lineRule="exact"/>
+        <w:pStyle w:val="Normal"/>
+        <w:spacing w:lineRule="exact" w:line="160"/>
         <w:ind w:firstLine="1"/>
         <w:jc w:val="center"/>
         <w:rPr>
-          <w:rFonts w:ascii="Arial" w:eastAsia="Arial" w:hAnsi="Arial" w:cs="Arial"/>
+          <w:rFonts w:ascii="Arial" w:hAnsi="Arial" w:eastAsia="Arial" w:cs="Arial"/>
           <w:i/>
-          <w:noProof/>
           <w:color w:val="000000"/>
           <w:sz w:val="14"/>
           <w:szCs w:val="14"/>
         </w:rPr>
       </w:pPr>
+      <w:r>
+        <w:rPr>
+          <w:rFonts w:eastAsia="Arial" w:cs="Arial" w:ascii="Arial" w:hAnsi="Arial"/>
+          <w:i/>
+          <w:color w:val="000000"/>
+          <w:sz w:val="14"/>
+          <w:szCs w:val="14"/>
+        </w:rPr>
+      </w:r>
     </w:p>
     <w:p>
       <w:pPr>
-        <w:spacing w:line="160" w:lineRule="exact"/>
+        <w:pStyle w:val="Normal"/>
+        <w:spacing w:lineRule="exact" w:line="160"/>
         <w:ind w:firstLine="1"/>
         <w:jc w:val="center"/>
         <w:rPr>
-          <w:rFonts w:ascii="Arial" w:eastAsia="Arial" w:hAnsi="Arial" w:cs="Arial"/>
+          <w:rFonts w:ascii="Arial" w:hAnsi="Arial" w:eastAsia="Arial" w:cs="Arial"/>
           <w:i/>
-          <w:noProof/>
           <w:color w:val="000000"/>
           <w:sz w:val="14"/>
           <w:szCs w:val="14"/>
         </w:rPr>
       </w:pPr>
+      <w:r>
+        <w:rPr>
+          <w:rFonts w:eastAsia="Arial" w:cs="Arial" w:ascii="Arial" w:hAnsi="Arial"/>
+          <w:i/>
+          <w:color w:val="000000"/>
+          <w:sz w:val="14"/>
+          <w:szCs w:val="14"/>
+        </w:rPr>
+      </w:r>
     </w:p>
     <w:p>
       <w:pPr>
-        <w:spacing w:line="160" w:lineRule="exact"/>
+        <w:pStyle w:val="Normal"/>
+        <w:spacing w:lineRule="exact" w:line="160"/>
         <w:ind w:firstLine="1"/>
         <w:jc w:val="center"/>
         <w:rPr>
-          <w:rFonts w:ascii="Arial" w:eastAsia="Arial" w:hAnsi="Arial" w:cs="Arial"/>
+          <w:rFonts w:ascii="Arial" w:hAnsi="Arial" w:eastAsia="Arial" w:cs="Arial"/>
           <w:i/>
-          <w:noProof/>
           <w:color w:val="000000"/>
           <w:sz w:val="14"/>
           <w:szCs w:val="14"/>
         </w:rPr>
       </w:pPr>
+      <w:r>
+        <w:rPr>
+          <w:rFonts w:eastAsia="Arial" w:cs="Arial" w:ascii="Arial" w:hAnsi="Arial"/>
+          <w:i/>
+          <w:color w:val="000000"/>
+          <w:sz w:val="14"/>
+          <w:szCs w:val="14"/>
+        </w:rPr>
+      </w:r>
     </w:p>
     <w:p>
       <w:pPr>
-        <w:spacing w:line="160" w:lineRule="exact"/>
+        <w:pStyle w:val="Normal"/>
+        <w:spacing w:lineRule="exact" w:line="160"/>
         <w:ind w:firstLine="1"/>
         <w:jc w:val="center"/>
         <w:rPr>
-          <w:rFonts w:ascii="Arial" w:eastAsia="Arial" w:hAnsi="Arial" w:cs="Arial"/>
+          <w:rFonts w:ascii="Arial" w:hAnsi="Arial" w:eastAsia="Arial" w:cs="Arial"/>
           <w:i/>
-          <w:noProof/>
           <w:color w:val="000000"/>
           <w:sz w:val="14"/>
           <w:szCs w:val="14"/>
         </w:rPr>
       </w:pPr>
+      <w:r>
+        <w:rPr>
+          <w:rFonts w:eastAsia="Arial" w:cs="Arial" w:ascii="Arial" w:hAnsi="Arial"/>
+          <w:i/>
+          <w:color w:val="000000"/>
+          <w:sz w:val="14"/>
+          <w:szCs w:val="14"/>
+        </w:rPr>
+      </w:r>
     </w:p>
     <w:p>
       <w:pPr>
-        <w:spacing w:line="160" w:lineRule="exact"/>
+        <w:pStyle w:val="Normal"/>
+        <w:spacing w:lineRule="exact" w:line="160"/>
         <w:ind w:firstLine="1"/>
         <w:jc w:val="center"/>
         <w:rPr>
-          <w:rFonts w:ascii="Arial" w:eastAsia="Arial" w:hAnsi="Arial" w:cs="Arial"/>
+          <w:rFonts w:ascii="Arial" w:hAnsi="Arial" w:eastAsia="Arial" w:cs="Arial"/>
           <w:i/>
-          <w:noProof/>
           <w:color w:val="000000"/>
           <w:sz w:val="14"/>
           <w:szCs w:val="14"/>
         </w:rPr>
       </w:pPr>
+      <w:r>
+        <w:rPr>
+          <w:rFonts w:eastAsia="Arial" w:cs="Arial" w:ascii="Arial" w:hAnsi="Arial"/>
+          <w:i/>
+          <w:color w:val="000000"/>
+          <w:sz w:val="14"/>
+          <w:szCs w:val="14"/>
+        </w:rPr>
+      </w:r>
     </w:p>
     <w:p>
       <w:pPr>
-        <w:spacing w:line="272" w:lineRule="exact"/>
+        <w:pStyle w:val="Normal"/>
+        <w:spacing w:lineRule="exact" w:line="272"/>
         <w:ind w:firstLine="1"/>
         <w:jc w:val="center"/>
         <w:rPr>
-          <w:rFonts w:ascii="Arial" w:eastAsia="Arial" w:hAnsi="Arial" w:cs="Arial"/>
+          <w:rFonts w:ascii="Arial" w:hAnsi="Arial" w:eastAsia="Arial" w:cs="Arial"/>
           <w:i/>
-          <w:noProof/>
           <w:color w:val="000000"/>
           <w:sz w:val="14"/>
           <w:szCs w:val="14"/>
         </w:rPr>
       </w:pPr>
+      <w:r>
+        <w:rPr>
+          <w:rFonts w:eastAsia="Arial" w:cs="Arial" w:ascii="Arial" w:hAnsi="Arial"/>
+          <w:i/>
+          <w:color w:val="000000"/>
+          <w:sz w:val="14"/>
+          <w:szCs w:val="14"/>
+        </w:rPr>
+      </w:r>
     </w:p>
     <w:p>
       <w:pPr>
+        <w:pStyle w:val="Normal"/>
         <w:tabs>
-          <w:tab w:val="left" w:pos="6947"/>
+          <w:tab w:val="clear" w:pos="720"/>
+          <w:tab w:val="left" w:pos="6947" w:leader="none"/>
         </w:tabs>
-        <w:spacing w:before="166" w:line="144" w:lineRule="exact"/>
-        <w:ind w:left="437" w:firstLine="1"/>
-        <w:rPr>
-          <w:rFonts w:ascii="Arial" w:eastAsia="Arial" w:hAnsi="Arial" w:cs="Arial"/>
+        <w:spacing w:lineRule="exact" w:line="144" w:before="166" w:after="0"/>
+        <w:ind w:firstLine="1" w:start="437"/>
+        <w:rPr>
+          <w:rFonts w:ascii="Arial" w:hAnsi="Arial" w:eastAsia="Arial" w:cs="Arial"/>
           <w:i/>
-          <w:noProof/>
           <w:color w:val="000000"/>
           <w:sz w:val="14"/>
           <w:szCs w:val="14"/>
@@ -5615,8 +5612,7 @@
       </w:pPr>
       <w:r>
         <w:rPr>
-          <w:rFonts w:ascii="Arial" w:eastAsia="Arial" w:hAnsi="Arial" w:cs="Arial"/>
-          <w:noProof/>
+          <w:rFonts w:eastAsia="Arial" w:cs="Arial" w:ascii="Arial" w:hAnsi="Arial"/>
           <w:color w:val="000000"/>
           <w:spacing w:val="-1"/>
           <w:sz w:val="14"/>
@@ -5626,8 +5622,7 @@
       </w:r>
       <w:r>
         <w:rPr>
-          <w:rFonts w:ascii="Arial" w:eastAsia="Arial" w:hAnsi="Arial" w:cs="Arial"/>
-          <w:noProof/>
+          <w:rFonts w:eastAsia="Arial" w:cs="Arial" w:ascii="Arial" w:hAnsi="Arial"/>
           <w:color w:val="000000"/>
           <w:sz w:val="14"/>
           <w:szCs w:val="14"/>
@@ -5636,8 +5631,7 @@
       </w:r>
       <w:r>
         <w:rPr>
-          <w:rFonts w:ascii="Arial" w:eastAsia="Arial" w:hAnsi="Arial" w:cs="Arial"/>
-          <w:noProof/>
+          <w:rFonts w:eastAsia="Arial" w:cs="Arial" w:ascii="Arial" w:hAnsi="Arial"/>
           <w:color w:val="000000"/>
           <w:spacing w:val="4"/>
           <w:sz w:val="14"/>
@@ -5647,8 +5641,7 @@
       </w:r>
       <w:r>
         <w:rPr>
-          <w:rFonts w:ascii="Arial" w:eastAsia="Arial" w:hAnsi="Arial" w:cs="Arial"/>
-          <w:noProof/>
+          <w:rFonts w:eastAsia="Arial" w:cs="Arial" w:ascii="Arial" w:hAnsi="Arial"/>
           <w:color w:val="000000"/>
           <w:spacing w:val="41"/>
           <w:sz w:val="14"/>
@@ -5658,8 +5651,7 @@
       </w:r>
       <w:r>
         <w:rPr>
-          <w:rFonts w:ascii="Arial" w:eastAsia="Arial" w:hAnsi="Arial" w:cs="Arial"/>
-          <w:noProof/>
+          <w:rFonts w:eastAsia="Arial" w:cs="Arial" w:ascii="Arial" w:hAnsi="Arial"/>
           <w:color w:val="000000"/>
           <w:spacing w:val="-1"/>
           <w:sz w:val="14"/>
@@ -5669,8 +5661,7 @@
       </w:r>
       <w:r>
         <w:rPr>
-          <w:rFonts w:ascii="Arial" w:eastAsia="Arial" w:hAnsi="Arial" w:cs="Arial"/>
-          <w:noProof/>
+          <w:rFonts w:eastAsia="Arial" w:cs="Arial" w:ascii="Arial" w:hAnsi="Arial"/>
           <w:color w:val="000000"/>
           <w:spacing w:val="1"/>
           <w:sz w:val="14"/>
@@ -5680,8 +5671,7 @@
       </w:r>
       <w:r>
         <w:rPr>
-          <w:rFonts w:ascii="Arial" w:eastAsia="Arial" w:hAnsi="Arial" w:cs="Arial"/>
-          <w:noProof/>
+          <w:rFonts w:eastAsia="Arial" w:cs="Arial" w:ascii="Arial" w:hAnsi="Arial"/>
           <w:color w:val="000000"/>
           <w:spacing w:val="-1"/>
           <w:sz w:val="14"/>
@@ -5691,8 +5681,7 @@
       </w:r>
       <w:r>
         <w:rPr>
-          <w:rFonts w:ascii="Arial" w:eastAsia="Arial" w:hAnsi="Arial" w:cs="Arial"/>
-          <w:noProof/>
+          <w:rFonts w:eastAsia="Arial" w:cs="Arial" w:ascii="Arial" w:hAnsi="Arial"/>
           <w:color w:val="000000"/>
           <w:spacing w:val="-2"/>
           <w:sz w:val="14"/>
@@ -5702,9 +5691,8 @@
       </w:r>
       <w:r>
         <w:rPr>
-          <w:rFonts w:ascii="Arial" w:eastAsia="Arial" w:hAnsi="Arial" w:cs="Arial"/>
+          <w:rFonts w:eastAsia="Arial" w:cs="Arial" w:ascii="Arial" w:hAnsi="Arial"/>
           <w:i/>
-          <w:noProof/>
           <w:color w:val="000000"/>
           <w:spacing w:val="-1"/>
           <w:sz w:val="14"/>
@@ -5714,9 +5702,8 @@
       </w:r>
       <w:r>
         <w:rPr>
-          <w:rFonts w:ascii="Arial" w:eastAsia="Arial" w:hAnsi="Arial" w:cs="Arial"/>
+          <w:rFonts w:eastAsia="Arial" w:cs="Arial" w:ascii="Arial" w:hAnsi="Arial"/>
           <w:i/>
-          <w:noProof/>
           <w:color w:val="000000"/>
           <w:sz w:val="14"/>
           <w:szCs w:val="14"/>
@@ -5725,9 +5712,8 @@
       </w:r>
       <w:r>
         <w:rPr>
-          <w:rFonts w:ascii="Arial" w:eastAsia="Arial" w:hAnsi="Arial" w:cs="Arial"/>
+          <w:rFonts w:eastAsia="Arial" w:cs="Arial" w:ascii="Arial" w:hAnsi="Arial"/>
           <w:i/>
-          <w:noProof/>
           <w:color w:val="000000"/>
           <w:spacing w:val="-1"/>
           <w:sz w:val="14"/>
@@ -5737,9 +5723,8 @@
       </w:r>
       <w:r>
         <w:rPr>
-          <w:rFonts w:ascii="Arial" w:eastAsia="Arial" w:hAnsi="Arial" w:cs="Arial"/>
+          <w:rFonts w:eastAsia="Arial" w:cs="Arial" w:ascii="Arial" w:hAnsi="Arial"/>
           <w:i/>
-          <w:noProof/>
           <w:color w:val="000000"/>
           <w:spacing w:val="2"/>
           <w:sz w:val="14"/>
@@ -5749,9 +5734,8 @@
       </w:r>
       <w:r>
         <w:rPr>
-          <w:rFonts w:ascii="Arial" w:eastAsia="Arial" w:hAnsi="Arial" w:cs="Arial"/>
+          <w:rFonts w:eastAsia="Arial" w:cs="Arial" w:ascii="Arial" w:hAnsi="Arial"/>
           <w:i/>
-          <w:noProof/>
           <w:color w:val="000000"/>
           <w:sz w:val="14"/>
           <w:szCs w:val="14"/>
@@ -5761,13 +5745,13 @@
     </w:p>
     <w:p>
       <w:pPr>
-        <w:spacing w:before="22" w:after="22" w:line="140" w:lineRule="exact"/>
-        <w:ind w:right="420" w:firstLine="1"/>
-        <w:jc w:val="right"/>
-        <w:rPr>
-          <w:rFonts w:ascii="Arial" w:eastAsia="Arial" w:hAnsi="Arial" w:cs="Arial"/>
+        <w:pStyle w:val="Normal"/>
+        <w:spacing w:lineRule="exact" w:line="140" w:before="22" w:after="22"/>
+        <w:ind w:firstLine="1" w:end="420"/>
+        <w:jc w:val="end"/>
+        <w:rPr>
+          <w:rFonts w:ascii="Arial" w:hAnsi="Arial" w:eastAsia="Arial" w:cs="Arial"/>
           <w:i/>
-          <w:noProof/>
           <w:color w:val="000000"/>
           <w:sz w:val="14"/>
           <w:szCs w:val="14"/>
@@ -5775,9 +5759,8 @@
       </w:pPr>
       <w:r>
         <w:rPr>
-          <w:rFonts w:ascii="Arial" w:eastAsia="Arial" w:hAnsi="Arial" w:cs="Arial"/>
+          <w:rFonts w:eastAsia="Arial" w:cs="Arial" w:ascii="Arial" w:hAnsi="Arial"/>
           <w:i/>
-          <w:noProof/>
           <w:color w:val="000000"/>
           <w:sz w:val="14"/>
           <w:szCs w:val="14"/>
@@ -5786,9 +5769,8 @@
       </w:r>
       <w:r>
         <w:rPr>
-          <w:rFonts w:ascii="Arial" w:eastAsia="Arial" w:hAnsi="Arial" w:cs="Arial"/>
+          <w:rFonts w:eastAsia="Arial" w:cs="Arial" w:ascii="Arial" w:hAnsi="Arial"/>
           <w:i/>
-          <w:noProof/>
           <w:color w:val="000000"/>
           <w:spacing w:val="-1"/>
           <w:sz w:val="14"/>
@@ -5798,9 +5780,8 @@
       </w:r>
       <w:r>
         <w:rPr>
-          <w:rFonts w:ascii="Arial" w:eastAsia="Arial" w:hAnsi="Arial" w:cs="Arial"/>
+          <w:rFonts w:eastAsia="Arial" w:cs="Arial" w:ascii="Arial" w:hAnsi="Arial"/>
           <w:i/>
-          <w:noProof/>
           <w:color w:val="000000"/>
           <w:sz w:val="14"/>
           <w:szCs w:val="14"/>
@@ -5809,9 +5790,8 @@
       </w:r>
       <w:r>
         <w:rPr>
-          <w:rFonts w:ascii="Arial" w:eastAsia="Arial" w:hAnsi="Arial" w:cs="Arial"/>
+          <w:rFonts w:eastAsia="Arial" w:cs="Arial" w:ascii="Arial" w:hAnsi="Arial"/>
           <w:i/>
-          <w:noProof/>
           <w:color w:val="000000"/>
           <w:spacing w:val="-1"/>
           <w:sz w:val="14"/>
@@ -5821,9 +5801,8 @@
       </w:r>
       <w:r>
         <w:rPr>
-          <w:rFonts w:ascii="Arial" w:eastAsia="Arial" w:hAnsi="Arial" w:cs="Arial"/>
+          <w:rFonts w:eastAsia="Arial" w:cs="Arial" w:ascii="Arial" w:hAnsi="Arial"/>
           <w:i/>
-          <w:noProof/>
           <w:color w:val="000000"/>
           <w:spacing w:val="3"/>
           <w:sz w:val="14"/>
@@ -5833,9 +5812,8 @@
       </w:r>
       <w:r>
         <w:rPr>
-          <w:rFonts w:ascii="Arial" w:eastAsia="Arial" w:hAnsi="Arial" w:cs="Arial"/>
+          <w:rFonts w:eastAsia="Arial" w:cs="Arial" w:ascii="Arial" w:hAnsi="Arial"/>
           <w:i/>
-          <w:noProof/>
           <w:color w:val="000000"/>
           <w:spacing w:val="-1"/>
           <w:sz w:val="14"/>
@@ -5845,9 +5823,8 @@
       </w:r>
       <w:r>
         <w:rPr>
-          <w:rFonts w:ascii="Arial" w:eastAsia="Arial" w:hAnsi="Arial" w:cs="Arial"/>
+          <w:rFonts w:eastAsia="Arial" w:cs="Arial" w:ascii="Arial" w:hAnsi="Arial"/>
           <w:i/>
-          <w:noProof/>
           <w:color w:val="000000"/>
           <w:sz w:val="14"/>
           <w:szCs w:val="14"/>
@@ -5856,21 +5833,24 @@
       </w:r>
     </w:p>
     <w:sectPr>
-      <w:type w:val="continuous"/>
-      <w:pgSz w:w="11906" w:h="16841"/>
-      <w:pgMar w:top="720" w:right="720" w:bottom="385" w:left="720" w:header="708" w:footer="0" w:gutter="0"/>
-      <w:cols w:space="720"/>
+      <w:type w:val="nextPage"/>
+      <w:pgSz w:w="11906" w:h="16838"/>
+      <w:pgMar w:left="720" w:right="720" w:gutter="0" w:header="0" w:top="720" w:footer="0" w:bottom="385"/>
+      <w:pgNumType w:fmt="decimal"/>
+      <w:formProt w:val="false"/>
+      <w:textDirection w:val="lrTb"/>
+      <w:docGrid w:type="default" w:linePitch="100" w:charSpace="0"/>
     </w:sectPr>
   </w:body>
 </w:document>
 </file>
 
 <file path=word/styles.xml><?xml version="1.0" encoding="utf-8"?>
-<w:styles xmlns:mc="http://schemas.openxmlformats.org/markup-compatibility/2006" xmlns:r="http://schemas.openxmlformats.org/officeDocument/2006/relationships" xmlns:w="http://schemas.openxmlformats.org/wordprocessingml/2006/main" xmlns:w14="http://schemas.microsoft.com/office/word/2010/wordml" xmlns:w15="http://schemas.microsoft.com/office/word/2012/wordml" xmlns:w16cex="http://schemas.microsoft.com/office/word/2018/wordml/cex" xmlns:w16cid="http://schemas.microsoft.com/office/word/2016/wordml/cid" xmlns:w16="http://schemas.microsoft.com/office/word/2018/wordml" xmlns:w16du="http://schemas.microsoft.com/office/word/2023/wordml/word16du" xmlns:w16sdtdh="http://schemas.microsoft.com/office/word/2020/wordml/sdtdatahash" xmlns:w16sdtfl="http://schemas.microsoft.com/office/word/2024/wordml/sdtformatlock" xmlns:w16se="http://schemas.microsoft.com/office/word/2015/wordml/symex" mc:Ignorable="w14 w15 w16se w16cid w16 w16cex w16sdtdh w16sdtfl w16du">
+<w:styles xmlns:w="http://schemas.openxmlformats.org/wordprocessingml/2006/main" xmlns:w14="http://schemas.microsoft.com/office/word/2010/wordml" xmlns:mc="http://schemas.openxmlformats.org/markup-compatibility/2006" mc:Ignorable="w14">
   <w:docDefaults>
     <w:rPrDefault>
       <w:rPr>
-        <w:rFonts w:asciiTheme="minorHAnsi" w:eastAsiaTheme="minorHAnsi" w:hAnsiTheme="minorHAnsi" w:cstheme="minorBidi"/>
+        <w:rFonts w:ascii="Calibri" w:hAnsi="Calibri" w:eastAsia="Calibri" w:cs="" w:asciiTheme="minorHAnsi" w:cstheme="minorBidi" w:eastAsiaTheme="minorHAnsi" w:hAnsiTheme="minorHAnsi"/>
         <w:sz w:val="22"/>
         <w:szCs w:val="22"/>
         <w:lang w:val="en-US" w:eastAsia="en-US" w:bidi="ar-SA"/>
@@ -5878,23 +5858,21 @@
     </w:rPrDefault>
     <w:pPrDefault>
       <w:pPr>
-        <w:widowControl w:val="0"/>
-        <w:autoSpaceDE w:val="0"/>
-        <w:autoSpaceDN w:val="0"/>
+        <w:suppressAutoHyphens w:val="true"/>
       </w:pPr>
     </w:pPrDefault>
   </w:docDefaults>
   <w:latentStyles w:defLockedState="0" w:defUIPriority="99" w:defSemiHidden="0" w:defUnhideWhenUsed="0" w:defQFormat="0" w:count="376">
     <w:lsdException w:name="Normal" w:uiPriority="0" w:qFormat="1"/>
     <w:lsdException w:name="heading 1" w:uiPriority="9" w:qFormat="1"/>
-    <w:lsdException w:name="heading 2" w:semiHidden="1" w:uiPriority="9" w:unhideWhenUsed="1" w:qFormat="1"/>
-    <w:lsdException w:name="heading 3" w:semiHidden="1" w:uiPriority="9" w:unhideWhenUsed="1" w:qFormat="1"/>
-    <w:lsdException w:name="heading 4" w:semiHidden="1" w:uiPriority="9" w:unhideWhenUsed="1" w:qFormat="1"/>
-    <w:lsdException w:name="heading 5" w:semiHidden="1" w:uiPriority="9" w:unhideWhenUsed="1" w:qFormat="1"/>
-    <w:lsdException w:name="heading 6" w:semiHidden="1" w:uiPriority="9" w:unhideWhenUsed="1" w:qFormat="1"/>
-    <w:lsdException w:name="heading 7" w:semiHidden="1" w:uiPriority="9" w:unhideWhenUsed="1" w:qFormat="1"/>
-    <w:lsdException w:name="heading 8" w:semiHidden="1" w:uiPriority="9" w:unhideWhenUsed="1" w:qFormat="1"/>
-    <w:lsdException w:name="heading 9" w:semiHidden="1" w:uiPriority="9" w:unhideWhenUsed="1" w:qFormat="1"/>
+    <w:lsdException w:name="heading 2" w:uiPriority="9" w:semiHidden="1" w:unhideWhenUsed="1" w:qFormat="1"/>
+    <w:lsdException w:name="heading 3" w:uiPriority="9" w:semiHidden="1" w:unhideWhenUsed="1" w:qFormat="1"/>
+    <w:lsdException w:name="heading 4" w:uiPriority="9" w:semiHidden="1" w:unhideWhenUsed="1" w:qFormat="1"/>
+    <w:lsdException w:name="heading 5" w:uiPriority="9" w:semiHidden="1" w:unhideWhenUsed="1" w:qFormat="1"/>
+    <w:lsdException w:name="heading 6" w:uiPriority="9" w:semiHidden="1" w:unhideWhenUsed="1" w:qFormat="1"/>
+    <w:lsdException w:name="heading 7" w:uiPriority="9" w:semiHidden="1" w:unhideWhenUsed="1" w:qFormat="1"/>
+    <w:lsdException w:name="heading 8" w:uiPriority="9" w:semiHidden="1" w:unhideWhenUsed="1" w:qFormat="1"/>
+    <w:lsdException w:name="heading 9" w:uiPriority="9" w:semiHidden="1" w:unhideWhenUsed="1" w:qFormat="1"/>
     <w:lsdException w:name="index 1" w:semiHidden="1" w:unhideWhenUsed="1"/>
     <w:lsdException w:name="index 2" w:semiHidden="1" w:unhideWhenUsed="1"/>
     <w:lsdException w:name="index 3" w:semiHidden="1" w:unhideWhenUsed="1"/>
@@ -5904,22 +5882,22 @@
     <w:lsdException w:name="index 7" w:semiHidden="1" w:unhideWhenUsed="1"/>
     <w:lsdException w:name="index 8" w:semiHidden="1" w:unhideWhenUsed="1"/>
     <w:lsdException w:name="index 9" w:semiHidden="1" w:unhideWhenUsed="1"/>
-    <w:lsdException w:name="toc 1" w:semiHidden="1" w:uiPriority="39" w:unhideWhenUsed="1"/>
-    <w:lsdException w:name="toc 2" w:semiHidden="1" w:uiPriority="39" w:unhideWhenUsed="1"/>
-    <w:lsdException w:name="toc 3" w:semiHidden="1" w:uiPriority="39" w:unhideWhenUsed="1"/>
-    <w:lsdException w:name="toc 4" w:semiHidden="1" w:uiPriority="39" w:unhideWhenUsed="1"/>
-    <w:lsdException w:name="toc 5" w:semiHidden="1" w:uiPriority="39" w:unhideWhenUsed="1"/>
-    <w:lsdException w:name="toc 6" w:semiHidden="1" w:uiPriority="39" w:unhideWhenUsed="1"/>
-    <w:lsdException w:name="toc 7" w:semiHidden="1" w:uiPriority="39" w:unhideWhenUsed="1"/>
-    <w:lsdException w:name="toc 8" w:semiHidden="1" w:uiPriority="39" w:unhideWhenUsed="1"/>
-    <w:lsdException w:name="toc 9" w:semiHidden="1" w:uiPriority="39" w:unhideWhenUsed="1"/>
+    <w:lsdException w:name="toc 1" w:uiPriority="39" w:semiHidden="1" w:unhideWhenUsed="1"/>
+    <w:lsdException w:name="toc 2" w:uiPriority="39" w:semiHidden="1" w:unhideWhenUsed="1"/>
+    <w:lsdException w:name="toc 3" w:uiPriority="39" w:semiHidden="1" w:unhideWhenUsed="1"/>
+    <w:lsdException w:name="toc 4" w:uiPriority="39" w:semiHidden="1" w:unhideWhenUsed="1"/>
+    <w:lsdException w:name="toc 5" w:uiPriority="39" w:semiHidden="1" w:unhideWhenUsed="1"/>
+    <w:lsdException w:name="toc 6" w:uiPriority="39" w:semiHidden="1" w:unhideWhenUsed="1"/>
+    <w:lsdException w:name="toc 7" w:uiPriority="39" w:semiHidden="1" w:unhideWhenUsed="1"/>
+    <w:lsdException w:name="toc 8" w:uiPriority="39" w:semiHidden="1" w:unhideWhenUsed="1"/>
+    <w:lsdException w:name="toc 9" w:uiPriority="39" w:semiHidden="1" w:unhideWhenUsed="1"/>
     <w:lsdException w:name="Normal Indent" w:semiHidden="1" w:unhideWhenUsed="1"/>
     <w:lsdException w:name="footnote text" w:semiHidden="1" w:unhideWhenUsed="1"/>
     <w:lsdException w:name="annotation text" w:semiHidden="1" w:unhideWhenUsed="1"/>
     <w:lsdException w:name="header" w:semiHidden="1" w:unhideWhenUsed="1"/>
     <w:lsdException w:name="footer" w:semiHidden="1" w:unhideWhenUsed="1"/>
     <w:lsdException w:name="index heading" w:semiHidden="1" w:unhideWhenUsed="1"/>
-    <w:lsdException w:name="caption" w:semiHidden="1" w:uiPriority="35" w:unhideWhenUsed="1" w:qFormat="1"/>
+    <w:lsdException w:name="caption" w:uiPriority="35" w:semiHidden="1" w:unhideWhenUsed="1" w:qFormat="1"/>
     <w:lsdException w:name="table of figures" w:semiHidden="1" w:unhideWhenUsed="1"/>
     <w:lsdException w:name="envelope address" w:semiHidden="1" w:unhideWhenUsed="1"/>
     <w:lsdException w:name="envelope return" w:semiHidden="1" w:unhideWhenUsed="1"/>
@@ -5950,8 +5928,8 @@
     <w:lsdException w:name="Title" w:uiPriority="10" w:qFormat="1"/>
     <w:lsdException w:name="Closing" w:semiHidden="1" w:unhideWhenUsed="1"/>
     <w:lsdException w:name="Signature" w:semiHidden="1" w:unhideWhenUsed="1"/>
-    <w:lsdException w:name="Default Paragraph Font" w:semiHidden="1" w:uiPriority="1" w:unhideWhenUsed="1"/>
-    <w:lsdException w:name="Body Text" w:semiHidden="1" w:uiPriority="1" w:unhideWhenUsed="1" w:qFormat="1"/>
+    <w:lsdException w:name="Default Paragraph Font" w:uiPriority="1" w:semiHidden="1" w:unhideWhenUsed="1"/>
+    <w:lsdException w:name="Body Text" w:uiPriority="1" w:semiHidden="1" w:unhideWhenUsed="1" w:qFormat="1"/>
     <w:lsdException w:name="Body Text Indent" w:semiHidden="1" w:unhideWhenUsed="1"/>
     <w:lsdException w:name="List Continue" w:semiHidden="1" w:unhideWhenUsed="1"/>
     <w:lsdException w:name="List Continue 2" w:semiHidden="1" w:unhideWhenUsed="1"/>
@@ -6150,8 +6128,8 @@
     <w:lsdException w:name="Subtle Reference" w:uiPriority="31" w:qFormat="1"/>
     <w:lsdException w:name="Intense Reference" w:uiPriority="32" w:qFormat="1"/>
     <w:lsdException w:name="Book Title" w:uiPriority="33" w:qFormat="1"/>
-    <w:lsdException w:name="Bibliography" w:semiHidden="1" w:uiPriority="37" w:unhideWhenUsed="1"/>
-    <w:lsdException w:name="TOC Heading" w:semiHidden="1" w:uiPriority="39" w:unhideWhenUsed="1" w:qFormat="1"/>
+    <w:lsdException w:name="Bibliography" w:uiPriority="37" w:semiHidden="1" w:unhideWhenUsed="1"/>
+    <w:lsdException w:name="TOC Heading" w:uiPriority="39" w:semiHidden="1" w:unhideWhenUsed="1" w:qFormat="1"/>
     <w:lsdException w:name="Plain Table 1" w:uiPriority="41"/>
     <w:lsdException w:name="Plain Table 2" w:uiPriority="42"/>
     <w:lsdException w:name="Plain Table 3" w:uiPriority="43"/>
@@ -6262,16 +6240,119 @@
     <w:lsdException w:name="Unresolved Mention" w:semiHidden="1" w:unhideWhenUsed="1"/>
     <w:lsdException w:name="Smart Link" w:semiHidden="1" w:unhideWhenUsed="1"/>
   </w:latentStyles>
-  <w:style w:type="paragraph" w:default="1" w:styleId="Normal">
+  <w:style w:type="paragraph" w:styleId="Normal" w:default="1">
     <w:name w:val="Normal"/>
     <w:qFormat/>
-    <w:rsid w:val="0023102B"/>
+    <w:rsid w:val="0023102b"/>
+    <w:pPr>
+      <w:widowControl w:val="false"/>
+      <w:bidi w:val="0"/>
+      <w:spacing w:before="0" w:after="0"/>
+      <w:jc w:val="start"/>
+    </w:pPr>
+    <w:rPr>
+      <w:rFonts w:ascii="Calibri" w:hAnsi="Calibri" w:eastAsia="Calibri" w:cs="" w:asciiTheme="minorHAnsi" w:cstheme="minorBidi" w:eastAsiaTheme="minorHAnsi" w:hAnsiTheme="minorHAnsi"/>
+      <w:color w:val="auto"/>
+      <w:kern w:val="0"/>
+      <w:sz w:val="22"/>
+      <w:szCs w:val="22"/>
+      <w:lang w:val="en-US" w:eastAsia="en-US" w:bidi="ar-SA"/>
+    </w:rPr>
   </w:style>
-  <w:style w:type="character" w:default="1" w:styleId="DefaultParagraphFont">
+  <w:style w:type="character" w:styleId="DefaultParagraphFont" w:default="1">
     <w:name w:val="Default Paragraph Font"/>
     <w:uiPriority w:val="1"/>
     <w:semiHidden/>
     <w:unhideWhenUsed/>
+    <w:qFormat/>
+    <w:rPr/>
+  </w:style>
+  <w:style w:type="character" w:styleId="BodyTextChar" w:customStyle="1">
+    <w:name w:val="Body Text Char"/>
+    <w:basedOn w:val="DefaultParagraphFont"/>
+    <w:uiPriority w:val="1"/>
+    <w:qFormat/>
+    <w:rsid w:val="00cc27fa"/>
+    <w:rPr>
+      <w:rFonts w:ascii="Arial" w:hAnsi="Arial" w:eastAsia="Arial" w:cs="Arial"/>
+      <w:b/>
+      <w:bCs/>
+      <w:sz w:val="24"/>
+      <w:szCs w:val="24"/>
+    </w:rPr>
+  </w:style>
+  <w:style w:type="paragraph" w:styleId="Heading">
+    <w:name w:val="Heading"/>
+    <w:basedOn w:val="Normal"/>
+    <w:next w:val="BodyText"/>
+    <w:qFormat/>
+    <w:pPr>
+      <w:keepNext w:val="true"/>
+      <w:spacing w:before="240" w:after="120"/>
+    </w:pPr>
+    <w:rPr>
+      <w:rFonts w:ascii="Liberation Sans" w:hAnsi="Liberation Sans" w:eastAsia="Microsoft YaHei" w:cs="Lucida Sans"/>
+      <w:sz w:val="28"/>
+      <w:szCs w:val="28"/>
+    </w:rPr>
+  </w:style>
+  <w:style w:type="paragraph" w:styleId="BodyText">
+    <w:name w:val="Body Text"/>
+    <w:basedOn w:val="Normal"/>
+    <w:link w:val="BodyTextChar"/>
+    <w:uiPriority w:val="1"/>
+    <w:qFormat/>
+    <w:rsid w:val="00cc27fa"/>
+    <w:pPr/>
+    <w:rPr>
+      <w:rFonts w:ascii="Arial" w:hAnsi="Arial" w:eastAsia="Arial" w:cs="Arial"/>
+      <w:b/>
+      <w:bCs/>
+      <w:sz w:val="24"/>
+      <w:szCs w:val="24"/>
+    </w:rPr>
+  </w:style>
+  <w:style w:type="paragraph" w:styleId="List">
+    <w:name w:val="List"/>
+    <w:basedOn w:val="BodyText"/>
+    <w:pPr/>
+    <w:rPr>
+      <w:rFonts w:cs="Lucida Sans"/>
+    </w:rPr>
+  </w:style>
+  <w:style w:type="paragraph" w:styleId="Caption">
+    <w:name w:val="caption"/>
+    <w:basedOn w:val="Normal"/>
+    <w:qFormat/>
+    <w:pPr>
+      <w:suppressLineNumbers/>
+      <w:spacing w:before="120" w:after="120"/>
+    </w:pPr>
+    <w:rPr>
+      <w:rFonts w:cs="Lucida Sans"/>
+      <w:i/>
+      <w:iCs/>
+      <w:sz w:val="24"/>
+      <w:szCs w:val="24"/>
+    </w:rPr>
+  </w:style>
+  <w:style w:type="paragraph" w:styleId="Index">
+    <w:name w:val="Index"/>
+    <w:basedOn w:val="Normal"/>
+    <w:qFormat/>
+    <w:pPr>
+      <w:suppressLineNumbers/>
+    </w:pPr>
+    <w:rPr>
+      <w:rFonts w:cs="Lucida Sans"/>
+    </w:rPr>
+  </w:style>
+  <w:style w:type="numbering" w:styleId="NoList" w:default="1">
+    <w:name w:val="No List"/>
+    <w:uiPriority w:val="99"/>
+    <w:semiHidden/>
+    <w:unhideWhenUsed/>
+    <w:qFormat/>
   </w:style>
   <w:style w:type="table" w:default="1" w:styleId="TableNormal">
     <w:name w:val="Normal Table"/>
@@ -6279,7 +6360,6 @@
     <w:semiHidden/>
     <w:unhideWhenUsed/>
     <w:tblPr>
-      <w:tblInd w:w="0" w:type="dxa"/>
       <w:tblCellMar>
         <w:top w:w="0" w:type="dxa"/>
         <w:left w:w="108" w:type="dxa"/>
@@ -6288,69 +6368,34 @@
       </w:tblCellMar>
     </w:tblPr>
   </w:style>
-  <w:style w:type="numbering" w:default="1" w:styleId="NoList">
-    <w:name w:val="No List"/>
-    <w:uiPriority w:val="99"/>
-    <w:semiHidden/>
-    <w:unhideWhenUsed/>
-  </w:style>
   <w:style w:type="table" w:styleId="TableGrid">
     <w:name w:val="Table Grid"/>
     <w:basedOn w:val="TableNormal"/>
     <w:uiPriority w:val="39"/>
-    <w:rsid w:val="00FC17A1"/>
+    <w:rsid w:val="00fc17a1"/>
     <w:tblPr>
       <w:tblBorders>
-        <w:top w:val="single" w:sz="4" w:space="0" w:color="auto"/>
-        <w:left w:val="single" w:sz="4" w:space="0" w:color="auto"/>
-        <w:bottom w:val="single" w:sz="4" w:space="0" w:color="auto"/>
-        <w:right w:val="single" w:sz="4" w:space="0" w:color="auto"/>
-        <w:insideH w:val="single" w:sz="4" w:space="0" w:color="auto"/>
-        <w:insideV w:val="single" w:sz="4" w:space="0" w:color="auto"/>
+        <w:top w:val="single" w:color="auto" w:sz="4" w:space="0"/>
+        <w:left w:val="single" w:color="auto" w:sz="4" w:space="0"/>
+        <w:bottom w:val="single" w:color="auto" w:sz="4" w:space="0"/>
+        <w:right w:val="single" w:color="auto" w:sz="4" w:space="0"/>
+        <w:insideH w:val="single" w:color="auto" w:sz="4" w:space="0"/>
+        <w:insideV w:val="single" w:color="auto" w:sz="4" w:space="0"/>
       </w:tblBorders>
     </w:tblPr>
-  </w:style>
-  <w:style w:type="paragraph" w:styleId="BodyText">
-    <w:name w:val="Body Text"/>
-    <w:basedOn w:val="Normal"/>
-    <w:link w:val="BodyTextChar"/>
-    <w:uiPriority w:val="1"/>
-    <w:qFormat/>
-    <w:rsid w:val="00CC27FA"/>
-    <w:rPr>
-      <w:rFonts w:ascii="Arial" w:eastAsia="Arial" w:hAnsi="Arial" w:cs="Arial"/>
-      <w:b/>
-      <w:bCs/>
-      <w:sz w:val="24"/>
-      <w:szCs w:val="24"/>
-    </w:rPr>
-  </w:style>
-  <w:style w:type="character" w:customStyle="1" w:styleId="BodyTextChar">
-    <w:name w:val="Body Text Char"/>
-    <w:basedOn w:val="DefaultParagraphFont"/>
-    <w:link w:val="BodyText"/>
-    <w:uiPriority w:val="1"/>
-    <w:rsid w:val="00CC27FA"/>
-    <w:rPr>
-      <w:rFonts w:ascii="Arial" w:eastAsia="Arial" w:hAnsi="Arial" w:cs="Arial"/>
-      <w:b/>
-      <w:bCs/>
-      <w:sz w:val="24"/>
-      <w:szCs w:val="24"/>
-    </w:rPr>
   </w:style>
 </w:styles>
 </file>
 
 <file path=word/theme/theme1.xml><?xml version="1.0" encoding="utf-8"?>
-<a:theme xmlns:a="http://schemas.openxmlformats.org/drawingml/2006/main" name="Office Theme">
+<a:theme xmlns:a="http://schemas.openxmlformats.org/drawingml/2006/main" xmlns:r="http://schemas.openxmlformats.org/officeDocument/2006/relationships" name="Office Theme">
   <a:themeElements>
     <a:clrScheme name="Office">
       <a:dk1>
-        <a:sysClr val="windowText" lastClr="000000"/>
+        <a:srgbClr val="000000"/>
       </a:dk1>
       <a:lt1>
-        <a:sysClr val="window" lastClr="FFFFFF"/>
+        <a:srgbClr val="FFFFFF"/>
       </a:lt1>
       <a:dk2>
         <a:srgbClr val="1F497D"/>
@@ -6385,242 +6430,134 @@
     </a:clrScheme>
     <a:fontScheme name="Office">
       <a:majorFont>
-        <a:latin typeface="Cambria"/>
+        <a:latin typeface="Cambria" pitchFamily="0" charset="1"/>
         <a:ea typeface=""/>
         <a:cs typeface=""/>
-        <a:font script="Jpan" typeface="ＭＳ ゴシック"/>
-        <a:font script="Hang" typeface="맑은 고딕"/>
-        <a:font script="Hans" typeface="宋体"/>
-        <a:font script="Hant" typeface="新細明體"/>
-        <a:font script="Arab" typeface="Times New Roman"/>
-        <a:font script="Hebr" typeface="Times New Roman"/>
-        <a:font script="Thai" typeface="Angsana New"/>
-        <a:font script="Ethi" typeface="Nyala"/>
-        <a:font script="Beng" typeface="Vrinda"/>
-        <a:font script="Gujr" typeface="Shruti"/>
-        <a:font script="Khmr" typeface="MoolBoran"/>
-        <a:font script="Knda" typeface="Tunga"/>
-        <a:font script="Guru" typeface="Raavi"/>
-        <a:font script="Cans" typeface="Euphemia"/>
-        <a:font script="Cher" typeface="Plantagenet Cherokee"/>
-        <a:font script="Yiii" typeface="Microsoft Yi Baiti"/>
-        <a:font script="Tibt" typeface="Microsoft Himalaya"/>
-        <a:font script="Thaa" typeface="MV Boli"/>
-        <a:font script="Deva" typeface="Mangal"/>
-        <a:font script="Telu" typeface="Gautami"/>
-        <a:font script="Taml" typeface="Latha"/>
-        <a:font script="Syrc" typeface="Estrangelo Edessa"/>
-        <a:font script="Orya" typeface="Kalinga"/>
-        <a:font script="Mlym" typeface="Kartika"/>
-        <a:font script="Laoo" typeface="DokChampa"/>
-        <a:font script="Sinh" typeface="Iskoola Pota"/>
-        <a:font script="Mong" typeface="Mongolian Baiti"/>
-        <a:font script="Viet" typeface="Times New Roman"/>
-        <a:font script="Uigh" typeface="Microsoft Uighur"/>
       </a:majorFont>
       <a:minorFont>
-        <a:latin typeface="Calibri"/>
+        <a:latin typeface="Calibri" pitchFamily="0" charset="1"/>
         <a:ea typeface=""/>
         <a:cs typeface=""/>
-        <a:font script="Jpan" typeface="ＭＳ 明朝"/>
-        <a:font script="Hang" typeface="맑은 고딕"/>
-        <a:font script="Hans" typeface="宋体"/>
-        <a:font script="Hant" typeface="新細明體"/>
-        <a:font script="Arab" typeface="Arial"/>
-        <a:font script="Hebr" typeface="Arial"/>
-        <a:font script="Thai" typeface="Cordia New"/>
-        <a:font script="Ethi" typeface="Nyala"/>
-        <a:font script="Beng" typeface="Vrinda"/>
-        <a:font script="Gujr" typeface="Shruti"/>
-        <a:font script="Khmr" typeface="DaunPenh"/>
-        <a:font script="Knda" typeface="Tunga"/>
-        <a:font script="Guru" typeface="Raavi"/>
-        <a:font script="Cans" typeface="Euphemia"/>
-        <a:font script="Cher" typeface="Plantagenet Cherokee"/>
-        <a:font script="Yiii" typeface="Microsoft Yi Baiti"/>
-        <a:font script="Tibt" typeface="Microsoft Himalaya"/>
-        <a:font script="Thaa" typeface="MV Boli"/>
-        <a:font script="Deva" typeface="Mangal"/>
-        <a:font script="Telu" typeface="Gautami"/>
-        <a:font script="Taml" typeface="Latha"/>
-        <a:font script="Syrc" typeface="Estrangelo Edessa"/>
-        <a:font script="Orya" typeface="Kalinga"/>
-        <a:font script="Mlym" typeface="Kartika"/>
-        <a:font script="Laoo" typeface="DokChampa"/>
-        <a:font script="Sinh" typeface="Iskoola Pota"/>
-        <a:font script="Mong" typeface="Mongolian Baiti"/>
-        <a:font script="Viet" typeface="Arial"/>
-        <a:font script="Uigh" typeface="Microsoft Uighur"/>
       </a:minorFont>
     </a:fontScheme>
-    <a:fmtScheme name="Office">
+    <a:fmtScheme>
       <a:fillStyleLst>
         <a:solidFill>
           <a:schemeClr val="phClr"/>
         </a:solidFill>
-        <a:gradFill rotWithShape="1">
+        <a:gradFill>
           <a:gsLst>
             <a:gs pos="0">
               <a:schemeClr val="phClr">
                 <a:tint val="50000"/>
-                <a:satMod val="300000"/>
               </a:schemeClr>
             </a:gs>
             <a:gs pos="35000">
               <a:schemeClr val="phClr">
                 <a:tint val="37000"/>
-                <a:satMod val="300000"/>
               </a:schemeClr>
             </a:gs>
             <a:gs pos="100000">
               <a:schemeClr val="phClr">
                 <a:tint val="15000"/>
-                <a:satMod val="350000"/>
               </a:schemeClr>
             </a:gs>
           </a:gsLst>
           <a:lin ang="16200000" scaled="1"/>
+          <a:tileRect l="0" t="0" r="0" b="0"/>
         </a:gradFill>
-        <a:gradFill rotWithShape="1">
+        <a:gradFill>
           <a:gsLst>
             <a:gs pos="0">
               <a:schemeClr val="phClr">
                 <a:shade val="51000"/>
-                <a:satMod val="130000"/>
               </a:schemeClr>
             </a:gs>
             <a:gs pos="80000">
               <a:schemeClr val="phClr">
                 <a:shade val="93000"/>
-                <a:satMod val="130000"/>
               </a:schemeClr>
             </a:gs>
             <a:gs pos="100000">
               <a:schemeClr val="phClr">
                 <a:shade val="94000"/>
-                <a:satMod val="135000"/>
               </a:schemeClr>
             </a:gs>
           </a:gsLst>
           <a:lin ang="16200000" scaled="0"/>
+          <a:tileRect l="0" t="0" r="0" b="0"/>
         </a:gradFill>
       </a:fillStyleLst>
       <a:lnStyleLst>
         <a:ln w="9525" cap="flat" cmpd="sng" algn="ctr">
-          <a:solidFill>
-            <a:schemeClr val="phClr">
-              <a:shade val="95000"/>
-              <a:satMod val="105000"/>
-            </a:schemeClr>
-          </a:solidFill>
           <a:prstDash val="solid"/>
         </a:ln>
         <a:ln w="25400" cap="flat" cmpd="sng" algn="ctr">
-          <a:solidFill>
-            <a:schemeClr val="phClr"/>
-          </a:solidFill>
           <a:prstDash val="solid"/>
         </a:ln>
         <a:ln w="38100" cap="flat" cmpd="sng" algn="ctr">
-          <a:solidFill>
-            <a:schemeClr val="phClr"/>
-          </a:solidFill>
           <a:prstDash val="solid"/>
         </a:ln>
       </a:lnStyleLst>
       <a:effectStyleLst>
         <a:effectStyle>
-          <a:effectLst>
-            <a:outerShdw blurRad="40000" dist="20000" dir="5400000" rotWithShape="0">
-              <a:srgbClr val="000000">
-                <a:alpha val="38000"/>
-              </a:srgbClr>
-            </a:outerShdw>
-          </a:effectLst>
+          <a:effectLst/>
         </a:effectStyle>
         <a:effectStyle>
-          <a:effectLst>
-            <a:outerShdw blurRad="40000" dist="23000" dir="5400000" rotWithShape="0">
-              <a:srgbClr val="000000">
-                <a:alpha val="35000"/>
-              </a:srgbClr>
-            </a:outerShdw>
-          </a:effectLst>
+          <a:effectLst/>
         </a:effectStyle>
         <a:effectStyle>
-          <a:effectLst>
-            <a:outerShdw blurRad="40000" dist="23000" dir="5400000" rotWithShape="0">
-              <a:srgbClr val="000000">
-                <a:alpha val="35000"/>
-              </a:srgbClr>
-            </a:outerShdw>
-          </a:effectLst>
-          <a:scene3d>
-            <a:camera prst="orthographicFront">
-              <a:rot lat="0" lon="0" rev="0"/>
-            </a:camera>
-            <a:lightRig rig="threePt" dir="t">
-              <a:rot lat="0" lon="0" rev="1200000"/>
-            </a:lightRig>
-          </a:scene3d>
-          <a:sp3d>
-            <a:bevelT w="63500" h="25400"/>
-          </a:sp3d>
+          <a:effectLst/>
         </a:effectStyle>
       </a:effectStyleLst>
       <a:bgFillStyleLst>
         <a:solidFill>
           <a:schemeClr val="phClr"/>
         </a:solidFill>
-        <a:gradFill rotWithShape="1">
+        <a:gradFill>
           <a:gsLst>
             <a:gs pos="0">
               <a:schemeClr val="phClr">
                 <a:tint val="40000"/>
-                <a:satMod val="350000"/>
               </a:schemeClr>
             </a:gs>
             <a:gs pos="40000">
               <a:schemeClr val="phClr">
                 <a:tint val="45000"/>
                 <a:shade val="99000"/>
-                <a:satMod val="350000"/>
               </a:schemeClr>
             </a:gs>
             <a:gs pos="100000">
               <a:schemeClr val="phClr">
                 <a:shade val="20000"/>
-                <a:satMod val="255000"/>
               </a:schemeClr>
             </a:gs>
           </a:gsLst>
           <a:path path="circle">
             <a:fillToRect l="50000" t="-80000" r="50000" b="180000"/>
           </a:path>
+          <a:tileRect l="0" t="0" r="0" b="0"/>
         </a:gradFill>
-        <a:gradFill rotWithShape="1">
+        <a:gradFill>
           <a:gsLst>
             <a:gs pos="0">
               <a:schemeClr val="phClr">
                 <a:tint val="80000"/>
-                <a:satMod val="300000"/>
               </a:schemeClr>
             </a:gs>
             <a:gs pos="100000">
               <a:schemeClr val="phClr">
                 <a:shade val="30000"/>
-                <a:satMod val="200000"/>
               </a:schemeClr>
             </a:gs>
           </a:gsLst>
           <a:path path="circle">
             <a:fillToRect l="50000" t="50000" r="50000" b="50000"/>
           </a:path>
+          <a:tileRect l="0" t="0" r="0" b="0"/>
         </a:gradFill>
       </a:bgFillStyleLst>
     </a:fmtScheme>
   </a:themeElements>
-  <a:objectDefaults/>
-  <a:extraClrSchemeLst/>
 </a:theme>
 </file>